--- a/TeKnowledge June_2026 Report - AB Zambia.docx
+++ b/TeKnowledge June_2026 Report - AB Zambia.docx
@@ -1,6 +1,6 @@
 
 <file path=word/document.xml><?xml version="1.0" encoding="utf-8"?>
-<w:document xmlns:wpc="http://schemas.microsoft.com/office/word/2010/wordprocessingCanvas" xmlns:cx="http://schemas.microsoft.com/office/drawing/2014/chartex" xmlns:cx1="http://schemas.microsoft.com/office/drawing/2015/9/8/chartex" xmlns:cx2="http://schemas.microsoft.com/office/drawing/2015/10/21/chartex" xmlns:cx3="http://schemas.microsoft.com/office/drawing/2016/5/9/chartex" xmlns:cx4="http://schemas.microsoft.com/office/drawing/2016/5/10/chartex" xmlns:cx5="http://schemas.microsoft.com/office/drawing/2016/5/11/chartex" xmlns:cx6="http://schemas.microsoft.com/office/drawing/2016/5/12/chartex" xmlns:cx7="http://schemas.microsoft.com/office/drawing/2016/5/13/chartex" xmlns:cx8="http://schemas.microsoft.com/office/drawing/2016/5/14/chartex" xmlns:mc="http://schemas.openxmlformats.org/markup-compatibility/2006" xmlns:aink="http://schemas.microsoft.com/office/drawing/2016/ink" xmlns:am3d="http://schemas.microsoft.com/office/drawing/2017/model3d" xmlns:o="urn:schemas-microsoft-com:office:office" xmlns:oel="http://schemas.microsoft.com/office/2019/extlst" xmlns:r="http://schemas.openxmlformats.org/officeDocument/2006/relationships" xmlns:m="http://schemas.openxmlformats.org/officeDocument/2006/math" xmlns:v="urn:schemas-microsoft-com:vml" xmlns:wp14="http://schemas.microsoft.com/office/word/2010/wordprocessingDrawing" xmlns:wp="http://schemas.openxmlformats.org/drawingml/2006/wordprocessingDrawing" xmlns:w10="urn:schemas-microsoft-com:office:word" xmlns:w="http://schemas.openxmlformats.org/wordprocessingml/2006/main" xmlns:w14="http://schemas.microsoft.com/office/word/2010/wordml" xmlns:w15="http://schemas.microsoft.com/office/word/2012/wordml" xmlns:w16cex="http://schemas.microsoft.com/office/word/2018/wordml/cex" xmlns:w16cid="http://schemas.microsoft.com/office/word/2016/wordml/cid" xmlns:w16="http://schemas.microsoft.com/office/word/2018/wordml" xmlns:w16du="http://schemas.microsoft.com/office/word/2023/wordml/word16du" xmlns:w16sdtdh="http://schemas.microsoft.com/office/word/2020/wordml/sdtdatahash" xmlns:w16sdtfl="http://schemas.microsoft.com/office/word/2024/wordml/sdtformatlock" xmlns:w16se="http://schemas.microsoft.com/office/word/2015/wordml/symex" xmlns:wpg="http://schemas.microsoft.com/office/word/2010/wordprocessingGroup" xmlns:wpi="http://schemas.microsoft.com/office/word/2010/wordprocessingInk" xmlns:wne="http://schemas.microsoft.com/office/word/2006/wordml" xmlns:wps="http://schemas.microsoft.com/office/word/2010/wordprocessingShape" mc:Ignorable="w14 w15 w16se w16cid w16 w16cex w16sdtdh w16sdtfl w16du wp14">
+<w:document xmlns:wpc="http://schemas.microsoft.com/office/word/2010/wordprocessingCanvas" xmlns:cx="http://schemas.microsoft.com/office/drawing/2014/chartex" xmlns:cx1="http://schemas.microsoft.com/office/drawing/2015/9/8/chartex" xmlns:cx2="http://schemas.microsoft.com/office/drawing/2015/10/21/chartex" xmlns:cx3="http://schemas.microsoft.com/office/drawing/2016/5/9/chartex" xmlns:cx4="http://schemas.microsoft.com/office/drawing/2016/5/10/chartex" xmlns:cx5="http://schemas.microsoft.com/office/drawing/2016/5/11/chartex" xmlns:cx6="http://schemas.microsoft.com/office/drawing/2016/5/12/chartex" xmlns:cx7="http://schemas.microsoft.com/office/drawing/2016/5/13/chartex" xmlns:cx8="http://schemas.microsoft.com/office/drawing/2016/5/14/chartex" xmlns:mc="http://schemas.openxmlformats.org/markup-compatibility/2006" xmlns:aink="http://schemas.microsoft.com/office/drawing/2016/ink" xmlns:am3d="http://schemas.microsoft.com/office/drawing/2017/model3d" xmlns:o="urn:schemas-microsoft-com:office:office" xmlns:r="http://schemas.openxmlformats.org/officeDocument/2006/relationships" xmlns:m="http://schemas.openxmlformats.org/officeDocument/2006/math" xmlns:v="urn:schemas-microsoft-com:vml" xmlns:wp14="http://schemas.microsoft.com/office/word/2010/wordprocessingDrawing" xmlns:wp="http://schemas.openxmlformats.org/drawingml/2006/wordprocessingDrawing" xmlns:w10="urn:schemas-microsoft-com:office:word" xmlns:w="http://schemas.openxmlformats.org/wordprocessingml/2006/main" xmlns:w14="http://schemas.microsoft.com/office/word/2010/wordml" xmlns:w15="http://schemas.microsoft.com/office/word/2012/wordml" xmlns:w16cex="http://schemas.microsoft.com/office/word/2018/wordml/cex" xmlns:w16cid="http://schemas.microsoft.com/office/word/2016/wordml/cid" xmlns:w16="http://schemas.microsoft.com/office/word/2018/wordml" xmlns:w16sdtdh="http://schemas.microsoft.com/office/word/2020/wordml/sdtdatahash" xmlns:w16se="http://schemas.microsoft.com/office/word/2015/wordml/symex" xmlns:wpg="http://schemas.microsoft.com/office/word/2010/wordprocessingGroup" xmlns:wpi="http://schemas.microsoft.com/office/word/2010/wordprocessingInk" xmlns:wne="http://schemas.microsoft.com/office/word/2006/wordml" xmlns:wps="http://schemas.microsoft.com/office/word/2010/wordprocessingShape" mc:Ignorable="w14 w15 w16se w16cid w16 w16cex w16sdtdh wp14">
   <w:body>
     <w:p>
       <w:pPr>
@@ -295,7 +295,7 @@
                     <v:stroke joinstyle="miter"/>
                     <v:path gradientshapeok="t" o:connecttype="rect"/>
                   </v:shapetype>
-                  <v:shape id="Text Box 2" o:spid="_x0000_s1026" type="#_x0000_t202" style="position:absolute;margin-left:-32.9pt;margin-top:546.45pt;width:242.55pt;height:53.1pt;z-index:251658241;visibility:visible;mso-wrap-style:square;mso-width-percent:0;mso-height-percent:0;mso-wrap-distance-left:9pt;mso-wrap-distance-top:3.6pt;mso-wrap-distance-right:9pt;mso-wrap-distance-bottom:3.6pt;mso-position-horizontal:absolute;mso-position-horizontal-relative:margin;mso-position-vertical:absolute;mso-position-vertical-relative:text;mso-width-percent:0;mso-height-percent:0;mso-width-relative:margin;mso-height-relative:margin;v-text-anchor:top" o:gfxdata="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" filled="f" stroked="f">
+                  <v:shape id="Text Box 2" o:spid="_x0000_s1026" type="#_x0000_t202" style="position:absolute;margin-left:-32.9pt;margin-top:546.45pt;width:242.55pt;height:53.1pt;z-index:251658241;visibility:visible;mso-wrap-style:square;mso-width-percent:0;mso-height-percent:0;mso-wrap-distance-left:9pt;mso-wrap-distance-top:3.6pt;mso-wrap-distance-right:9pt;mso-wrap-distance-bottom:3.6pt;mso-position-horizontal:absolute;mso-position-horizontal-relative:margin;mso-position-vertical:absolute;mso-position-vertical-relative:text;mso-width-percent:0;mso-height-percent:0;mso-width-relative:margin;mso-height-relative:margin;v-text-anchor:top" o:gfxdata="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" filled="f" stroked="f">
                     <v:textbox>
                       <w:txbxContent>
                         <w:p>
@@ -498,7 +498,7 @@
               </mc:Choice>
               <mc:Fallback>
                 <w:pict>
-                  <v:shape w14:anchorId="2CCF537E" id="_x0000_s1027" type="#_x0000_t202" style="position:absolute;margin-left:-33.3pt;margin-top:419.2pt;width:364.5pt;height:123pt;z-index:251658240;visibility:visible;mso-wrap-style:square;mso-width-percent:0;mso-height-percent:0;mso-wrap-distance-left:9pt;mso-wrap-distance-top:3.6pt;mso-wrap-distance-right:9pt;mso-wrap-distance-bottom:3.6pt;mso-position-horizontal:absolute;mso-position-horizontal-relative:margin;mso-position-vertical:absolute;mso-position-vertical-relative:text;mso-width-percent:0;mso-height-percent:0;mso-width-relative:margin;mso-height-relative:margin;v-text-anchor:top" o:gfxdata="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" filled="f" stroked="f">
+                  <v:shape w14:anchorId="2CCF537E" id="_x0000_s1027" type="#_x0000_t202" style="position:absolute;margin-left:-33.3pt;margin-top:419.2pt;width:364.5pt;height:123pt;z-index:251658240;visibility:visible;mso-wrap-style:square;mso-width-percent:0;mso-height-percent:0;mso-wrap-distance-left:9pt;mso-wrap-distance-top:3.6pt;mso-wrap-distance-right:9pt;mso-wrap-distance-bottom:3.6pt;mso-position-horizontal:absolute;mso-position-horizontal-relative:margin;mso-position-vertical:absolute;mso-position-vertical-relative:text;mso-width-percent:0;mso-height-percent:0;mso-width-relative:margin;mso-height-relative:margin;v-text-anchor:top" o:gfxdata="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" filled="f" stroked="f">
                     <v:textbox>
                       <w:txbxContent>
                         <w:p>
@@ -653,7 +653,7 @@
           <w:pPr>
             <w:pStyle w:val="TOC1"/>
             <w:tabs>
-              <w:tab w:val="left" w:pos="600"/>
+              <w:tab w:val="left" w:pos="400"/>
             </w:tabs>
             <w:rPr>
               <w:rFonts w:asciiTheme="minorHAnsi" w:eastAsiaTheme="minorEastAsia" w:hAnsiTheme="minorHAnsi" w:cstheme="minorBidi"/>
@@ -662,10 +662,8 @@
               <w:caps w:val="0"/>
               <w:noProof/>
               <w:color w:val="auto"/>
-              <w:kern w:val="2"/>
-              <w:sz w:val="24"/>
-              <w:szCs w:val="24"/>
-              <w14:ligatures w14:val="standardContextual"/>
+              <w:sz w:val="22"/>
+              <w:szCs w:val="22"/>
             </w:rPr>
           </w:pPr>
           <w:r>
@@ -692,7 +690,7 @@
             </w:rPr>
             <w:fldChar w:fldCharType="separate"/>
           </w:r>
-          <w:hyperlink w:anchor="_Toc231514257" w:history="1">
+          <w:hyperlink w:anchor="_Toc233911289" w:history="1">
             <w:r>
               <w:rPr>
                 <w:rStyle w:val="Hyperlink"/>
@@ -709,10 +707,8 @@
                 <w:caps w:val="0"/>
                 <w:noProof/>
                 <w:color w:val="auto"/>
-                <w:kern w:val="2"/>
-                <w:sz w:val="24"/>
-                <w:szCs w:val="24"/>
-                <w14:ligatures w14:val="standardContextual"/>
+                <w:sz w:val="22"/>
+                <w:szCs w:val="22"/>
               </w:rPr>
               <w:tab/>
             </w:r>
@@ -743,7 +739,7 @@
                 <w:noProof/>
                 <w:webHidden/>
               </w:rPr>
-              <w:instrText xml:space="preserve"> PAGEREF _Toc231514257 \h </w:instrText>
+              <w:instrText xml:space="preserve"> PAGEREF _Toc233911289 \h </w:instrText>
             </w:r>
             <w:r>
               <w:rPr>
@@ -786,13 +782,11 @@
               <w:smallCaps w:val="0"/>
               <w:noProof/>
               <w:color w:val="auto"/>
-              <w:kern w:val="2"/>
-              <w:sz w:val="24"/>
-              <w:szCs w:val="24"/>
-              <w14:ligatures w14:val="standardContextual"/>
+              <w:sz w:val="22"/>
+              <w:szCs w:val="22"/>
             </w:rPr>
           </w:pPr>
-          <w:hyperlink w:anchor="_Toc231514258" w:history="1">
+          <w:hyperlink w:anchor="_Toc233911290" w:history="1">
             <w:r>
               <w:rPr>
                 <w:rStyle w:val="Hyperlink"/>
@@ -807,10 +801,8 @@
                 <w:smallCaps w:val="0"/>
                 <w:noProof/>
                 <w:color w:val="auto"/>
-                <w:kern w:val="2"/>
-                <w:sz w:val="24"/>
-                <w:szCs w:val="24"/>
-                <w14:ligatures w14:val="standardContextual"/>
+                <w:sz w:val="22"/>
+                <w:szCs w:val="22"/>
               </w:rPr>
               <w:tab/>
             </w:r>
@@ -841,7 +833,7 @@
                 <w:noProof/>
                 <w:webHidden/>
               </w:rPr>
-              <w:instrText xml:space="preserve"> PAGEREF _Toc231514258 \h </w:instrText>
+              <w:instrText xml:space="preserve"> PAGEREF _Toc233911290 \h </w:instrText>
             </w:r>
             <w:r>
               <w:rPr>
@@ -885,13 +877,11 @@
               <w:iCs w:val="0"/>
               <w:noProof/>
               <w:color w:val="auto"/>
-              <w:kern w:val="2"/>
-              <w:sz w:val="24"/>
-              <w:szCs w:val="24"/>
-              <w14:ligatures w14:val="standardContextual"/>
+              <w:sz w:val="22"/>
+              <w:szCs w:val="22"/>
             </w:rPr>
           </w:pPr>
-          <w:hyperlink w:anchor="_Toc231514259" w:history="1">
+          <w:hyperlink w:anchor="_Toc233911291" w:history="1">
             <w:r>
               <w:rPr>
                 <w:rStyle w:val="Hyperlink"/>
@@ -907,10 +897,8 @@
                 <w:iCs w:val="0"/>
                 <w:noProof/>
                 <w:color w:val="auto"/>
-                <w:kern w:val="2"/>
-                <w:sz w:val="24"/>
-                <w:szCs w:val="24"/>
-                <w14:ligatures w14:val="standardContextual"/>
+                <w:sz w:val="22"/>
+                <w:szCs w:val="22"/>
               </w:rPr>
               <w:tab/>
             </w:r>
@@ -941,7 +929,7 @@
                 <w:noProof/>
                 <w:webHidden/>
               </w:rPr>
-              <w:instrText xml:space="preserve"> PAGEREF _Toc231514259 \h </w:instrText>
+              <w:instrText xml:space="preserve"> PAGEREF _Toc233911291 \h </w:instrText>
             </w:r>
             <w:r>
               <w:rPr>
@@ -985,13 +973,11 @@
               <w:iCs w:val="0"/>
               <w:noProof/>
               <w:color w:val="auto"/>
-              <w:kern w:val="2"/>
-              <w:sz w:val="24"/>
-              <w:szCs w:val="24"/>
-              <w14:ligatures w14:val="standardContextual"/>
+              <w:sz w:val="22"/>
+              <w:szCs w:val="22"/>
             </w:rPr>
           </w:pPr>
-          <w:hyperlink w:anchor="_Toc231514260" w:history="1">
+          <w:hyperlink w:anchor="_Toc233911292" w:history="1">
             <w:r>
               <w:rPr>
                 <w:rStyle w:val="Hyperlink"/>
@@ -1007,10 +993,8 @@
                 <w:iCs w:val="0"/>
                 <w:noProof/>
                 <w:color w:val="auto"/>
-                <w:kern w:val="2"/>
-                <w:sz w:val="24"/>
-                <w:szCs w:val="24"/>
-                <w14:ligatures w14:val="standardContextual"/>
+                <w:sz w:val="22"/>
+                <w:szCs w:val="22"/>
               </w:rPr>
               <w:tab/>
             </w:r>
@@ -1041,7 +1025,7 @@
                 <w:noProof/>
                 <w:webHidden/>
               </w:rPr>
-              <w:instrText xml:space="preserve"> PAGEREF _Toc231514260 \h </w:instrText>
+              <w:instrText xml:space="preserve"> PAGEREF _Toc233911292 \h </w:instrText>
             </w:r>
             <w:r>
               <w:rPr>
@@ -1084,13 +1068,11 @@
               <w:smallCaps w:val="0"/>
               <w:noProof/>
               <w:color w:val="auto"/>
-              <w:kern w:val="2"/>
-              <w:sz w:val="24"/>
-              <w:szCs w:val="24"/>
-              <w14:ligatures w14:val="standardContextual"/>
+              <w:sz w:val="22"/>
+              <w:szCs w:val="22"/>
             </w:rPr>
           </w:pPr>
-          <w:hyperlink w:anchor="_Toc231514261" w:history="1">
+          <w:hyperlink w:anchor="_Toc233911293" w:history="1">
             <w:r>
               <w:rPr>
                 <w:rStyle w:val="Hyperlink"/>
@@ -1105,10 +1087,8 @@
                 <w:smallCaps w:val="0"/>
                 <w:noProof/>
                 <w:color w:val="auto"/>
-                <w:kern w:val="2"/>
-                <w:sz w:val="24"/>
-                <w:szCs w:val="24"/>
-                <w14:ligatures w14:val="standardContextual"/>
+                <w:sz w:val="22"/>
+                <w:szCs w:val="22"/>
               </w:rPr>
               <w:tab/>
             </w:r>
@@ -1139,7 +1119,7 @@
                 <w:noProof/>
                 <w:webHidden/>
               </w:rPr>
-              <w:instrText xml:space="preserve"> PAGEREF _Toc231514261 \h </w:instrText>
+              <w:instrText xml:space="preserve"> PAGEREF _Toc233911293 \h </w:instrText>
             </w:r>
             <w:r>
               <w:rPr>
@@ -1182,13 +1162,11 @@
               <w:smallCaps w:val="0"/>
               <w:noProof/>
               <w:color w:val="auto"/>
-              <w:kern w:val="2"/>
-              <w:sz w:val="24"/>
-              <w:szCs w:val="24"/>
-              <w14:ligatures w14:val="standardContextual"/>
+              <w:sz w:val="22"/>
+              <w:szCs w:val="22"/>
             </w:rPr>
           </w:pPr>
-          <w:hyperlink w:anchor="_Toc231514262" w:history="1">
+          <w:hyperlink w:anchor="_Toc233911294" w:history="1">
             <w:r>
               <w:rPr>
                 <w:rStyle w:val="Hyperlink"/>
@@ -1203,10 +1181,8 @@
                 <w:smallCaps w:val="0"/>
                 <w:noProof/>
                 <w:color w:val="auto"/>
-                <w:kern w:val="2"/>
-                <w:sz w:val="24"/>
-                <w:szCs w:val="24"/>
-                <w14:ligatures w14:val="standardContextual"/>
+                <w:sz w:val="22"/>
+                <w:szCs w:val="22"/>
               </w:rPr>
               <w:tab/>
             </w:r>
@@ -1237,7 +1213,7 @@
                 <w:noProof/>
                 <w:webHidden/>
               </w:rPr>
-              <w:instrText xml:space="preserve"> PAGEREF _Toc231514262 \h </w:instrText>
+              <w:instrText xml:space="preserve"> PAGEREF _Toc233911294 \h </w:instrText>
             </w:r>
             <w:r>
               <w:rPr>
@@ -1272,7 +1248,7 @@
           <w:pPr>
             <w:pStyle w:val="TOC1"/>
             <w:tabs>
-              <w:tab w:val="left" w:pos="600"/>
+              <w:tab w:val="left" w:pos="400"/>
             </w:tabs>
             <w:rPr>
               <w:rFonts w:asciiTheme="minorHAnsi" w:eastAsiaTheme="minorEastAsia" w:hAnsiTheme="minorHAnsi" w:cstheme="minorBidi"/>
@@ -1281,13 +1257,11 @@
               <w:caps w:val="0"/>
               <w:noProof/>
               <w:color w:val="auto"/>
-              <w:kern w:val="2"/>
-              <w:sz w:val="24"/>
-              <w:szCs w:val="24"/>
-              <w14:ligatures w14:val="standardContextual"/>
+              <w:sz w:val="22"/>
+              <w:szCs w:val="22"/>
             </w:rPr>
           </w:pPr>
-          <w:hyperlink w:anchor="_Toc231514263" w:history="1">
+          <w:hyperlink w:anchor="_Toc233911295" w:history="1">
             <w:r>
               <w:rPr>
                 <w:rStyle w:val="Hyperlink"/>
@@ -1304,10 +1278,8 @@
                 <w:caps w:val="0"/>
                 <w:noProof/>
                 <w:color w:val="auto"/>
-                <w:kern w:val="2"/>
-                <w:sz w:val="24"/>
-                <w:szCs w:val="24"/>
-                <w14:ligatures w14:val="standardContextual"/>
+                <w:sz w:val="22"/>
+                <w:szCs w:val="22"/>
               </w:rPr>
               <w:tab/>
             </w:r>
@@ -1317,7 +1289,7 @@
                 <w:rFonts w:ascii="Aptos" w:hAnsi="Aptos" w:cstheme="minorHAnsi"/>
                 <w:noProof/>
               </w:rPr>
-              <w:t>May Alerts &amp; Incidents Overview</w:t>
+              <w:t>June Alerts &amp; Incidents Overview</w:t>
             </w:r>
             <w:r>
               <w:rPr>
@@ -1338,7 +1310,7 @@
                 <w:noProof/>
                 <w:webHidden/>
               </w:rPr>
-              <w:instrText xml:space="preserve"> PAGEREF _Toc231514263 \h </w:instrText>
+              <w:instrText xml:space="preserve"> PAGEREF _Toc233911295 \h </w:instrText>
             </w:r>
             <w:r>
               <w:rPr>
@@ -1358,7 +1330,7 @@
                 <w:noProof/>
                 <w:webHidden/>
               </w:rPr>
-              <w:t>5</w:t>
+              <w:t>6</w:t>
             </w:r>
             <w:r>
               <w:rPr>
@@ -1381,13 +1353,11 @@
               <w:smallCaps w:val="0"/>
               <w:noProof/>
               <w:color w:val="auto"/>
-              <w:kern w:val="2"/>
-              <w:sz w:val="24"/>
-              <w:szCs w:val="24"/>
-              <w14:ligatures w14:val="standardContextual"/>
+              <w:sz w:val="22"/>
+              <w:szCs w:val="22"/>
             </w:rPr>
           </w:pPr>
-          <w:hyperlink w:anchor="_Toc231514264" w:history="1">
+          <w:hyperlink w:anchor="_Toc233911296" w:history="1">
             <w:r>
               <w:rPr>
                 <w:rStyle w:val="Hyperlink"/>
@@ -1402,10 +1372,8 @@
                 <w:smallCaps w:val="0"/>
                 <w:noProof/>
                 <w:color w:val="auto"/>
-                <w:kern w:val="2"/>
-                <w:sz w:val="24"/>
-                <w:szCs w:val="24"/>
-                <w14:ligatures w14:val="standardContextual"/>
+                <w:sz w:val="22"/>
+                <w:szCs w:val="22"/>
               </w:rPr>
               <w:tab/>
             </w:r>
@@ -1436,7 +1404,7 @@
                 <w:noProof/>
                 <w:webHidden/>
               </w:rPr>
-              <w:instrText xml:space="preserve"> PAGEREF _Toc231514264 \h </w:instrText>
+              <w:instrText xml:space="preserve"> PAGEREF _Toc233911296 \h </w:instrText>
             </w:r>
             <w:r>
               <w:rPr>
@@ -1456,7 +1424,7 @@
                 <w:noProof/>
                 <w:webHidden/>
               </w:rPr>
-              <w:t>5</w:t>
+              <w:t>6</w:t>
             </w:r>
             <w:r>
               <w:rPr>
@@ -1479,13 +1447,11 @@
               <w:smallCaps w:val="0"/>
               <w:noProof/>
               <w:color w:val="auto"/>
-              <w:kern w:val="2"/>
-              <w:sz w:val="24"/>
-              <w:szCs w:val="24"/>
-              <w14:ligatures w14:val="standardContextual"/>
+              <w:sz w:val="22"/>
+              <w:szCs w:val="22"/>
             </w:rPr>
           </w:pPr>
-          <w:hyperlink w:anchor="_Toc231514265" w:history="1">
+          <w:hyperlink w:anchor="_Toc233911297" w:history="1">
             <w:r>
               <w:rPr>
                 <w:rStyle w:val="Hyperlink"/>
@@ -1500,10 +1466,8 @@
                 <w:smallCaps w:val="0"/>
                 <w:noProof/>
                 <w:color w:val="auto"/>
-                <w:kern w:val="2"/>
-                <w:sz w:val="24"/>
-                <w:szCs w:val="24"/>
-                <w14:ligatures w14:val="standardContextual"/>
+                <w:sz w:val="22"/>
+                <w:szCs w:val="22"/>
               </w:rPr>
               <w:tab/>
             </w:r>
@@ -1534,7 +1498,7 @@
                 <w:noProof/>
                 <w:webHidden/>
               </w:rPr>
-              <w:instrText xml:space="preserve"> PAGEREF _Toc231514265 \h </w:instrText>
+              <w:instrText xml:space="preserve"> PAGEREF _Toc233911297 \h </w:instrText>
             </w:r>
             <w:r>
               <w:rPr>
@@ -1554,7 +1518,7 @@
                 <w:noProof/>
                 <w:webHidden/>
               </w:rPr>
-              <w:t>6</w:t>
+              <w:t>7</w:t>
             </w:r>
             <w:r>
               <w:rPr>
@@ -1577,13 +1541,11 @@
               <w:smallCaps w:val="0"/>
               <w:noProof/>
               <w:color w:val="auto"/>
-              <w:kern w:val="2"/>
-              <w:sz w:val="24"/>
-              <w:szCs w:val="24"/>
-              <w14:ligatures w14:val="standardContextual"/>
+              <w:sz w:val="22"/>
+              <w:szCs w:val="22"/>
             </w:rPr>
           </w:pPr>
-          <w:hyperlink w:anchor="_Toc231514266" w:history="1">
+          <w:hyperlink w:anchor="_Toc233911298" w:history="1">
             <w:r>
               <w:rPr>
                 <w:rStyle w:val="Hyperlink"/>
@@ -1598,10 +1560,8 @@
                 <w:smallCaps w:val="0"/>
                 <w:noProof/>
                 <w:color w:val="auto"/>
-                <w:kern w:val="2"/>
-                <w:sz w:val="24"/>
-                <w:szCs w:val="24"/>
-                <w14:ligatures w14:val="standardContextual"/>
+                <w:sz w:val="22"/>
+                <w:szCs w:val="22"/>
               </w:rPr>
               <w:tab/>
             </w:r>
@@ -1632,7 +1592,7 @@
                 <w:noProof/>
                 <w:webHidden/>
               </w:rPr>
-              <w:instrText xml:space="preserve"> PAGEREF _Toc231514266 \h </w:instrText>
+              <w:instrText xml:space="preserve"> PAGEREF _Toc233911298 \h </w:instrText>
             </w:r>
             <w:r>
               <w:rPr>
@@ -1652,7 +1612,7 @@
                 <w:noProof/>
                 <w:webHidden/>
               </w:rPr>
-              <w:t>7</w:t>
+              <w:t>8</w:t>
             </w:r>
             <w:r>
               <w:rPr>
@@ -1667,7 +1627,7 @@
           <w:pPr>
             <w:pStyle w:val="TOC1"/>
             <w:tabs>
-              <w:tab w:val="left" w:pos="600"/>
+              <w:tab w:val="left" w:pos="400"/>
             </w:tabs>
             <w:rPr>
               <w:rFonts w:asciiTheme="minorHAnsi" w:eastAsiaTheme="minorEastAsia" w:hAnsiTheme="minorHAnsi" w:cstheme="minorBidi"/>
@@ -1676,13 +1636,11 @@
               <w:caps w:val="0"/>
               <w:noProof/>
               <w:color w:val="auto"/>
-              <w:kern w:val="2"/>
-              <w:sz w:val="24"/>
-              <w:szCs w:val="24"/>
-              <w14:ligatures w14:val="standardContextual"/>
+              <w:sz w:val="22"/>
+              <w:szCs w:val="22"/>
             </w:rPr>
           </w:pPr>
-          <w:hyperlink w:anchor="_Toc231514267" w:history="1">
+          <w:hyperlink w:anchor="_Toc233911299" w:history="1">
             <w:r>
               <w:rPr>
                 <w:rStyle w:val="Hyperlink"/>
@@ -1699,10 +1657,8 @@
                 <w:caps w:val="0"/>
                 <w:noProof/>
                 <w:color w:val="auto"/>
-                <w:kern w:val="2"/>
-                <w:sz w:val="24"/>
-                <w:szCs w:val="24"/>
-                <w14:ligatures w14:val="standardContextual"/>
+                <w:sz w:val="22"/>
+                <w:szCs w:val="22"/>
               </w:rPr>
               <w:tab/>
             </w:r>
@@ -1733,7 +1689,7 @@
                 <w:noProof/>
                 <w:webHidden/>
               </w:rPr>
-              <w:instrText xml:space="preserve"> PAGEREF _Toc231514267 \h </w:instrText>
+              <w:instrText xml:space="preserve"> PAGEREF _Toc233911299 \h </w:instrText>
             </w:r>
             <w:r>
               <w:rPr>
@@ -1753,7 +1709,7 @@
                 <w:noProof/>
                 <w:webHidden/>
               </w:rPr>
-              <w:t>7</w:t>
+              <w:t>8</w:t>
             </w:r>
             <w:r>
               <w:rPr>
@@ -1776,13 +1732,11 @@
               <w:smallCaps w:val="0"/>
               <w:noProof/>
               <w:color w:val="auto"/>
-              <w:kern w:val="2"/>
-              <w:sz w:val="24"/>
-              <w:szCs w:val="24"/>
-              <w14:ligatures w14:val="standardContextual"/>
+              <w:sz w:val="22"/>
+              <w:szCs w:val="22"/>
             </w:rPr>
           </w:pPr>
-          <w:hyperlink w:anchor="_Toc231514268" w:history="1">
+          <w:hyperlink w:anchor="_Toc233911300" w:history="1">
             <w:r>
               <w:rPr>
                 <w:rStyle w:val="Hyperlink"/>
@@ -1797,10 +1751,8 @@
                 <w:smallCaps w:val="0"/>
                 <w:noProof/>
                 <w:color w:val="auto"/>
-                <w:kern w:val="2"/>
-                <w:sz w:val="24"/>
-                <w:szCs w:val="24"/>
-                <w14:ligatures w14:val="standardContextual"/>
+                <w:sz w:val="22"/>
+                <w:szCs w:val="22"/>
               </w:rPr>
               <w:tab/>
             </w:r>
@@ -1831,7 +1783,7 @@
                 <w:noProof/>
                 <w:webHidden/>
               </w:rPr>
-              <w:instrText xml:space="preserve"> PAGEREF _Toc231514268 \h </w:instrText>
+              <w:instrText xml:space="preserve"> PAGEREF _Toc233911300 \h </w:instrText>
             </w:r>
             <w:r>
               <w:rPr>
@@ -1851,7 +1803,7 @@
                 <w:noProof/>
                 <w:webHidden/>
               </w:rPr>
-              <w:t>7</w:t>
+              <w:t>8</w:t>
             </w:r>
             <w:r>
               <w:rPr>
@@ -1874,13 +1826,11 @@
               <w:smallCaps w:val="0"/>
               <w:noProof/>
               <w:color w:val="auto"/>
-              <w:kern w:val="2"/>
-              <w:sz w:val="24"/>
-              <w:szCs w:val="24"/>
-              <w14:ligatures w14:val="standardContextual"/>
+              <w:sz w:val="22"/>
+              <w:szCs w:val="22"/>
             </w:rPr>
           </w:pPr>
-          <w:hyperlink w:anchor="_Toc231514269" w:history="1">
+          <w:hyperlink w:anchor="_Toc233911301" w:history="1">
             <w:r>
               <w:rPr>
                 <w:rStyle w:val="Hyperlink"/>
@@ -1895,10 +1845,8 @@
                 <w:smallCaps w:val="0"/>
                 <w:noProof/>
                 <w:color w:val="auto"/>
-                <w:kern w:val="2"/>
-                <w:sz w:val="24"/>
-                <w:szCs w:val="24"/>
-                <w14:ligatures w14:val="standardContextual"/>
+                <w:sz w:val="22"/>
+                <w:szCs w:val="22"/>
               </w:rPr>
               <w:tab/>
             </w:r>
@@ -1929,7 +1877,7 @@
                 <w:noProof/>
                 <w:webHidden/>
               </w:rPr>
-              <w:instrText xml:space="preserve"> PAGEREF _Toc231514269 \h </w:instrText>
+              <w:instrText xml:space="preserve"> PAGEREF _Toc233911301 \h </w:instrText>
             </w:r>
             <w:r>
               <w:rPr>
@@ -1949,108 +1897,7 @@
                 <w:noProof/>
                 <w:webHidden/>
               </w:rPr>
-              <w:t>8</w:t>
-            </w:r>
-            <w:r>
-              <w:rPr>
-                <w:noProof/>
-                <w:webHidden/>
-              </w:rPr>
-              <w:fldChar w:fldCharType="end"/>
-            </w:r>
-          </w:hyperlink>
-        </w:p>
-        <w:p>
-          <w:pPr>
-            <w:pStyle w:val="TOC1"/>
-            <w:tabs>
-              <w:tab w:val="left" w:pos="600"/>
-            </w:tabs>
-            <w:rPr>
-              <w:rFonts w:asciiTheme="minorHAnsi" w:eastAsiaTheme="minorEastAsia" w:hAnsiTheme="minorHAnsi" w:cstheme="minorBidi"/>
-              <w:b w:val="0"/>
-              <w:bCs w:val="0"/>
-              <w:caps w:val="0"/>
-              <w:noProof/>
-              <w:color w:val="auto"/>
-              <w:kern w:val="2"/>
-              <w:sz w:val="24"/>
-              <w:szCs w:val="24"/>
-              <w14:ligatures w14:val="standardContextual"/>
-            </w:rPr>
-          </w:pPr>
-          <w:hyperlink w:anchor="_Toc231514283" w:history="1">
-            <w:r>
-              <w:rPr>
-                <w:rStyle w:val="Hyperlink"/>
-                <w:rFonts w:ascii="Aptos" w:hAnsi="Aptos"/>
-                <w:noProof/>
-              </w:rPr>
-              <w:t>4.</w:t>
-            </w:r>
-            <w:r>
-              <w:rPr>
-                <w:rFonts w:asciiTheme="minorHAnsi" w:eastAsiaTheme="minorEastAsia" w:hAnsiTheme="minorHAnsi" w:cstheme="minorBidi"/>
-                <w:b w:val="0"/>
-                <w:bCs w:val="0"/>
-                <w:caps w:val="0"/>
-                <w:noProof/>
-                <w:color w:val="auto"/>
-                <w:kern w:val="2"/>
-                <w:sz w:val="24"/>
-                <w:szCs w:val="24"/>
-                <w14:ligatures w14:val="standardContextual"/>
-              </w:rPr>
-              <w:tab/>
-            </w:r>
-            <w:r>
-              <w:rPr>
-                <w:rStyle w:val="Hyperlink"/>
-                <w:rFonts w:ascii="Aptos" w:hAnsi="Aptos"/>
-                <w:noProof/>
-              </w:rPr>
-              <w:t>Cybersecurity Trends and Threats – Zambia (May 2026)</w:t>
-            </w:r>
-            <w:r>
-              <w:rPr>
-                <w:noProof/>
-                <w:webHidden/>
-              </w:rPr>
-              <w:tab/>
-            </w:r>
-            <w:r>
-              <w:rPr>
-                <w:noProof/>
-                <w:webHidden/>
-              </w:rPr>
-              <w:fldChar w:fldCharType="begin"/>
-            </w:r>
-            <w:r>
-              <w:rPr>
-                <w:noProof/>
-                <w:webHidden/>
-              </w:rPr>
-              <w:instrText xml:space="preserve"> PAGEREF _Toc231514283 \h </w:instrText>
-            </w:r>
-            <w:r>
-              <w:rPr>
-                <w:noProof/>
-                <w:webHidden/>
-              </w:rPr>
-            </w:r>
-            <w:r>
-              <w:rPr>
-                <w:noProof/>
-                <w:webHidden/>
-              </w:rPr>
-              <w:fldChar w:fldCharType="separate"/>
-            </w:r>
-            <w:r>
-              <w:rPr>
-                <w:noProof/>
-                <w:webHidden/>
-              </w:rPr>
-              <w:t>11</w:t>
+              <w:t>9</w:t>
             </w:r>
             <w:r>
               <w:rPr>
@@ -2073,20 +1920,18 @@
               <w:smallCaps w:val="0"/>
               <w:noProof/>
               <w:color w:val="auto"/>
-              <w:kern w:val="2"/>
-              <w:sz w:val="24"/>
-              <w:szCs w:val="24"/>
-              <w14:ligatures w14:val="standardContextual"/>
+              <w:sz w:val="22"/>
+              <w:szCs w:val="22"/>
             </w:rPr>
           </w:pPr>
-          <w:hyperlink w:anchor="_Toc231514284" w:history="1">
+          <w:hyperlink w:anchor="_Toc233911312" w:history="1">
             <w:r>
               <w:rPr>
                 <w:rStyle w:val="Hyperlink"/>
                 <w:rFonts w:ascii="Aptos" w:hAnsi="Aptos"/>
                 <w:noProof/>
               </w:rPr>
-              <w:t>4.1.</w:t>
+              <w:t>3.3.</w:t>
             </w:r>
             <w:r>
               <w:rPr>
@@ -2094,10 +1939,8 @@
                 <w:smallCaps w:val="0"/>
                 <w:noProof/>
                 <w:color w:val="auto"/>
-                <w:kern w:val="2"/>
-                <w:sz w:val="24"/>
-                <w:szCs w:val="24"/>
-                <w14:ligatures w14:val="standardContextual"/>
+                <w:sz w:val="22"/>
+                <w:szCs w:val="22"/>
               </w:rPr>
               <w:tab/>
             </w:r>
@@ -2107,7 +1950,7 @@
                 <w:rFonts w:ascii="Aptos" w:hAnsi="Aptos"/>
                 <w:noProof/>
               </w:rPr>
-              <w:t>Key Threats and Incidents</w:t>
+              <w:t>High Severity</w:t>
             </w:r>
             <w:r>
               <w:rPr>
@@ -2128,7 +1971,7 @@
                 <w:noProof/>
                 <w:webHidden/>
               </w:rPr>
-              <w:instrText xml:space="preserve"> PAGEREF _Toc231514284 \h </w:instrText>
+              <w:instrText xml:space="preserve"> PAGEREF _Toc233911312 \h </w:instrText>
             </w:r>
             <w:r>
               <w:rPr>
@@ -2149,6 +1992,103 @@
                 <w:webHidden/>
               </w:rPr>
               <w:t>11</w:t>
+            </w:r>
+            <w:r>
+              <w:rPr>
+                <w:noProof/>
+                <w:webHidden/>
+              </w:rPr>
+              <w:fldChar w:fldCharType="end"/>
+            </w:r>
+          </w:hyperlink>
+        </w:p>
+        <w:p>
+          <w:pPr>
+            <w:pStyle w:val="TOC1"/>
+            <w:tabs>
+              <w:tab w:val="left" w:pos="400"/>
+            </w:tabs>
+            <w:rPr>
+              <w:rFonts w:asciiTheme="minorHAnsi" w:eastAsiaTheme="minorEastAsia" w:hAnsiTheme="minorHAnsi" w:cstheme="minorBidi"/>
+              <w:b w:val="0"/>
+              <w:bCs w:val="0"/>
+              <w:caps w:val="0"/>
+              <w:noProof/>
+              <w:color w:val="auto"/>
+              <w:sz w:val="22"/>
+              <w:szCs w:val="22"/>
+            </w:rPr>
+          </w:pPr>
+          <w:hyperlink w:anchor="_Toc233911316" w:history="1">
+            <w:r>
+              <w:rPr>
+                <w:rStyle w:val="Hyperlink"/>
+                <w:rFonts w:ascii="Aptos" w:hAnsi="Aptos"/>
+                <w:noProof/>
+              </w:rPr>
+              <w:t>4.</w:t>
+            </w:r>
+            <w:r>
+              <w:rPr>
+                <w:rFonts w:asciiTheme="minorHAnsi" w:eastAsiaTheme="minorEastAsia" w:hAnsiTheme="minorHAnsi" w:cstheme="minorBidi"/>
+                <w:b w:val="0"/>
+                <w:bCs w:val="0"/>
+                <w:caps w:val="0"/>
+                <w:noProof/>
+                <w:color w:val="auto"/>
+                <w:sz w:val="22"/>
+                <w:szCs w:val="22"/>
+              </w:rPr>
+              <w:tab/>
+            </w:r>
+            <w:r>
+              <w:rPr>
+                <w:rStyle w:val="Hyperlink"/>
+                <w:rFonts w:ascii="Aptos" w:hAnsi="Aptos"/>
+                <w:noProof/>
+              </w:rPr>
+              <w:t>Cybersecurity Trends and Threats – Zambia (June 2026)</w:t>
+            </w:r>
+            <w:r>
+              <w:rPr>
+                <w:noProof/>
+                <w:webHidden/>
+              </w:rPr>
+              <w:tab/>
+            </w:r>
+            <w:r>
+              <w:rPr>
+                <w:noProof/>
+                <w:webHidden/>
+              </w:rPr>
+              <w:fldChar w:fldCharType="begin"/>
+            </w:r>
+            <w:r>
+              <w:rPr>
+                <w:noProof/>
+                <w:webHidden/>
+              </w:rPr>
+              <w:instrText xml:space="preserve"> PAGEREF _Toc233911316 \h </w:instrText>
+            </w:r>
+            <w:r>
+              <w:rPr>
+                <w:noProof/>
+                <w:webHidden/>
+              </w:rPr>
+            </w:r>
+            <w:r>
+              <w:rPr>
+                <w:noProof/>
+                <w:webHidden/>
+              </w:rPr>
+              <w:fldChar w:fldCharType="separate"/>
+            </w:r>
+            <w:r>
+              <w:rPr>
+                <w:noProof/>
+                <w:webHidden/>
+              </w:rPr>
+              <w:t>12</w:t>
             </w:r>
             <w:r>
               <w:rPr>
@@ -2171,20 +2111,18 @@
               <w:smallCaps w:val="0"/>
               <w:noProof/>
               <w:color w:val="auto"/>
-              <w:kern w:val="2"/>
-              <w:sz w:val="24"/>
-              <w:szCs w:val="24"/>
-              <w14:ligatures w14:val="standardContextual"/>
+              <w:sz w:val="22"/>
+              <w:szCs w:val="22"/>
             </w:rPr>
           </w:pPr>
-          <w:hyperlink w:anchor="_Toc231514285" w:history="1">
+          <w:hyperlink w:anchor="_Toc233911317" w:history="1">
             <w:r>
               <w:rPr>
                 <w:rStyle w:val="Hyperlink"/>
                 <w:rFonts w:ascii="Aptos" w:hAnsi="Aptos"/>
                 <w:noProof/>
               </w:rPr>
-              <w:t>4.2.</w:t>
+              <w:t>4.1.</w:t>
             </w:r>
             <w:r>
               <w:rPr>
@@ -2192,10 +2130,8 @@
                 <w:smallCaps w:val="0"/>
                 <w:noProof/>
                 <w:color w:val="auto"/>
-                <w:kern w:val="2"/>
-                <w:sz w:val="24"/>
-                <w:szCs w:val="24"/>
-                <w14:ligatures w14:val="standardContextual"/>
+                <w:sz w:val="22"/>
+                <w:szCs w:val="22"/>
               </w:rPr>
               <w:tab/>
             </w:r>
@@ -2205,7 +2141,7 @@
                 <w:rFonts w:ascii="Aptos" w:hAnsi="Aptos"/>
                 <w:noProof/>
               </w:rPr>
-              <w:t>Regional Spillover and Infrastructure Risks</w:t>
+              <w:t>Key Threats and Incidents</w:t>
             </w:r>
             <w:r>
               <w:rPr>
@@ -2226,7 +2162,7 @@
                 <w:noProof/>
                 <w:webHidden/>
               </w:rPr>
-              <w:instrText xml:space="preserve"> PAGEREF _Toc231514285 \h </w:instrText>
+              <w:instrText xml:space="preserve"> PAGEREF _Toc233911317 \h </w:instrText>
             </w:r>
             <w:r>
               <w:rPr>
@@ -2269,20 +2205,18 @@
               <w:smallCaps w:val="0"/>
               <w:noProof/>
               <w:color w:val="auto"/>
-              <w:kern w:val="2"/>
-              <w:sz w:val="24"/>
-              <w:szCs w:val="24"/>
-              <w14:ligatures w14:val="standardContextual"/>
+              <w:sz w:val="22"/>
+              <w:szCs w:val="22"/>
             </w:rPr>
           </w:pPr>
-          <w:hyperlink w:anchor="_Toc231514286" w:history="1">
+          <w:hyperlink w:anchor="_Toc233911318" w:history="1">
             <w:r>
               <w:rPr>
                 <w:rStyle w:val="Hyperlink"/>
                 <w:rFonts w:ascii="Aptos" w:hAnsi="Aptos"/>
                 <w:noProof/>
               </w:rPr>
-              <w:t>4.3.</w:t>
+              <w:t>4.2.</w:t>
             </w:r>
             <w:r>
               <w:rPr>
@@ -2290,10 +2224,8 @@
                 <w:smallCaps w:val="0"/>
                 <w:noProof/>
                 <w:color w:val="auto"/>
-                <w:kern w:val="2"/>
-                <w:sz w:val="24"/>
-                <w:szCs w:val="24"/>
-                <w14:ligatures w14:val="standardContextual"/>
+                <w:sz w:val="22"/>
+                <w:szCs w:val="22"/>
               </w:rPr>
               <w:tab/>
             </w:r>
@@ -2303,7 +2235,7 @@
                 <w:rFonts w:ascii="Aptos" w:hAnsi="Aptos"/>
                 <w:noProof/>
               </w:rPr>
-              <w:t>Government and Infrastructure Response</w:t>
+              <w:t>Regional Spillover and Infrastructure Risks</w:t>
             </w:r>
             <w:r>
               <w:rPr>
@@ -2324,108 +2256,7 @@
                 <w:noProof/>
                 <w:webHidden/>
               </w:rPr>
-              <w:instrText xml:space="preserve"> PAGEREF _Toc231514286 \h </w:instrText>
-            </w:r>
-            <w:r>
-              <w:rPr>
-                <w:noProof/>
-                <w:webHidden/>
-              </w:rPr>
-            </w:r>
-            <w:r>
-              <w:rPr>
-                <w:noProof/>
-                <w:webHidden/>
-              </w:rPr>
-              <w:fldChar w:fldCharType="separate"/>
-            </w:r>
-            <w:r>
-              <w:rPr>
-                <w:noProof/>
-                <w:webHidden/>
-              </w:rPr>
-              <w:t>13</w:t>
-            </w:r>
-            <w:r>
-              <w:rPr>
-                <w:noProof/>
-                <w:webHidden/>
-              </w:rPr>
-              <w:fldChar w:fldCharType="end"/>
-            </w:r>
-          </w:hyperlink>
-        </w:p>
-        <w:p>
-          <w:pPr>
-            <w:pStyle w:val="TOC1"/>
-            <w:tabs>
-              <w:tab w:val="left" w:pos="600"/>
-            </w:tabs>
-            <w:rPr>
-              <w:rFonts w:asciiTheme="minorHAnsi" w:eastAsiaTheme="minorEastAsia" w:hAnsiTheme="minorHAnsi" w:cstheme="minorBidi"/>
-              <w:b w:val="0"/>
-              <w:bCs w:val="0"/>
-              <w:caps w:val="0"/>
-              <w:noProof/>
-              <w:color w:val="auto"/>
-              <w:kern w:val="2"/>
-              <w:sz w:val="24"/>
-              <w:szCs w:val="24"/>
-              <w14:ligatures w14:val="standardContextual"/>
-            </w:rPr>
-          </w:pPr>
-          <w:hyperlink w:anchor="_Toc231514287" w:history="1">
-            <w:r>
-              <w:rPr>
-                <w:rStyle w:val="Hyperlink"/>
-                <w:rFonts w:ascii="Aptos" w:hAnsi="Aptos"/>
-                <w:noProof/>
-              </w:rPr>
-              <w:t>5.</w:t>
-            </w:r>
-            <w:r>
-              <w:rPr>
-                <w:rFonts w:asciiTheme="minorHAnsi" w:eastAsiaTheme="minorEastAsia" w:hAnsiTheme="minorHAnsi" w:cstheme="minorBidi"/>
-                <w:b w:val="0"/>
-                <w:bCs w:val="0"/>
-                <w:caps w:val="0"/>
-                <w:noProof/>
-                <w:color w:val="auto"/>
-                <w:kern w:val="2"/>
-                <w:sz w:val="24"/>
-                <w:szCs w:val="24"/>
-                <w14:ligatures w14:val="standardContextual"/>
-              </w:rPr>
-              <w:tab/>
-            </w:r>
-            <w:r>
-              <w:rPr>
-                <w:rStyle w:val="Hyperlink"/>
-                <w:rFonts w:ascii="Aptos" w:hAnsi="Aptos"/>
-                <w:noProof/>
-              </w:rPr>
-              <w:t>Conclusion and Recommendations</w:t>
-            </w:r>
-            <w:r>
-              <w:rPr>
-                <w:noProof/>
-                <w:webHidden/>
-              </w:rPr>
-              <w:tab/>
-            </w:r>
-            <w:r>
-              <w:rPr>
-                <w:noProof/>
-                <w:webHidden/>
-              </w:rPr>
-              <w:fldChar w:fldCharType="begin"/>
-            </w:r>
-            <w:r>
-              <w:rPr>
-                <w:noProof/>
-                <w:webHidden/>
-              </w:rPr>
-              <w:instrText xml:space="preserve"> PAGEREF _Toc231514287 \h </w:instrText>
+              <w:instrText xml:space="preserve"> PAGEREF _Toc233911318 \h </w:instrText>
             </w:r>
             <w:r>
               <w:rPr>
@@ -2468,20 +2299,18 @@
               <w:smallCaps w:val="0"/>
               <w:noProof/>
               <w:color w:val="auto"/>
-              <w:kern w:val="2"/>
-              <w:sz w:val="24"/>
-              <w:szCs w:val="24"/>
-              <w14:ligatures w14:val="standardContextual"/>
+              <w:sz w:val="22"/>
+              <w:szCs w:val="22"/>
             </w:rPr>
           </w:pPr>
-          <w:hyperlink w:anchor="_Toc231514288" w:history="1">
+          <w:hyperlink w:anchor="_Toc233911319" w:history="1">
             <w:r>
               <w:rPr>
                 <w:rStyle w:val="Hyperlink"/>
                 <w:rFonts w:ascii="Aptos" w:hAnsi="Aptos"/>
                 <w:noProof/>
               </w:rPr>
-              <w:t>5.1.</w:t>
+              <w:t>4.3.</w:t>
             </w:r>
             <w:r>
               <w:rPr>
@@ -2489,10 +2318,8 @@
                 <w:smallCaps w:val="0"/>
                 <w:noProof/>
                 <w:color w:val="auto"/>
-                <w:kern w:val="2"/>
-                <w:sz w:val="24"/>
-                <w:szCs w:val="24"/>
-                <w14:ligatures w14:val="standardContextual"/>
+                <w:sz w:val="22"/>
+                <w:szCs w:val="22"/>
               </w:rPr>
               <w:tab/>
             </w:r>
@@ -2502,7 +2329,7 @@
                 <w:rFonts w:ascii="Aptos" w:hAnsi="Aptos"/>
                 <w:noProof/>
               </w:rPr>
-              <w:t>Recommendations</w:t>
+              <w:t>Government and Infrastructure Response</w:t>
             </w:r>
             <w:r>
               <w:rPr>
@@ -2523,7 +2350,7 @@
                 <w:noProof/>
                 <w:webHidden/>
               </w:rPr>
-              <w:instrText xml:space="preserve"> PAGEREF _Toc231514288 \h </w:instrText>
+              <w:instrText xml:space="preserve"> PAGEREF _Toc233911319 \h </w:instrText>
             </w:r>
             <w:r>
               <w:rPr>
@@ -2544,6 +2371,103 @@
                 <w:webHidden/>
               </w:rPr>
               <w:t>13</w:t>
+            </w:r>
+            <w:r>
+              <w:rPr>
+                <w:noProof/>
+                <w:webHidden/>
+              </w:rPr>
+              <w:fldChar w:fldCharType="end"/>
+            </w:r>
+          </w:hyperlink>
+        </w:p>
+        <w:p>
+          <w:pPr>
+            <w:pStyle w:val="TOC1"/>
+            <w:tabs>
+              <w:tab w:val="left" w:pos="400"/>
+            </w:tabs>
+            <w:rPr>
+              <w:rFonts w:asciiTheme="minorHAnsi" w:eastAsiaTheme="minorEastAsia" w:hAnsiTheme="minorHAnsi" w:cstheme="minorBidi"/>
+              <w:b w:val="0"/>
+              <w:bCs w:val="0"/>
+              <w:caps w:val="0"/>
+              <w:noProof/>
+              <w:color w:val="auto"/>
+              <w:sz w:val="22"/>
+              <w:szCs w:val="22"/>
+            </w:rPr>
+          </w:pPr>
+          <w:hyperlink w:anchor="_Toc233911320" w:history="1">
+            <w:r>
+              <w:rPr>
+                <w:rStyle w:val="Hyperlink"/>
+                <w:rFonts w:ascii="Aptos" w:hAnsi="Aptos"/>
+                <w:noProof/>
+              </w:rPr>
+              <w:t>5.</w:t>
+            </w:r>
+            <w:r>
+              <w:rPr>
+                <w:rFonts w:asciiTheme="minorHAnsi" w:eastAsiaTheme="minorEastAsia" w:hAnsiTheme="minorHAnsi" w:cstheme="minorBidi"/>
+                <w:b w:val="0"/>
+                <w:bCs w:val="0"/>
+                <w:caps w:val="0"/>
+                <w:noProof/>
+                <w:color w:val="auto"/>
+                <w:sz w:val="22"/>
+                <w:szCs w:val="22"/>
+              </w:rPr>
+              <w:tab/>
+            </w:r>
+            <w:r>
+              <w:rPr>
+                <w:rStyle w:val="Hyperlink"/>
+                <w:rFonts w:ascii="Aptos" w:hAnsi="Aptos"/>
+                <w:noProof/>
+              </w:rPr>
+              <w:t>Conclusion and Recommendations</w:t>
+            </w:r>
+            <w:r>
+              <w:rPr>
+                <w:noProof/>
+                <w:webHidden/>
+              </w:rPr>
+              <w:tab/>
+            </w:r>
+            <w:r>
+              <w:rPr>
+                <w:noProof/>
+                <w:webHidden/>
+              </w:rPr>
+              <w:fldChar w:fldCharType="begin"/>
+            </w:r>
+            <w:r>
+              <w:rPr>
+                <w:noProof/>
+                <w:webHidden/>
+              </w:rPr>
+              <w:instrText xml:space="preserve"> PAGEREF _Toc233911320 \h </w:instrText>
+            </w:r>
+            <w:r>
+              <w:rPr>
+                <w:noProof/>
+                <w:webHidden/>
+              </w:rPr>
+            </w:r>
+            <w:r>
+              <w:rPr>
+                <w:noProof/>
+                <w:webHidden/>
+              </w:rPr>
+              <w:fldChar w:fldCharType="separate"/>
+            </w:r>
+            <w:r>
+              <w:rPr>
+                <w:noProof/>
+                <w:webHidden/>
+              </w:rPr>
+              <w:t>14</w:t>
             </w:r>
             <w:r>
               <w:rPr>
@@ -2566,20 +2490,18 @@
               <w:smallCaps w:val="0"/>
               <w:noProof/>
               <w:color w:val="auto"/>
-              <w:kern w:val="2"/>
-              <w:sz w:val="24"/>
-              <w:szCs w:val="24"/>
-              <w14:ligatures w14:val="standardContextual"/>
+              <w:sz w:val="22"/>
+              <w:szCs w:val="22"/>
             </w:rPr>
           </w:pPr>
-          <w:hyperlink w:anchor="_Toc231514289" w:history="1">
+          <w:hyperlink w:anchor="_Toc233911321" w:history="1">
             <w:r>
               <w:rPr>
                 <w:rStyle w:val="Hyperlink"/>
                 <w:rFonts w:ascii="Aptos" w:hAnsi="Aptos"/>
                 <w:noProof/>
               </w:rPr>
-              <w:t>5.2.</w:t>
+              <w:t>5.1.</w:t>
             </w:r>
             <w:r>
               <w:rPr>
@@ -2587,10 +2509,8 @@
                 <w:smallCaps w:val="0"/>
                 <w:noProof/>
                 <w:color w:val="auto"/>
-                <w:kern w:val="2"/>
-                <w:sz w:val="24"/>
-                <w:szCs w:val="24"/>
-                <w14:ligatures w14:val="standardContextual"/>
+                <w:sz w:val="22"/>
+                <w:szCs w:val="22"/>
               </w:rPr>
               <w:tab/>
             </w:r>
@@ -2600,6 +2520,100 @@
                 <w:rFonts w:ascii="Aptos" w:hAnsi="Aptos"/>
                 <w:noProof/>
               </w:rPr>
+              <w:t>Recommendations</w:t>
+            </w:r>
+            <w:r>
+              <w:rPr>
+                <w:noProof/>
+                <w:webHidden/>
+              </w:rPr>
+              <w:tab/>
+            </w:r>
+            <w:r>
+              <w:rPr>
+                <w:noProof/>
+                <w:webHidden/>
+              </w:rPr>
+              <w:fldChar w:fldCharType="begin"/>
+            </w:r>
+            <w:r>
+              <w:rPr>
+                <w:noProof/>
+                <w:webHidden/>
+              </w:rPr>
+              <w:instrText xml:space="preserve"> PAGEREF _Toc233911321 \h </w:instrText>
+            </w:r>
+            <w:r>
+              <w:rPr>
+                <w:noProof/>
+                <w:webHidden/>
+              </w:rPr>
+            </w:r>
+            <w:r>
+              <w:rPr>
+                <w:noProof/>
+                <w:webHidden/>
+              </w:rPr>
+              <w:fldChar w:fldCharType="separate"/>
+            </w:r>
+            <w:r>
+              <w:rPr>
+                <w:noProof/>
+                <w:webHidden/>
+              </w:rPr>
+              <w:t>14</w:t>
+            </w:r>
+            <w:r>
+              <w:rPr>
+                <w:noProof/>
+                <w:webHidden/>
+              </w:rPr>
+              <w:fldChar w:fldCharType="end"/>
+            </w:r>
+          </w:hyperlink>
+        </w:p>
+        <w:p>
+          <w:pPr>
+            <w:pStyle w:val="TOC2"/>
+            <w:tabs>
+              <w:tab w:val="left" w:pos="600"/>
+              <w:tab w:val="right" w:leader="underscore" w:pos="9016"/>
+            </w:tabs>
+            <w:rPr>
+              <w:rFonts w:asciiTheme="minorHAnsi" w:eastAsiaTheme="minorEastAsia" w:hAnsiTheme="minorHAnsi" w:cstheme="minorBidi"/>
+              <w:smallCaps w:val="0"/>
+              <w:noProof/>
+              <w:color w:val="auto"/>
+              <w:sz w:val="22"/>
+              <w:szCs w:val="22"/>
+            </w:rPr>
+          </w:pPr>
+          <w:hyperlink w:anchor="_Toc233911322" w:history="1">
+            <w:r>
+              <w:rPr>
+                <w:rStyle w:val="Hyperlink"/>
+                <w:rFonts w:ascii="Aptos" w:hAnsi="Aptos"/>
+                <w:noProof/>
+              </w:rPr>
+              <w:t>5.2.</w:t>
+            </w:r>
+            <w:r>
+              <w:rPr>
+                <w:rFonts w:asciiTheme="minorHAnsi" w:eastAsiaTheme="minorEastAsia" w:hAnsiTheme="minorHAnsi" w:cstheme="minorBidi"/>
+                <w:smallCaps w:val="0"/>
+                <w:noProof/>
+                <w:color w:val="auto"/>
+                <w:sz w:val="22"/>
+                <w:szCs w:val="22"/>
+              </w:rPr>
+              <w:tab/>
+            </w:r>
+            <w:r>
+              <w:rPr>
+                <w:rStyle w:val="Hyperlink"/>
+                <w:rFonts w:ascii="Aptos" w:hAnsi="Aptos"/>
+                <w:noProof/>
+              </w:rPr>
               <w:t>Conclusion</w:t>
             </w:r>
             <w:r>
@@ -2621,7 +2635,7 @@
                 <w:noProof/>
                 <w:webHidden/>
               </w:rPr>
-              <w:instrText xml:space="preserve"> PAGEREF _Toc231514289 \h </w:instrText>
+              <w:instrText xml:space="preserve"> PAGEREF _Toc233911322 \h </w:instrText>
             </w:r>
             <w:r>
               <w:rPr>
@@ -2641,7 +2655,7 @@
                 <w:noProof/>
                 <w:webHidden/>
               </w:rPr>
-              <w:t>14</w:t>
+              <w:t>15</w:t>
             </w:r>
             <w:r>
               <w:rPr>
@@ -2710,7 +2724,7 @@
           <w:rFonts w:ascii="Aptos" w:hAnsi="Aptos" w:cstheme="minorHAnsi"/>
         </w:rPr>
       </w:pPr>
-      <w:bookmarkStart w:id="2" w:name="_Toc231514257"/>
+      <w:bookmarkStart w:id="2" w:name="_Toc233911289"/>
       <w:r>
         <w:rPr>
           <w:rFonts w:ascii="Aptos" w:hAnsi="Aptos" w:cstheme="minorHAnsi"/>
@@ -2787,7 +2801,7 @@
           <w:sz w:val="24"/>
           <w:szCs w:val="24"/>
         </w:rPr>
-        <w:t>May</w:t>
+        <w:t>June</w:t>
       </w:r>
       <w:r>
         <w:rPr>
@@ -2838,7 +2852,7 @@
         </w:rPr>
       </w:pPr>
       <w:bookmarkStart w:id="3" w:name="_Toc196989491"/>
-      <w:bookmarkStart w:id="4" w:name="_Toc231514258"/>
+      <w:bookmarkStart w:id="4" w:name="_Toc233911290"/>
       <w:r>
         <w:rPr>
           <w:rFonts w:ascii="Aptos" w:hAnsi="Aptos"/>
@@ -2860,7 +2874,7 @@
           <w:color w:val="4F49F5" w:themeColor="accent1"/>
         </w:rPr>
       </w:pPr>
-      <w:bookmarkStart w:id="5" w:name="_Toc231514259"/>
+      <w:bookmarkStart w:id="5" w:name="_Toc233911291"/>
       <w:r>
         <w:rPr>
           <w:rFonts w:ascii="Aptos" w:hAnsi="Aptos"/>
@@ -2910,17 +2924,7 @@
           <w:sz w:val="24"/>
           <w:szCs w:val="24"/>
         </w:rPr>
-        <w:t>03</w:t>
-      </w:r>
-      <w:r>
-        <w:rPr>
-          <w:rFonts w:ascii="Aptos" w:hAnsi="Aptos" w:cstheme="minorHAnsi"/>
-          <w:b/>
-          <w:bCs/>
-          <w:sz w:val="24"/>
-          <w:szCs w:val="24"/>
-        </w:rPr>
-        <w:t>4</w:t>
+        <w:t>674</w:t>
       </w:r>
       <w:r>
         <w:rPr>
@@ -3097,7 +3101,7 @@
           <w:sz w:val="24"/>
           <w:szCs w:val="24"/>
         </w:rPr>
-        <w:t>Authentication Attempt - Default Account, FortiGate Successful Login, Monitor for keylogging activity,</w:t>
+        <w:t xml:space="preserve">Authentication Attempt - Default Account, FortiGate Successful Login, </w:t>
       </w:r>
       <w:r>
         <w:rPr>
@@ -3107,7 +3111,7 @@
           <w:sz w:val="24"/>
           <w:szCs w:val="24"/>
         </w:rPr>
-        <w:t xml:space="preserve"> Source Stopped Sending Data: Syslog, User Account Modified</w:t>
+        <w:t>FortiGate Configuration Change</w:t>
       </w:r>
       <w:r>
         <w:rPr>
@@ -3117,11 +3121,61 @@
           <w:sz w:val="24"/>
           <w:szCs w:val="24"/>
         </w:rPr>
+        <w:t>,</w:t>
+      </w:r>
+      <w:r>
+        <w:rPr>
+          <w:rFonts w:ascii="Aptos" w:hAnsi="Aptos" w:cstheme="minorHAnsi"/>
+          <w:b/>
+          <w:bCs/>
+          <w:sz w:val="24"/>
+          <w:szCs w:val="24"/>
+        </w:rPr>
         <w:t xml:space="preserve"> </w:t>
       </w:r>
       <w:r>
         <w:rPr>
           <w:rFonts w:ascii="Aptos" w:hAnsi="Aptos" w:cstheme="minorHAnsi"/>
+          <w:b/>
+          <w:bCs/>
+          <w:sz w:val="24"/>
+          <w:szCs w:val="24"/>
+        </w:rPr>
+        <w:t>FortiGate UTM Alerts</w:t>
+      </w:r>
+      <w:r>
+        <w:rPr>
+          <w:rFonts w:ascii="Aptos" w:hAnsi="Aptos" w:cstheme="minorHAnsi"/>
+          <w:b/>
+          <w:bCs/>
+          <w:sz w:val="24"/>
+          <w:szCs w:val="24"/>
+        </w:rPr>
+        <w:t xml:space="preserve">, </w:t>
+      </w:r>
+      <w:r>
+        <w:rPr>
+          <w:rFonts w:ascii="Aptos" w:hAnsi="Aptos" w:cstheme="minorHAnsi"/>
+          <w:b/>
+          <w:bCs/>
+          <w:sz w:val="24"/>
+          <w:szCs w:val="24"/>
+        </w:rPr>
+        <w:t>FortiGate Logon Failure</w:t>
+      </w:r>
+      <w:r>
+        <w:rPr>
+          <w:rFonts w:ascii="Aptos" w:hAnsi="Aptos" w:cstheme="minorHAnsi"/>
+          <w:b/>
+          <w:bCs/>
+          <w:sz w:val="24"/>
+          <w:szCs w:val="24"/>
+        </w:rPr>
+        <w:t xml:space="preserve"> </w:t>
+      </w:r>
+      <w:r>
+        <w:rPr>
+          <w:rFonts w:ascii="Aptos" w:hAnsi="Aptos" w:cstheme="minorHAnsi"/>
           <w:sz w:val="24"/>
           <w:szCs w:val="24"/>
         </w:rPr>
@@ -3221,7 +3275,7 @@
           <w:sz w:val="24"/>
           <w:szCs w:val="24"/>
         </w:rPr>
-        <w:t xml:space="preserve">, </w:t>
+        <w:t>, Threat Activity Notifications and</w:t>
       </w:r>
       <w:r>
         <w:rPr>
@@ -3229,7 +3283,7 @@
           <w:sz w:val="24"/>
           <w:szCs w:val="24"/>
         </w:rPr>
-        <w:t>User</w:t>
+        <w:t xml:space="preserve"> VPN connection Notification</w:t>
       </w:r>
       <w:r>
         <w:rPr>
@@ -3237,79 +3291,7 @@
           <w:sz w:val="24"/>
           <w:szCs w:val="24"/>
         </w:rPr>
-        <w:t>-</w:t>
-      </w:r>
-      <w:r>
-        <w:rPr>
-          <w:rFonts w:ascii="Aptos" w:hAnsi="Aptos" w:cstheme="minorHAnsi"/>
-          <w:sz w:val="24"/>
-          <w:szCs w:val="24"/>
-        </w:rPr>
-        <w:t>Account Management</w:t>
-      </w:r>
-      <w:r>
-        <w:rPr>
-          <w:rFonts w:ascii="Aptos" w:hAnsi="Aptos" w:cstheme="minorHAnsi"/>
-          <w:sz w:val="24"/>
-          <w:szCs w:val="24"/>
-        </w:rPr>
-        <w:t xml:space="preserve"> in the Security</w:t>
-      </w:r>
-      <w:r>
-        <w:rPr>
-          <w:rFonts w:ascii="Aptos" w:hAnsi="Aptos" w:cstheme="minorHAnsi"/>
-          <w:sz w:val="24"/>
-          <w:szCs w:val="24"/>
-        </w:rPr>
-        <w:t xml:space="preserve"> environment</w:t>
-      </w:r>
-      <w:r>
-        <w:rPr>
-          <w:rFonts w:ascii="Aptos" w:hAnsi="Aptos" w:cstheme="minorHAnsi"/>
-          <w:sz w:val="24"/>
-          <w:szCs w:val="24"/>
-        </w:rPr>
-        <w:t xml:space="preserve">, </w:t>
-      </w:r>
-      <w:r>
-        <w:rPr>
-          <w:rFonts w:ascii="Aptos" w:hAnsi="Aptos" w:cstheme="minorHAnsi"/>
-          <w:sz w:val="24"/>
-          <w:szCs w:val="24"/>
-        </w:rPr>
-        <w:t>Suspicious process monitoring</w:t>
-      </w:r>
-      <w:r>
-        <w:rPr>
-          <w:rFonts w:ascii="Aptos" w:hAnsi="Aptos" w:cstheme="minorHAnsi"/>
-          <w:sz w:val="24"/>
-          <w:szCs w:val="24"/>
-        </w:rPr>
-        <w:t>, VPN connection Notification</w:t>
-      </w:r>
-      <w:r>
-        <w:rPr>
-          <w:rFonts w:ascii="Aptos" w:hAnsi="Aptos" w:cstheme="minorHAnsi"/>
-          <w:sz w:val="24"/>
-          <w:szCs w:val="24"/>
-        </w:rPr>
-        <w:t xml:space="preserve"> and </w:t>
-      </w:r>
-      <w:r>
-        <w:rPr>
-          <w:rFonts w:ascii="Aptos" w:hAnsi="Aptos" w:cstheme="minorHAnsi"/>
-          <w:sz w:val="24"/>
-          <w:szCs w:val="24"/>
-        </w:rPr>
-        <w:t xml:space="preserve">Critical-Server Operational and logging Status </w:t>
-      </w:r>
-      <w:r>
-        <w:rPr>
-          <w:rFonts w:ascii="Aptos" w:hAnsi="Aptos" w:cstheme="minorHAnsi"/>
-          <w:sz w:val="24"/>
-          <w:szCs w:val="24"/>
-        </w:rPr>
-        <w:t>Notifications</w:t>
+        <w:t>s</w:t>
       </w:r>
       <w:r>
         <w:rPr>
@@ -3332,7 +3314,7 @@
           <w:color w:val="4F49F5" w:themeColor="accent1"/>
         </w:rPr>
       </w:pPr>
-      <w:bookmarkStart w:id="6" w:name="_Toc231514260"/>
+      <w:bookmarkStart w:id="6" w:name="_Toc233911292"/>
       <w:r>
         <w:rPr>
           <w:rFonts w:ascii="Aptos" w:hAnsi="Aptos"/>
@@ -3399,7 +3381,7 @@
           <w:sz w:val="24"/>
           <w:szCs w:val="24"/>
         </w:rPr>
-        <w:t>33</w:t>
+        <w:t>47</w:t>
       </w:r>
       <w:r>
         <w:rPr>
@@ -3502,7 +3484,7 @@
           <w:sz w:val="24"/>
           <w:szCs w:val="24"/>
         </w:rPr>
-        <w:t>2</w:t>
+        <w:t>8</w:t>
       </w:r>
       <w:r>
         <w:rPr>
@@ -3542,7 +3524,7 @@
           <w:sz w:val="24"/>
           <w:szCs w:val="24"/>
         </w:rPr>
-        <w:t>1</w:t>
+        <w:t>9</w:t>
       </w:r>
       <w:r>
         <w:rPr>
@@ -3615,7 +3597,15 @@
           <w:sz w:val="24"/>
           <w:szCs w:val="24"/>
         </w:rPr>
-        <w:t>32</w:t>
+        <w:t>3</w:t>
+      </w:r>
+      <w:r>
+        <w:rPr>
+          <w:rFonts w:ascii="Aptos" w:hAnsi="Aptos" w:cstheme="minorHAnsi"/>
+          <w:sz w:val="24"/>
+          <w:szCs w:val="24"/>
+        </w:rPr>
+        <w:t>5</w:t>
       </w:r>
       <w:r>
         <w:rPr>
@@ -3674,7 +3664,7 @@
           <w:sz w:val="24"/>
           <w:szCs w:val="24"/>
         </w:rPr>
-        <w:t>1</w:t>
+        <w:t>2</w:t>
       </w:r>
       <w:r>
         <w:rPr>
@@ -3698,7 +3688,7 @@
           <w:sz w:val="24"/>
           <w:szCs w:val="24"/>
         </w:rPr>
-        <w:t>46</w:t>
+        <w:t>28</w:t>
       </w:r>
       <w:r>
         <w:rPr>
@@ -3757,7 +3747,7 @@
           <w:sz w:val="24"/>
           <w:szCs w:val="24"/>
         </w:rPr>
-        <w:t>3</w:t>
+        <w:t>5</w:t>
       </w:r>
       <w:r>
         <w:rPr>
@@ -3773,7 +3763,7 @@
           <w:sz w:val="24"/>
           <w:szCs w:val="24"/>
         </w:rPr>
-        <w:t>07</w:t>
+        <w:t>45</w:t>
       </w:r>
       <w:r>
         <w:rPr>
@@ -3821,6 +3811,7 @@
           <w:sz w:val="24"/>
           <w:szCs w:val="24"/>
         </w:rPr>
+        <w:lastRenderedPageBreak/>
         <w:t>Average time to First Response</w:t>
       </w:r>
       <w:r>
@@ -3861,7 +3852,7 @@
           <w:sz w:val="24"/>
           <w:szCs w:val="28"/>
         </w:rPr>
-        <w:t>3</w:t>
+        <w:t>9</w:t>
       </w:r>
       <w:r>
         <w:rPr>
@@ -3883,7 +3874,29 @@
           <w:sz w:val="24"/>
           <w:szCs w:val="28"/>
         </w:rPr>
-        <w:t xml:space="preserve"> 10 Seconds</w:t>
+        <w:t xml:space="preserve"> </w:t>
+      </w:r>
+      <w:r>
+        <w:rPr>
+          <w:rFonts w:ascii="Aptos" w:hAnsi="Aptos"/>
+          <w:b/>
+          <w:bCs/>
+          <w:noProof/>
+          <w:sz w:val="24"/>
+          <w:szCs w:val="28"/>
+        </w:rPr>
+        <w:t>48</w:t>
+      </w:r>
+      <w:r>
+        <w:rPr>
+          <w:rFonts w:ascii="Aptos" w:hAnsi="Aptos"/>
+          <w:b/>
+          <w:bCs/>
+          <w:noProof/>
+          <w:sz w:val="24"/>
+          <w:szCs w:val="28"/>
+        </w:rPr>
+        <w:t xml:space="preserve"> Seconds</w:t>
       </w:r>
       <w:r>
         <w:rPr>
@@ -3936,10 +3949,10 @@
           <w:szCs w:val="28"/>
         </w:rPr>
         <w:drawing>
-          <wp:inline distT="0" distB="0" distL="0" distR="0" wp14:anchorId="5AE240ED" wp14:editId="2EFC40A3">
-            <wp:extent cx="5455920" cy="3688080"/>
-            <wp:effectExtent l="0" t="0" r="0" b="7620"/>
-            <wp:docPr id="897438293" name="Picture 8"/>
+          <wp:inline distT="0" distB="0" distL="0" distR="0" wp14:anchorId="7EE011A7" wp14:editId="76DA6C84">
+            <wp:extent cx="2351883" cy="2800565"/>
+            <wp:effectExtent l="0" t="0" r="0" b="0"/>
+            <wp:docPr id="1" name="Picture 1"/>
             <wp:cNvGraphicFramePr>
               <a:graphicFrameLocks xmlns:a="http://schemas.openxmlformats.org/drawingml/2006/main" noChangeAspect="1"/>
             </wp:cNvGraphicFramePr>
@@ -3947,36 +3960,35 @@
               <a:graphicData uri="http://schemas.openxmlformats.org/drawingml/2006/picture">
                 <pic:pic xmlns:pic="http://schemas.openxmlformats.org/drawingml/2006/picture">
                   <pic:nvPicPr>
-                    <pic:cNvPr id="0" name="Picture 13"/>
-                    <pic:cNvPicPr>
-                      <a:picLocks noChangeAspect="1" noChangeArrowheads="1"/>
-                    </pic:cNvPicPr>
+                    <pic:cNvPr id="1" name=""/>
+                    <pic:cNvPicPr/>
                   </pic:nvPicPr>
                   <pic:blipFill>
                     <a:blip r:embed="rId13">
                       <a:extLst>
-                        <a:ext uri="{28A0092B-C50C-407E-A947-70E740481C1C}">
-                          <a14:useLocalDpi xmlns:a14="http://schemas.microsoft.com/office/drawing/2010/main" val="0"/>
+                        <a:ext uri="{BEBA8EAE-BF5A-486C-A8C5-ECC9F3942E4B}">
+                          <a14:imgProps xmlns:a14="http://schemas.microsoft.com/office/drawing/2010/main">
+                            <a14:imgLayer r:embed="rId14">
+                              <a14:imgEffect>
+                                <a14:sharpenSoften amount="50000"/>
+                              </a14:imgEffect>
+                            </a14:imgLayer>
+                          </a14:imgProps>
                         </a:ext>
                       </a:extLst>
                     </a:blip>
-                    <a:srcRect/>
                     <a:stretch>
                       <a:fillRect/>
                     </a:stretch>
                   </pic:blipFill>
-                  <pic:spPr bwMode="auto">
+                  <pic:spPr>
                     <a:xfrm>
                       <a:off x="0" y="0"/>
-                      <a:ext cx="5455920" cy="3688080"/>
+                      <a:ext cx="2367042" cy="2818616"/>
                     </a:xfrm>
                     <a:prstGeom prst="rect">
                       <a:avLst/>
                     </a:prstGeom>
-                    <a:noFill/>
-                    <a:ln>
-                      <a:noFill/>
-                    </a:ln>
                   </pic:spPr>
                 </pic:pic>
               </a:graphicData>
@@ -4172,6 +4184,7 @@
       <w:r>
         <w:rPr>
           <w:rFonts w:ascii="Aptos" w:hAnsi="Aptos"/>
+          <w:noProof/>
           <w:sz w:val="24"/>
           <w:szCs w:val="28"/>
         </w:rPr>
@@ -4193,7 +4206,7 @@
                     </pic:cNvPicPr>
                   </pic:nvPicPr>
                   <pic:blipFill>
-                    <a:blip r:embed="rId14">
+                    <a:blip r:embed="rId15">
                       <a:extLst>
                         <a:ext uri="{28A0092B-C50C-407E-A947-70E740481C1C}">
                           <a14:useLocalDpi xmlns:a14="http://schemas.microsoft.com/office/drawing/2010/main" val="0"/>
@@ -4292,7 +4305,7 @@
           <w:rFonts w:ascii="Aptos" w:hAnsi="Aptos"/>
         </w:rPr>
       </w:pPr>
-      <w:bookmarkStart w:id="8" w:name="_Toc231514261"/>
+      <w:bookmarkStart w:id="8" w:name="_Toc233911293"/>
       <w:r>
         <w:rPr>
           <w:rFonts w:ascii="Aptos" w:hAnsi="Aptos"/>
@@ -4325,7 +4338,7 @@
           <w:sz w:val="24"/>
           <w:szCs w:val="24"/>
         </w:rPr>
-        <w:t>May</w:t>
+        <w:t>June</w:t>
       </w:r>
       <w:r>
         <w:rPr>
@@ -4343,7 +4356,7 @@
           <w:sz w:val="24"/>
           <w:szCs w:val="24"/>
         </w:rPr>
-        <w:t>626</w:t>
+        <w:t>1077</w:t>
       </w:r>
       <w:r>
         <w:rPr>
@@ -4371,7 +4384,7 @@
           <w:sz w:val="24"/>
           <w:szCs w:val="24"/>
         </w:rPr>
-        <w:t>Authentication Attempt - Default Account, FortiGate Successful Login, Monitor for keylogging activity,</w:t>
+        <w:t xml:space="preserve">Authentication Attempt - Default Account, FortiGate Successful Login, </w:t>
       </w:r>
       <w:r>
         <w:rPr>
@@ -4381,7 +4394,27 @@
           <w:sz w:val="24"/>
           <w:szCs w:val="24"/>
         </w:rPr>
-        <w:t xml:space="preserve"> Source Stopped Sending Data: Syslog, User Account Modified</w:t>
+        <w:t>FortiGate Configuration Change</w:t>
+      </w:r>
+      <w:r>
+        <w:rPr>
+          <w:rFonts w:ascii="Aptos" w:hAnsi="Aptos" w:cstheme="minorHAnsi"/>
+          <w:b/>
+          <w:bCs/>
+          <w:sz w:val="24"/>
+          <w:szCs w:val="24"/>
+        </w:rPr>
+        <w:t>,</w:t>
+      </w:r>
+      <w:r>
+        <w:rPr>
+          <w:rFonts w:ascii="Aptos" w:hAnsi="Aptos" w:cstheme="minorHAnsi"/>
+          <w:b/>
+          <w:bCs/>
+          <w:sz w:val="24"/>
+          <w:szCs w:val="24"/>
+        </w:rPr>
+        <w:t xml:space="preserve"> FortiGate UTM Alerts, FortiGate Logon Failure</w:t>
       </w:r>
       <w:r>
         <w:rPr>
@@ -4593,7 +4626,7 @@
           <w:sz w:val="24"/>
           <w:szCs w:val="24"/>
         </w:rPr>
-        <w:t>236</w:t>
+        <w:t>459</w:t>
       </w:r>
     </w:p>
     <w:p>
@@ -4619,7 +4652,7 @@
           <w:sz w:val="24"/>
           <w:szCs w:val="24"/>
         </w:rPr>
-        <w:t xml:space="preserve"> - 1</w:t>
+        <w:t xml:space="preserve"> - </w:t>
       </w:r>
       <w:r>
         <w:rPr>
@@ -4627,7 +4660,7 @@
           <w:sz w:val="24"/>
           <w:szCs w:val="24"/>
         </w:rPr>
-        <w:t>37</w:t>
+        <w:t>265</w:t>
       </w:r>
     </w:p>
     <w:p>
@@ -4645,11 +4678,11 @@
           <w:sz w:val="24"/>
           <w:szCs w:val="24"/>
         </w:rPr>
-        <w:t>Monitor for keylogging activity</w:t>
-      </w:r>
-      <w:r>
-        <w:rPr>
-          <w:rFonts w:ascii="Aptos" w:hAnsi="Aptos" w:cstheme="minorHAnsi"/>
+        <w:t>FortiGate Configuration Change</w:t>
+      </w:r>
+      <w:r>
+        <w:rPr>
+          <w:rFonts w:ascii="Aptos" w:hAnsi="Aptos"/>
           <w:sz w:val="24"/>
           <w:szCs w:val="24"/>
         </w:rPr>
@@ -4677,7 +4710,15 @@
           <w:sz w:val="24"/>
           <w:szCs w:val="24"/>
         </w:rPr>
-        <w:t>26</w:t>
+        <w:t>6</w:t>
+      </w:r>
+      <w:r>
+        <w:rPr>
+          <w:rFonts w:ascii="Aptos" w:hAnsi="Aptos"/>
+          <w:sz w:val="24"/>
+          <w:szCs w:val="24"/>
+        </w:rPr>
+        <w:t>0</w:t>
       </w:r>
     </w:p>
     <w:p>
@@ -4695,8 +4736,7 @@
           <w:sz w:val="24"/>
           <w:szCs w:val="24"/>
         </w:rPr>
-        <w:lastRenderedPageBreak/>
-        <w:t>Source Stopped Sending Data: Syslog</w:t>
+        <w:t>FortiGate UTM Alerts</w:t>
       </w:r>
       <w:r>
         <w:rPr>
@@ -4712,7 +4752,7 @@
           <w:sz w:val="24"/>
           <w:szCs w:val="24"/>
         </w:rPr>
-        <w:t>68</w:t>
+        <w:t>97</w:t>
       </w:r>
     </w:p>
     <w:p>
@@ -4730,11 +4770,11 @@
           <w:sz w:val="24"/>
           <w:szCs w:val="24"/>
         </w:rPr>
-        <w:t>User Account Modified</w:t>
-      </w:r>
-      <w:r>
-        <w:rPr>
-          <w:rFonts w:ascii="Aptos" w:hAnsi="Aptos" w:cstheme="minorHAnsi"/>
+        <w:t>FortiGate Logon Failure</w:t>
+      </w:r>
+      <w:r>
+        <w:rPr>
+          <w:rFonts w:ascii="Aptos" w:hAnsi="Aptos"/>
           <w:sz w:val="24"/>
           <w:szCs w:val="24"/>
         </w:rPr>
@@ -4754,7 +4794,7 @@
           <w:sz w:val="24"/>
           <w:szCs w:val="24"/>
         </w:rPr>
-        <w:t>59</w:t>
+        <w:t>96</w:t>
       </w:r>
     </w:p>
     <w:p>
@@ -4774,6 +4814,7 @@
           <w:sz w:val="24"/>
           <w:szCs w:val="24"/>
         </w:rPr>
+        <w:lastRenderedPageBreak/>
         <w:t xml:space="preserve">All these incidents were thoroughly reviewed and </w:t>
       </w:r>
       <w:r>
@@ -4851,7 +4892,9 @@
     </w:p>
     <w:p>
       <w:pPr>
+        <w:spacing w:before="240"/>
         <w:ind w:left="720"/>
+        <w:jc w:val="both"/>
         <w:rPr>
           <w:rFonts w:ascii="Aptos" w:hAnsi="Aptos"/>
           <w:sz w:val="24"/>
@@ -4864,10 +4907,10 @@
           <w14:ligatures w14:val="standardContextual"/>
         </w:rPr>
         <w:drawing>
-          <wp:inline distT="0" distB="0" distL="0" distR="0" wp14:anchorId="288DBF7D" wp14:editId="025EAD7B">
-            <wp:extent cx="5238750" cy="3028950"/>
-            <wp:effectExtent l="0" t="0" r="0" b="0"/>
-            <wp:docPr id="695948328" name="Chart 1">
+          <wp:inline distT="0" distB="0" distL="0" distR="0" wp14:anchorId="11F04CA9" wp14:editId="1C94D2D6">
+            <wp:extent cx="5731510" cy="3329305"/>
+            <wp:effectExtent l="0" t="0" r="2540" b="4445"/>
+            <wp:docPr id="5" name="Chart 5">
               <a:extLst xmlns:a="http://schemas.openxmlformats.org/drawingml/2006/main">
                 <a:ext uri="{FF2B5EF4-FFF2-40B4-BE49-F238E27FC236}">
                   <a16:creationId xmlns:a16="http://schemas.microsoft.com/office/drawing/2014/main" id="{6F8B4D0E-CB66-6C67-233A-916077C4E94C}"/>
@@ -4877,12 +4920,22 @@
             <wp:cNvGraphicFramePr/>
             <a:graphic xmlns:a="http://schemas.openxmlformats.org/drawingml/2006/main">
               <a:graphicData uri="http://schemas.openxmlformats.org/drawingml/2006/chart">
-                <c:chart xmlns:c="http://schemas.openxmlformats.org/drawingml/2006/chart" xmlns:r="http://schemas.openxmlformats.org/officeDocument/2006/relationships" r:id="rId15"/>
+                <c:chart xmlns:c="http://schemas.openxmlformats.org/drawingml/2006/chart" xmlns:r="http://schemas.openxmlformats.org/officeDocument/2006/relationships" r:id="rId16"/>
               </a:graphicData>
             </a:graphic>
           </wp:inline>
         </w:drawing>
       </w:r>
+    </w:p>
+    <w:p>
+      <w:pPr>
+        <w:ind w:left="720"/>
+        <w:rPr>
+          <w:rFonts w:ascii="Aptos" w:hAnsi="Aptos"/>
+          <w:sz w:val="24"/>
+          <w:szCs w:val="24"/>
+        </w:rPr>
+      </w:pPr>
     </w:p>
     <w:p>
       <w:pPr>
@@ -4895,7 +4948,7 @@
           <w:rFonts w:ascii="Aptos" w:hAnsi="Aptos"/>
         </w:rPr>
       </w:pPr>
-      <w:bookmarkStart w:id="9" w:name="_Toc231514262"/>
+      <w:bookmarkStart w:id="9" w:name="_Toc233911294"/>
       <w:r>
         <w:rPr>
           <w:rFonts w:ascii="Aptos" w:hAnsi="Aptos"/>
@@ -4930,7 +4983,7 @@
           <w:sz w:val="24"/>
           <w:szCs w:val="24"/>
         </w:rPr>
-        <w:t>29</w:t>
+        <w:t>2</w:t>
       </w:r>
       <w:r>
         <w:rPr>
@@ -4940,23 +4993,7 @@
           <w:sz w:val="24"/>
           <w:szCs w:val="24"/>
         </w:rPr>
-        <w:t xml:space="preserve"> alerts</w:t>
-      </w:r>
-      <w:r>
-        <w:rPr>
-          <w:rFonts w:ascii="Aptos" w:hAnsi="Aptos"/>
-          <w:sz w:val="24"/>
-          <w:szCs w:val="24"/>
-        </w:rPr>
-        <w:t xml:space="preserve"> were categorized as high severity, which entails </w:t>
-      </w:r>
-      <w:r>
-        <w:rPr>
-          <w:rFonts w:ascii="Aptos" w:hAnsi="Aptos"/>
-          <w:sz w:val="24"/>
-          <w:szCs w:val="24"/>
-        </w:rPr>
-        <w:t>“</w:t>
+        <w:t>8</w:t>
       </w:r>
       <w:r>
         <w:rPr>
@@ -4966,8 +5003,25 @@
           <w:sz w:val="24"/>
           <w:szCs w:val="24"/>
         </w:rPr>
-        <w:t>Non Domain Controller Active Directory Replication</w:t>
-      </w:r>
+        <w:t xml:space="preserve"> alerts</w:t>
+      </w:r>
+      <w:r>
+        <w:rPr>
+          <w:rFonts w:ascii="Aptos" w:hAnsi="Aptos"/>
+          <w:sz w:val="24"/>
+          <w:szCs w:val="24"/>
+        </w:rPr>
+        <w:t xml:space="preserve"> were categorized as high severity, which entails </w:t>
+      </w:r>
+      <w:r>
+        <w:rPr>
+          <w:rFonts w:ascii="Aptos" w:hAnsi="Aptos"/>
+          <w:sz w:val="24"/>
+          <w:szCs w:val="24"/>
+        </w:rPr>
+        <w:t>“</w:t>
+      </w:r>
+      <w:proofErr w:type="gramStart"/>
       <w:r>
         <w:rPr>
           <w:rFonts w:ascii="Aptos" w:hAnsi="Aptos"/>
@@ -4976,16 +5030,9 @@
           <w:sz w:val="24"/>
           <w:szCs w:val="24"/>
         </w:rPr>
-        <w:t xml:space="preserve">” </w:t>
-      </w:r>
-      <w:r>
-        <w:rPr>
-          <w:rFonts w:ascii="Aptos" w:hAnsi="Aptos"/>
-          <w:sz w:val="24"/>
-          <w:szCs w:val="24"/>
-        </w:rPr>
-        <w:t>and</w:t>
-      </w:r>
+        <w:t>Non Domain</w:t>
+      </w:r>
+      <w:proofErr w:type="gramEnd"/>
       <w:r>
         <w:rPr>
           <w:rFonts w:ascii="Aptos" w:hAnsi="Aptos"/>
@@ -4994,7 +5041,7 @@
           <w:sz w:val="24"/>
           <w:szCs w:val="24"/>
         </w:rPr>
-        <w:t xml:space="preserve"> “</w:t>
+        <w:t xml:space="preserve"> Controller Active Directory Replication</w:t>
       </w:r>
       <w:r>
         <w:rPr>
@@ -5004,7 +5051,15 @@
           <w:sz w:val="24"/>
           <w:szCs w:val="24"/>
         </w:rPr>
-        <w:t>Preview:  Possible multistage attack activities detected by Fusion</w:t>
+        <w:t>”</w:t>
+      </w:r>
+      <w:r>
+        <w:rPr>
+          <w:rFonts w:ascii="Aptos" w:hAnsi="Aptos"/>
+          <w:sz w:val="24"/>
+          <w:szCs w:val="24"/>
+        </w:rPr>
+        <w:t>,</w:t>
       </w:r>
       <w:r>
         <w:rPr>
@@ -5014,7 +5069,81 @@
           <w:sz w:val="24"/>
           <w:szCs w:val="24"/>
         </w:rPr>
+        <w:t xml:space="preserve"> “</w:t>
+      </w:r>
+      <w:r>
+        <w:rPr>
+          <w:rFonts w:ascii="Aptos" w:hAnsi="Aptos"/>
+          <w:b/>
+          <w:bCs/>
+          <w:sz w:val="24"/>
+          <w:szCs w:val="24"/>
+        </w:rPr>
+        <w:t>Preview:  Possible multistage attack activities detected by Fusion</w:t>
+      </w:r>
+      <w:r>
+        <w:rPr>
+          <w:rFonts w:ascii="Aptos" w:hAnsi="Aptos"/>
+          <w:b/>
+          <w:bCs/>
+          <w:sz w:val="24"/>
+          <w:szCs w:val="24"/>
+        </w:rPr>
         <w:t>”</w:t>
+      </w:r>
+      <w:r>
+        <w:rPr>
+          <w:rFonts w:ascii="Aptos" w:hAnsi="Aptos"/>
+          <w:b/>
+          <w:bCs/>
+          <w:sz w:val="24"/>
+          <w:szCs w:val="24"/>
+        </w:rPr>
+        <w:t xml:space="preserve"> and “[Critical Alert]: Suspicious WithSecure </w:t>
+      </w:r>
+      <w:proofErr w:type="spellStart"/>
+      <w:r>
+        <w:rPr>
+          <w:rFonts w:ascii="Aptos" w:hAnsi="Aptos"/>
+          <w:b/>
+          <w:bCs/>
+          <w:sz w:val="24"/>
+          <w:szCs w:val="24"/>
+        </w:rPr>
+        <w:t>ScanFile</w:t>
+      </w:r>
+      <w:proofErr w:type="spellEnd"/>
+      <w:r>
+        <w:rPr>
+          <w:rFonts w:ascii="Aptos" w:hAnsi="Aptos"/>
+          <w:b/>
+          <w:bCs/>
+          <w:sz w:val="24"/>
+          <w:szCs w:val="24"/>
+        </w:rPr>
+        <w:t xml:space="preserve"> Activity Detected on [Ngoma, </w:t>
+      </w:r>
+      <w:proofErr w:type="spellStart"/>
+      <w:r>
+        <w:rPr>
+          <w:rFonts w:ascii="Aptos" w:hAnsi="Aptos"/>
+          <w:b/>
+          <w:bCs/>
+          <w:sz w:val="24"/>
+          <w:szCs w:val="24"/>
+        </w:rPr>
+        <w:t>Adrew</w:t>
+      </w:r>
+      <w:proofErr w:type="spellEnd"/>
+      <w:r>
+        <w:rPr>
+          <w:rFonts w:ascii="Aptos" w:hAnsi="Aptos"/>
+          <w:b/>
+          <w:bCs/>
+          <w:sz w:val="24"/>
+          <w:szCs w:val="24"/>
+        </w:rPr>
+        <w:t>]”</w:t>
       </w:r>
       <w:r>
         <w:rPr>
@@ -5088,10 +5217,10 @@
         </w:rPr>
         <w:lastRenderedPageBreak/>
         <w:drawing>
-          <wp:inline distT="0" distB="0" distL="0" distR="0" wp14:anchorId="619E9F1D" wp14:editId="7F442E7F">
-            <wp:extent cx="4124325" cy="2676525"/>
-            <wp:effectExtent l="0" t="0" r="9525" b="9525"/>
-            <wp:docPr id="359688279" name="Chart 1">
+          <wp:inline distT="0" distB="0" distL="0" distR="0" wp14:anchorId="53D820BA" wp14:editId="48FFD6BF">
+            <wp:extent cx="5731510" cy="3185160"/>
+            <wp:effectExtent l="0" t="0" r="2540" b="15240"/>
+            <wp:docPr id="6" name="Chart 6">
               <a:extLst xmlns:a="http://schemas.openxmlformats.org/drawingml/2006/main">
                 <a:ext uri="{FF2B5EF4-FFF2-40B4-BE49-F238E27FC236}">
                   <a16:creationId xmlns:a16="http://schemas.microsoft.com/office/drawing/2014/main" id="{7CCE7EC7-18AF-BCF0-96AC-ACCB4C1499C6}"/>
@@ -5101,7 +5230,7 @@
             <wp:cNvGraphicFramePr/>
             <a:graphic xmlns:a="http://schemas.openxmlformats.org/drawingml/2006/main">
               <a:graphicData uri="http://schemas.openxmlformats.org/drawingml/2006/chart">
-                <c:chart xmlns:c="http://schemas.openxmlformats.org/drawingml/2006/chart" xmlns:r="http://schemas.openxmlformats.org/officeDocument/2006/relationships" r:id="rId16"/>
+                <c:chart xmlns:c="http://schemas.openxmlformats.org/drawingml/2006/chart" xmlns:r="http://schemas.openxmlformats.org/officeDocument/2006/relationships" r:id="rId17"/>
               </a:graphicData>
             </a:graphic>
           </wp:inline>
@@ -5153,12 +5282,12 @@
           <w:rFonts w:ascii="Aptos" w:hAnsi="Aptos" w:cstheme="minorHAnsi"/>
         </w:rPr>
       </w:pPr>
-      <w:bookmarkStart w:id="19" w:name="_Toc231514263"/>
+      <w:bookmarkStart w:id="19" w:name="_Toc233911295"/>
       <w:r>
         <w:rPr>
           <w:rFonts w:ascii="Aptos" w:hAnsi="Aptos" w:cstheme="minorHAnsi"/>
         </w:rPr>
-        <w:t>May</w:t>
+        <w:t>June</w:t>
       </w:r>
       <w:r>
         <w:rPr>
@@ -5197,7 +5326,7 @@
       </w:pPr>
       <w:bookmarkStart w:id="27" w:name="_Toc189744872"/>
       <w:bookmarkStart w:id="28" w:name="_Toc196989493"/>
-      <w:bookmarkStart w:id="29" w:name="_Toc231514264"/>
+      <w:bookmarkStart w:id="29" w:name="_Toc233911296"/>
       <w:r>
         <w:rPr>
           <w:rFonts w:ascii="Aptos" w:hAnsi="Aptos"/>
@@ -5239,7 +5368,7 @@
           <w:sz w:val="24"/>
           <w:szCs w:val="28"/>
         </w:rPr>
-        <w:t>May</w:t>
+        <w:t>June</w:t>
       </w:r>
       <w:r>
         <w:rPr>
@@ -5267,7 +5396,7 @@
           <w:sz w:val="24"/>
           <w:szCs w:val="28"/>
         </w:rPr>
-        <w:t>034</w:t>
+        <w:t>674</w:t>
       </w:r>
       <w:r>
         <w:rPr>
@@ -5335,39 +5464,7 @@
           <w:sz w:val="24"/>
           <w:szCs w:val="28"/>
         </w:rPr>
-        <w:t>29</w:t>
-      </w:r>
-      <w:r>
-        <w:rPr>
-          <w:rFonts w:ascii="Aptos" w:hAnsi="Aptos"/>
-          <w:sz w:val="24"/>
-          <w:szCs w:val="28"/>
-        </w:rPr>
-        <w:t xml:space="preserve"> </w:t>
-      </w:r>
-      <w:r>
-        <w:rPr>
-          <w:rFonts w:ascii="Aptos" w:hAnsi="Aptos"/>
-          <w:sz w:val="24"/>
-          <w:szCs w:val="28"/>
-        </w:rPr>
-        <w:t>w</w:t>
-      </w:r>
-      <w:r>
-        <w:rPr>
-          <w:rFonts w:ascii="Aptos" w:hAnsi="Aptos"/>
-          <w:sz w:val="24"/>
-          <w:szCs w:val="28"/>
-        </w:rPr>
-        <w:t>ere</w:t>
-      </w:r>
-      <w:r>
-        <w:rPr>
-          <w:rFonts w:ascii="Aptos" w:hAnsi="Aptos"/>
-          <w:sz w:val="24"/>
-          <w:szCs w:val="28"/>
-        </w:rPr>
-        <w:t xml:space="preserve"> of </w:t>
+        <w:t>2</w:t>
       </w:r>
       <w:r>
         <w:rPr>
@@ -5377,7 +5474,7 @@
           <w:sz w:val="24"/>
           <w:szCs w:val="28"/>
         </w:rPr>
-        <w:t>High Severity</w:t>
+        <w:t>8</w:t>
       </w:r>
       <w:r>
         <w:rPr>
@@ -5385,7 +5482,7 @@
           <w:sz w:val="24"/>
           <w:szCs w:val="28"/>
         </w:rPr>
-        <w:t>,</w:t>
+        <w:t xml:space="preserve"> </w:t>
       </w:r>
       <w:r>
         <w:rPr>
@@ -5393,7 +5490,23 @@
           <w:sz w:val="24"/>
           <w:szCs w:val="28"/>
         </w:rPr>
-        <w:t xml:space="preserve"> </w:t>
+        <w:t>w</w:t>
+      </w:r>
+      <w:r>
+        <w:rPr>
+          <w:rFonts w:ascii="Aptos" w:hAnsi="Aptos"/>
+          <w:sz w:val="24"/>
+          <w:szCs w:val="28"/>
+        </w:rPr>
+        <w:t>ere</w:t>
+      </w:r>
+      <w:r>
+        <w:rPr>
+          <w:rFonts w:ascii="Aptos" w:hAnsi="Aptos"/>
+          <w:sz w:val="24"/>
+          <w:szCs w:val="28"/>
+        </w:rPr>
+        <w:t xml:space="preserve"> of </w:t>
       </w:r>
       <w:r>
         <w:rPr>
@@ -5403,7 +5516,23 @@
           <w:sz w:val="24"/>
           <w:szCs w:val="28"/>
         </w:rPr>
-        <w:t>9</w:t>
+        <w:t>High Severity</w:t>
+      </w:r>
+      <w:r>
+        <w:rPr>
+          <w:rFonts w:ascii="Aptos" w:hAnsi="Aptos"/>
+          <w:sz w:val="24"/>
+          <w:szCs w:val="28"/>
+        </w:rPr>
+        <w:t>,</w:t>
+      </w:r>
+      <w:r>
+        <w:rPr>
+          <w:rFonts w:ascii="Aptos" w:hAnsi="Aptos"/>
+          <w:sz w:val="24"/>
+          <w:szCs w:val="28"/>
+        </w:rPr>
+        <w:t xml:space="preserve"> </w:t>
       </w:r>
       <w:r>
         <w:rPr>
@@ -5413,7 +5542,15 @@
           <w:sz w:val="24"/>
           <w:szCs w:val="28"/>
         </w:rPr>
-        <w:t>3</w:t>
+        <w:t>1574</w:t>
+      </w:r>
+      <w:r>
+        <w:rPr>
+          <w:rFonts w:ascii="Aptos" w:hAnsi="Aptos"/>
+          <w:sz w:val="24"/>
+          <w:szCs w:val="28"/>
+        </w:rPr>
+        <w:t xml:space="preserve"> were of </w:t>
       </w:r>
       <w:r>
         <w:rPr>
@@ -5423,7 +5560,7 @@
           <w:sz w:val="24"/>
           <w:szCs w:val="28"/>
         </w:rPr>
-        <w:t>2</w:t>
+        <w:t>Medium Severity</w:t>
       </w:r>
       <w:r>
         <w:rPr>
@@ -5431,7 +5568,15 @@
           <w:sz w:val="24"/>
           <w:szCs w:val="28"/>
         </w:rPr>
-        <w:t xml:space="preserve"> were of </w:t>
+        <w:t>,</w:t>
+      </w:r>
+      <w:r>
+        <w:rPr>
+          <w:rFonts w:ascii="Aptos" w:hAnsi="Aptos"/>
+          <w:sz w:val="24"/>
+          <w:szCs w:val="28"/>
+        </w:rPr>
+        <w:t xml:space="preserve"> </w:t>
       </w:r>
       <w:r>
         <w:rPr>
@@ -5441,23 +5586,7 @@
           <w:sz w:val="24"/>
           <w:szCs w:val="28"/>
         </w:rPr>
-        <w:t>Medium Severity</w:t>
-      </w:r>
-      <w:r>
-        <w:rPr>
-          <w:rFonts w:ascii="Aptos" w:hAnsi="Aptos"/>
-          <w:sz w:val="24"/>
-          <w:szCs w:val="28"/>
-        </w:rPr>
-        <w:t>,</w:t>
-      </w:r>
-      <w:r>
-        <w:rPr>
-          <w:rFonts w:ascii="Aptos" w:hAnsi="Aptos"/>
-          <w:sz w:val="24"/>
-          <w:szCs w:val="28"/>
-        </w:rPr>
-        <w:t xml:space="preserve"> </w:t>
+        <w:t>1</w:t>
       </w:r>
       <w:r>
         <w:rPr>
@@ -5467,7 +5596,7 @@
           <w:sz w:val="24"/>
           <w:szCs w:val="28"/>
         </w:rPr>
-        <w:t>14</w:t>
+        <w:t>3</w:t>
       </w:r>
       <w:r>
         <w:rPr>
@@ -5624,398 +5753,15 @@
           <w:noProof/>
           <w14:ligatures w14:val="standardContextual"/>
         </w:rPr>
+        <w:lastRenderedPageBreak/>
         <w:drawing>
-          <wp:inline distT="0" distB="0" distL="0" distR="0" wp14:anchorId="2DF971C7" wp14:editId="558EB263">
+          <wp:inline distT="0" distB="0" distL="0" distR="0" wp14:anchorId="215868F0" wp14:editId="57BE72BD">
             <wp:extent cx="5259704" cy="3016250"/>
             <wp:effectExtent l="0" t="0" r="17780" b="12700"/>
-            <wp:docPr id="1583537866" name="Chart 1">
+            <wp:docPr id="7" name="Chart 7">
               <a:extLst xmlns:a="http://schemas.openxmlformats.org/drawingml/2006/main">
                 <a:ext uri="{FF2B5EF4-FFF2-40B4-BE49-F238E27FC236}">
                   <a16:creationId xmlns:a16="http://schemas.microsoft.com/office/drawing/2014/main" id="{14CC1B68-DDEA-519A-9303-C2D5A562DC7B}"/>
-                </a:ext>
-              </a:extLst>
-            </wp:docPr>
-            <wp:cNvGraphicFramePr/>
-            <a:graphic xmlns:a="http://schemas.openxmlformats.org/drawingml/2006/main">
-              <a:graphicData uri="http://schemas.openxmlformats.org/drawingml/2006/chart">
-                <c:chart xmlns:c="http://schemas.openxmlformats.org/drawingml/2006/chart" xmlns:r="http://schemas.openxmlformats.org/officeDocument/2006/relationships" r:id="rId17"/>
-              </a:graphicData>
-            </a:graphic>
-          </wp:inline>
-        </w:drawing>
-      </w:r>
-      <w:r>
-        <w:rPr>
-          <w:rFonts w:ascii="Aptos" w:hAnsi="Aptos" w:cstheme="minorHAnsi"/>
-          <w:noProof/>
-        </w:rPr>
-        <w:t xml:space="preserve"> </w:t>
-      </w:r>
-      <w:r>
-        <w:rPr>
-          <w:rFonts w:ascii="Aptos" w:hAnsi="Aptos" w:cstheme="minorHAnsi"/>
-        </w:rPr>
-        <w:t xml:space="preserve"> </w:t>
-      </w:r>
-    </w:p>
-    <w:p>
-      <w:pPr>
-        <w:ind w:left="1350"/>
-        <w:jc w:val="center"/>
-        <w:rPr>
-          <w:rFonts w:ascii="Aptos" w:hAnsi="Aptos" w:cstheme="minorHAnsi"/>
-        </w:rPr>
-      </w:pPr>
-    </w:p>
-    <w:p>
-      <w:pPr>
-        <w:pStyle w:val="Heading2"/>
-        <w:numPr>
-          <w:ilvl w:val="1"/>
-          <w:numId w:val="7"/>
-        </w:numPr>
-        <w:rPr>
-          <w:rFonts w:ascii="Aptos" w:hAnsi="Aptos"/>
-        </w:rPr>
-      </w:pPr>
-      <w:bookmarkStart w:id="30" w:name="_Toc1035993343"/>
-      <w:bookmarkStart w:id="31" w:name="_Toc1813742154"/>
-      <w:bookmarkStart w:id="32" w:name="_Toc1049471768"/>
-      <w:bookmarkStart w:id="33" w:name="_Toc172314884"/>
-      <w:bookmarkStart w:id="34" w:name="_Toc380807168"/>
-      <w:bookmarkStart w:id="35" w:name="_Toc254615851"/>
-      <w:bookmarkStart w:id="36" w:name="_Toc168590856"/>
-      <w:bookmarkStart w:id="37" w:name="_Toc189744873"/>
-      <w:bookmarkStart w:id="38" w:name="_Toc196989494"/>
-      <w:bookmarkStart w:id="39" w:name="_Toc231514265"/>
-      <w:r>
-        <w:rPr>
-          <w:rFonts w:ascii="Aptos" w:hAnsi="Aptos"/>
-        </w:rPr>
-        <w:t>Incidents Processing</w:t>
-      </w:r>
-      <w:bookmarkEnd w:id="30"/>
-      <w:bookmarkEnd w:id="31"/>
-      <w:bookmarkEnd w:id="32"/>
-      <w:bookmarkEnd w:id="33"/>
-      <w:bookmarkEnd w:id="34"/>
-      <w:bookmarkEnd w:id="35"/>
-      <w:bookmarkEnd w:id="36"/>
-      <w:bookmarkEnd w:id="37"/>
-      <w:bookmarkEnd w:id="38"/>
-      <w:r>
-        <w:rPr>
-          <w:rFonts w:ascii="Aptos" w:hAnsi="Aptos"/>
-        </w:rPr>
-        <w:t xml:space="preserve"> and Classification</w:t>
-      </w:r>
-      <w:bookmarkEnd w:id="39"/>
-    </w:p>
-    <w:p>
-      <w:pPr>
-        <w:ind w:left="360"/>
-        <w:jc w:val="both"/>
-        <w:rPr>
-          <w:rFonts w:ascii="Aptos" w:hAnsi="Aptos"/>
-          <w:sz w:val="24"/>
-          <w:szCs w:val="24"/>
-        </w:rPr>
-      </w:pPr>
-      <w:r>
-        <w:rPr>
-          <w:rFonts w:ascii="Aptos" w:hAnsi="Aptos"/>
-          <w:sz w:val="24"/>
-          <w:szCs w:val="24"/>
-        </w:rPr>
-        <w:t xml:space="preserve">During the reporting period, </w:t>
-      </w:r>
-      <w:r>
-        <w:rPr>
-          <w:rFonts w:ascii="Aptos" w:hAnsi="Aptos"/>
-          <w:b/>
-          <w:bCs/>
-          <w:sz w:val="24"/>
-          <w:szCs w:val="24"/>
-        </w:rPr>
-        <w:t>TeKnowledge</w:t>
-      </w:r>
-      <w:r>
-        <w:rPr>
-          <w:rFonts w:ascii="Aptos" w:hAnsi="Aptos"/>
-          <w:sz w:val="24"/>
-          <w:szCs w:val="24"/>
-        </w:rPr>
-        <w:t xml:space="preserve"> successfully monitored, detected, and responded to a total of </w:t>
-      </w:r>
-      <w:r>
-        <w:rPr>
-          <w:rFonts w:ascii="Aptos" w:hAnsi="Aptos"/>
-          <w:b/>
-          <w:bCs/>
-          <w:sz w:val="24"/>
-          <w:szCs w:val="24"/>
-        </w:rPr>
-        <w:t>1</w:t>
-      </w:r>
-      <w:r>
-        <w:rPr>
-          <w:rFonts w:ascii="Aptos" w:hAnsi="Aptos"/>
-          <w:b/>
-          <w:bCs/>
-          <w:sz w:val="24"/>
-          <w:szCs w:val="24"/>
-        </w:rPr>
-        <w:t>03</w:t>
-      </w:r>
-      <w:r>
-        <w:rPr>
-          <w:rFonts w:ascii="Aptos" w:hAnsi="Aptos"/>
-          <w:b/>
-          <w:bCs/>
-          <w:sz w:val="24"/>
-          <w:szCs w:val="24"/>
-        </w:rPr>
-        <w:t>4</w:t>
-      </w:r>
-      <w:r>
-        <w:rPr>
-          <w:rFonts w:ascii="Aptos" w:hAnsi="Aptos"/>
-          <w:b/>
-          <w:bCs/>
-          <w:sz w:val="24"/>
-          <w:szCs w:val="24"/>
-        </w:rPr>
-        <w:t xml:space="preserve"> security incidents</w:t>
-      </w:r>
-      <w:r>
-        <w:rPr>
-          <w:rFonts w:ascii="Aptos" w:hAnsi="Aptos"/>
-          <w:sz w:val="24"/>
-          <w:szCs w:val="24"/>
-        </w:rPr>
-        <w:t xml:space="preserve"> within the </w:t>
-      </w:r>
-      <w:r>
-        <w:rPr>
-          <w:rFonts w:ascii="Aptos" w:hAnsi="Aptos"/>
-          <w:b/>
-          <w:bCs/>
-          <w:sz w:val="24"/>
-          <w:szCs w:val="24"/>
-        </w:rPr>
-        <w:t xml:space="preserve">AB Bank </w:t>
-      </w:r>
-      <w:r>
-        <w:rPr>
-          <w:rFonts w:ascii="Aptos" w:hAnsi="Aptos"/>
-          <w:b/>
-          <w:bCs/>
-          <w:sz w:val="24"/>
-          <w:szCs w:val="24"/>
-        </w:rPr>
-        <w:t>Zambia</w:t>
-      </w:r>
-      <w:r>
-        <w:rPr>
-          <w:rFonts w:ascii="Aptos" w:hAnsi="Aptos"/>
-          <w:sz w:val="24"/>
-          <w:szCs w:val="24"/>
-        </w:rPr>
-        <w:t xml:space="preserve"> </w:t>
-      </w:r>
-      <w:r>
-        <w:rPr>
-          <w:rFonts w:ascii="Aptos" w:hAnsi="Aptos"/>
-          <w:sz w:val="24"/>
-          <w:szCs w:val="24"/>
-        </w:rPr>
-        <w:t xml:space="preserve">production </w:t>
-      </w:r>
-      <w:r>
-        <w:rPr>
-          <w:rFonts w:ascii="Aptos" w:hAnsi="Aptos"/>
-          <w:sz w:val="24"/>
-          <w:szCs w:val="24"/>
-        </w:rPr>
-        <w:t xml:space="preserve">environment. The </w:t>
-      </w:r>
-      <w:r>
-        <w:rPr>
-          <w:rFonts w:ascii="Aptos" w:hAnsi="Aptos"/>
-          <w:b/>
-          <w:bCs/>
-          <w:sz w:val="24"/>
-          <w:szCs w:val="24"/>
-        </w:rPr>
-        <w:t>SOC team processed all incidents</w:t>
-      </w:r>
-      <w:r>
-        <w:rPr>
-          <w:rFonts w:ascii="Aptos" w:hAnsi="Aptos"/>
-          <w:sz w:val="24"/>
-          <w:szCs w:val="24"/>
-        </w:rPr>
-        <w:t xml:space="preserve">, ensuring a </w:t>
-      </w:r>
-      <w:r>
-        <w:rPr>
-          <w:rFonts w:ascii="Aptos" w:hAnsi="Aptos"/>
-          <w:b/>
-          <w:bCs/>
-          <w:sz w:val="24"/>
-          <w:szCs w:val="24"/>
-        </w:rPr>
-        <w:t>comprehensive approach to threat detection and response</w:t>
-      </w:r>
-      <w:r>
-        <w:rPr>
-          <w:rFonts w:ascii="Aptos" w:hAnsi="Aptos"/>
-          <w:sz w:val="24"/>
-          <w:szCs w:val="24"/>
-        </w:rPr>
-        <w:t>.</w:t>
-      </w:r>
-    </w:p>
-    <w:p>
-      <w:pPr>
-        <w:ind w:left="360"/>
-        <w:jc w:val="both"/>
-        <w:rPr>
-          <w:rFonts w:ascii="Aptos" w:hAnsi="Aptos"/>
-          <w:sz w:val="24"/>
-          <w:szCs w:val="24"/>
-        </w:rPr>
-      </w:pPr>
-      <w:r>
-        <w:rPr>
-          <w:rFonts w:ascii="Aptos" w:hAnsi="Aptos" w:cs="Arial"/>
-          <w:sz w:val="24"/>
-          <w:szCs w:val="24"/>
-        </w:rPr>
-        <w:t xml:space="preserve">The final classification breakdown comprised </w:t>
-      </w:r>
-      <w:r>
-        <w:rPr>
-          <w:rFonts w:ascii="Aptos" w:hAnsi="Aptos" w:cs="Arial"/>
-          <w:b/>
-          <w:bCs/>
-          <w:sz w:val="24"/>
-          <w:szCs w:val="24"/>
-        </w:rPr>
-        <w:t xml:space="preserve">17 true positives, </w:t>
-      </w:r>
-      <w:r>
-        <w:rPr>
-          <w:rFonts w:ascii="Aptos" w:hAnsi="Aptos" w:cs="Arial"/>
-          <w:b/>
-          <w:bCs/>
-          <w:sz w:val="24"/>
-          <w:szCs w:val="24"/>
-        </w:rPr>
-        <w:t xml:space="preserve">978 </w:t>
-      </w:r>
-      <w:r>
-        <w:rPr>
-          <w:rFonts w:ascii="Aptos" w:hAnsi="Aptos" w:cs="Arial"/>
-          <w:b/>
-          <w:bCs/>
-          <w:sz w:val="24"/>
-          <w:szCs w:val="24"/>
-        </w:rPr>
-        <w:t xml:space="preserve">benign positives, </w:t>
-      </w:r>
-      <w:r>
-        <w:rPr>
-          <w:rFonts w:ascii="Aptos" w:hAnsi="Aptos" w:cs="Arial"/>
-          <w:b/>
-          <w:bCs/>
-          <w:sz w:val="24"/>
-          <w:szCs w:val="24"/>
-        </w:rPr>
-        <w:t>1</w:t>
-      </w:r>
-      <w:r>
-        <w:rPr>
-          <w:rFonts w:ascii="Aptos" w:hAnsi="Aptos" w:cs="Arial"/>
-          <w:b/>
-          <w:bCs/>
-          <w:sz w:val="24"/>
-          <w:szCs w:val="24"/>
-        </w:rPr>
-        <w:t xml:space="preserve"> false positive, </w:t>
-      </w:r>
-      <w:r>
-        <w:rPr>
-          <w:rFonts w:ascii="Aptos" w:hAnsi="Aptos" w:cs="Arial"/>
-          <w:sz w:val="24"/>
-          <w:szCs w:val="24"/>
-        </w:rPr>
-        <w:t>and</w:t>
-      </w:r>
-      <w:r>
-        <w:rPr>
-          <w:rFonts w:ascii="Aptos" w:hAnsi="Aptos" w:cs="Arial"/>
-          <w:b/>
-          <w:bCs/>
-          <w:sz w:val="24"/>
-          <w:szCs w:val="24"/>
-        </w:rPr>
-        <w:t xml:space="preserve"> </w:t>
-      </w:r>
-      <w:r>
-        <w:rPr>
-          <w:rFonts w:ascii="Aptos" w:hAnsi="Aptos" w:cs="Arial"/>
-          <w:b/>
-          <w:bCs/>
-          <w:sz w:val="24"/>
-          <w:szCs w:val="24"/>
-        </w:rPr>
-        <w:t>34</w:t>
-      </w:r>
-      <w:r>
-        <w:rPr>
-          <w:rFonts w:ascii="Aptos" w:hAnsi="Aptos" w:cs="Arial"/>
-          <w:b/>
-          <w:bCs/>
-          <w:sz w:val="24"/>
-          <w:szCs w:val="24"/>
-        </w:rPr>
-        <w:t xml:space="preserve"> undetermined</w:t>
-      </w:r>
-      <w:r>
-        <w:rPr>
-          <w:rFonts w:ascii="Aptos" w:hAnsi="Aptos" w:cs="Arial"/>
-          <w:b/>
-          <w:bCs/>
-          <w:sz w:val="24"/>
-          <w:szCs w:val="24"/>
-        </w:rPr>
-        <w:t>.</w:t>
-      </w:r>
-    </w:p>
-    <w:p>
-      <w:pPr>
-        <w:ind w:left="360"/>
-        <w:jc w:val="center"/>
-        <w:rPr>
-          <w:rFonts w:ascii="Aptos" w:hAnsi="Aptos"/>
-          <w:sz w:val="24"/>
-          <w:szCs w:val="24"/>
-        </w:rPr>
-      </w:pPr>
-      <w:r>
-        <w:rPr>
-          <w:noProof/>
-          <w14:ligatures w14:val="standardContextual"/>
-        </w:rPr>
-        <w:drawing>
-          <wp:inline distT="0" distB="0" distL="0" distR="0" wp14:anchorId="7760E199" wp14:editId="2957EB54">
-            <wp:extent cx="4800600" cy="2628900"/>
-            <wp:effectExtent l="0" t="0" r="0" b="0"/>
-            <wp:docPr id="942534194" name="Chart 1">
-              <a:extLst xmlns:a="http://schemas.openxmlformats.org/drawingml/2006/main">
-                <a:ext uri="{FF2B5EF4-FFF2-40B4-BE49-F238E27FC236}">
-                  <a16:creationId xmlns:a16="http://schemas.microsoft.com/office/drawing/2014/main" id="{9E285BAF-644D-4CAE-AAA0-D588E3C86A3F}"/>
                 </a:ext>
               </a:extLst>
             </wp:docPr>
@@ -6028,6 +5774,391 @@
           </wp:inline>
         </w:drawing>
       </w:r>
+      <w:r>
+        <w:rPr>
+          <w:rFonts w:ascii="Aptos" w:hAnsi="Aptos" w:cstheme="minorHAnsi"/>
+          <w:noProof/>
+        </w:rPr>
+        <w:t xml:space="preserve"> </w:t>
+      </w:r>
+      <w:r>
+        <w:rPr>
+          <w:rFonts w:ascii="Aptos" w:hAnsi="Aptos" w:cstheme="minorHAnsi"/>
+        </w:rPr>
+        <w:t xml:space="preserve"> </w:t>
+      </w:r>
+    </w:p>
+    <w:p>
+      <w:pPr>
+        <w:ind w:left="1350"/>
+        <w:jc w:val="center"/>
+        <w:rPr>
+          <w:rFonts w:ascii="Aptos" w:hAnsi="Aptos" w:cstheme="minorHAnsi"/>
+        </w:rPr>
+      </w:pPr>
+    </w:p>
+    <w:p>
+      <w:pPr>
+        <w:pStyle w:val="Heading2"/>
+        <w:numPr>
+          <w:ilvl w:val="1"/>
+          <w:numId w:val="7"/>
+        </w:numPr>
+        <w:rPr>
+          <w:rFonts w:ascii="Aptos" w:hAnsi="Aptos"/>
+        </w:rPr>
+      </w:pPr>
+      <w:bookmarkStart w:id="30" w:name="_Toc1035993343"/>
+      <w:bookmarkStart w:id="31" w:name="_Toc1813742154"/>
+      <w:bookmarkStart w:id="32" w:name="_Toc1049471768"/>
+      <w:bookmarkStart w:id="33" w:name="_Toc172314884"/>
+      <w:bookmarkStart w:id="34" w:name="_Toc380807168"/>
+      <w:bookmarkStart w:id="35" w:name="_Toc254615851"/>
+      <w:bookmarkStart w:id="36" w:name="_Toc168590856"/>
+      <w:bookmarkStart w:id="37" w:name="_Toc189744873"/>
+      <w:bookmarkStart w:id="38" w:name="_Toc196989494"/>
+      <w:bookmarkStart w:id="39" w:name="_Toc233911297"/>
+      <w:r>
+        <w:rPr>
+          <w:rFonts w:ascii="Aptos" w:hAnsi="Aptos"/>
+        </w:rPr>
+        <w:t>Incidents Processing</w:t>
+      </w:r>
+      <w:bookmarkEnd w:id="30"/>
+      <w:bookmarkEnd w:id="31"/>
+      <w:bookmarkEnd w:id="32"/>
+      <w:bookmarkEnd w:id="33"/>
+      <w:bookmarkEnd w:id="34"/>
+      <w:bookmarkEnd w:id="35"/>
+      <w:bookmarkEnd w:id="36"/>
+      <w:bookmarkEnd w:id="37"/>
+      <w:bookmarkEnd w:id="38"/>
+      <w:r>
+        <w:rPr>
+          <w:rFonts w:ascii="Aptos" w:hAnsi="Aptos"/>
+        </w:rPr>
+        <w:t xml:space="preserve"> and Classification</w:t>
+      </w:r>
+      <w:bookmarkEnd w:id="39"/>
+    </w:p>
+    <w:p>
+      <w:pPr>
+        <w:ind w:left="360"/>
+        <w:jc w:val="both"/>
+        <w:rPr>
+          <w:rFonts w:ascii="Aptos" w:hAnsi="Aptos"/>
+          <w:sz w:val="24"/>
+          <w:szCs w:val="24"/>
+        </w:rPr>
+      </w:pPr>
+      <w:r>
+        <w:rPr>
+          <w:rFonts w:ascii="Aptos" w:hAnsi="Aptos"/>
+          <w:sz w:val="24"/>
+          <w:szCs w:val="24"/>
+        </w:rPr>
+        <w:t xml:space="preserve">During the reporting period, </w:t>
+      </w:r>
+      <w:r>
+        <w:rPr>
+          <w:rFonts w:ascii="Aptos" w:hAnsi="Aptos"/>
+          <w:b/>
+          <w:bCs/>
+          <w:sz w:val="24"/>
+          <w:szCs w:val="24"/>
+        </w:rPr>
+        <w:t>TeKnowledge</w:t>
+      </w:r>
+      <w:r>
+        <w:rPr>
+          <w:rFonts w:ascii="Aptos" w:hAnsi="Aptos"/>
+          <w:sz w:val="24"/>
+          <w:szCs w:val="24"/>
+        </w:rPr>
+        <w:t xml:space="preserve"> successfully monitored, detected, and responded to a total of </w:t>
+      </w:r>
+      <w:r>
+        <w:rPr>
+          <w:rFonts w:ascii="Aptos" w:hAnsi="Aptos"/>
+          <w:b/>
+          <w:bCs/>
+          <w:sz w:val="24"/>
+          <w:szCs w:val="24"/>
+        </w:rPr>
+        <w:t>1</w:t>
+      </w:r>
+      <w:r>
+        <w:rPr>
+          <w:rFonts w:ascii="Aptos" w:hAnsi="Aptos"/>
+          <w:b/>
+          <w:bCs/>
+          <w:sz w:val="24"/>
+          <w:szCs w:val="24"/>
+        </w:rPr>
+        <w:t>66</w:t>
+      </w:r>
+      <w:r>
+        <w:rPr>
+          <w:rFonts w:ascii="Aptos" w:hAnsi="Aptos"/>
+          <w:b/>
+          <w:bCs/>
+          <w:sz w:val="24"/>
+          <w:szCs w:val="24"/>
+        </w:rPr>
+        <w:t>4</w:t>
+      </w:r>
+      <w:r>
+        <w:rPr>
+          <w:rFonts w:ascii="Aptos" w:hAnsi="Aptos"/>
+          <w:b/>
+          <w:bCs/>
+          <w:sz w:val="24"/>
+          <w:szCs w:val="24"/>
+        </w:rPr>
+        <w:t xml:space="preserve"> security incidents</w:t>
+      </w:r>
+      <w:r>
+        <w:rPr>
+          <w:rFonts w:ascii="Aptos" w:hAnsi="Aptos"/>
+          <w:sz w:val="24"/>
+          <w:szCs w:val="24"/>
+        </w:rPr>
+        <w:t xml:space="preserve"> within the </w:t>
+      </w:r>
+      <w:r>
+        <w:rPr>
+          <w:rFonts w:ascii="Aptos" w:hAnsi="Aptos"/>
+          <w:b/>
+          <w:bCs/>
+          <w:sz w:val="24"/>
+          <w:szCs w:val="24"/>
+        </w:rPr>
+        <w:t xml:space="preserve">AB Bank </w:t>
+      </w:r>
+      <w:r>
+        <w:rPr>
+          <w:rFonts w:ascii="Aptos" w:hAnsi="Aptos"/>
+          <w:b/>
+          <w:bCs/>
+          <w:sz w:val="24"/>
+          <w:szCs w:val="24"/>
+        </w:rPr>
+        <w:t>Zambia</w:t>
+      </w:r>
+      <w:r>
+        <w:rPr>
+          <w:rFonts w:ascii="Aptos" w:hAnsi="Aptos"/>
+          <w:sz w:val="24"/>
+          <w:szCs w:val="24"/>
+        </w:rPr>
+        <w:t xml:space="preserve"> </w:t>
+      </w:r>
+      <w:r>
+        <w:rPr>
+          <w:rFonts w:ascii="Aptos" w:hAnsi="Aptos"/>
+          <w:sz w:val="24"/>
+          <w:szCs w:val="24"/>
+        </w:rPr>
+        <w:t xml:space="preserve">production </w:t>
+      </w:r>
+      <w:r>
+        <w:rPr>
+          <w:rFonts w:ascii="Aptos" w:hAnsi="Aptos"/>
+          <w:sz w:val="24"/>
+          <w:szCs w:val="24"/>
+        </w:rPr>
+        <w:t xml:space="preserve">environment. The </w:t>
+      </w:r>
+      <w:r>
+        <w:rPr>
+          <w:rFonts w:ascii="Aptos" w:hAnsi="Aptos"/>
+          <w:b/>
+          <w:bCs/>
+          <w:sz w:val="24"/>
+          <w:szCs w:val="24"/>
+        </w:rPr>
+        <w:t>SOC team processed all incidents</w:t>
+      </w:r>
+      <w:r>
+        <w:rPr>
+          <w:rFonts w:ascii="Aptos" w:hAnsi="Aptos"/>
+          <w:sz w:val="24"/>
+          <w:szCs w:val="24"/>
+        </w:rPr>
+        <w:t xml:space="preserve">, ensuring a </w:t>
+      </w:r>
+      <w:r>
+        <w:rPr>
+          <w:rFonts w:ascii="Aptos" w:hAnsi="Aptos"/>
+          <w:b/>
+          <w:bCs/>
+          <w:sz w:val="24"/>
+          <w:szCs w:val="24"/>
+        </w:rPr>
+        <w:t>comprehensive approach to threat detection and response</w:t>
+      </w:r>
+      <w:r>
+        <w:rPr>
+          <w:rFonts w:ascii="Aptos" w:hAnsi="Aptos"/>
+          <w:sz w:val="24"/>
+          <w:szCs w:val="24"/>
+        </w:rPr>
+        <w:t>.</w:t>
+      </w:r>
+    </w:p>
+    <w:p>
+      <w:pPr>
+        <w:ind w:left="360"/>
+        <w:jc w:val="both"/>
+        <w:rPr>
+          <w:rFonts w:ascii="Aptos" w:hAnsi="Aptos"/>
+          <w:sz w:val="24"/>
+          <w:szCs w:val="24"/>
+        </w:rPr>
+      </w:pPr>
+      <w:r>
+        <w:rPr>
+          <w:rFonts w:ascii="Aptos" w:hAnsi="Aptos" w:cs="Arial"/>
+          <w:sz w:val="24"/>
+          <w:szCs w:val="24"/>
+        </w:rPr>
+        <w:t xml:space="preserve">The final classification breakdown comprised </w:t>
+      </w:r>
+      <w:r>
+        <w:rPr>
+          <w:rFonts w:ascii="Aptos" w:hAnsi="Aptos" w:cs="Arial"/>
+          <w:b/>
+          <w:bCs/>
+          <w:sz w:val="24"/>
+          <w:szCs w:val="24"/>
+        </w:rPr>
+        <w:t>24</w:t>
+      </w:r>
+      <w:r>
+        <w:rPr>
+          <w:rFonts w:ascii="Aptos" w:hAnsi="Aptos" w:cs="Arial"/>
+          <w:b/>
+          <w:bCs/>
+          <w:sz w:val="24"/>
+          <w:szCs w:val="24"/>
+        </w:rPr>
+        <w:t xml:space="preserve"> true positives, </w:t>
+      </w:r>
+      <w:r>
+        <w:rPr>
+          <w:rFonts w:ascii="Aptos" w:hAnsi="Aptos" w:cs="Arial"/>
+          <w:b/>
+          <w:bCs/>
+          <w:sz w:val="24"/>
+          <w:szCs w:val="24"/>
+        </w:rPr>
+        <w:t>1619</w:t>
+      </w:r>
+      <w:r>
+        <w:rPr>
+          <w:rFonts w:ascii="Aptos" w:hAnsi="Aptos" w:cs="Arial"/>
+          <w:b/>
+          <w:bCs/>
+          <w:sz w:val="24"/>
+          <w:szCs w:val="24"/>
+        </w:rPr>
+        <w:t xml:space="preserve"> </w:t>
+      </w:r>
+      <w:r>
+        <w:rPr>
+          <w:rFonts w:ascii="Aptos" w:hAnsi="Aptos" w:cs="Arial"/>
+          <w:b/>
+          <w:bCs/>
+          <w:sz w:val="24"/>
+          <w:szCs w:val="24"/>
+        </w:rPr>
+        <w:t xml:space="preserve">benign positives, </w:t>
+      </w:r>
+      <w:r>
+        <w:rPr>
+          <w:rFonts w:ascii="Aptos" w:hAnsi="Aptos" w:cs="Arial"/>
+          <w:sz w:val="24"/>
+          <w:szCs w:val="24"/>
+        </w:rPr>
+        <w:t>and</w:t>
+      </w:r>
+      <w:r>
+        <w:rPr>
+          <w:rFonts w:ascii="Aptos" w:hAnsi="Aptos" w:cs="Arial"/>
+          <w:b/>
+          <w:bCs/>
+          <w:sz w:val="24"/>
+          <w:szCs w:val="24"/>
+        </w:rPr>
+        <w:t xml:space="preserve"> </w:t>
+      </w:r>
+      <w:r>
+        <w:rPr>
+          <w:rFonts w:ascii="Aptos" w:hAnsi="Aptos" w:cs="Arial"/>
+          <w:b/>
+          <w:bCs/>
+          <w:sz w:val="24"/>
+          <w:szCs w:val="24"/>
+        </w:rPr>
+        <w:t>21</w:t>
+      </w:r>
+      <w:r>
+        <w:rPr>
+          <w:rFonts w:ascii="Aptos" w:hAnsi="Aptos" w:cs="Arial"/>
+          <w:b/>
+          <w:bCs/>
+          <w:sz w:val="24"/>
+          <w:szCs w:val="24"/>
+        </w:rPr>
+        <w:t xml:space="preserve"> undetermined</w:t>
+      </w:r>
+      <w:r>
+        <w:rPr>
+          <w:rFonts w:ascii="Aptos" w:hAnsi="Aptos" w:cs="Arial"/>
+          <w:b/>
+          <w:bCs/>
+          <w:sz w:val="24"/>
+          <w:szCs w:val="24"/>
+        </w:rPr>
+        <w:t>.</w:t>
+      </w:r>
+    </w:p>
+    <w:p>
+      <w:pPr>
+        <w:ind w:left="360"/>
+        <w:jc w:val="center"/>
+        <w:rPr>
+          <w:rFonts w:ascii="Aptos" w:hAnsi="Aptos"/>
+          <w:sz w:val="24"/>
+          <w:szCs w:val="24"/>
+        </w:rPr>
+      </w:pPr>
+      <w:r>
+        <w:rPr>
+          <w:noProof/>
+          <w14:ligatures w14:val="standardContextual"/>
+        </w:rPr>
+        <w:lastRenderedPageBreak/>
+        <w:drawing>
+          <wp:inline distT="0" distB="0" distL="0" distR="0" wp14:anchorId="5BE5DD63" wp14:editId="322FB30C">
+            <wp:extent cx="5731510" cy="3225800"/>
+            <wp:effectExtent l="0" t="0" r="2540" b="12700"/>
+            <wp:docPr id="8" name="Chart 8">
+              <a:extLst xmlns:a="http://schemas.openxmlformats.org/drawingml/2006/main">
+                <a:ext uri="{FF2B5EF4-FFF2-40B4-BE49-F238E27FC236}">
+                  <a16:creationId xmlns:a16="http://schemas.microsoft.com/office/drawing/2014/main" id="{9E285BAF-644D-4CAE-AAA0-D588E3C86A3F}"/>
+                </a:ext>
+              </a:extLst>
+            </wp:docPr>
+            <wp:cNvGraphicFramePr/>
+            <a:graphic xmlns:a="http://schemas.openxmlformats.org/drawingml/2006/main">
+              <a:graphicData uri="http://schemas.openxmlformats.org/drawingml/2006/chart">
+                <c:chart xmlns:c="http://schemas.openxmlformats.org/drawingml/2006/chart" xmlns:r="http://schemas.openxmlformats.org/officeDocument/2006/relationships" r:id="rId19"/>
+              </a:graphicData>
+            </a:graphic>
+          </wp:inline>
+        </w:drawing>
+      </w:r>
     </w:p>
     <w:p>
       <w:pPr>
@@ -6068,12 +6199,26 @@
       <w:bookmarkStart w:id="46" w:name="_Toc168590857"/>
       <w:bookmarkStart w:id="47" w:name="_Toc189744874"/>
       <w:bookmarkStart w:id="48" w:name="_Toc196989495"/>
-      <w:bookmarkStart w:id="49" w:name="_Toc231514266"/>
-      <w:r>
-        <w:rPr>
-          <w:rFonts w:ascii="Aptos" w:hAnsi="Aptos"/>
-        </w:rPr>
-        <w:t>Mean Time To Detect (MTTD)</w:t>
+      <w:bookmarkStart w:id="49" w:name="_Toc233911298"/>
+      <w:r>
+        <w:rPr>
+          <w:rFonts w:ascii="Aptos" w:hAnsi="Aptos"/>
+        </w:rPr>
+        <w:t xml:space="preserve">Mean Time </w:t>
+      </w:r>
+      <w:proofErr w:type="gramStart"/>
+      <w:r>
+        <w:rPr>
+          <w:rFonts w:ascii="Aptos" w:hAnsi="Aptos"/>
+        </w:rPr>
+        <w:t>To</w:t>
+      </w:r>
+      <w:proofErr w:type="gramEnd"/>
+      <w:r>
+        <w:rPr>
+          <w:rFonts w:ascii="Aptos" w:hAnsi="Aptos"/>
+        </w:rPr>
+        <w:t xml:space="preserve"> Detect (MTTD)</w:t>
       </w:r>
       <w:bookmarkEnd w:id="40"/>
       <w:bookmarkEnd w:id="41"/>
@@ -6152,7 +6297,7 @@
           <w:sz w:val="24"/>
           <w:szCs w:val="24"/>
         </w:rPr>
-        <w:t>3</w:t>
+        <w:t>47</w:t>
       </w:r>
       <w:r>
         <w:rPr>
@@ -6162,7 +6307,7 @@
           <w:sz w:val="24"/>
           <w:szCs w:val="24"/>
         </w:rPr>
-        <w:t>3</w:t>
+        <w:t xml:space="preserve"> seconds</w:t>
       </w:r>
       <w:r>
         <w:rPr>
@@ -6172,7 +6317,23 @@
           <w:sz w:val="24"/>
           <w:szCs w:val="24"/>
         </w:rPr>
-        <w:t xml:space="preserve"> seconds</w:t>
+        <w:t xml:space="preserve">. </w:t>
+      </w:r>
+      <w:r>
+        <w:rPr>
+          <w:rFonts w:ascii="Aptos" w:hAnsi="Aptos" w:cstheme="minorHAnsi"/>
+          <w:sz w:val="24"/>
+          <w:szCs w:val="24"/>
+        </w:rPr>
+        <w:t>Average detection time for</w:t>
+      </w:r>
+      <w:r>
+        <w:rPr>
+          <w:rFonts w:ascii="Aptos" w:hAnsi="Aptos" w:cstheme="minorHAnsi"/>
+          <w:sz w:val="24"/>
+          <w:szCs w:val="24"/>
+        </w:rPr>
+        <w:t xml:space="preserve"> </w:t>
       </w:r>
       <w:r>
         <w:rPr>
@@ -6182,7 +6343,7 @@
           <w:sz w:val="24"/>
           <w:szCs w:val="24"/>
         </w:rPr>
-        <w:t xml:space="preserve">. </w:t>
+        <w:t>High-severity</w:t>
       </w:r>
       <w:r>
         <w:rPr>
@@ -6190,15 +6351,7 @@
           <w:sz w:val="24"/>
           <w:szCs w:val="24"/>
         </w:rPr>
-        <w:t>Average detection time for</w:t>
-      </w:r>
-      <w:r>
-        <w:rPr>
-          <w:rFonts w:ascii="Aptos" w:hAnsi="Aptos" w:cstheme="minorHAnsi"/>
-          <w:sz w:val="24"/>
-          <w:szCs w:val="24"/>
-        </w:rPr>
-        <w:t xml:space="preserve"> </w:t>
+        <w:t xml:space="preserve"> was </w:t>
       </w:r>
       <w:r>
         <w:rPr>
@@ -6208,15 +6361,7 @@
           <w:sz w:val="24"/>
           <w:szCs w:val="24"/>
         </w:rPr>
-        <w:t>High-severity</w:t>
-      </w:r>
-      <w:r>
-        <w:rPr>
-          <w:rFonts w:ascii="Aptos" w:hAnsi="Aptos" w:cstheme="minorHAnsi"/>
-          <w:sz w:val="24"/>
-          <w:szCs w:val="24"/>
-        </w:rPr>
-        <w:t xml:space="preserve"> was </w:t>
+        <w:t>8</w:t>
       </w:r>
       <w:r>
         <w:rPr>
@@ -6226,7 +6371,7 @@
           <w:sz w:val="24"/>
           <w:szCs w:val="24"/>
         </w:rPr>
-        <w:t>2</w:t>
+        <w:t xml:space="preserve"> minute </w:t>
       </w:r>
       <w:r>
         <w:rPr>
@@ -6236,7 +6381,7 @@
           <w:sz w:val="24"/>
           <w:szCs w:val="24"/>
         </w:rPr>
-        <w:t xml:space="preserve"> minute </w:t>
+        <w:t>3</w:t>
       </w:r>
       <w:r>
         <w:rPr>
@@ -6246,7 +6391,7 @@
           <w:sz w:val="24"/>
           <w:szCs w:val="24"/>
         </w:rPr>
-        <w:t>3</w:t>
+        <w:t>9</w:t>
       </w:r>
       <w:r>
         <w:rPr>
@@ -6256,7 +6401,23 @@
           <w:sz w:val="24"/>
           <w:szCs w:val="24"/>
         </w:rPr>
-        <w:t>1</w:t>
+        <w:t xml:space="preserve"> seconds</w:t>
+      </w:r>
+      <w:r>
+        <w:rPr>
+          <w:rFonts w:ascii="Aptos" w:hAnsi="Aptos" w:cstheme="minorHAnsi"/>
+          <w:sz w:val="24"/>
+          <w:szCs w:val="24"/>
+        </w:rPr>
+        <w:t>,</w:t>
+      </w:r>
+      <w:r>
+        <w:rPr>
+          <w:rFonts w:ascii="Aptos" w:hAnsi="Aptos" w:cstheme="minorHAnsi"/>
+          <w:sz w:val="24"/>
+          <w:szCs w:val="24"/>
+        </w:rPr>
+        <w:t xml:space="preserve"> </w:t>
       </w:r>
       <w:r>
         <w:rPr>
@@ -6266,23 +6427,7 @@
           <w:sz w:val="24"/>
           <w:szCs w:val="24"/>
         </w:rPr>
-        <w:t xml:space="preserve"> seconds</w:t>
-      </w:r>
-      <w:r>
-        <w:rPr>
-          <w:rFonts w:ascii="Aptos" w:hAnsi="Aptos" w:cstheme="minorHAnsi"/>
-          <w:sz w:val="24"/>
-          <w:szCs w:val="24"/>
-        </w:rPr>
-        <w:t>,</w:t>
-      </w:r>
-      <w:r>
-        <w:rPr>
-          <w:rFonts w:ascii="Aptos" w:hAnsi="Aptos" w:cstheme="minorHAnsi"/>
-          <w:sz w:val="24"/>
-          <w:szCs w:val="24"/>
-        </w:rPr>
-        <w:t xml:space="preserve"> </w:t>
+        <w:t>Medium</w:t>
       </w:r>
       <w:r>
         <w:rPr>
@@ -6292,7 +6437,7 @@
           <w:sz w:val="24"/>
           <w:szCs w:val="24"/>
         </w:rPr>
-        <w:t>Medium</w:t>
+        <w:t>-</w:t>
       </w:r>
       <w:r>
         <w:rPr>
@@ -6302,7 +6447,15 @@
           <w:sz w:val="24"/>
           <w:szCs w:val="24"/>
         </w:rPr>
-        <w:t>-</w:t>
+        <w:t xml:space="preserve">severity </w:t>
+      </w:r>
+      <w:r>
+        <w:rPr>
+          <w:rFonts w:ascii="Aptos" w:hAnsi="Aptos" w:cstheme="minorHAnsi"/>
+          <w:sz w:val="24"/>
+          <w:szCs w:val="24"/>
+        </w:rPr>
+        <w:t xml:space="preserve">was </w:t>
       </w:r>
       <w:r>
         <w:rPr>
@@ -6312,15 +6465,7 @@
           <w:sz w:val="24"/>
           <w:szCs w:val="24"/>
         </w:rPr>
-        <w:t xml:space="preserve">severity </w:t>
-      </w:r>
-      <w:r>
-        <w:rPr>
-          <w:rFonts w:ascii="Aptos" w:hAnsi="Aptos" w:cstheme="minorHAnsi"/>
-          <w:sz w:val="24"/>
-          <w:szCs w:val="24"/>
-        </w:rPr>
-        <w:t xml:space="preserve">was </w:t>
+        <w:t>2</w:t>
       </w:r>
       <w:r>
         <w:rPr>
@@ -6330,7 +6475,7 @@
           <w:sz w:val="24"/>
           <w:szCs w:val="24"/>
         </w:rPr>
-        <w:t>2</w:t>
+        <w:t xml:space="preserve"> minutes </w:t>
       </w:r>
       <w:r>
         <w:rPr>
@@ -6340,7 +6485,7 @@
           <w:sz w:val="24"/>
           <w:szCs w:val="24"/>
         </w:rPr>
-        <w:t xml:space="preserve"> minutes </w:t>
+        <w:t>3</w:t>
       </w:r>
       <w:r>
         <w:rPr>
@@ -6350,7 +6495,7 @@
           <w:sz w:val="24"/>
           <w:szCs w:val="24"/>
         </w:rPr>
-        <w:t>32</w:t>
+        <w:t>5</w:t>
       </w:r>
       <w:r>
         <w:rPr>
@@ -6398,7 +6543,7 @@
           <w:sz w:val="24"/>
           <w:szCs w:val="24"/>
         </w:rPr>
-        <w:t>1</w:t>
+        <w:t>2</w:t>
       </w:r>
       <w:r>
         <w:rPr>
@@ -6418,7 +6563,7 @@
           <w:sz w:val="24"/>
           <w:szCs w:val="24"/>
         </w:rPr>
-        <w:t>46</w:t>
+        <w:t>28</w:t>
       </w:r>
       <w:r>
         <w:rPr>
@@ -6492,7 +6637,7 @@
           <w:sz w:val="24"/>
           <w:szCs w:val="24"/>
         </w:rPr>
-        <w:t>3</w:t>
+        <w:t>5</w:t>
       </w:r>
       <w:r>
         <w:rPr>
@@ -6522,7 +6667,7 @@
           <w:sz w:val="24"/>
           <w:szCs w:val="24"/>
         </w:rPr>
-        <w:t>07</w:t>
+        <w:t>45</w:t>
       </w:r>
       <w:r>
         <w:rPr>
@@ -6564,12 +6709,11 @@
           <w:noProof/>
           <w14:ligatures w14:val="standardContextual"/>
         </w:rPr>
-        <w:lastRenderedPageBreak/>
         <w:drawing>
-          <wp:inline distT="0" distB="0" distL="0" distR="0" wp14:anchorId="613BC45E" wp14:editId="4C4E8108">
-            <wp:extent cx="4486275" cy="2676525"/>
-            <wp:effectExtent l="0" t="0" r="9525" b="9525"/>
-            <wp:docPr id="1003189960" name="Chart 1">
+          <wp:inline distT="0" distB="0" distL="0" distR="0" wp14:anchorId="4882EF73" wp14:editId="6228DC7A">
+            <wp:extent cx="4724400" cy="2943225"/>
+            <wp:effectExtent l="0" t="0" r="0" b="9525"/>
+            <wp:docPr id="9" name="Chart 9">
               <a:extLst xmlns:a="http://schemas.openxmlformats.org/drawingml/2006/main">
                 <a:ext uri="{FF2B5EF4-FFF2-40B4-BE49-F238E27FC236}">
                   <a16:creationId xmlns:a16="http://schemas.microsoft.com/office/drawing/2014/main" id="{39FEB7CF-CCF0-BB97-EEFC-60C7F42CB225}"/>
@@ -6579,7 +6723,7 @@
             <wp:cNvGraphicFramePr/>
             <a:graphic xmlns:a="http://schemas.openxmlformats.org/drawingml/2006/main">
               <a:graphicData uri="http://schemas.openxmlformats.org/drawingml/2006/chart">
-                <c:chart xmlns:c="http://schemas.openxmlformats.org/drawingml/2006/chart" xmlns:r="http://schemas.openxmlformats.org/officeDocument/2006/relationships" r:id="rId19"/>
+                <c:chart xmlns:c="http://schemas.openxmlformats.org/drawingml/2006/chart" xmlns:r="http://schemas.openxmlformats.org/officeDocument/2006/relationships" r:id="rId20"/>
               </a:graphicData>
             </a:graphic>
           </wp:inline>
@@ -6646,7 +6790,7 @@
           <w:rFonts w:ascii="Aptos" w:hAnsi="Aptos"/>
         </w:rPr>
       </w:pPr>
-      <w:bookmarkStart w:id="59" w:name="_Toc231514267"/>
+      <w:bookmarkStart w:id="59" w:name="_Toc233911299"/>
       <w:r>
         <w:rPr>
           <w:rFonts w:ascii="Aptos" w:hAnsi="Aptos"/>
@@ -6684,7 +6828,7 @@
       </w:pPr>
       <w:bookmarkStart w:id="67" w:name="_Toc189744876"/>
       <w:bookmarkStart w:id="68" w:name="_Toc196989497"/>
-      <w:bookmarkStart w:id="69" w:name="_Toc231514268"/>
+      <w:bookmarkStart w:id="69" w:name="_Toc233911300"/>
       <w:r>
         <w:rPr>
           <w:rFonts w:ascii="Aptos" w:hAnsi="Aptos"/>
@@ -6879,7 +7023,7 @@
                 <w:sz w:val="24"/>
                 <w:szCs w:val="28"/>
               </w:rPr>
-              <w:t>236</w:t>
+              <w:t>459</w:t>
             </w:r>
           </w:p>
         </w:tc>
@@ -6958,16 +7102,7 @@
                 <w:sz w:val="24"/>
                 <w:szCs w:val="28"/>
               </w:rPr>
-              <w:t>1</w:t>
-            </w:r>
-            <w:r>
-              <w:rPr>
-                <w:rFonts w:ascii="Aptos" w:hAnsi="Aptos"/>
-                <w:bCs/>
-                <w:sz w:val="24"/>
-                <w:szCs w:val="28"/>
-              </w:rPr>
-              <w:t>37</w:t>
+              <w:t>265</w:t>
             </w:r>
           </w:p>
         </w:tc>
@@ -7006,7 +7141,7 @@
                 <w:sz w:val="24"/>
                 <w:szCs w:val="28"/>
               </w:rPr>
-              <w:t>Monitor for keylogging activity</w:t>
+              <w:t>FortiGate Configuration Change</w:t>
             </w:r>
             <w:r>
               <w:rPr>
@@ -7055,7 +7190,16 @@
                 <w:sz w:val="24"/>
                 <w:szCs w:val="28"/>
               </w:rPr>
-              <w:t>26</w:t>
+              <w:t>6</w:t>
+            </w:r>
+            <w:r>
+              <w:rPr>
+                <w:rFonts w:ascii="Aptos" w:hAnsi="Aptos"/>
+                <w:bCs/>
+                <w:sz w:val="24"/>
+                <w:szCs w:val="28"/>
+              </w:rPr>
+              <w:t>0</w:t>
             </w:r>
           </w:p>
         </w:tc>
@@ -7094,7 +7238,7 @@
                 <w:sz w:val="24"/>
                 <w:szCs w:val="28"/>
               </w:rPr>
-              <w:t>Source Stopped Sending Data: Syslog</w:t>
+              <w:t>FortiGate UTM Alerts</w:t>
             </w:r>
           </w:p>
         </w:tc>
@@ -7124,7 +7268,7 @@
                 <w:sz w:val="24"/>
                 <w:szCs w:val="28"/>
               </w:rPr>
-              <w:t>68</w:t>
+              <w:t>97</w:t>
             </w:r>
           </w:p>
         </w:tc>
@@ -7163,7 +7307,7 @@
                 <w:sz w:val="24"/>
                 <w:szCs w:val="28"/>
               </w:rPr>
-              <w:t>User Account Modified</w:t>
+              <w:t>FortiGate Logon Failure</w:t>
             </w:r>
             <w:r>
               <w:rPr>
@@ -7203,7 +7347,7 @@
                 <w:sz w:val="24"/>
                 <w:szCs w:val="28"/>
               </w:rPr>
-              <w:t>59</w:t>
+              <w:t>96</w:t>
             </w:r>
           </w:p>
         </w:tc>
@@ -7242,9 +7386,59 @@
                 <w:sz w:val="24"/>
                 <w:szCs w:val="28"/>
               </w:rPr>
-              <w:t xml:space="preserve">FortiGate </w:t>
+              <w:t>User Jignesh added to auth logon FortiClient VPN Connected</w:t>
             </w:r>
+          </w:p>
+        </w:tc>
+        <w:tc>
+          <w:tcPr>
+            <w:tcW w:w="1602" w:type="dxa"/>
+            <w:noWrap/>
+            <w:hideMark/>
+          </w:tcPr>
+          <w:p>
+            <w:pPr>
+              <w:spacing w:after="0"/>
+              <w:ind w:left="360"/>
+              <w:jc w:val="both"/>
+              <w:cnfStyle w:val="000000010000" w:firstRow="0" w:lastRow="0" w:firstColumn="0" w:lastColumn="0" w:oddVBand="0" w:evenVBand="0" w:oddHBand="0" w:evenHBand="1" w:firstRowFirstColumn="0" w:firstRowLastColumn="0" w:lastRowFirstColumn="0" w:lastRowLastColumn="0"/>
+              <w:rPr>
+                <w:rFonts w:ascii="Aptos" w:hAnsi="Aptos"/>
+                <w:bCs/>
+                <w:sz w:val="24"/>
+                <w:szCs w:val="28"/>
+              </w:rPr>
+            </w:pPr>
             <w:r>
+              <w:rPr>
+                <w:rFonts w:ascii="Aptos" w:hAnsi="Aptos"/>
+                <w:bCs/>
+                <w:sz w:val="24"/>
+                <w:szCs w:val="28"/>
+              </w:rPr>
+              <w:t>89</w:t>
+            </w:r>
+          </w:p>
+        </w:tc>
+      </w:tr>
+      <w:tr>
+        <w:trPr>
+          <w:cnfStyle w:val="000000100000" w:firstRow="0" w:lastRow="0" w:firstColumn="0" w:lastColumn="0" w:oddVBand="0" w:evenVBand="0" w:oddHBand="1" w:evenHBand="0" w:firstRowFirstColumn="0" w:firstRowLastColumn="0" w:lastRowFirstColumn="0" w:lastRowLastColumn="0"/>
+          <w:trHeight w:val="508"/>
+          <w:jc w:val="center"/>
+        </w:trPr>
+        <w:tc>
+          <w:tcPr>
+            <w:cnfStyle w:val="001000000000" w:firstRow="0" w:lastRow="0" w:firstColumn="1" w:lastColumn="0" w:oddVBand="0" w:evenVBand="0" w:oddHBand="0" w:evenHBand="0" w:firstRowFirstColumn="0" w:firstRowLastColumn="0" w:lastRowFirstColumn="0" w:lastRowLastColumn="0"/>
+            <w:tcW w:w="6385" w:type="dxa"/>
+            <w:noWrap/>
+            <w:hideMark/>
+          </w:tcPr>
+          <w:p>
+            <w:pPr>
+              <w:spacing w:after="0"/>
+              <w:ind w:left="360"/>
+              <w:jc w:val="both"/>
               <w:rPr>
                 <w:rFonts w:ascii="Aptos" w:hAnsi="Aptos"/>
                 <w:b w:val="0"/>
@@ -7252,7 +7446,85 @@
                 <w:sz w:val="24"/>
                 <w:szCs w:val="28"/>
               </w:rPr>
-              <w:t>Logon Failure</w:t>
+            </w:pPr>
+            <w:r>
+              <w:rPr>
+                <w:rFonts w:ascii="Aptos" w:hAnsi="Aptos"/>
+                <w:b w:val="0"/>
+                <w:bCs/>
+                <w:sz w:val="24"/>
+                <w:szCs w:val="28"/>
+              </w:rPr>
+              <w:t>User Account Modified</w:t>
+            </w:r>
+          </w:p>
+        </w:tc>
+        <w:tc>
+          <w:tcPr>
+            <w:tcW w:w="1602" w:type="dxa"/>
+            <w:noWrap/>
+            <w:hideMark/>
+          </w:tcPr>
+          <w:p>
+            <w:pPr>
+              <w:spacing w:after="0"/>
+              <w:ind w:left="360"/>
+              <w:jc w:val="both"/>
+              <w:cnfStyle w:val="000000100000" w:firstRow="0" w:lastRow="0" w:firstColumn="0" w:lastColumn="0" w:oddVBand="0" w:evenVBand="0" w:oddHBand="1" w:evenHBand="0" w:firstRowFirstColumn="0" w:firstRowLastColumn="0" w:lastRowFirstColumn="0" w:lastRowLastColumn="0"/>
+              <w:rPr>
+                <w:rFonts w:ascii="Aptos" w:hAnsi="Aptos"/>
+                <w:bCs/>
+                <w:sz w:val="24"/>
+                <w:szCs w:val="28"/>
+              </w:rPr>
+            </w:pPr>
+            <w:r>
+              <w:rPr>
+                <w:rFonts w:ascii="Aptos" w:hAnsi="Aptos"/>
+                <w:bCs/>
+                <w:sz w:val="24"/>
+                <w:szCs w:val="28"/>
+              </w:rPr>
+              <w:t>73</w:t>
+            </w:r>
+          </w:p>
+        </w:tc>
+      </w:tr>
+      <w:tr>
+        <w:trPr>
+          <w:cnfStyle w:val="000000010000" w:firstRow="0" w:lastRow="0" w:firstColumn="0" w:lastColumn="0" w:oddVBand="0" w:evenVBand="0" w:oddHBand="0" w:evenHBand="1" w:firstRowFirstColumn="0" w:firstRowLastColumn="0" w:lastRowFirstColumn="0" w:lastRowLastColumn="0"/>
+          <w:trHeight w:val="508"/>
+          <w:jc w:val="center"/>
+        </w:trPr>
+        <w:tc>
+          <w:tcPr>
+            <w:cnfStyle w:val="001000000000" w:firstRow="0" w:lastRow="0" w:firstColumn="1" w:lastColumn="0" w:oddVBand="0" w:evenVBand="0" w:oddHBand="0" w:evenHBand="0" w:firstRowFirstColumn="0" w:firstRowLastColumn="0" w:lastRowFirstColumn="0" w:lastRowLastColumn="0"/>
+            <w:tcW w:w="6385" w:type="dxa"/>
+            <w:noWrap/>
+            <w:hideMark/>
+          </w:tcPr>
+          <w:p>
+            <w:pPr>
+              <w:spacing w:after="0"/>
+              <w:ind w:left="360"/>
+              <w:jc w:val="both"/>
+              <w:rPr>
+                <w:rFonts w:ascii="Aptos" w:hAnsi="Aptos"/>
+                <w:b w:val="0"/>
+                <w:bCs/>
+                <w:sz w:val="24"/>
+                <w:szCs w:val="28"/>
+              </w:rPr>
+            </w:pPr>
+            <w:r>
+              <w:rPr>
+                <w:rFonts w:ascii="Aptos" w:hAnsi="Aptos"/>
+                <w:b w:val="0"/>
+                <w:bCs/>
+                <w:sz w:val="24"/>
+                <w:szCs w:val="28"/>
+              </w:rPr>
+              <w:t>Incident Summary Alert</w:t>
             </w:r>
           </w:p>
         </w:tc>
@@ -7321,7 +7593,7 @@
                 <w:sz w:val="24"/>
                 <w:szCs w:val="28"/>
               </w:rPr>
-              <w:t xml:space="preserve">Incident Summary Alert </w:t>
+              <w:t>User Added to Critical Group</w:t>
             </w:r>
           </w:p>
         </w:tc>
@@ -7351,7 +7623,16 @@
                 <w:sz w:val="24"/>
                 <w:szCs w:val="28"/>
               </w:rPr>
-              <w:t>59</w:t>
+              <w:t>3</w:t>
+            </w:r>
+            <w:r>
+              <w:rPr>
+                <w:rFonts w:ascii="Aptos" w:hAnsi="Aptos"/>
+                <w:bCs/>
+                <w:sz w:val="24"/>
+                <w:szCs w:val="28"/>
+              </w:rPr>
+              <w:t>2</w:t>
             </w:r>
           </w:p>
         </w:tc>
@@ -7390,8 +7671,9 @@
                 <w:sz w:val="24"/>
                 <w:szCs w:val="28"/>
               </w:rPr>
-              <w:t xml:space="preserve">FortiGate </w:t>
+              <w:t xml:space="preserve">User </w:t>
             </w:r>
+            <w:proofErr w:type="spellStart"/>
             <w:r>
               <w:rPr>
                 <w:rFonts w:ascii="Aptos" w:hAnsi="Aptos"/>
@@ -7400,7 +7682,18 @@
                 <w:sz w:val="24"/>
                 <w:szCs w:val="28"/>
               </w:rPr>
-              <w:t>Configuration Change</w:t>
+              <w:t>RM_Lameck.Kaluba</w:t>
+            </w:r>
+            <w:proofErr w:type="spellEnd"/>
+            <w:r>
+              <w:rPr>
+                <w:rFonts w:ascii="Aptos" w:hAnsi="Aptos"/>
+                <w:b w:val="0"/>
+                <w:bCs/>
+                <w:sz w:val="24"/>
+                <w:szCs w:val="28"/>
+              </w:rPr>
+              <w:t xml:space="preserve"> added to auth logon FortiClient VPN Connected</w:t>
             </w:r>
           </w:p>
         </w:tc>
@@ -7430,7 +7723,7 @@
                 <w:sz w:val="24"/>
                 <w:szCs w:val="28"/>
               </w:rPr>
-              <w:t>47</w:t>
+              <w:t>27</w:t>
             </w:r>
           </w:p>
         </w:tc>
@@ -7455,145 +7748,6 @@
               <w:jc w:val="both"/>
               <w:rPr>
                 <w:rFonts w:ascii="Aptos" w:hAnsi="Aptos"/>
-                <w:b w:val="0"/>
-                <w:bCs/>
-                <w:sz w:val="24"/>
-                <w:szCs w:val="28"/>
-              </w:rPr>
-            </w:pPr>
-            <w:r>
-              <w:rPr>
-                <w:rFonts w:ascii="Aptos" w:hAnsi="Aptos"/>
-                <w:b w:val="0"/>
-                <w:bCs/>
-                <w:sz w:val="24"/>
-                <w:szCs w:val="28"/>
-              </w:rPr>
-              <w:t>FortiGate UTM Alerts</w:t>
-            </w:r>
-          </w:p>
-        </w:tc>
-        <w:tc>
-          <w:tcPr>
-            <w:tcW w:w="1602" w:type="dxa"/>
-            <w:noWrap/>
-            <w:hideMark/>
-          </w:tcPr>
-          <w:p>
-            <w:pPr>
-              <w:spacing w:after="0"/>
-              <w:ind w:left="360"/>
-              <w:jc w:val="both"/>
-              <w:cnfStyle w:val="000000100000" w:firstRow="0" w:lastRow="0" w:firstColumn="0" w:lastColumn="0" w:oddVBand="0" w:evenVBand="0" w:oddHBand="1" w:evenHBand="0" w:firstRowFirstColumn="0" w:firstRowLastColumn="0" w:lastRowFirstColumn="0" w:lastRowLastColumn="0"/>
-              <w:rPr>
-                <w:rFonts w:ascii="Aptos" w:hAnsi="Aptos"/>
-                <w:bCs/>
-                <w:sz w:val="24"/>
-                <w:szCs w:val="28"/>
-              </w:rPr>
-            </w:pPr>
-            <w:r>
-              <w:rPr>
-                <w:rFonts w:ascii="Aptos" w:hAnsi="Aptos"/>
-                <w:bCs/>
-                <w:sz w:val="24"/>
-                <w:szCs w:val="28"/>
-              </w:rPr>
-              <w:t>37</w:t>
-            </w:r>
-          </w:p>
-        </w:tc>
-      </w:tr>
-      <w:tr>
-        <w:trPr>
-          <w:cnfStyle w:val="000000010000" w:firstRow="0" w:lastRow="0" w:firstColumn="0" w:lastColumn="0" w:oddVBand="0" w:evenVBand="0" w:oddHBand="0" w:evenHBand="1" w:firstRowFirstColumn="0" w:firstRowLastColumn="0" w:lastRowFirstColumn="0" w:lastRowLastColumn="0"/>
-          <w:trHeight w:val="508"/>
-          <w:jc w:val="center"/>
-        </w:trPr>
-        <w:tc>
-          <w:tcPr>
-            <w:cnfStyle w:val="001000000000" w:firstRow="0" w:lastRow="0" w:firstColumn="1" w:lastColumn="0" w:oddVBand="0" w:evenVBand="0" w:oddHBand="0" w:evenHBand="0" w:firstRowFirstColumn="0" w:firstRowLastColumn="0" w:lastRowFirstColumn="0" w:lastRowLastColumn="0"/>
-            <w:tcW w:w="6385" w:type="dxa"/>
-            <w:noWrap/>
-            <w:hideMark/>
-          </w:tcPr>
-          <w:p>
-            <w:pPr>
-              <w:spacing w:after="0"/>
-              <w:ind w:left="360"/>
-              <w:jc w:val="both"/>
-              <w:rPr>
-                <w:rFonts w:ascii="Aptos" w:hAnsi="Aptos"/>
-                <w:b w:val="0"/>
-                <w:bCs/>
-                <w:sz w:val="24"/>
-                <w:szCs w:val="28"/>
-              </w:rPr>
-            </w:pPr>
-            <w:r>
-              <w:rPr>
-                <w:rFonts w:ascii="Aptos" w:hAnsi="Aptos"/>
-                <w:b w:val="0"/>
-                <w:bCs/>
-                <w:sz w:val="24"/>
-                <w:szCs w:val="28"/>
-              </w:rPr>
-              <w:lastRenderedPageBreak/>
-              <w:t>Non Domain Controller Active Directory Replication</w:t>
-            </w:r>
-          </w:p>
-        </w:tc>
-        <w:tc>
-          <w:tcPr>
-            <w:tcW w:w="1602" w:type="dxa"/>
-            <w:noWrap/>
-            <w:hideMark/>
-          </w:tcPr>
-          <w:p>
-            <w:pPr>
-              <w:spacing w:after="0"/>
-              <w:ind w:left="360"/>
-              <w:jc w:val="both"/>
-              <w:cnfStyle w:val="000000010000" w:firstRow="0" w:lastRow="0" w:firstColumn="0" w:lastColumn="0" w:oddVBand="0" w:evenVBand="0" w:oddHBand="0" w:evenHBand="1" w:firstRowFirstColumn="0" w:firstRowLastColumn="0" w:lastRowFirstColumn="0" w:lastRowLastColumn="0"/>
-              <w:rPr>
-                <w:rFonts w:ascii="Aptos" w:hAnsi="Aptos"/>
-                <w:bCs/>
-                <w:sz w:val="24"/>
-                <w:szCs w:val="28"/>
-              </w:rPr>
-            </w:pPr>
-            <w:r>
-              <w:rPr>
-                <w:rFonts w:ascii="Aptos" w:hAnsi="Aptos"/>
-                <w:bCs/>
-                <w:sz w:val="24"/>
-                <w:szCs w:val="28"/>
-              </w:rPr>
-              <w:t>30</w:t>
-            </w:r>
-          </w:p>
-        </w:tc>
-      </w:tr>
-      <w:tr>
-        <w:trPr>
-          <w:cnfStyle w:val="000000100000" w:firstRow="0" w:lastRow="0" w:firstColumn="0" w:lastColumn="0" w:oddVBand="0" w:evenVBand="0" w:oddHBand="1" w:evenHBand="0" w:firstRowFirstColumn="0" w:firstRowLastColumn="0" w:lastRowFirstColumn="0" w:lastRowLastColumn="0"/>
-          <w:trHeight w:val="508"/>
-          <w:jc w:val="center"/>
-        </w:trPr>
-        <w:tc>
-          <w:tcPr>
-            <w:cnfStyle w:val="001000000000" w:firstRow="0" w:lastRow="0" w:firstColumn="1" w:lastColumn="0" w:oddVBand="0" w:evenVBand="0" w:oddHBand="0" w:evenHBand="0" w:firstRowFirstColumn="0" w:firstRowLastColumn="0" w:lastRowFirstColumn="0" w:lastRowLastColumn="0"/>
-            <w:tcW w:w="6385" w:type="dxa"/>
-            <w:noWrap/>
-            <w:hideMark/>
-          </w:tcPr>
-          <w:p>
-            <w:pPr>
-              <w:spacing w:after="0"/>
-              <w:ind w:left="360"/>
-              <w:jc w:val="both"/>
-              <w:rPr>
-                <w:rFonts w:ascii="Aptos" w:hAnsi="Aptos"/>
                 <w:bCs/>
                 <w:sz w:val="24"/>
                 <w:szCs w:val="28"/>
@@ -7638,7 +7792,7 @@
                 <w:sz w:val="24"/>
                 <w:szCs w:val="28"/>
               </w:rPr>
-              <w:t>858</w:t>
+              <w:t>1357</w:t>
             </w:r>
           </w:p>
         </w:tc>
@@ -7667,7 +7821,7 @@
           <w:sz w:val="24"/>
         </w:rPr>
       </w:pPr>
-      <w:bookmarkStart w:id="70" w:name="_Toc231514269"/>
+      <w:bookmarkStart w:id="70" w:name="_Toc233911301"/>
       <w:r>
         <w:rPr>
           <w:rFonts w:ascii="Aptos" w:hAnsi="Aptos"/>
@@ -7754,6 +7908,7 @@
       <w:bookmarkStart w:id="84" w:name="_Toc231410688"/>
       <w:bookmarkStart w:id="85" w:name="_Toc231510222"/>
       <w:bookmarkStart w:id="86" w:name="_Toc231514270"/>
+      <w:bookmarkStart w:id="87" w:name="_Toc233911302"/>
       <w:r>
         <w:rPr>
           <w:rStyle w:val="Strong"/>
@@ -7770,25 +7925,7 @@
           <w:b/>
           <w:bCs/>
         </w:rPr>
-        <w:t>2</w:t>
-      </w:r>
-      <w:r>
-        <w:rPr>
-          <w:rStyle w:val="Strong"/>
-          <w:rFonts w:ascii="Aptos" w:hAnsi="Aptos"/>
-          <w:b/>
-          <w:bCs/>
-        </w:rPr>
-        <w:t>3</w:t>
-      </w:r>
-      <w:r>
-        <w:rPr>
-          <w:rStyle w:val="Strong"/>
-          <w:rFonts w:ascii="Aptos" w:hAnsi="Aptos"/>
-          <w:b/>
-          <w:bCs/>
-        </w:rPr>
-        <w:t>6</w:t>
+        <w:t>459</w:t>
       </w:r>
       <w:r>
         <w:rPr>
@@ -7815,6 +7952,7 @@
       <w:bookmarkEnd w:id="84"/>
       <w:bookmarkEnd w:id="85"/>
       <w:bookmarkEnd w:id="86"/>
+      <w:bookmarkEnd w:id="87"/>
     </w:p>
     <w:p>
       <w:pPr>
@@ -7841,7 +7979,16 @@
           <w:sz w:val="24"/>
           <w:szCs w:val="24"/>
         </w:rPr>
-        <w:t>This rule monitors authentication attempts using default accounts like "Administrator," "Root," or "Guest." It searches for specific logon event types (4624, 4625, 4768, 4771, 4648, 4801) and checks if the account being used is one of the default names.</w:t>
+        <w:t xml:space="preserve">This rule monitors authentication attempts using default accounts like "Administrator," "Root," or "Guest." It searches for specific logon event types (4624, </w:t>
+      </w:r>
+      <w:r>
+        <w:rPr>
+          <w:rFonts w:ascii="Aptos" w:hAnsi="Aptos"/>
+          <w:sz w:val="24"/>
+          <w:szCs w:val="24"/>
+        </w:rPr>
+        <w:lastRenderedPageBreak/>
+        <w:t>4625, 4768, 4771, 4648, 4801) and checks if the account being used is one of the default names.</w:t>
       </w:r>
     </w:p>
     <w:p>
@@ -7898,22 +8045,23 @@
           <w:rFonts w:ascii="Aptos" w:hAnsi="Aptos"/>
         </w:rPr>
       </w:pPr>
-      <w:bookmarkStart w:id="87" w:name="_Toc210356621"/>
-      <w:bookmarkStart w:id="88" w:name="_Toc212860017"/>
-      <w:bookmarkStart w:id="89" w:name="_Toc215610309"/>
-      <w:bookmarkStart w:id="90" w:name="_Toc218266070"/>
-      <w:bookmarkStart w:id="91" w:name="_Toc220851298"/>
-      <w:bookmarkStart w:id="92" w:name="_Toc223285248"/>
-      <w:bookmarkStart w:id="93" w:name="_Toc223344426"/>
-      <w:bookmarkStart w:id="94" w:name="_Toc223621895"/>
-      <w:bookmarkStart w:id="95" w:name="_Toc225963910"/>
-      <w:bookmarkStart w:id="96" w:name="_Toc226360106"/>
-      <w:bookmarkStart w:id="97" w:name="_Toc228555684"/>
-      <w:bookmarkStart w:id="98" w:name="_Toc228949926"/>
-      <w:bookmarkStart w:id="99" w:name="_Toc231410599"/>
-      <w:bookmarkStart w:id="100" w:name="_Toc231410689"/>
-      <w:bookmarkStart w:id="101" w:name="_Toc231510223"/>
-      <w:bookmarkStart w:id="102" w:name="_Toc231514271"/>
+      <w:bookmarkStart w:id="88" w:name="_Toc210356621"/>
+      <w:bookmarkStart w:id="89" w:name="_Toc212860017"/>
+      <w:bookmarkStart w:id="90" w:name="_Toc215610309"/>
+      <w:bookmarkStart w:id="91" w:name="_Toc218266070"/>
+      <w:bookmarkStart w:id="92" w:name="_Toc220851298"/>
+      <w:bookmarkStart w:id="93" w:name="_Toc223285248"/>
+      <w:bookmarkStart w:id="94" w:name="_Toc223344426"/>
+      <w:bookmarkStart w:id="95" w:name="_Toc223621895"/>
+      <w:bookmarkStart w:id="96" w:name="_Toc225963910"/>
+      <w:bookmarkStart w:id="97" w:name="_Toc226360106"/>
+      <w:bookmarkStart w:id="98" w:name="_Toc228555684"/>
+      <w:bookmarkStart w:id="99" w:name="_Toc228949926"/>
+      <w:bookmarkStart w:id="100" w:name="_Toc231410599"/>
+      <w:bookmarkStart w:id="101" w:name="_Toc231410689"/>
+      <w:bookmarkStart w:id="102" w:name="_Toc231510223"/>
+      <w:bookmarkStart w:id="103" w:name="_Toc231514271"/>
+      <w:bookmarkStart w:id="104" w:name="_Toc233911303"/>
       <w:r>
         <w:rPr>
           <w:rStyle w:val="Strong"/>
@@ -7930,7 +8078,7 @@
           <w:b/>
           <w:bCs/>
         </w:rPr>
-        <w:t>1</w:t>
+        <w:t>265</w:t>
       </w:r>
       <w:r>
         <w:rPr>
@@ -7939,18 +8087,8 @@
           <w:b/>
           <w:bCs/>
         </w:rPr>
-        <w:t>37</w:t>
-      </w:r>
-      <w:r>
-        <w:rPr>
-          <w:rStyle w:val="Strong"/>
-          <w:rFonts w:ascii="Aptos" w:hAnsi="Aptos"/>
-          <w:b/>
-          <w:bCs/>
-        </w:rPr>
         <w:t xml:space="preserve"> Incidents)</w:t>
       </w:r>
-      <w:bookmarkEnd w:id="87"/>
       <w:bookmarkEnd w:id="88"/>
       <w:bookmarkEnd w:id="89"/>
       <w:bookmarkEnd w:id="90"/>
@@ -7966,6 +8104,8 @@
       <w:bookmarkEnd w:id="100"/>
       <w:bookmarkEnd w:id="101"/>
       <w:bookmarkEnd w:id="102"/>
+      <w:bookmarkEnd w:id="103"/>
+      <w:bookmarkEnd w:id="104"/>
     </w:p>
     <w:p>
       <w:pPr>
@@ -8029,22 +8169,22 @@
           <w:rFonts w:ascii="Aptos" w:hAnsi="Aptos"/>
         </w:rPr>
       </w:pPr>
-      <w:bookmarkStart w:id="103" w:name="_Toc210356626"/>
-      <w:bookmarkStart w:id="104" w:name="_Toc212860023"/>
-      <w:bookmarkStart w:id="105" w:name="_Toc215610315"/>
-      <w:bookmarkStart w:id="106" w:name="_Toc218266075"/>
-      <w:bookmarkStart w:id="107" w:name="_Toc220851303"/>
-      <w:bookmarkStart w:id="108" w:name="_Toc223285253"/>
-      <w:bookmarkStart w:id="109" w:name="_Toc223344429"/>
-      <w:bookmarkStart w:id="110" w:name="_Toc223621898"/>
-      <w:bookmarkStart w:id="111" w:name="_Toc225963914"/>
-      <w:bookmarkStart w:id="112" w:name="_Toc226360110"/>
-      <w:bookmarkStart w:id="113" w:name="_Toc228555686"/>
-      <w:bookmarkStart w:id="114" w:name="_Toc228949928"/>
-      <w:bookmarkStart w:id="115" w:name="_Toc231410600"/>
-      <w:bookmarkStart w:id="116" w:name="_Toc231410690"/>
-      <w:bookmarkStart w:id="117" w:name="_Toc231510224"/>
-      <w:bookmarkStart w:id="118" w:name="_Toc231514272"/>
+      <w:bookmarkStart w:id="105" w:name="_Toc212860022"/>
+      <w:bookmarkStart w:id="106" w:name="_Toc215610314"/>
+      <w:bookmarkStart w:id="107" w:name="_Toc218266076"/>
+      <w:bookmarkStart w:id="108" w:name="_Toc220851307"/>
+      <w:bookmarkStart w:id="109" w:name="_Toc223285257"/>
+      <w:bookmarkStart w:id="110" w:name="_Toc223344434"/>
+      <w:bookmarkStart w:id="111" w:name="_Toc223621903"/>
+      <w:bookmarkStart w:id="112" w:name="_Toc225963916"/>
+      <w:bookmarkStart w:id="113" w:name="_Toc226360112"/>
+      <w:bookmarkStart w:id="114" w:name="_Toc228555690"/>
+      <w:bookmarkStart w:id="115" w:name="_Toc228949932"/>
+      <w:bookmarkStart w:id="116" w:name="_Toc231410605"/>
+      <w:bookmarkStart w:id="117" w:name="_Toc231410695"/>
+      <w:bookmarkStart w:id="118" w:name="_Toc231510229"/>
+      <w:bookmarkStart w:id="119" w:name="_Toc231514277"/>
+      <w:bookmarkStart w:id="120" w:name="_Toc233911304"/>
       <w:r>
         <w:rPr>
           <w:rStyle w:val="Strong"/>
@@ -8052,7 +8192,7 @@
           <w:b/>
           <w:bCs/>
         </w:rPr>
-        <w:t>Monitor for keylogging activity</w:t>
+        <w:t>FortiGate Configuration Change</w:t>
       </w:r>
       <w:r>
         <w:rPr>
@@ -8070,7 +8210,7 @@
           <w:b/>
           <w:bCs/>
         </w:rPr>
-        <w:t>126</w:t>
+        <w:t>160</w:t>
       </w:r>
       <w:r>
         <w:rPr>
@@ -8081,8 +8221,6 @@
         </w:rPr>
         <w:t xml:space="preserve"> Incidents)</w:t>
       </w:r>
-      <w:bookmarkEnd w:id="103"/>
-      <w:bookmarkEnd w:id="104"/>
       <w:bookmarkEnd w:id="105"/>
       <w:bookmarkEnd w:id="106"/>
       <w:bookmarkEnd w:id="107"/>
@@ -8097,47 +8235,45 @@
       <w:bookmarkEnd w:id="116"/>
       <w:bookmarkEnd w:id="117"/>
       <w:bookmarkEnd w:id="118"/>
+      <w:bookmarkEnd w:id="119"/>
+      <w:bookmarkEnd w:id="120"/>
     </w:p>
     <w:p>
       <w:pPr>
         <w:ind w:left="720"/>
         <w:jc w:val="both"/>
         <w:rPr>
+          <w:rFonts w:ascii="Aptos" w:hAnsi="Aptos"/>
+          <w:sz w:val="24"/>
+          <w:szCs w:val="24"/>
+        </w:rPr>
+      </w:pPr>
+      <w:r>
+        <w:rPr>
           <w:rStyle w:val="Strong"/>
-          <w:rFonts w:ascii="Aptos" w:hAnsi="Aptos"/>
-          <w:b w:val="0"/>
-          <w:bCs w:val="0"/>
-          <w:sz w:val="24"/>
-          <w:szCs w:val="24"/>
-        </w:rPr>
-      </w:pPr>
-      <w:r>
-        <w:rPr>
-          <w:rStyle w:val="Strong"/>
-          <w:rFonts w:ascii="Aptos" w:hAnsi="Aptos"/>
-          <w:sz w:val="24"/>
-          <w:szCs w:val="24"/>
-        </w:rPr>
-        <w:t>Description</w:t>
-      </w:r>
-      <w:r>
-        <w:rPr>
-          <w:rStyle w:val="Strong"/>
-          <w:rFonts w:ascii="Aptos" w:hAnsi="Aptos"/>
-          <w:b w:val="0"/>
-          <w:bCs w:val="0"/>
-          <w:sz w:val="24"/>
-          <w:szCs w:val="24"/>
-        </w:rPr>
-        <w:t xml:space="preserve">: </w:t>
-      </w:r>
-      <w:r>
-        <w:rPr>
-          <w:rFonts w:ascii="Aptos" w:hAnsi="Aptos"/>
-          <w:sz w:val="24"/>
-          <w:szCs w:val="24"/>
-        </w:rPr>
-        <w:t>This rule detects keylogging activity from Servers within the Environment</w:t>
+          <w:rFonts w:ascii="Aptos" w:hAnsi="Aptos" w:cs="Arial"/>
+          <w:sz w:val="24"/>
+          <w:szCs w:val="24"/>
+        </w:rPr>
+        <w:t>Description:</w:t>
+      </w:r>
+      <w:r>
+        <w:rPr>
+          <w:rFonts w:ascii="Aptos" w:hAnsi="Aptos"/>
+          <w:b/>
+          <w:bCs/>
+          <w:sz w:val="24"/>
+          <w:szCs w:val="24"/>
+        </w:rPr>
+        <w:t xml:space="preserve"> </w:t>
+      </w:r>
+      <w:r>
+        <w:rPr>
+          <w:rFonts w:ascii="Aptos" w:hAnsi="Aptos"/>
+          <w:sz w:val="24"/>
+          <w:szCs w:val="24"/>
+        </w:rPr>
+        <w:t>This rule detects configuration changes on FortiGate firewalls by monitoring Syslog messages that indicate a change and extracting details such as the user and device involved</w:t>
       </w:r>
       <w:r>
         <w:rPr>
@@ -8151,45 +8287,39 @@
     <w:p>
       <w:pPr>
         <w:ind w:left="720"/>
-        <w:jc w:val="both"/>
-        <w:rPr>
-          <w:rFonts w:ascii="Aptos" w:hAnsi="Aptos"/>
-          <w:sz w:val="24"/>
-          <w:szCs w:val="24"/>
-        </w:rPr>
-      </w:pPr>
-      <w:r>
         <w:rPr>
           <w:rStyle w:val="Strong"/>
-          <w:rFonts w:ascii="Aptos" w:hAnsi="Aptos"/>
-          <w:sz w:val="24"/>
-          <w:szCs w:val="24"/>
-        </w:rPr>
-        <w:t>Feedback</w:t>
-      </w:r>
-      <w:r>
-        <w:rPr>
-          <w:rStyle w:val="Strong"/>
-          <w:rFonts w:ascii="Aptos" w:hAnsi="Aptos"/>
+          <w:rFonts w:ascii="Aptos" w:hAnsi="Aptos" w:cs="Arial"/>
           <w:b w:val="0"/>
           <w:bCs w:val="0"/>
           <w:sz w:val="24"/>
           <w:szCs w:val="24"/>
         </w:rPr>
-        <w:t xml:space="preserve">: </w:t>
-      </w:r>
-      <w:r>
-        <w:rPr>
-          <w:rFonts w:ascii="Aptos" w:hAnsi="Aptos"/>
-          <w:sz w:val="24"/>
-          <w:szCs w:val="24"/>
-        </w:rPr>
-        <w:t>These were triggered from legitimate users who logged in a PRTG application and no malicious activity was found</w:t>
-      </w:r>
+      </w:pPr>
       <w:r>
         <w:rPr>
           <w:rStyle w:val="Strong"/>
-          <w:rFonts w:ascii="Aptos" w:hAnsi="Aptos"/>
+          <w:rFonts w:ascii="Aptos" w:hAnsi="Aptos" w:cs="Arial"/>
+          <w:sz w:val="24"/>
+          <w:szCs w:val="24"/>
+        </w:rPr>
+        <w:t xml:space="preserve">Observation: </w:t>
+      </w:r>
+      <w:r>
+        <w:rPr>
+          <w:rStyle w:val="Strong"/>
+          <w:rFonts w:ascii="Aptos" w:hAnsi="Aptos" w:cs="Arial"/>
+          <w:b w:val="0"/>
+          <w:bCs w:val="0"/>
+          <w:sz w:val="24"/>
+          <w:szCs w:val="24"/>
+        </w:rPr>
+        <w:t>All changes carried out on the FortiGate Firewall was done by Authorized Member(s) of the IT/Network Admin Team</w:t>
+      </w:r>
+      <w:r>
+        <w:rPr>
+          <w:rStyle w:val="Strong"/>
+          <w:rFonts w:ascii="Aptos" w:hAnsi="Aptos" w:cs="Arial"/>
           <w:b w:val="0"/>
           <w:bCs w:val="0"/>
           <w:sz w:val="24"/>
@@ -8202,28 +8332,35 @@
       <w:pPr>
         <w:pStyle w:val="ListParagraph"/>
         <w:rPr>
+          <w:rFonts w:ascii="Aptos" w:hAnsi="Aptos"/>
+        </w:rPr>
+      </w:pPr>
+      <w:bookmarkStart w:id="121" w:name="_Toc210356630"/>
+      <w:bookmarkStart w:id="122" w:name="_Toc212860026"/>
+      <w:bookmarkStart w:id="123" w:name="_Toc215610318"/>
+      <w:bookmarkStart w:id="124" w:name="_Toc218266079"/>
+      <w:bookmarkStart w:id="125" w:name="_Toc220851306"/>
+      <w:bookmarkStart w:id="126" w:name="_Toc223285256"/>
+      <w:bookmarkStart w:id="127" w:name="_Toc223344430"/>
+      <w:bookmarkStart w:id="128" w:name="_Toc223621899"/>
+      <w:bookmarkStart w:id="129" w:name="_Toc225963915"/>
+      <w:bookmarkStart w:id="130" w:name="_Toc226360111"/>
+      <w:bookmarkStart w:id="131" w:name="_Toc228555692"/>
+      <w:bookmarkStart w:id="132" w:name="_Toc228949934"/>
+      <w:bookmarkStart w:id="133" w:name="_Toc231410606"/>
+      <w:bookmarkStart w:id="134" w:name="_Toc231410696"/>
+      <w:bookmarkStart w:id="135" w:name="_Toc231510230"/>
+      <w:bookmarkStart w:id="136" w:name="_Toc231514278"/>
+      <w:bookmarkStart w:id="137" w:name="_Toc233911305"/>
+      <w:r>
+        <w:rPr>
           <w:rStyle w:val="Strong"/>
           <w:rFonts w:ascii="Aptos" w:hAnsi="Aptos"/>
           <w:b/>
           <w:bCs/>
         </w:rPr>
-      </w:pPr>
-      <w:bookmarkStart w:id="119" w:name="_Toc210356624"/>
-      <w:bookmarkStart w:id="120" w:name="_Toc212860018"/>
-      <w:bookmarkStart w:id="121" w:name="_Toc215610310"/>
-      <w:bookmarkStart w:id="122" w:name="_Toc218266074"/>
-      <w:bookmarkStart w:id="123" w:name="_Toc220851302"/>
-      <w:bookmarkStart w:id="124" w:name="_Toc223285252"/>
-      <w:bookmarkStart w:id="125" w:name="_Toc223344428"/>
-      <w:bookmarkStart w:id="126" w:name="_Toc223621897"/>
-      <w:bookmarkStart w:id="127" w:name="_Toc225963911"/>
-      <w:bookmarkStart w:id="128" w:name="_Toc226360107"/>
-      <w:bookmarkStart w:id="129" w:name="_Toc228555691"/>
-      <w:bookmarkStart w:id="130" w:name="_Toc228949933"/>
-      <w:bookmarkStart w:id="131" w:name="_Toc231410601"/>
-      <w:bookmarkStart w:id="132" w:name="_Toc231410691"/>
-      <w:bookmarkStart w:id="133" w:name="_Toc231510225"/>
-      <w:bookmarkStart w:id="134" w:name="_Toc231514273"/>
+        <w:t xml:space="preserve">FortiGate UTM Alerts </w:t>
+      </w:r>
       <w:r>
         <w:rPr>
           <w:rStyle w:val="Strong"/>
@@ -8231,7 +8368,7 @@
           <w:b/>
           <w:bCs/>
         </w:rPr>
-        <w:t>Source Stopped Sending Data: Syslog (</w:t>
+        <w:t>(</w:t>
       </w:r>
       <w:r>
         <w:rPr>
@@ -8240,7 +8377,7 @@
           <w:b/>
           <w:bCs/>
         </w:rPr>
-        <w:t>68</w:t>
+        <w:t>9</w:t>
       </w:r>
       <w:r>
         <w:rPr>
@@ -8249,10 +8386,17 @@
           <w:b/>
           <w:bCs/>
         </w:rPr>
+        <w:t>7</w:t>
+      </w:r>
+      <w:r>
+        <w:rPr>
+          <w:rStyle w:val="Strong"/>
+          <w:rFonts w:ascii="Aptos" w:hAnsi="Aptos"/>
+          <w:b/>
+          <w:bCs/>
+        </w:rPr>
         <w:t xml:space="preserve"> Incidents)</w:t>
       </w:r>
-      <w:bookmarkEnd w:id="119"/>
-      <w:bookmarkEnd w:id="120"/>
       <w:bookmarkEnd w:id="121"/>
       <w:bookmarkEnd w:id="122"/>
       <w:bookmarkEnd w:id="123"/>
@@ -8267,6 +8411,9 @@
       <w:bookmarkEnd w:id="132"/>
       <w:bookmarkEnd w:id="133"/>
       <w:bookmarkEnd w:id="134"/>
+      <w:bookmarkEnd w:id="135"/>
+      <w:bookmarkEnd w:id="136"/>
+      <w:bookmarkEnd w:id="137"/>
     </w:p>
     <w:p>
       <w:pPr>
@@ -8278,7 +8425,6 @@
           <w:szCs w:val="24"/>
         </w:rPr>
       </w:pPr>
-      <w:bookmarkStart w:id="135" w:name="_Toc210356622"/>
       <w:r>
         <w:rPr>
           <w:rStyle w:val="Strong"/>
@@ -8304,7 +8450,31 @@
           <w:sz w:val="24"/>
           <w:szCs w:val="24"/>
         </w:rPr>
-        <w:t>This rule monitors the Syslog table for data flow and triggers an alert if the number of Syslog records drops below 1,000, indicating a potential data loss from the source.</w:t>
+        <w:t>This rule detects FortiGate Unified Threat Management (UTM) alerts by parsing</w:t>
+      </w:r>
+      <w:r>
+        <w:rPr>
+          <w:rFonts w:ascii="Aptos" w:hAnsi="Aptos"/>
+          <w:sz w:val="24"/>
+          <w:szCs w:val="24"/>
+        </w:rPr>
+        <w:t xml:space="preserve"> </w:t>
+      </w:r>
+      <w:r>
+        <w:rPr>
+          <w:rFonts w:ascii="Aptos" w:hAnsi="Aptos"/>
+          <w:sz w:val="24"/>
+          <w:szCs w:val="24"/>
+        </w:rPr>
+        <w:t>Syslog messages that contain UTM alert indicators and identifying relevant details like source and destination IPs</w:t>
+      </w:r>
+      <w:r>
+        <w:rPr>
+          <w:rFonts w:ascii="Aptos" w:hAnsi="Aptos"/>
+          <w:sz w:val="24"/>
+          <w:szCs w:val="24"/>
+        </w:rPr>
+        <w:t>.</w:t>
       </w:r>
     </w:p>
     <w:p>
@@ -8323,32 +8493,15 @@
           <w:sz w:val="24"/>
           <w:szCs w:val="24"/>
         </w:rPr>
-        <w:t>Review:</w:t>
-      </w:r>
-      <w:r>
-        <w:rPr>
-          <w:rFonts w:ascii="Aptos" w:hAnsi="Aptos"/>
-          <w:sz w:val="24"/>
-          <w:szCs w:val="24"/>
-        </w:rPr>
-        <w:t xml:space="preserve"> These </w:t>
-      </w:r>
-      <w:bookmarkEnd w:id="135"/>
-      <w:r>
-        <w:rPr>
-          <w:rFonts w:ascii="Aptos" w:hAnsi="Aptos"/>
-          <w:sz w:val="24"/>
-          <w:szCs w:val="24"/>
-        </w:rPr>
-        <w:t>incidents were escalated to the Network Team</w:t>
-      </w:r>
-      <w:r>
-        <w:rPr>
-          <w:rFonts w:ascii="Aptos" w:hAnsi="Aptos"/>
-          <w:sz w:val="24"/>
-          <w:szCs w:val="24"/>
-        </w:rPr>
-        <w:t xml:space="preserve"> and discovered that the Syslog server needs Space Management</w:t>
+        <w:t xml:space="preserve">Feedback: </w:t>
+      </w:r>
+      <w:r>
+        <w:rPr>
+          <w:rFonts w:ascii="Aptos" w:hAnsi="Aptos"/>
+          <w:sz w:val="24"/>
+          <w:szCs w:val="24"/>
+        </w:rPr>
+        <w:t>All identified malicious request was dropped by the firewall</w:t>
       </w:r>
     </w:p>
     <w:p>
@@ -8358,21 +8511,22 @@
           <w:rFonts w:ascii="Aptos" w:hAnsi="Aptos"/>
         </w:rPr>
       </w:pPr>
-      <w:bookmarkStart w:id="136" w:name="_Toc212860020"/>
-      <w:bookmarkStart w:id="137" w:name="_Toc215610312"/>
-      <w:bookmarkStart w:id="138" w:name="_Toc218266073"/>
-      <w:bookmarkStart w:id="139" w:name="_Toc220851301"/>
-      <w:bookmarkStart w:id="140" w:name="_Toc223285251"/>
-      <w:bookmarkStart w:id="141" w:name="_Toc223344427"/>
-      <w:bookmarkStart w:id="142" w:name="_Toc223621896"/>
-      <w:bookmarkStart w:id="143" w:name="_Toc225963908"/>
-      <w:bookmarkStart w:id="144" w:name="_Toc226360104"/>
-      <w:bookmarkStart w:id="145" w:name="_Toc228555685"/>
-      <w:bookmarkStart w:id="146" w:name="_Toc228949927"/>
-      <w:bookmarkStart w:id="147" w:name="_Toc231410602"/>
-      <w:bookmarkStart w:id="148" w:name="_Toc231410692"/>
-      <w:bookmarkStart w:id="149" w:name="_Toc231510226"/>
-      <w:bookmarkStart w:id="150" w:name="_Toc231514274"/>
+      <w:bookmarkStart w:id="138" w:name="_Toc212860021"/>
+      <w:bookmarkStart w:id="139" w:name="_Toc215610313"/>
+      <w:bookmarkStart w:id="140" w:name="_Toc218266072"/>
+      <w:bookmarkStart w:id="141" w:name="_Toc220851300"/>
+      <w:bookmarkStart w:id="142" w:name="_Toc223285250"/>
+      <w:bookmarkStart w:id="143" w:name="_Toc223344433"/>
+      <w:bookmarkStart w:id="144" w:name="_Toc223621902"/>
+      <w:bookmarkStart w:id="145" w:name="_Toc225963912"/>
+      <w:bookmarkStart w:id="146" w:name="_Toc226360108"/>
+      <w:bookmarkStart w:id="147" w:name="_Toc228555688"/>
+      <w:bookmarkStart w:id="148" w:name="_Toc228949930"/>
+      <w:bookmarkStart w:id="149" w:name="_Toc231410603"/>
+      <w:bookmarkStart w:id="150" w:name="_Toc231410693"/>
+      <w:bookmarkStart w:id="151" w:name="_Toc231510227"/>
+      <w:bookmarkStart w:id="152" w:name="_Toc231514275"/>
+      <w:bookmarkStart w:id="153" w:name="_Toc233911306"/>
       <w:r>
         <w:rPr>
           <w:rStyle w:val="Strong"/>
@@ -8380,7 +8534,7 @@
           <w:b/>
           <w:bCs/>
         </w:rPr>
-        <w:t>User Account Modified (</w:t>
+        <w:t>FortiGate Logon Failure (</w:t>
       </w:r>
       <w:r>
         <w:rPr>
@@ -8389,7 +8543,7 @@
           <w:b/>
           <w:bCs/>
         </w:rPr>
-        <w:t>59</w:t>
+        <w:t>9</w:t>
       </w:r>
       <w:r>
         <w:rPr>
@@ -8398,10 +8552,17 @@
           <w:b/>
           <w:bCs/>
         </w:rPr>
+        <w:t>6</w:t>
+      </w:r>
+      <w:r>
+        <w:rPr>
+          <w:rStyle w:val="Strong"/>
+          <w:rFonts w:ascii="Aptos" w:hAnsi="Aptos"/>
+          <w:b/>
+          <w:bCs/>
+        </w:rPr>
         <w:t xml:space="preserve"> Incidents)</w:t>
       </w:r>
-      <w:bookmarkEnd w:id="136"/>
-      <w:bookmarkEnd w:id="137"/>
       <w:bookmarkEnd w:id="138"/>
       <w:bookmarkEnd w:id="139"/>
       <w:bookmarkEnd w:id="140"/>
@@ -8415,6 +8576,9 @@
       <w:bookmarkEnd w:id="148"/>
       <w:bookmarkEnd w:id="149"/>
       <w:bookmarkEnd w:id="150"/>
+      <w:bookmarkEnd w:id="151"/>
+      <w:bookmarkEnd w:id="152"/>
+      <w:bookmarkEnd w:id="153"/>
     </w:p>
     <w:p>
       <w:pPr>
@@ -8433,7 +8597,6 @@
           <w:sz w:val="24"/>
           <w:szCs w:val="24"/>
         </w:rPr>
-        <w:lastRenderedPageBreak/>
         <w:t>Description:</w:t>
       </w:r>
       <w:r>
@@ -8452,7 +8615,7 @@
           <w:sz w:val="24"/>
           <w:szCs w:val="24"/>
         </w:rPr>
-        <w:t>This rule detects modifications made to user accounts in Active Directory by monitoring Event ID 4738. It focuses on changes to user account attributes and identifies the account and subject responsible for the modification</w:t>
+        <w:t>This rule detects failed login attempts on FortiGate devices' administrative interface. It parses the Syslog messages for failure events, while excluding specific benign scenarios.</w:t>
       </w:r>
     </w:p>
     <w:p>
@@ -8461,7 +8624,7 @@
         <w:jc w:val="both"/>
         <w:rPr>
           <w:rStyle w:val="Strong"/>
-          <w:rFonts w:ascii="Aptos" w:hAnsi="Aptos" w:cs="Arial"/>
+          <w:rFonts w:ascii="Aptos" w:hAnsi="Aptos"/>
           <w:b w:val="0"/>
           <w:bCs w:val="0"/>
           <w:sz w:val="24"/>
@@ -8476,6 +8639,32 @@
           <w:szCs w:val="24"/>
         </w:rPr>
         <w:t xml:space="preserve">Observation: </w:t>
+      </w:r>
+      <w:r>
+        <w:rPr>
+          <w:rFonts w:ascii="Aptos" w:hAnsi="Aptos"/>
+          <w:sz w:val="24"/>
+          <w:szCs w:val="24"/>
+        </w:rPr>
+        <w:t xml:space="preserve">These were triggered by legitimate users who made mistakes in the login password and/or </w:t>
+      </w:r>
+      <w:proofErr w:type="spellStart"/>
+      <w:r>
+        <w:rPr>
+          <w:rFonts w:ascii="Aptos" w:hAnsi="Aptos"/>
+          <w:sz w:val="24"/>
+          <w:szCs w:val="24"/>
+        </w:rPr>
+        <w:t>ssh</w:t>
+      </w:r>
+      <w:proofErr w:type="spellEnd"/>
+      <w:r>
+        <w:rPr>
+          <w:rFonts w:ascii="Aptos" w:hAnsi="Aptos"/>
+          <w:sz w:val="24"/>
+          <w:szCs w:val="24"/>
+        </w:rPr>
+        <w:t xml:space="preserve"> error due to expired token</w:t>
       </w:r>
       <w:r>
         <w:rPr>
@@ -8486,7 +8675,18 @@
           <w:sz w:val="24"/>
           <w:szCs w:val="24"/>
         </w:rPr>
-        <w:t>These User account modifications were confirmed to be carried out by authorized IT Systems Administrators.</w:t>
+        <w:t>.</w:t>
+      </w:r>
+      <w:r>
+        <w:rPr>
+          <w:rStyle w:val="Strong"/>
+          <w:rFonts w:ascii="Aptos" w:hAnsi="Aptos" w:cs="Arial"/>
+          <w:b w:val="0"/>
+          <w:bCs w:val="0"/>
+          <w:sz w:val="24"/>
+          <w:szCs w:val="24"/>
+        </w:rPr>
+        <w:t xml:space="preserve"> No sign of brute force or unauthorized access.</w:t>
       </w:r>
     </w:p>
     <w:p>
@@ -8496,21 +8696,23 @@
           <w:rFonts w:ascii="Aptos" w:hAnsi="Aptos"/>
         </w:rPr>
       </w:pPr>
-      <w:bookmarkStart w:id="151" w:name="_Toc212860021"/>
-      <w:bookmarkStart w:id="152" w:name="_Toc215610313"/>
-      <w:bookmarkStart w:id="153" w:name="_Toc218266072"/>
-      <w:bookmarkStart w:id="154" w:name="_Toc220851300"/>
-      <w:bookmarkStart w:id="155" w:name="_Toc223285250"/>
-      <w:bookmarkStart w:id="156" w:name="_Toc223344433"/>
-      <w:bookmarkStart w:id="157" w:name="_Toc223621902"/>
-      <w:bookmarkStart w:id="158" w:name="_Toc225963912"/>
-      <w:bookmarkStart w:id="159" w:name="_Toc226360108"/>
-      <w:bookmarkStart w:id="160" w:name="_Toc228555688"/>
-      <w:bookmarkStart w:id="161" w:name="_Toc228949930"/>
-      <w:bookmarkStart w:id="162" w:name="_Toc231410603"/>
-      <w:bookmarkStart w:id="163" w:name="_Toc231410693"/>
-      <w:bookmarkStart w:id="164" w:name="_Toc231510227"/>
-      <w:bookmarkStart w:id="165" w:name="_Toc231514275"/>
+      <w:bookmarkStart w:id="154" w:name="_Toc210356626"/>
+      <w:bookmarkStart w:id="155" w:name="_Toc212860023"/>
+      <w:bookmarkStart w:id="156" w:name="_Toc215610315"/>
+      <w:bookmarkStart w:id="157" w:name="_Toc218266075"/>
+      <w:bookmarkStart w:id="158" w:name="_Toc220851303"/>
+      <w:bookmarkStart w:id="159" w:name="_Toc223285253"/>
+      <w:bookmarkStart w:id="160" w:name="_Toc223344429"/>
+      <w:bookmarkStart w:id="161" w:name="_Toc223621898"/>
+      <w:bookmarkStart w:id="162" w:name="_Toc225963914"/>
+      <w:bookmarkStart w:id="163" w:name="_Toc226360110"/>
+      <w:bookmarkStart w:id="164" w:name="_Toc228555686"/>
+      <w:bookmarkStart w:id="165" w:name="_Toc228949928"/>
+      <w:bookmarkStart w:id="166" w:name="_Toc231410600"/>
+      <w:bookmarkStart w:id="167" w:name="_Toc231410690"/>
+      <w:bookmarkStart w:id="168" w:name="_Toc231510224"/>
+      <w:bookmarkStart w:id="169" w:name="_Toc231514272"/>
+      <w:bookmarkStart w:id="170" w:name="_Toc233911307"/>
       <w:r>
         <w:rPr>
           <w:rStyle w:val="Strong"/>
@@ -8518,7 +8720,7 @@
           <w:b/>
           <w:bCs/>
         </w:rPr>
-        <w:t>FortiGate Logon Failure (</w:t>
+        <w:t>User Jignesh added to auth logon FortiClient VPN connected</w:t>
       </w:r>
       <w:r>
         <w:rPr>
@@ -8527,7 +8729,7 @@
           <w:b/>
           <w:bCs/>
         </w:rPr>
-        <w:t>59</w:t>
+        <w:t xml:space="preserve"> (</w:t>
       </w:r>
       <w:r>
         <w:rPr>
@@ -8536,11 +8738,17 @@
           <w:b/>
           <w:bCs/>
         </w:rPr>
+        <w:t>89</w:t>
+      </w:r>
+      <w:r>
+        <w:rPr>
+          <w:rStyle w:val="Strong"/>
+          <w:rFonts w:ascii="Aptos" w:hAnsi="Aptos"/>
+          <w:b/>
+          <w:bCs/>
+        </w:rPr>
         <w:t xml:space="preserve"> Incidents)</w:t>
       </w:r>
-      <w:bookmarkEnd w:id="151"/>
-      <w:bookmarkEnd w:id="152"/>
-      <w:bookmarkEnd w:id="153"/>
       <w:bookmarkEnd w:id="154"/>
       <w:bookmarkEnd w:id="155"/>
       <w:bookmarkEnd w:id="156"/>
@@ -8553,13 +8761,21 @@
       <w:bookmarkEnd w:id="163"/>
       <w:bookmarkEnd w:id="164"/>
       <w:bookmarkEnd w:id="165"/>
+      <w:bookmarkEnd w:id="166"/>
+      <w:bookmarkEnd w:id="167"/>
+      <w:bookmarkEnd w:id="168"/>
+      <w:bookmarkEnd w:id="169"/>
+      <w:bookmarkEnd w:id="170"/>
     </w:p>
     <w:p>
       <w:pPr>
         <w:ind w:left="720"/>
         <w:jc w:val="both"/>
         <w:rPr>
-          <w:rFonts w:ascii="Aptos" w:hAnsi="Aptos"/>
+          <w:rStyle w:val="Strong"/>
+          <w:rFonts w:ascii="Aptos" w:hAnsi="Aptos"/>
+          <w:b w:val="0"/>
+          <w:bCs w:val="0"/>
           <w:sz w:val="24"/>
           <w:szCs w:val="24"/>
         </w:rPr>
@@ -8567,29 +8783,38 @@
       <w:r>
         <w:rPr>
           <w:rStyle w:val="Strong"/>
-          <w:rFonts w:ascii="Aptos" w:hAnsi="Aptos" w:cs="Arial"/>
-          <w:sz w:val="24"/>
-          <w:szCs w:val="24"/>
-        </w:rPr>
-        <w:t>Description:</w:t>
-      </w:r>
-      <w:r>
-        <w:rPr>
-          <w:rFonts w:ascii="Aptos" w:hAnsi="Aptos"/>
-          <w:b/>
-          <w:bCs/>
+          <w:rFonts w:ascii="Aptos" w:hAnsi="Aptos"/>
+          <w:sz w:val="24"/>
+          <w:szCs w:val="24"/>
+        </w:rPr>
+        <w:t>Description</w:t>
+      </w:r>
+      <w:r>
+        <w:rPr>
+          <w:rStyle w:val="Strong"/>
+          <w:rFonts w:ascii="Aptos" w:hAnsi="Aptos"/>
+          <w:b w:val="0"/>
+          <w:bCs w:val="0"/>
+          <w:sz w:val="24"/>
+          <w:szCs w:val="24"/>
+        </w:rPr>
+        <w:t xml:space="preserve">: </w:t>
+      </w:r>
+      <w:r>
+        <w:rPr>
+          <w:rFonts w:ascii="Aptos" w:hAnsi="Aptos"/>
+          <w:sz w:val="24"/>
+          <w:szCs w:val="24"/>
+        </w:rPr>
+        <w:t>This rule detects successful FortiClient VPN connections by parsing Syslog messages from FortiGate devices and extracting relevant user and IP information</w:t>
+      </w:r>
+      <w:r>
+        <w:rPr>
+          <w:rFonts w:ascii="Aptos" w:hAnsi="Aptos"/>
           <w:sz w:val="24"/>
           <w:szCs w:val="24"/>
         </w:rPr>
         <w:t xml:space="preserve"> </w:t>
-      </w:r>
-      <w:r>
-        <w:rPr>
-          <w:rFonts w:ascii="Aptos" w:hAnsi="Aptos"/>
-          <w:sz w:val="24"/>
-          <w:szCs w:val="24"/>
-        </w:rPr>
-        <w:t>This rule detects failed login attempts on FortiGate devices' administrative interface. It parses the Syslog messages for failure events, while excluding specific benign scenarios.</w:t>
       </w:r>
     </w:p>
     <w:p>
@@ -8608,41 +8833,49 @@
       <w:r>
         <w:rPr>
           <w:rStyle w:val="Strong"/>
-          <w:rFonts w:ascii="Aptos" w:hAnsi="Aptos" w:cs="Arial"/>
-          <w:sz w:val="24"/>
-          <w:szCs w:val="24"/>
-        </w:rPr>
-        <w:t xml:space="preserve">Observation: </w:t>
-      </w:r>
-      <w:r>
-        <w:rPr>
-          <w:rFonts w:ascii="Aptos" w:hAnsi="Aptos"/>
-          <w:sz w:val="24"/>
-          <w:szCs w:val="24"/>
-        </w:rPr>
-        <w:t>These were triggered by legitimate users who made mistakes in the login password and/or ssh error due to expired token</w:t>
+          <w:rFonts w:ascii="Aptos" w:hAnsi="Aptos"/>
+          <w:sz w:val="24"/>
+          <w:szCs w:val="24"/>
+        </w:rPr>
+        <w:t>Feedback</w:t>
       </w:r>
       <w:r>
         <w:rPr>
           <w:rStyle w:val="Strong"/>
-          <w:rFonts w:ascii="Aptos" w:hAnsi="Aptos" w:cs="Arial"/>
+          <w:rFonts w:ascii="Aptos" w:hAnsi="Aptos"/>
           <w:b w:val="0"/>
           <w:bCs w:val="0"/>
           <w:sz w:val="24"/>
           <w:szCs w:val="24"/>
         </w:rPr>
-        <w:t>.</w:t>
+        <w:t xml:space="preserve">: </w:t>
+      </w:r>
+      <w:r>
+        <w:rPr>
+          <w:rFonts w:ascii="Aptos" w:hAnsi="Aptos"/>
+          <w:sz w:val="24"/>
+          <w:szCs w:val="24"/>
+        </w:rPr>
+        <w:t>The</w:t>
+      </w:r>
+      <w:r>
+        <w:rPr>
+          <w:rFonts w:ascii="Aptos" w:hAnsi="Aptos"/>
+          <w:sz w:val="24"/>
+          <w:szCs w:val="24"/>
+        </w:rPr>
+        <w:t xml:space="preserve"> connection from the identified user, was confirmed to be legitimate and Authorized</w:t>
       </w:r>
       <w:r>
         <w:rPr>
           <w:rStyle w:val="Strong"/>
-          <w:rFonts w:ascii="Aptos" w:hAnsi="Aptos" w:cs="Arial"/>
+          <w:rFonts w:ascii="Aptos" w:hAnsi="Aptos"/>
           <w:b w:val="0"/>
           <w:bCs w:val="0"/>
           <w:sz w:val="24"/>
           <w:szCs w:val="24"/>
         </w:rPr>
-        <w:t xml:space="preserve"> No sign of brute force or unauthorized access.</w:t>
+        <w:t>.</w:t>
       </w:r>
     </w:p>
     <w:p>
@@ -8652,19 +8885,22 @@
           <w:rFonts w:ascii="Aptos" w:hAnsi="Aptos"/>
         </w:rPr>
       </w:pPr>
-      <w:bookmarkStart w:id="166" w:name="_Toc218266077"/>
-      <w:bookmarkStart w:id="167" w:name="_Toc220851304"/>
-      <w:bookmarkStart w:id="168" w:name="_Toc223285254"/>
-      <w:bookmarkStart w:id="169" w:name="_Toc223344431"/>
-      <w:bookmarkStart w:id="170" w:name="_Toc223621900"/>
-      <w:bookmarkStart w:id="171" w:name="_Toc225963909"/>
-      <w:bookmarkStart w:id="172" w:name="_Toc226360105"/>
-      <w:bookmarkStart w:id="173" w:name="_Toc228555687"/>
-      <w:bookmarkStart w:id="174" w:name="_Toc228949929"/>
-      <w:bookmarkStart w:id="175" w:name="_Toc231410604"/>
-      <w:bookmarkStart w:id="176" w:name="_Toc231410694"/>
-      <w:bookmarkStart w:id="177" w:name="_Toc231510228"/>
-      <w:bookmarkStart w:id="178" w:name="_Toc231514276"/>
+      <w:bookmarkStart w:id="171" w:name="_Toc212860020"/>
+      <w:bookmarkStart w:id="172" w:name="_Toc215610312"/>
+      <w:bookmarkStart w:id="173" w:name="_Toc218266073"/>
+      <w:bookmarkStart w:id="174" w:name="_Toc220851301"/>
+      <w:bookmarkStart w:id="175" w:name="_Toc223285251"/>
+      <w:bookmarkStart w:id="176" w:name="_Toc223344427"/>
+      <w:bookmarkStart w:id="177" w:name="_Toc223621896"/>
+      <w:bookmarkStart w:id="178" w:name="_Toc225963908"/>
+      <w:bookmarkStart w:id="179" w:name="_Toc226360104"/>
+      <w:bookmarkStart w:id="180" w:name="_Toc228555685"/>
+      <w:bookmarkStart w:id="181" w:name="_Toc228949927"/>
+      <w:bookmarkStart w:id="182" w:name="_Toc231410602"/>
+      <w:bookmarkStart w:id="183" w:name="_Toc231410692"/>
+      <w:bookmarkStart w:id="184" w:name="_Toc231510226"/>
+      <w:bookmarkStart w:id="185" w:name="_Toc231514274"/>
+      <w:bookmarkStart w:id="186" w:name="_Toc233911308"/>
       <w:r>
         <w:rPr>
           <w:rStyle w:val="Strong"/>
@@ -8672,7 +8908,7 @@
           <w:b/>
           <w:bCs/>
         </w:rPr>
-        <w:t>Incident Summary Alert (</w:t>
+        <w:t>User Account Modified (</w:t>
       </w:r>
       <w:r>
         <w:rPr>
@@ -8681,7 +8917,7 @@
           <w:b/>
           <w:bCs/>
         </w:rPr>
-        <w:t>59</w:t>
+        <w:t>73</w:t>
       </w:r>
       <w:r>
         <w:rPr>
@@ -8692,11 +8928,6 @@
         </w:rPr>
         <w:t xml:space="preserve"> Incidents)</w:t>
       </w:r>
-      <w:bookmarkEnd w:id="166"/>
-      <w:bookmarkEnd w:id="167"/>
-      <w:bookmarkEnd w:id="168"/>
-      <w:bookmarkEnd w:id="169"/>
-      <w:bookmarkEnd w:id="170"/>
       <w:bookmarkEnd w:id="171"/>
       <w:bookmarkEnd w:id="172"/>
       <w:bookmarkEnd w:id="173"/>
@@ -8705,110 +8936,6 @@
       <w:bookmarkEnd w:id="176"/>
       <w:bookmarkEnd w:id="177"/>
       <w:bookmarkEnd w:id="178"/>
-    </w:p>
-    <w:p>
-      <w:pPr>
-        <w:ind w:left="720"/>
-        <w:rPr>
-          <w:rFonts w:ascii="Aptos" w:hAnsi="Aptos"/>
-          <w:sz w:val="24"/>
-          <w:szCs w:val="24"/>
-        </w:rPr>
-      </w:pPr>
-      <w:r>
-        <w:rPr>
-          <w:rStyle w:val="Strong"/>
-          <w:rFonts w:ascii="Aptos" w:hAnsi="Aptos" w:cs="Arial"/>
-          <w:sz w:val="24"/>
-          <w:szCs w:val="24"/>
-        </w:rPr>
-        <w:t>Description:</w:t>
-      </w:r>
-      <w:r>
-        <w:rPr>
-          <w:rFonts w:ascii="Aptos" w:hAnsi="Aptos"/>
-          <w:b/>
-          <w:bCs/>
-          <w:sz w:val="24"/>
-          <w:szCs w:val="24"/>
-        </w:rPr>
-        <w:t xml:space="preserve"> </w:t>
-      </w:r>
-      <w:r>
-        <w:rPr>
-          <w:rFonts w:ascii="Aptos" w:hAnsi="Aptos"/>
-          <w:sz w:val="24"/>
-          <w:szCs w:val="24"/>
-        </w:rPr>
-        <w:t>This rule produces a summary count of incidents generated in the past 12hrs.</w:t>
-      </w:r>
-      <w:r>
-        <w:rPr>
-          <w:rFonts w:ascii="Aptos" w:hAnsi="Aptos"/>
-          <w:sz w:val="24"/>
-          <w:szCs w:val="24"/>
-        </w:rPr>
-        <w:t xml:space="preserve"> </w:t>
-      </w:r>
-    </w:p>
-    <w:p>
-      <w:pPr>
-        <w:pStyle w:val="ListParagraph"/>
-        <w:rPr>
-          <w:rFonts w:ascii="Aptos" w:hAnsi="Aptos"/>
-        </w:rPr>
-      </w:pPr>
-      <w:bookmarkStart w:id="179" w:name="_Toc212860022"/>
-      <w:bookmarkStart w:id="180" w:name="_Toc215610314"/>
-      <w:bookmarkStart w:id="181" w:name="_Toc218266076"/>
-      <w:bookmarkStart w:id="182" w:name="_Toc220851307"/>
-      <w:bookmarkStart w:id="183" w:name="_Toc223285257"/>
-      <w:bookmarkStart w:id="184" w:name="_Toc223344434"/>
-      <w:bookmarkStart w:id="185" w:name="_Toc223621903"/>
-      <w:bookmarkStart w:id="186" w:name="_Toc225963916"/>
-      <w:bookmarkStart w:id="187" w:name="_Toc226360112"/>
-      <w:bookmarkStart w:id="188" w:name="_Toc228555690"/>
-      <w:bookmarkStart w:id="189" w:name="_Toc228949932"/>
-      <w:bookmarkStart w:id="190" w:name="_Toc231410605"/>
-      <w:bookmarkStart w:id="191" w:name="_Toc231410695"/>
-      <w:bookmarkStart w:id="192" w:name="_Toc231510229"/>
-      <w:bookmarkStart w:id="193" w:name="_Toc231514277"/>
-      <w:r>
-        <w:rPr>
-          <w:rStyle w:val="Strong"/>
-          <w:rFonts w:ascii="Aptos" w:hAnsi="Aptos"/>
-          <w:b/>
-          <w:bCs/>
-        </w:rPr>
-        <w:t>FortiGate Configuration Change</w:t>
-      </w:r>
-      <w:r>
-        <w:rPr>
-          <w:rStyle w:val="Strong"/>
-          <w:rFonts w:ascii="Aptos" w:hAnsi="Aptos"/>
-          <w:b/>
-          <w:bCs/>
-        </w:rPr>
-        <w:t xml:space="preserve"> (</w:t>
-      </w:r>
-      <w:r>
-        <w:rPr>
-          <w:rStyle w:val="Strong"/>
-          <w:rFonts w:ascii="Aptos" w:hAnsi="Aptos"/>
-          <w:b/>
-          <w:bCs/>
-        </w:rPr>
-        <w:t>47</w:t>
-      </w:r>
-      <w:r>
-        <w:rPr>
-          <w:rStyle w:val="Strong"/>
-          <w:rFonts w:ascii="Aptos" w:hAnsi="Aptos"/>
-          <w:b/>
-          <w:bCs/>
-        </w:rPr>
-        <w:t xml:space="preserve"> Incidents)</w:t>
-      </w:r>
       <w:bookmarkEnd w:id="179"/>
       <w:bookmarkEnd w:id="180"/>
       <w:bookmarkEnd w:id="181"/>
@@ -8817,6 +8944,128 @@
       <w:bookmarkEnd w:id="184"/>
       <w:bookmarkEnd w:id="185"/>
       <w:bookmarkEnd w:id="186"/>
+    </w:p>
+    <w:p>
+      <w:pPr>
+        <w:ind w:left="720"/>
+        <w:jc w:val="both"/>
+        <w:rPr>
+          <w:rFonts w:ascii="Aptos" w:hAnsi="Aptos"/>
+          <w:sz w:val="24"/>
+          <w:szCs w:val="24"/>
+        </w:rPr>
+      </w:pPr>
+      <w:r>
+        <w:rPr>
+          <w:rStyle w:val="Strong"/>
+          <w:rFonts w:ascii="Aptos" w:hAnsi="Aptos" w:cs="Arial"/>
+          <w:sz w:val="24"/>
+          <w:szCs w:val="24"/>
+        </w:rPr>
+        <w:lastRenderedPageBreak/>
+        <w:t>Description:</w:t>
+      </w:r>
+      <w:r>
+        <w:rPr>
+          <w:rFonts w:ascii="Aptos" w:hAnsi="Aptos"/>
+          <w:b/>
+          <w:bCs/>
+          <w:sz w:val="24"/>
+          <w:szCs w:val="24"/>
+        </w:rPr>
+        <w:t xml:space="preserve"> </w:t>
+      </w:r>
+      <w:r>
+        <w:rPr>
+          <w:rFonts w:ascii="Aptos" w:hAnsi="Aptos"/>
+          <w:sz w:val="24"/>
+          <w:szCs w:val="24"/>
+        </w:rPr>
+        <w:t>This rule detects modifications made to user accounts in Active Directory by monitoring Event ID 4738. It focuses on changes to user account attributes and identifies the account and subject responsible for the modification</w:t>
+      </w:r>
+    </w:p>
+    <w:p>
+      <w:pPr>
+        <w:ind w:left="720"/>
+        <w:jc w:val="both"/>
+        <w:rPr>
+          <w:rStyle w:val="Strong"/>
+          <w:rFonts w:ascii="Aptos" w:hAnsi="Aptos" w:cs="Arial"/>
+          <w:b w:val="0"/>
+          <w:bCs w:val="0"/>
+          <w:sz w:val="24"/>
+          <w:szCs w:val="24"/>
+        </w:rPr>
+      </w:pPr>
+      <w:r>
+        <w:rPr>
+          <w:rStyle w:val="Strong"/>
+          <w:rFonts w:ascii="Aptos" w:hAnsi="Aptos" w:cs="Arial"/>
+          <w:sz w:val="24"/>
+          <w:szCs w:val="24"/>
+        </w:rPr>
+        <w:t xml:space="preserve">Observation: </w:t>
+      </w:r>
+      <w:r>
+        <w:rPr>
+          <w:rStyle w:val="Strong"/>
+          <w:rFonts w:ascii="Aptos" w:hAnsi="Aptos" w:cs="Arial"/>
+          <w:b w:val="0"/>
+          <w:bCs w:val="0"/>
+          <w:sz w:val="24"/>
+          <w:szCs w:val="24"/>
+        </w:rPr>
+        <w:t>These User account modifications were confirmed to be carried out by authorized IT Systems Administrators.</w:t>
+      </w:r>
+    </w:p>
+    <w:p>
+      <w:pPr>
+        <w:pStyle w:val="ListParagraph"/>
+        <w:rPr>
+          <w:rFonts w:ascii="Aptos" w:hAnsi="Aptos"/>
+        </w:rPr>
+      </w:pPr>
+      <w:bookmarkStart w:id="187" w:name="_Toc218266077"/>
+      <w:bookmarkStart w:id="188" w:name="_Toc220851304"/>
+      <w:bookmarkStart w:id="189" w:name="_Toc223285254"/>
+      <w:bookmarkStart w:id="190" w:name="_Toc223344431"/>
+      <w:bookmarkStart w:id="191" w:name="_Toc223621900"/>
+      <w:bookmarkStart w:id="192" w:name="_Toc225963909"/>
+      <w:bookmarkStart w:id="193" w:name="_Toc226360105"/>
+      <w:bookmarkStart w:id="194" w:name="_Toc228555687"/>
+      <w:bookmarkStart w:id="195" w:name="_Toc228949929"/>
+      <w:bookmarkStart w:id="196" w:name="_Toc231410604"/>
+      <w:bookmarkStart w:id="197" w:name="_Toc231410694"/>
+      <w:bookmarkStart w:id="198" w:name="_Toc231510228"/>
+      <w:bookmarkStart w:id="199" w:name="_Toc231514276"/>
+      <w:bookmarkStart w:id="200" w:name="_Toc233911309"/>
+      <w:r>
+        <w:rPr>
+          <w:rStyle w:val="Strong"/>
+          <w:rFonts w:ascii="Aptos" w:hAnsi="Aptos"/>
+          <w:b/>
+          <w:bCs/>
+        </w:rPr>
+        <w:t>Incident Summary Alert (</w:t>
+      </w:r>
+      <w:r>
+        <w:rPr>
+          <w:rStyle w:val="Strong"/>
+          <w:rFonts w:ascii="Aptos" w:hAnsi="Aptos"/>
+          <w:b/>
+          <w:bCs/>
+        </w:rPr>
+        <w:t>59</w:t>
+      </w:r>
+      <w:r>
+        <w:rPr>
+          <w:rStyle w:val="Strong"/>
+          <w:rFonts w:ascii="Aptos" w:hAnsi="Aptos"/>
+          <w:b/>
+          <w:bCs/>
+        </w:rPr>
+        <w:t xml:space="preserve"> Incidents)</w:t>
+      </w:r>
       <w:bookmarkEnd w:id="187"/>
       <w:bookmarkEnd w:id="188"/>
       <w:bookmarkEnd w:id="189"/>
@@ -8824,156 +9073,6 @@
       <w:bookmarkEnd w:id="191"/>
       <w:bookmarkEnd w:id="192"/>
       <w:bookmarkEnd w:id="193"/>
-    </w:p>
-    <w:p>
-      <w:pPr>
-        <w:ind w:left="720"/>
-        <w:jc w:val="both"/>
-        <w:rPr>
-          <w:rFonts w:ascii="Aptos" w:hAnsi="Aptos"/>
-          <w:sz w:val="24"/>
-          <w:szCs w:val="24"/>
-        </w:rPr>
-      </w:pPr>
-      <w:r>
-        <w:rPr>
-          <w:rStyle w:val="Strong"/>
-          <w:rFonts w:ascii="Aptos" w:hAnsi="Aptos" w:cs="Arial"/>
-          <w:sz w:val="24"/>
-          <w:szCs w:val="24"/>
-        </w:rPr>
-        <w:t>Description:</w:t>
-      </w:r>
-      <w:r>
-        <w:rPr>
-          <w:rFonts w:ascii="Aptos" w:hAnsi="Aptos"/>
-          <w:b/>
-          <w:bCs/>
-          <w:sz w:val="24"/>
-          <w:szCs w:val="24"/>
-        </w:rPr>
-        <w:t xml:space="preserve"> </w:t>
-      </w:r>
-      <w:r>
-        <w:rPr>
-          <w:rFonts w:ascii="Aptos" w:hAnsi="Aptos"/>
-          <w:sz w:val="24"/>
-          <w:szCs w:val="24"/>
-        </w:rPr>
-        <w:t>This rule detects configuration changes on FortiGate firewalls by monitoring Syslog messages that indicate a change and extracting details such as the user and device involved</w:t>
-      </w:r>
-      <w:r>
-        <w:rPr>
-          <w:rFonts w:ascii="Aptos" w:hAnsi="Aptos"/>
-          <w:sz w:val="24"/>
-          <w:szCs w:val="24"/>
-        </w:rPr>
-        <w:t>.</w:t>
-      </w:r>
-    </w:p>
-    <w:p>
-      <w:pPr>
-        <w:ind w:left="720"/>
-        <w:rPr>
-          <w:rStyle w:val="Strong"/>
-          <w:rFonts w:ascii="Aptos" w:hAnsi="Aptos" w:cs="Arial"/>
-          <w:b w:val="0"/>
-          <w:bCs w:val="0"/>
-          <w:sz w:val="24"/>
-          <w:szCs w:val="24"/>
-        </w:rPr>
-      </w:pPr>
-      <w:r>
-        <w:rPr>
-          <w:rStyle w:val="Strong"/>
-          <w:rFonts w:ascii="Aptos" w:hAnsi="Aptos" w:cs="Arial"/>
-          <w:sz w:val="24"/>
-          <w:szCs w:val="24"/>
-        </w:rPr>
-        <w:t xml:space="preserve">Observation: </w:t>
-      </w:r>
-      <w:r>
-        <w:rPr>
-          <w:rStyle w:val="Strong"/>
-          <w:rFonts w:ascii="Aptos" w:hAnsi="Aptos" w:cs="Arial"/>
-          <w:b w:val="0"/>
-          <w:bCs w:val="0"/>
-          <w:sz w:val="24"/>
-          <w:szCs w:val="24"/>
-        </w:rPr>
-        <w:t>All changes carried out on the FortiGate Firewall was done by Authorized Member(s) of the IT/Network Admin Team</w:t>
-      </w:r>
-      <w:r>
-        <w:rPr>
-          <w:rStyle w:val="Strong"/>
-          <w:rFonts w:ascii="Aptos" w:hAnsi="Aptos" w:cs="Arial"/>
-          <w:b w:val="0"/>
-          <w:bCs w:val="0"/>
-          <w:sz w:val="24"/>
-          <w:szCs w:val="24"/>
-        </w:rPr>
-        <w:t>.</w:t>
-      </w:r>
-    </w:p>
-    <w:p>
-      <w:pPr>
-        <w:pStyle w:val="ListParagraph"/>
-        <w:rPr>
-          <w:rFonts w:ascii="Aptos" w:hAnsi="Aptos"/>
-        </w:rPr>
-      </w:pPr>
-      <w:bookmarkStart w:id="194" w:name="_Toc210356630"/>
-      <w:bookmarkStart w:id="195" w:name="_Toc212860026"/>
-      <w:bookmarkStart w:id="196" w:name="_Toc215610318"/>
-      <w:bookmarkStart w:id="197" w:name="_Toc218266079"/>
-      <w:bookmarkStart w:id="198" w:name="_Toc220851306"/>
-      <w:bookmarkStart w:id="199" w:name="_Toc223285256"/>
-      <w:bookmarkStart w:id="200" w:name="_Toc223344430"/>
-      <w:bookmarkStart w:id="201" w:name="_Toc223621899"/>
-      <w:bookmarkStart w:id="202" w:name="_Toc225963915"/>
-      <w:bookmarkStart w:id="203" w:name="_Toc226360111"/>
-      <w:bookmarkStart w:id="204" w:name="_Toc228555692"/>
-      <w:bookmarkStart w:id="205" w:name="_Toc228949934"/>
-      <w:bookmarkStart w:id="206" w:name="_Toc231410606"/>
-      <w:bookmarkStart w:id="207" w:name="_Toc231410696"/>
-      <w:bookmarkStart w:id="208" w:name="_Toc231510230"/>
-      <w:bookmarkStart w:id="209" w:name="_Toc231514278"/>
-      <w:r>
-        <w:rPr>
-          <w:rStyle w:val="Strong"/>
-          <w:rFonts w:ascii="Aptos" w:hAnsi="Aptos"/>
-          <w:b/>
-          <w:bCs/>
-        </w:rPr>
-        <w:t xml:space="preserve">FortiGate UTM Alerts </w:t>
-      </w:r>
-      <w:r>
-        <w:rPr>
-          <w:rStyle w:val="Strong"/>
-          <w:rFonts w:ascii="Aptos" w:hAnsi="Aptos"/>
-          <w:b/>
-          <w:bCs/>
-        </w:rPr>
-        <w:t>(</w:t>
-      </w:r>
-      <w:r>
-        <w:rPr>
-          <w:rStyle w:val="Strong"/>
-          <w:rFonts w:ascii="Aptos" w:hAnsi="Aptos"/>
-          <w:b/>
-          <w:bCs/>
-        </w:rPr>
-        <w:t>37</w:t>
-      </w:r>
-      <w:r>
-        <w:rPr>
-          <w:rStyle w:val="Strong"/>
-          <w:rFonts w:ascii="Aptos" w:hAnsi="Aptos"/>
-          <w:b/>
-          <w:bCs/>
-        </w:rPr>
-        <w:t xml:space="preserve"> Incidents)</w:t>
-      </w:r>
       <w:bookmarkEnd w:id="194"/>
       <w:bookmarkEnd w:id="195"/>
       <w:bookmarkEnd w:id="196"/>
@@ -8981,6 +9080,107 @@
       <w:bookmarkEnd w:id="198"/>
       <w:bookmarkEnd w:id="199"/>
       <w:bookmarkEnd w:id="200"/>
+    </w:p>
+    <w:p>
+      <w:pPr>
+        <w:ind w:left="720"/>
+        <w:rPr>
+          <w:rFonts w:ascii="Aptos" w:hAnsi="Aptos"/>
+          <w:sz w:val="24"/>
+          <w:szCs w:val="24"/>
+        </w:rPr>
+      </w:pPr>
+      <w:r>
+        <w:rPr>
+          <w:rStyle w:val="Strong"/>
+          <w:rFonts w:ascii="Aptos" w:hAnsi="Aptos" w:cs="Arial"/>
+          <w:sz w:val="24"/>
+          <w:szCs w:val="24"/>
+        </w:rPr>
+        <w:t>Description:</w:t>
+      </w:r>
+      <w:r>
+        <w:rPr>
+          <w:rFonts w:ascii="Aptos" w:hAnsi="Aptos"/>
+          <w:b/>
+          <w:bCs/>
+          <w:sz w:val="24"/>
+          <w:szCs w:val="24"/>
+        </w:rPr>
+        <w:t xml:space="preserve"> </w:t>
+      </w:r>
+      <w:r>
+        <w:rPr>
+          <w:rFonts w:ascii="Aptos" w:hAnsi="Aptos"/>
+          <w:sz w:val="24"/>
+          <w:szCs w:val="24"/>
+        </w:rPr>
+        <w:t xml:space="preserve">This rule produces a summary count of incidents generated in the past 12hrs. </w:t>
+      </w:r>
+    </w:p>
+    <w:p>
+      <w:pPr>
+        <w:pStyle w:val="ListParagraph"/>
+        <w:rPr>
+          <w:rStyle w:val="Strong"/>
+          <w:rFonts w:ascii="Aptos" w:hAnsi="Aptos"/>
+          <w:b/>
+          <w:bCs/>
+        </w:rPr>
+      </w:pPr>
+      <w:bookmarkStart w:id="201" w:name="_Toc210356624"/>
+      <w:bookmarkStart w:id="202" w:name="_Toc212860018"/>
+      <w:bookmarkStart w:id="203" w:name="_Toc215610310"/>
+      <w:bookmarkStart w:id="204" w:name="_Toc218266074"/>
+      <w:bookmarkStart w:id="205" w:name="_Toc220851302"/>
+      <w:bookmarkStart w:id="206" w:name="_Toc223285252"/>
+      <w:bookmarkStart w:id="207" w:name="_Toc223344428"/>
+      <w:bookmarkStart w:id="208" w:name="_Toc223621897"/>
+      <w:bookmarkStart w:id="209" w:name="_Toc225963911"/>
+      <w:bookmarkStart w:id="210" w:name="_Toc226360107"/>
+      <w:bookmarkStart w:id="211" w:name="_Toc228555691"/>
+      <w:bookmarkStart w:id="212" w:name="_Toc228949933"/>
+      <w:bookmarkStart w:id="213" w:name="_Toc231410601"/>
+      <w:bookmarkStart w:id="214" w:name="_Toc231410691"/>
+      <w:bookmarkStart w:id="215" w:name="_Toc231510225"/>
+      <w:bookmarkStart w:id="216" w:name="_Toc231514273"/>
+      <w:bookmarkStart w:id="217" w:name="_Toc233911310"/>
+      <w:r>
+        <w:rPr>
+          <w:rStyle w:val="Strong"/>
+          <w:rFonts w:ascii="Aptos" w:hAnsi="Aptos"/>
+          <w:b/>
+          <w:bCs/>
+        </w:rPr>
+        <w:t>User Added to Critical Group</w:t>
+      </w:r>
+      <w:r>
+        <w:rPr>
+          <w:rStyle w:val="Strong"/>
+          <w:rFonts w:ascii="Aptos" w:hAnsi="Aptos"/>
+          <w:b/>
+          <w:bCs/>
+        </w:rPr>
+        <w:t xml:space="preserve"> (</w:t>
+      </w:r>
+      <w:r>
+        <w:rPr>
+          <w:rStyle w:val="Strong"/>
+          <w:rFonts w:ascii="Aptos" w:hAnsi="Aptos"/>
+          <w:b/>
+          <w:bCs/>
+        </w:rPr>
+        <w:t>32</w:t>
+      </w:r>
+      <w:r>
+        <w:rPr>
+          <w:rStyle w:val="Strong"/>
+          <w:rFonts w:ascii="Aptos" w:hAnsi="Aptos"/>
+          <w:b/>
+          <w:bCs/>
+        </w:rPr>
+        <w:t xml:space="preserve"> Incidents)</w:t>
+      </w:r>
       <w:bookmarkEnd w:id="201"/>
       <w:bookmarkEnd w:id="202"/>
       <w:bookmarkEnd w:id="203"/>
@@ -8990,144 +9190,6 @@
       <w:bookmarkEnd w:id="207"/>
       <w:bookmarkEnd w:id="208"/>
       <w:bookmarkEnd w:id="209"/>
-    </w:p>
-    <w:p>
-      <w:pPr>
-        <w:ind w:left="720"/>
-        <w:jc w:val="both"/>
-        <w:rPr>
-          <w:rFonts w:ascii="Aptos" w:hAnsi="Aptos"/>
-          <w:sz w:val="24"/>
-          <w:szCs w:val="24"/>
-        </w:rPr>
-      </w:pPr>
-      <w:r>
-        <w:rPr>
-          <w:rStyle w:val="Strong"/>
-          <w:rFonts w:ascii="Aptos" w:hAnsi="Aptos" w:cs="Arial"/>
-          <w:sz w:val="24"/>
-          <w:szCs w:val="24"/>
-        </w:rPr>
-        <w:t>Description:</w:t>
-      </w:r>
-      <w:r>
-        <w:rPr>
-          <w:rFonts w:ascii="Aptos" w:hAnsi="Aptos"/>
-          <w:b/>
-          <w:bCs/>
-          <w:sz w:val="24"/>
-          <w:szCs w:val="24"/>
-        </w:rPr>
-        <w:t xml:space="preserve"> </w:t>
-      </w:r>
-      <w:r>
-        <w:rPr>
-          <w:rFonts w:ascii="Aptos" w:hAnsi="Aptos"/>
-          <w:sz w:val="24"/>
-          <w:szCs w:val="24"/>
-        </w:rPr>
-        <w:t>This rule detects FortiGate Unified Threat Management (UTM) alerts by parsing</w:t>
-      </w:r>
-      <w:r>
-        <w:rPr>
-          <w:rFonts w:ascii="Aptos" w:hAnsi="Aptos"/>
-          <w:sz w:val="24"/>
-          <w:szCs w:val="24"/>
-        </w:rPr>
-        <w:t xml:space="preserve"> </w:t>
-      </w:r>
-      <w:r>
-        <w:rPr>
-          <w:rFonts w:ascii="Aptos" w:hAnsi="Aptos"/>
-          <w:sz w:val="24"/>
-          <w:szCs w:val="24"/>
-        </w:rPr>
-        <w:t>Syslog messages that contain UTM alert indicators and identifying relevant details like source and destination IPs</w:t>
-      </w:r>
-      <w:r>
-        <w:rPr>
-          <w:rFonts w:ascii="Aptos" w:hAnsi="Aptos"/>
-          <w:sz w:val="24"/>
-          <w:szCs w:val="24"/>
-        </w:rPr>
-        <w:t>.</w:t>
-      </w:r>
-    </w:p>
-    <w:p>
-      <w:pPr>
-        <w:ind w:left="720"/>
-        <w:jc w:val="both"/>
-        <w:rPr>
-          <w:rFonts w:ascii="Aptos" w:hAnsi="Aptos"/>
-          <w:sz w:val="24"/>
-          <w:szCs w:val="24"/>
-        </w:rPr>
-      </w:pPr>
-      <w:r>
-        <w:rPr>
-          <w:rStyle w:val="Strong"/>
-          <w:rFonts w:ascii="Aptos" w:hAnsi="Aptos" w:cs="Arial"/>
-          <w:sz w:val="24"/>
-          <w:szCs w:val="24"/>
-        </w:rPr>
-        <w:t xml:space="preserve">Feedback: </w:t>
-      </w:r>
-      <w:r>
-        <w:rPr>
-          <w:rFonts w:ascii="Aptos" w:hAnsi="Aptos"/>
-          <w:sz w:val="24"/>
-          <w:szCs w:val="24"/>
-        </w:rPr>
-        <w:t xml:space="preserve">All identified malicious request was dropped by the firewall </w:t>
-      </w:r>
-    </w:p>
-    <w:p>
-      <w:pPr>
-        <w:pStyle w:val="ListParagraph"/>
-        <w:rPr>
-          <w:rFonts w:ascii="Aptos" w:hAnsi="Aptos"/>
-        </w:rPr>
-      </w:pPr>
-      <w:bookmarkStart w:id="210" w:name="_Toc218266078"/>
-      <w:bookmarkStart w:id="211" w:name="_Toc220851305"/>
-      <w:bookmarkStart w:id="212" w:name="_Toc223285255"/>
-      <w:bookmarkStart w:id="213" w:name="_Toc223344432"/>
-      <w:bookmarkStart w:id="214" w:name="_Toc223621901"/>
-      <w:bookmarkStart w:id="215" w:name="_Toc225963913"/>
-      <w:bookmarkStart w:id="216" w:name="_Toc226360109"/>
-      <w:bookmarkStart w:id="217" w:name="_Toc228555689"/>
-      <w:bookmarkStart w:id="218" w:name="_Toc228949931"/>
-      <w:bookmarkStart w:id="219" w:name="_Toc231410607"/>
-      <w:bookmarkStart w:id="220" w:name="_Toc231410697"/>
-      <w:bookmarkStart w:id="221" w:name="_Toc231510231"/>
-      <w:bookmarkStart w:id="222" w:name="_Toc231514279"/>
-      <w:r>
-        <w:rPr>
-          <w:rStyle w:val="Strong"/>
-          <w:rFonts w:ascii="Aptos" w:hAnsi="Aptos"/>
-          <w:b/>
-          <w:bCs/>
-        </w:rPr>
-        <w:t>Non Domain Controller Active Directory Replication (</w:t>
-      </w:r>
-      <w:r>
-        <w:rPr>
-          <w:rStyle w:val="Strong"/>
-          <w:rFonts w:ascii="Aptos" w:hAnsi="Aptos"/>
-          <w:b/>
-          <w:bCs/>
-        </w:rPr>
-        <w:t>30</w:t>
-      </w:r>
-      <w:r>
-        <w:rPr>
-          <w:rStyle w:val="Strong"/>
-          <w:rFonts w:ascii="Aptos" w:hAnsi="Aptos"/>
-          <w:b/>
-          <w:bCs/>
-        </w:rPr>
-        <w:t xml:space="preserve"> Incidents)</w:t>
-      </w:r>
       <w:bookmarkEnd w:id="210"/>
       <w:bookmarkEnd w:id="211"/>
       <w:bookmarkEnd w:id="212"/>
@@ -9136,11 +9198,6 @@
       <w:bookmarkEnd w:id="215"/>
       <w:bookmarkEnd w:id="216"/>
       <w:bookmarkEnd w:id="217"/>
-      <w:bookmarkEnd w:id="218"/>
-      <w:bookmarkEnd w:id="219"/>
-      <w:bookmarkEnd w:id="220"/>
-      <w:bookmarkEnd w:id="221"/>
-      <w:bookmarkEnd w:id="222"/>
     </w:p>
     <w:p>
       <w:pPr>
@@ -9152,6 +9209,7 @@
           <w:szCs w:val="24"/>
         </w:rPr>
       </w:pPr>
+      <w:bookmarkStart w:id="218" w:name="_Toc210356622"/>
       <w:r>
         <w:rPr>
           <w:rStyle w:val="Strong"/>
@@ -9159,54 +9217,204 @@
           <w:sz w:val="24"/>
           <w:szCs w:val="24"/>
         </w:rPr>
-        <w:t xml:space="preserve">Description: </w:t>
-      </w:r>
-      <w:r>
-        <w:rPr>
-          <w:rFonts w:ascii="Aptos" w:hAnsi="Aptos"/>
-          <w:sz w:val="24"/>
-          <w:szCs w:val="24"/>
-        </w:rPr>
-        <w:t>This query detects potential attempts by non-computer accounts (</w:t>
-      </w:r>
-      <w:r>
-        <w:rPr>
-          <w:rFonts w:ascii="Aptos" w:hAnsi="Aptos"/>
-          <w:sz w:val="24"/>
-          <w:szCs w:val="24"/>
-        </w:rPr>
-        <w:t>non-domain</w:t>
-      </w:r>
-      <w:r>
-        <w:rPr>
-          <w:rFonts w:ascii="Aptos" w:hAnsi="Aptos"/>
-          <w:sz w:val="24"/>
-          <w:szCs w:val="24"/>
-        </w:rPr>
-        <w:t xml:space="preserve"> controllers) to retrieve/synchronize an active directory object leveraging directory replication services (DRS). A Domain Controller (computer account) would usually be performing these actions in a domain environment. Another detection rule can be created to cover domain controllers accounts doing at rare times. A domain user with privileged </w:t>
-      </w:r>
-      <w:r>
-        <w:rPr>
-          <w:rFonts w:ascii="Aptos" w:hAnsi="Aptos"/>
-          <w:sz w:val="24"/>
-          <w:szCs w:val="24"/>
-        </w:rPr>
-        <w:t>permission</w:t>
-      </w:r>
-      <w:r>
-        <w:rPr>
-          <w:rFonts w:ascii="Aptos" w:hAnsi="Aptos"/>
-          <w:sz w:val="24"/>
-          <w:szCs w:val="24"/>
-        </w:rPr>
-        <w:t xml:space="preserve"> to use directory replication services is rare.</w:t>
-      </w:r>
+        <w:t>Description:</w:t>
+      </w:r>
+      <w:r>
+        <w:rPr>
+          <w:rFonts w:ascii="Aptos" w:hAnsi="Aptos"/>
+          <w:b/>
+          <w:bCs/>
+          <w:sz w:val="24"/>
+          <w:szCs w:val="24"/>
+        </w:rPr>
+        <w:t xml:space="preserve"> </w:t>
+      </w:r>
+      <w:r>
+        <w:rPr>
+          <w:rFonts w:ascii="Aptos" w:hAnsi="Aptos"/>
+          <w:sz w:val="24"/>
+          <w:szCs w:val="24"/>
+        </w:rPr>
+        <w:t>This rule monitors the Syslog table for data flow and triggers an alert if the number of Syslog records drops below 1,000, indicating a potential data loss from the source.</w:t>
+      </w:r>
+    </w:p>
+    <w:p>
+      <w:pPr>
+        <w:ind w:left="720"/>
+        <w:rPr>
+          <w:rFonts w:ascii="Aptos" w:hAnsi="Aptos"/>
+          <w:sz w:val="24"/>
+          <w:szCs w:val="24"/>
+        </w:rPr>
+      </w:pPr>
+      <w:r>
+        <w:rPr>
+          <w:rStyle w:val="Strong"/>
+          <w:rFonts w:ascii="Aptos" w:hAnsi="Aptos" w:cs="Arial"/>
+          <w:sz w:val="24"/>
+          <w:szCs w:val="24"/>
+        </w:rPr>
+        <w:t>Review:</w:t>
+      </w:r>
+      <w:r>
+        <w:rPr>
+          <w:rFonts w:ascii="Aptos" w:hAnsi="Aptos"/>
+          <w:sz w:val="24"/>
+          <w:szCs w:val="24"/>
+        </w:rPr>
+        <w:t xml:space="preserve"> These </w:t>
+      </w:r>
+      <w:bookmarkEnd w:id="218"/>
+      <w:r>
+        <w:rPr>
+          <w:rFonts w:ascii="Aptos" w:hAnsi="Aptos"/>
+          <w:sz w:val="24"/>
+          <w:szCs w:val="24"/>
+        </w:rPr>
+        <w:t>incidents were escalated to the Network Team</w:t>
+      </w:r>
+      <w:r>
+        <w:rPr>
+          <w:rFonts w:ascii="Aptos" w:hAnsi="Aptos"/>
+          <w:sz w:val="24"/>
+          <w:szCs w:val="24"/>
+        </w:rPr>
+        <w:t xml:space="preserve"> and discovered that the Syslog server needs Space Management</w:t>
+      </w:r>
+    </w:p>
+    <w:p>
+      <w:pPr>
+        <w:pStyle w:val="ListParagraph"/>
+        <w:rPr>
+          <w:rFonts w:ascii="Aptos" w:hAnsi="Aptos"/>
+        </w:rPr>
+      </w:pPr>
+      <w:bookmarkStart w:id="219" w:name="_Toc218266078"/>
+      <w:bookmarkStart w:id="220" w:name="_Toc220851305"/>
+      <w:bookmarkStart w:id="221" w:name="_Toc223285255"/>
+      <w:bookmarkStart w:id="222" w:name="_Toc223344432"/>
+      <w:bookmarkStart w:id="223" w:name="_Toc223621901"/>
+      <w:bookmarkStart w:id="224" w:name="_Toc225963913"/>
+      <w:bookmarkStart w:id="225" w:name="_Toc226360109"/>
+      <w:bookmarkStart w:id="226" w:name="_Toc228555689"/>
+      <w:bookmarkStart w:id="227" w:name="_Toc228949931"/>
+      <w:bookmarkStart w:id="228" w:name="_Toc231410607"/>
+      <w:bookmarkStart w:id="229" w:name="_Toc231410697"/>
+      <w:bookmarkStart w:id="230" w:name="_Toc231510231"/>
+      <w:bookmarkStart w:id="231" w:name="_Toc231514279"/>
+      <w:bookmarkStart w:id="232" w:name="_Toc233911311"/>
+      <w:r>
+        <w:rPr>
+          <w:rStyle w:val="Strong"/>
+          <w:rFonts w:ascii="Aptos" w:hAnsi="Aptos"/>
+          <w:b/>
+          <w:bCs/>
+        </w:rPr>
+        <w:t xml:space="preserve">User </w:t>
+      </w:r>
+      <w:proofErr w:type="spellStart"/>
+      <w:r>
+        <w:rPr>
+          <w:rStyle w:val="Strong"/>
+          <w:rFonts w:ascii="Aptos" w:hAnsi="Aptos"/>
+          <w:b/>
+          <w:bCs/>
+        </w:rPr>
+        <w:t>RM_Lameck.Kaluba</w:t>
+      </w:r>
+      <w:proofErr w:type="spellEnd"/>
+      <w:r>
+        <w:rPr>
+          <w:rStyle w:val="Strong"/>
+          <w:rFonts w:ascii="Aptos" w:hAnsi="Aptos"/>
+          <w:b/>
+          <w:bCs/>
+        </w:rPr>
+        <w:t xml:space="preserve"> added to auth logon FortiClient VPN connected</w:t>
+      </w:r>
+      <w:r>
+        <w:rPr>
+          <w:rStyle w:val="Strong"/>
+          <w:rFonts w:ascii="Aptos" w:hAnsi="Aptos"/>
+          <w:b/>
+          <w:bCs/>
+        </w:rPr>
+        <w:t xml:space="preserve"> (</w:t>
+      </w:r>
+      <w:r>
+        <w:rPr>
+          <w:rStyle w:val="Strong"/>
+          <w:rFonts w:ascii="Aptos" w:hAnsi="Aptos"/>
+          <w:b/>
+          <w:bCs/>
+        </w:rPr>
+        <w:t>27</w:t>
+      </w:r>
+      <w:r>
+        <w:rPr>
+          <w:rStyle w:val="Strong"/>
+          <w:rFonts w:ascii="Aptos" w:hAnsi="Aptos"/>
+          <w:b/>
+          <w:bCs/>
+        </w:rPr>
+        <w:t xml:space="preserve"> Incidents)</w:t>
+      </w:r>
+      <w:bookmarkEnd w:id="219"/>
+      <w:bookmarkEnd w:id="220"/>
+      <w:bookmarkEnd w:id="221"/>
+      <w:bookmarkEnd w:id="222"/>
+      <w:bookmarkEnd w:id="223"/>
+      <w:bookmarkEnd w:id="224"/>
+      <w:bookmarkEnd w:id="225"/>
+      <w:bookmarkEnd w:id="226"/>
+      <w:bookmarkEnd w:id="227"/>
+      <w:bookmarkEnd w:id="228"/>
+      <w:bookmarkEnd w:id="229"/>
+      <w:bookmarkEnd w:id="230"/>
+      <w:bookmarkEnd w:id="231"/>
+      <w:bookmarkEnd w:id="232"/>
     </w:p>
     <w:p>
       <w:pPr>
         <w:ind w:left="720"/>
         <w:jc w:val="both"/>
         <w:rPr>
+          <w:rFonts w:ascii="Aptos" w:hAnsi="Aptos"/>
+          <w:sz w:val="24"/>
+          <w:szCs w:val="24"/>
+        </w:rPr>
+      </w:pPr>
+      <w:r>
+        <w:rPr>
+          <w:rStyle w:val="Strong"/>
+          <w:rFonts w:ascii="Aptos" w:hAnsi="Aptos" w:cs="Arial"/>
+          <w:sz w:val="24"/>
+          <w:szCs w:val="24"/>
+        </w:rPr>
+        <w:t xml:space="preserve">Description: </w:t>
+      </w:r>
+      <w:r>
+        <w:rPr>
+          <w:rFonts w:ascii="Aptos" w:hAnsi="Aptos"/>
+          <w:sz w:val="24"/>
+          <w:szCs w:val="24"/>
+        </w:rPr>
+        <w:t>This rule detects successful FortiClient VPN connections by parsing Syslog messages from FortiGate devices and extracting relevant user and IP information</w:t>
+      </w:r>
+      <w:r>
+        <w:rPr>
+          <w:rFonts w:ascii="Aptos" w:hAnsi="Aptos"/>
+          <w:sz w:val="24"/>
+          <w:szCs w:val="24"/>
+        </w:rPr>
+        <w:t>.</w:t>
+      </w:r>
+    </w:p>
+    <w:p>
+      <w:pPr>
+        <w:ind w:left="720"/>
+        <w:jc w:val="both"/>
+        <w:rPr>
           <w:rStyle w:val="Strong"/>
           <w:rFonts w:ascii="Aptos" w:hAnsi="Aptos" w:cs="Arial"/>
           <w:b w:val="0"/>
@@ -9226,14 +9434,19 @@
       </w:r>
       <w:r>
         <w:rPr>
-          <w:rStyle w:val="Strong"/>
-          <w:rFonts w:ascii="Aptos" w:hAnsi="Aptos" w:cs="Arial"/>
-          <w:b w:val="0"/>
-          <w:bCs w:val="0"/>
-          <w:sz w:val="24"/>
-          <w:szCs w:val="24"/>
-        </w:rPr>
-        <w:t>The Domain controller Replication activities were confirmed to be scheduled task assigned to dedicated service-account</w:t>
+          <w:rFonts w:ascii="Aptos" w:hAnsi="Aptos"/>
+          <w:sz w:val="24"/>
+          <w:szCs w:val="24"/>
+        </w:rPr>
+        <w:t>The</w:t>
+      </w:r>
+      <w:r>
+        <w:rPr>
+          <w:rFonts w:ascii="Aptos" w:hAnsi="Aptos"/>
+          <w:sz w:val="24"/>
+          <w:szCs w:val="24"/>
+        </w:rPr>
+        <w:t xml:space="preserve"> connection from the identified user, was confirmed to be legitimate and Authorized</w:t>
       </w:r>
     </w:p>
     <w:p>
@@ -9255,7 +9468,8 @@
           <w:lang w:val="en-US"/>
         </w:rPr>
       </w:pPr>
-      <w:bookmarkStart w:id="223" w:name="_Toc231514280"/>
+      <w:bookmarkStart w:id="233" w:name="_Toc231514280"/>
+      <w:bookmarkStart w:id="234" w:name="_Toc233911312"/>
       <w:r>
         <w:rPr>
           <w:rFonts w:ascii="Aptos" w:hAnsi="Aptos"/>
@@ -9263,7 +9477,8 @@
         </w:rPr>
         <w:t>High Severity</w:t>
       </w:r>
-      <w:bookmarkEnd w:id="223"/>
+      <w:bookmarkEnd w:id="233"/>
+      <w:bookmarkEnd w:id="234"/>
     </w:p>
     <w:p>
       <w:pPr>
@@ -9338,14 +9553,14 @@
         </w:rPr>
         <w:t xml:space="preserve"> recorded.</w:t>
       </w:r>
-      <w:bookmarkStart w:id="224" w:name="_Hlk205160832"/>
-      <w:bookmarkStart w:id="225" w:name="_Toc2000009926"/>
-      <w:bookmarkStart w:id="226" w:name="_Toc2133529079"/>
-      <w:bookmarkStart w:id="227" w:name="_Toc1088261615"/>
-      <w:bookmarkStart w:id="228" w:name="_Toc1876567327"/>
-      <w:bookmarkStart w:id="229" w:name="_Toc769746011"/>
-      <w:bookmarkStart w:id="230" w:name="_Toc1840630876"/>
-      <w:bookmarkStart w:id="231" w:name="_Toc168590861"/>
+      <w:bookmarkStart w:id="235" w:name="_Hlk205160832"/>
+      <w:bookmarkStart w:id="236" w:name="_Toc2000009926"/>
+      <w:bookmarkStart w:id="237" w:name="_Toc2133529079"/>
+      <w:bookmarkStart w:id="238" w:name="_Toc1088261615"/>
+      <w:bookmarkStart w:id="239" w:name="_Toc1876567327"/>
+      <w:bookmarkStart w:id="240" w:name="_Toc769746011"/>
+      <w:bookmarkStart w:id="241" w:name="_Toc1840630876"/>
+      <w:bookmarkStart w:id="242" w:name="_Toc168590861"/>
     </w:p>
     <w:tbl>
       <w:tblPr>
@@ -9446,6 +9661,7 @@
                 <w:szCs w:val="28"/>
               </w:rPr>
             </w:pPr>
+            <w:proofErr w:type="gramStart"/>
             <w:r>
               <w:rPr>
                 <w:rFonts w:ascii="Aptos" w:hAnsi="Aptos"/>
@@ -9454,7 +9670,18 @@
                 <w:sz w:val="24"/>
                 <w:szCs w:val="28"/>
               </w:rPr>
-              <w:t>Non Domain Controller Active Directory Replication</w:t>
+              <w:t>Non Domain</w:t>
+            </w:r>
+            <w:proofErr w:type="gramEnd"/>
+            <w:r>
+              <w:rPr>
+                <w:rFonts w:ascii="Aptos" w:hAnsi="Aptos"/>
+                <w:b w:val="0"/>
+                <w:bCs/>
+                <w:sz w:val="24"/>
+                <w:szCs w:val="28"/>
+              </w:rPr>
+              <w:t xml:space="preserve"> Controller Active Directory Replication</w:t>
             </w:r>
           </w:p>
         </w:tc>
@@ -9477,20 +9704,10 @@
             <w:r>
               <w:rPr>
                 <w:rFonts w:ascii="Aptos" w:hAnsi="Aptos"/>
-                <w:bCs/>
                 <w:sz w:val="24"/>
                 <w:szCs w:val="28"/>
               </w:rPr>
-              <w:t>2</w:t>
-            </w:r>
-            <w:r>
-              <w:rPr>
-                <w:rFonts w:ascii="Aptos" w:hAnsi="Aptos"/>
-                <w:bCs/>
-                <w:sz w:val="24"/>
-                <w:szCs w:val="28"/>
-              </w:rPr>
-              <w:t>8</w:t>
+              <w:t>19</w:t>
             </w:r>
           </w:p>
         </w:tc>
@@ -9549,7 +9766,7 @@
                 <w:sz w:val="24"/>
                 <w:szCs w:val="28"/>
               </w:rPr>
-              <w:t>1</w:t>
+              <w:t>6</w:t>
             </w:r>
           </w:p>
         </w:tc>
@@ -9565,6 +9782,112 @@
             <w:cnfStyle w:val="001000000000" w:firstRow="0" w:lastRow="0" w:firstColumn="1" w:lastColumn="0" w:oddVBand="0" w:evenVBand="0" w:oddHBand="0" w:evenHBand="0" w:firstRowFirstColumn="0" w:firstRowLastColumn="0" w:lastRowFirstColumn="0" w:lastRowLastColumn="0"/>
             <w:tcW w:w="5180" w:type="dxa"/>
             <w:noWrap/>
+          </w:tcPr>
+          <w:p>
+            <w:pPr>
+              <w:rPr>
+                <w:rFonts w:ascii="Aptos" w:hAnsi="Aptos"/>
+                <w:b w:val="0"/>
+                <w:sz w:val="24"/>
+                <w:szCs w:val="28"/>
+              </w:rPr>
+            </w:pPr>
+            <w:r>
+              <w:rPr>
+                <w:rFonts w:ascii="Aptos" w:hAnsi="Aptos"/>
+                <w:b w:val="0"/>
+                <w:sz w:val="24"/>
+                <w:szCs w:val="28"/>
+              </w:rPr>
+              <w:t>[</w:t>
+            </w:r>
+            <w:r>
+              <w:rPr>
+                <w:rFonts w:ascii="Aptos" w:hAnsi="Aptos"/>
+                <w:b w:val="0"/>
+                <w:sz w:val="24"/>
+                <w:szCs w:val="28"/>
+              </w:rPr>
+              <w:t xml:space="preserve">Critical Alert]: Suspicious WithSecure </w:t>
+            </w:r>
+            <w:proofErr w:type="spellStart"/>
+            <w:r>
+              <w:rPr>
+                <w:rFonts w:ascii="Aptos" w:hAnsi="Aptos"/>
+                <w:b w:val="0"/>
+                <w:sz w:val="24"/>
+                <w:szCs w:val="28"/>
+              </w:rPr>
+              <w:t>ScanFile</w:t>
+            </w:r>
+            <w:proofErr w:type="spellEnd"/>
+            <w:r>
+              <w:rPr>
+                <w:rFonts w:ascii="Aptos" w:hAnsi="Aptos"/>
+                <w:b w:val="0"/>
+                <w:sz w:val="24"/>
+                <w:szCs w:val="28"/>
+              </w:rPr>
+              <w:t xml:space="preserve"> Activity Detected on [Ngoma, </w:t>
+            </w:r>
+            <w:proofErr w:type="spellStart"/>
+            <w:r>
+              <w:rPr>
+                <w:rFonts w:ascii="Aptos" w:hAnsi="Aptos"/>
+                <w:b w:val="0"/>
+                <w:sz w:val="24"/>
+                <w:szCs w:val="28"/>
+              </w:rPr>
+              <w:t>Adrew</w:t>
+            </w:r>
+            <w:proofErr w:type="spellEnd"/>
+            <w:r>
+              <w:rPr>
+                <w:rFonts w:ascii="Aptos" w:hAnsi="Aptos"/>
+                <w:b w:val="0"/>
+                <w:sz w:val="24"/>
+                <w:szCs w:val="28"/>
+              </w:rPr>
+              <w:t>]</w:t>
+            </w:r>
+          </w:p>
+        </w:tc>
+        <w:tc>
+          <w:tcPr>
+            <w:tcW w:w="2285" w:type="dxa"/>
+            <w:noWrap/>
+          </w:tcPr>
+          <w:p>
+            <w:pPr>
+              <w:cnfStyle w:val="000000100000" w:firstRow="0" w:lastRow="0" w:firstColumn="0" w:lastColumn="0" w:oddVBand="0" w:evenVBand="0" w:oddHBand="1" w:evenHBand="0" w:firstRowFirstColumn="0" w:firstRowLastColumn="0" w:lastRowFirstColumn="0" w:lastRowLastColumn="0"/>
+              <w:rPr>
+                <w:rFonts w:ascii="Aptos" w:hAnsi="Aptos"/>
+                <w:sz w:val="24"/>
+                <w:szCs w:val="28"/>
+              </w:rPr>
+            </w:pPr>
+            <w:r>
+              <w:rPr>
+                <w:rFonts w:ascii="Aptos" w:hAnsi="Aptos"/>
+                <w:sz w:val="24"/>
+                <w:szCs w:val="28"/>
+              </w:rPr>
+              <w:t>3</w:t>
+            </w:r>
+          </w:p>
+        </w:tc>
+      </w:tr>
+      <w:tr>
+        <w:trPr>
+          <w:cnfStyle w:val="000000010000" w:firstRow="0" w:lastRow="0" w:firstColumn="0" w:lastColumn="0" w:oddVBand="0" w:evenVBand="0" w:oddHBand="0" w:evenHBand="1" w:firstRowFirstColumn="0" w:firstRowLastColumn="0" w:lastRowFirstColumn="0" w:lastRowLastColumn="0"/>
+          <w:trHeight w:val="300"/>
+          <w:jc w:val="center"/>
+        </w:trPr>
+        <w:tc>
+          <w:tcPr>
+            <w:cnfStyle w:val="001000000000" w:firstRow="0" w:lastRow="0" w:firstColumn="1" w:lastColumn="0" w:oddVBand="0" w:evenVBand="0" w:oddHBand="0" w:evenHBand="0" w:firstRowFirstColumn="0" w:firstRowLastColumn="0" w:lastRowFirstColumn="0" w:lastRowLastColumn="0"/>
+            <w:tcW w:w="5180" w:type="dxa"/>
+            <w:noWrap/>
             <w:hideMark/>
           </w:tcPr>
           <w:p>
@@ -9595,7 +9918,7 @@
           </w:tcPr>
           <w:p>
             <w:pPr>
-              <w:cnfStyle w:val="000000100000" w:firstRow="0" w:lastRow="0" w:firstColumn="0" w:lastColumn="0" w:oddVBand="0" w:evenVBand="0" w:oddHBand="1" w:evenHBand="0" w:firstRowFirstColumn="0" w:firstRowLastColumn="0" w:lastRowFirstColumn="0" w:lastRowLastColumn="0"/>
+              <w:cnfStyle w:val="000000010000" w:firstRow="0" w:lastRow="0" w:firstColumn="0" w:lastColumn="0" w:oddVBand="0" w:evenVBand="0" w:oddHBand="0" w:evenHBand="1" w:firstRowFirstColumn="0" w:firstRowLastColumn="0" w:lastRowFirstColumn="0" w:lastRowLastColumn="0"/>
               <w:rPr>
                 <w:rFonts w:ascii="Aptos" w:hAnsi="Aptos"/>
                 <w:b/>
@@ -9612,7 +9935,17 @@
                 <w:sz w:val="24"/>
                 <w:szCs w:val="28"/>
               </w:rPr>
-              <w:t>29</w:t>
+              <w:t>2</w:t>
+            </w:r>
+            <w:r>
+              <w:rPr>
+                <w:rFonts w:ascii="Aptos" w:hAnsi="Aptos"/>
+                <w:b/>
+                <w:bCs/>
+                <w:sz w:val="24"/>
+                <w:szCs w:val="28"/>
+              </w:rPr>
+              <w:t>8</w:t>
             </w:r>
           </w:p>
         </w:tc>
@@ -9639,26 +9972,35 @@
           <w:rFonts w:ascii="Aptos" w:hAnsi="Aptos"/>
         </w:rPr>
       </w:pPr>
-      <w:bookmarkStart w:id="232" w:name="_Toc210356634"/>
-      <w:bookmarkStart w:id="233" w:name="_Toc210645301"/>
-      <w:bookmarkStart w:id="234" w:name="_Toc220851309"/>
-      <w:bookmarkStart w:id="235" w:name="_Toc223344436"/>
-      <w:bookmarkStart w:id="236" w:name="_Toc223621905"/>
-      <w:bookmarkStart w:id="237" w:name="_Toc225963918"/>
-      <w:bookmarkStart w:id="238" w:name="_Toc226360114"/>
-      <w:bookmarkStart w:id="239" w:name="_Toc228555694"/>
-      <w:bookmarkStart w:id="240" w:name="_Toc228949936"/>
-      <w:bookmarkStart w:id="241" w:name="_Toc231410609"/>
-      <w:bookmarkStart w:id="242" w:name="_Toc231410699"/>
-      <w:bookmarkStart w:id="243" w:name="_Toc231510233"/>
-      <w:bookmarkStart w:id="244" w:name="_Toc231514281"/>
-      <w:r>
-        <w:rPr>
-          <w:rFonts w:ascii="Aptos" w:hAnsi="Aptos"/>
-        </w:rPr>
-        <w:t>Non Domain Controller Active Directory Replication</w:t>
-      </w:r>
-      <w:bookmarkEnd w:id="232"/>
+      <w:bookmarkStart w:id="243" w:name="_Toc210356634"/>
+      <w:bookmarkStart w:id="244" w:name="_Toc210645301"/>
+      <w:bookmarkStart w:id="245" w:name="_Toc220851309"/>
+      <w:bookmarkStart w:id="246" w:name="_Toc223344436"/>
+      <w:bookmarkStart w:id="247" w:name="_Toc223621905"/>
+      <w:bookmarkStart w:id="248" w:name="_Toc225963918"/>
+      <w:bookmarkStart w:id="249" w:name="_Toc226360114"/>
+      <w:bookmarkStart w:id="250" w:name="_Toc228555694"/>
+      <w:bookmarkStart w:id="251" w:name="_Toc228949936"/>
+      <w:bookmarkStart w:id="252" w:name="_Toc231410609"/>
+      <w:bookmarkStart w:id="253" w:name="_Toc231410699"/>
+      <w:bookmarkStart w:id="254" w:name="_Toc231510233"/>
+      <w:bookmarkStart w:id="255" w:name="_Toc231514281"/>
+      <w:bookmarkStart w:id="256" w:name="_Toc233911313"/>
+      <w:proofErr w:type="gramStart"/>
+      <w:r>
+        <w:rPr>
+          <w:rFonts w:ascii="Aptos" w:hAnsi="Aptos"/>
+        </w:rPr>
+        <w:t>Non Domain</w:t>
+      </w:r>
+      <w:proofErr w:type="gramEnd"/>
+      <w:r>
+        <w:rPr>
+          <w:rFonts w:ascii="Aptos" w:hAnsi="Aptos"/>
+        </w:rPr>
+        <w:t xml:space="preserve"> Controller Active Directory Replication</w:t>
+      </w:r>
+      <w:bookmarkEnd w:id="243"/>
       <w:r>
         <w:rPr>
           <w:rFonts w:ascii="Aptos" w:hAnsi="Aptos"/>
@@ -9669,13 +10011,7 @@
         <w:rPr>
           <w:rFonts w:ascii="Aptos" w:hAnsi="Aptos"/>
         </w:rPr>
-        <w:t>2</w:t>
-      </w:r>
-      <w:r>
-        <w:rPr>
-          <w:rFonts w:ascii="Aptos" w:hAnsi="Aptos"/>
-        </w:rPr>
-        <w:t>8</w:t>
+        <w:t>19</w:t>
       </w:r>
       <w:r>
         <w:rPr>
@@ -9683,18 +10019,19 @@
         </w:rPr>
         <w:t xml:space="preserve"> Incidents)</w:t>
       </w:r>
-      <w:bookmarkEnd w:id="233"/>
-      <w:bookmarkEnd w:id="234"/>
-      <w:bookmarkEnd w:id="235"/>
-      <w:bookmarkEnd w:id="236"/>
-      <w:bookmarkEnd w:id="237"/>
-      <w:bookmarkEnd w:id="238"/>
-      <w:bookmarkEnd w:id="239"/>
-      <w:bookmarkEnd w:id="240"/>
-      <w:bookmarkEnd w:id="241"/>
-      <w:bookmarkEnd w:id="242"/>
-      <w:bookmarkEnd w:id="243"/>
       <w:bookmarkEnd w:id="244"/>
+      <w:bookmarkEnd w:id="245"/>
+      <w:bookmarkEnd w:id="246"/>
+      <w:bookmarkEnd w:id="247"/>
+      <w:bookmarkEnd w:id="248"/>
+      <w:bookmarkEnd w:id="249"/>
+      <w:bookmarkEnd w:id="250"/>
+      <w:bookmarkEnd w:id="251"/>
+      <w:bookmarkEnd w:id="252"/>
+      <w:bookmarkEnd w:id="253"/>
+      <w:bookmarkEnd w:id="254"/>
+      <w:bookmarkEnd w:id="255"/>
+      <w:bookmarkEnd w:id="256"/>
     </w:p>
     <w:p>
       <w:pPr>
@@ -9714,6 +10051,7 @@
           <w:sz w:val="24"/>
           <w:szCs w:val="24"/>
         </w:rPr>
+        <w:lastRenderedPageBreak/>
         <w:t>Review:</w:t>
       </w:r>
       <w:r>
@@ -9730,7 +10068,25 @@
           <w:sz w:val="24"/>
           <w:szCs w:val="24"/>
         </w:rPr>
-        <w:t>This rule detects potential attempts by non-computer accounts (non domain controllers) to retrieve/synchronize an active directory object leveraging directory replication services (DRS). A Domain Controller (computer account) would usually be performing these actions in a domain environment.</w:t>
+        <w:t>This rule detects potential attempts by non-computer accounts (</w:t>
+      </w:r>
+      <w:proofErr w:type="spellStart"/>
+      <w:r>
+        <w:rPr>
+          <w:rFonts w:ascii="Aptos" w:hAnsi="Aptos"/>
+          <w:sz w:val="24"/>
+          <w:szCs w:val="24"/>
+        </w:rPr>
+        <w:t>non domain</w:t>
+      </w:r>
+      <w:proofErr w:type="spellEnd"/>
+      <w:r>
+        <w:rPr>
+          <w:rFonts w:ascii="Aptos" w:hAnsi="Aptos"/>
+          <w:sz w:val="24"/>
+          <w:szCs w:val="24"/>
+        </w:rPr>
+        <w:t xml:space="preserve"> controllers) to retrieve/synchronize an active directory object leveraging directory replication services (DRS). A Domain Controller (computer account) would usually be performing these actions in a domain environment.</w:t>
       </w:r>
     </w:p>
     <w:p>
@@ -9779,11 +10135,12 @@
           <w:rFonts w:ascii="Aptos" w:hAnsi="Aptos"/>
         </w:rPr>
       </w:pPr>
-      <w:bookmarkStart w:id="245" w:name="_Toc228949937"/>
-      <w:bookmarkStart w:id="246" w:name="_Toc231410610"/>
-      <w:bookmarkStart w:id="247" w:name="_Toc231410700"/>
-      <w:bookmarkStart w:id="248" w:name="_Toc231510234"/>
-      <w:bookmarkStart w:id="249" w:name="_Toc231514282"/>
+      <w:bookmarkStart w:id="257" w:name="_Toc228949937"/>
+      <w:bookmarkStart w:id="258" w:name="_Toc231410610"/>
+      <w:bookmarkStart w:id="259" w:name="_Toc231410700"/>
+      <w:bookmarkStart w:id="260" w:name="_Toc231510234"/>
+      <w:bookmarkStart w:id="261" w:name="_Toc231514282"/>
+      <w:bookmarkStart w:id="262" w:name="_Toc233911314"/>
       <w:r>
         <w:rPr>
           <w:rFonts w:ascii="Aptos" w:hAnsi="Aptos"/>
@@ -9801,7 +10158,7 @@
         <w:rPr>
           <w:rFonts w:ascii="Aptos" w:hAnsi="Aptos"/>
         </w:rPr>
-        <w:t>1</w:t>
+        <w:t>6</w:t>
       </w:r>
       <w:r>
         <w:rPr>
@@ -9809,11 +10166,12 @@
         </w:rPr>
         <w:t xml:space="preserve"> Incidents)</w:t>
       </w:r>
-      <w:bookmarkEnd w:id="245"/>
-      <w:bookmarkEnd w:id="246"/>
-      <w:bookmarkEnd w:id="247"/>
-      <w:bookmarkEnd w:id="248"/>
-      <w:bookmarkEnd w:id="249"/>
+      <w:bookmarkEnd w:id="257"/>
+      <w:bookmarkEnd w:id="258"/>
+      <w:bookmarkEnd w:id="259"/>
+      <w:bookmarkEnd w:id="260"/>
+      <w:bookmarkEnd w:id="261"/>
+      <w:bookmarkEnd w:id="262"/>
     </w:p>
     <w:p>
       <w:pPr>
@@ -9877,6 +10235,188 @@
           <w:szCs w:val="24"/>
         </w:rPr>
         <w:t>a user was removed from security enabled group. The activity was carried out by an authorized Member of the IT Team.</w:t>
+      </w:r>
+    </w:p>
+    <w:p>
+      <w:pPr>
+        <w:pStyle w:val="ListParagraph"/>
+        <w:numPr>
+          <w:ilvl w:val="0"/>
+          <w:numId w:val="10"/>
+        </w:numPr>
+        <w:rPr>
+          <w:rFonts w:ascii="Aptos" w:hAnsi="Aptos"/>
+        </w:rPr>
+      </w:pPr>
+      <w:bookmarkStart w:id="263" w:name="_Toc233911315"/>
+      <w:r>
+        <w:rPr>
+          <w:rFonts w:ascii="Aptos" w:hAnsi="Aptos"/>
+          <w:bCs w:val="0"/>
+          <w:szCs w:val="28"/>
+        </w:rPr>
+        <w:t xml:space="preserve">[Critical Alert]: Suspicious WithSecure </w:t>
+      </w:r>
+      <w:proofErr w:type="spellStart"/>
+      <w:r>
+        <w:rPr>
+          <w:rFonts w:ascii="Aptos" w:hAnsi="Aptos"/>
+          <w:bCs w:val="0"/>
+          <w:szCs w:val="28"/>
+        </w:rPr>
+        <w:t>ScanFile</w:t>
+      </w:r>
+      <w:proofErr w:type="spellEnd"/>
+      <w:r>
+        <w:rPr>
+          <w:rFonts w:ascii="Aptos" w:hAnsi="Aptos"/>
+          <w:bCs w:val="0"/>
+          <w:szCs w:val="28"/>
+        </w:rPr>
+        <w:t xml:space="preserve"> Activity Detected on [Ngoma, </w:t>
+      </w:r>
+      <w:proofErr w:type="spellStart"/>
+      <w:r>
+        <w:rPr>
+          <w:rFonts w:ascii="Aptos" w:hAnsi="Aptos"/>
+          <w:bCs w:val="0"/>
+          <w:szCs w:val="28"/>
+        </w:rPr>
+        <w:t>Adrew</w:t>
+      </w:r>
+      <w:proofErr w:type="spellEnd"/>
+      <w:r>
+        <w:rPr>
+          <w:rFonts w:ascii="Aptos" w:hAnsi="Aptos"/>
+          <w:bCs w:val="0"/>
+          <w:szCs w:val="28"/>
+        </w:rPr>
+        <w:t>]</w:t>
+      </w:r>
+      <w:r>
+        <w:rPr>
+          <w:rFonts w:ascii="Aptos" w:hAnsi="Aptos"/>
+        </w:rPr>
+        <w:t xml:space="preserve"> (</w:t>
+      </w:r>
+      <w:r>
+        <w:rPr>
+          <w:rFonts w:ascii="Aptos" w:hAnsi="Aptos"/>
+        </w:rPr>
+        <w:t>3</w:t>
+      </w:r>
+      <w:r>
+        <w:rPr>
+          <w:rFonts w:ascii="Aptos" w:hAnsi="Aptos"/>
+        </w:rPr>
+        <w:t xml:space="preserve"> Incidents)</w:t>
+      </w:r>
+      <w:bookmarkEnd w:id="263"/>
+    </w:p>
+    <w:p>
+      <w:pPr>
+        <w:ind w:left="720"/>
+        <w:jc w:val="both"/>
+        <w:rPr>
+          <w:rFonts w:ascii="Aptos" w:eastAsia="Times New Roman" w:hAnsi="Aptos"/>
+          <w:sz w:val="24"/>
+          <w:szCs w:val="24"/>
+        </w:rPr>
+      </w:pPr>
+      <w:r>
+        <w:rPr>
+          <w:rFonts w:ascii="Aptos" w:eastAsia="Times New Roman" w:hAnsi="Aptos"/>
+          <w:sz w:val="24"/>
+          <w:szCs w:val="24"/>
+        </w:rPr>
+        <w:t xml:space="preserve">Review: </w:t>
+      </w:r>
+      <w:r>
+        <w:rPr>
+          <w:rFonts w:ascii="Aptos" w:eastAsia="Times New Roman" w:hAnsi="Aptos"/>
+          <w:sz w:val="24"/>
+          <w:szCs w:val="24"/>
+        </w:rPr>
+        <w:t xml:space="preserve">A critical alert </w:t>
+      </w:r>
+      <w:r>
+        <w:rPr>
+          <w:rFonts w:ascii="Aptos" w:eastAsia="Times New Roman" w:hAnsi="Aptos"/>
+          <w:sz w:val="24"/>
+          <w:szCs w:val="24"/>
+        </w:rPr>
+        <w:t>w</w:t>
+      </w:r>
+      <w:r>
+        <w:rPr>
+          <w:rFonts w:ascii="Aptos" w:eastAsia="Times New Roman" w:hAnsi="Aptos"/>
+          <w:sz w:val="24"/>
+          <w:szCs w:val="24"/>
+        </w:rPr>
+        <w:t xml:space="preserve">as triggered due to suspicious activity involving </w:t>
+      </w:r>
+      <w:proofErr w:type="spellStart"/>
+      <w:r>
+        <w:rPr>
+          <w:rFonts w:ascii="Aptos" w:eastAsia="Times New Roman" w:hAnsi="Aptos"/>
+          <w:sz w:val="24"/>
+          <w:szCs w:val="24"/>
+        </w:rPr>
+        <w:t>WithSecure's</w:t>
+      </w:r>
+      <w:proofErr w:type="spellEnd"/>
+      <w:r>
+        <w:rPr>
+          <w:rFonts w:ascii="Aptos" w:eastAsia="Times New Roman" w:hAnsi="Aptos"/>
+          <w:sz w:val="24"/>
+          <w:szCs w:val="24"/>
+        </w:rPr>
+        <w:t xml:space="preserve"> </w:t>
+      </w:r>
+      <w:proofErr w:type="spellStart"/>
+      <w:r>
+        <w:rPr>
+          <w:rFonts w:ascii="Aptos" w:eastAsia="Times New Roman" w:hAnsi="Aptos"/>
+          <w:sz w:val="24"/>
+          <w:szCs w:val="24"/>
+        </w:rPr>
+        <w:t>ScanFile</w:t>
+      </w:r>
+      <w:proofErr w:type="spellEnd"/>
+      <w:r>
+        <w:rPr>
+          <w:rFonts w:ascii="Aptos" w:eastAsia="Times New Roman" w:hAnsi="Aptos"/>
+          <w:sz w:val="24"/>
+          <w:szCs w:val="24"/>
+        </w:rPr>
+        <w:t>. This indicates potential malicious behavior or malware activities</w:t>
+      </w:r>
+      <w:r>
+        <w:rPr>
+          <w:rFonts w:ascii="Aptos" w:eastAsia="Times New Roman" w:hAnsi="Aptos"/>
+          <w:sz w:val="24"/>
+          <w:szCs w:val="24"/>
+        </w:rPr>
+        <w:t xml:space="preserve">. </w:t>
+      </w:r>
+    </w:p>
+    <w:p>
+      <w:pPr>
+        <w:ind w:left="720"/>
+        <w:jc w:val="both"/>
+        <w:rPr>
+          <w:rFonts w:ascii="Aptos" w:eastAsia="Times New Roman" w:hAnsi="Aptos"/>
+          <w:sz w:val="24"/>
+          <w:szCs w:val="24"/>
+        </w:rPr>
+      </w:pPr>
+      <w:r>
+        <w:rPr>
+          <w:rFonts w:ascii="Aptos" w:eastAsia="Times New Roman" w:hAnsi="Aptos"/>
+          <w:sz w:val="24"/>
+          <w:szCs w:val="24"/>
+        </w:rPr>
+        <w:t>This incident is still under review by the Incident Response Team of Zambia.</w:t>
       </w:r>
     </w:p>
     <w:p>
@@ -9909,9 +10449,9 @@
           <w:rFonts w:ascii="Aptos" w:hAnsi="Aptos"/>
         </w:rPr>
       </w:pPr>
-      <w:bookmarkStart w:id="250" w:name="_Toc231514283"/>
-      <w:bookmarkStart w:id="251" w:name="_Toc196989499"/>
-      <w:bookmarkEnd w:id="224"/>
+      <w:bookmarkStart w:id="264" w:name="_Toc196989499"/>
+      <w:bookmarkStart w:id="265" w:name="_Toc233911316"/>
+      <w:bookmarkEnd w:id="235"/>
       <w:r>
         <w:rPr>
           <w:rFonts w:ascii="Aptos" w:hAnsi="Aptos"/>
@@ -9952,7 +10492,7 @@
         <w:rPr>
           <w:rFonts w:ascii="Aptos" w:hAnsi="Aptos"/>
         </w:rPr>
-        <w:t>May</w:t>
+        <w:t>June</w:t>
       </w:r>
       <w:r>
         <w:rPr>
@@ -9960,7 +10500,7 @@
         </w:rPr>
         <w:t xml:space="preserve"> 2026)</w:t>
       </w:r>
-      <w:bookmarkEnd w:id="250"/>
+      <w:bookmarkEnd w:id="265"/>
     </w:p>
     <w:p>
       <w:pPr>
@@ -9978,16 +10518,7 @@
           <w:sz w:val="24"/>
           <w:szCs w:val="24"/>
         </w:rPr>
-        <w:t xml:space="preserve">In May 2026, Zambia’s cyber-risk picture was dominated by digital-rights and information-integrity threats, especially after the cancellation of RightsCon 2026, the global human-rights and technology summit planned for Lusaka. I did not find a widely verified May 2026 Zambia-specific ransomware breach, bank breach, or major enterprise data breach in reliable public sources. The strongest May signals were </w:t>
-      </w:r>
-      <w:r>
-        <w:rPr>
-          <w:rFonts w:ascii="Aptos" w:eastAsia="Times New Roman" w:hAnsi="Aptos"/>
-          <w:sz w:val="24"/>
-          <w:szCs w:val="24"/>
-        </w:rPr>
-        <w:lastRenderedPageBreak/>
-        <w:t>instead AI/surveillance/disinformation concerns, foreign interference allegations around digital-rights convening, election-period information risk, and continued exposure to online fraud/social-engineering patterns affecting African users broadly</w:t>
+        <w:t>In June 2026, Zambia's cybersecurity threat environment remained shaped by digital-rights disruption, election-period information risk, online fraud, social-engineering exposure, and telecom/mobile-money abuse. The strongest visible threat pattern was not a single major ransomware disclosure, but the continued risk around Al-driven disinformation, surveillance concerns, foreign influence in digital-governance spaces, scam-linked mobile activity, and public trust erosion ahead of the August 2026 elections</w:t>
       </w:r>
       <w:r>
         <w:rPr>
@@ -10010,7 +10541,7 @@
           <w:sz w:val="24"/>
         </w:rPr>
       </w:pPr>
-      <w:bookmarkStart w:id="252" w:name="_Toc231514284"/>
+      <w:bookmarkStart w:id="266" w:name="_Toc233911317"/>
       <w:r>
         <w:rPr>
           <w:rFonts w:ascii="Aptos" w:hAnsi="Aptos"/>
@@ -10018,7 +10549,7 @@
         </w:rPr>
         <w:t>Key Threats and Incidents</w:t>
       </w:r>
-      <w:bookmarkEnd w:id="252"/>
+      <w:bookmarkEnd w:id="266"/>
     </w:p>
     <w:p>
       <w:pPr>
@@ -10038,7 +10569,7 @@
           <w:sz w:val="24"/>
           <w:szCs w:val="24"/>
         </w:rPr>
-        <w:t>Cancellation of RightsCon 2026 exposed digital-rights and cyber-governance risk</w:t>
+        <w:t>Election-period disinformation and Al-enabled manipulation risk</w:t>
       </w:r>
       <w:r>
         <w:rPr>
@@ -10056,37 +10587,43 @@
           <w:sz w:val="24"/>
           <w:szCs w:val="24"/>
         </w:rPr>
-        <w:t>On May 1–2, 2026, multiple outlets reported that RightsCon 2026, scheduled for Lusaka from May 5–8, was cancelled days before it was due to open. The summit was expected to discuss digital-age threats including online hate, AI surveillance, disinformation, internet shutdowns, censorship, and digital repression. The cancellation itself became a major cyber-governance signal because it disrupted one of the world’s largest forums for addressing technology-related rights and security risks</w:t>
-      </w:r>
-      <w:r>
-        <w:rPr>
-          <w:rFonts w:ascii="Aptos" w:hAnsi="Aptos"/>
-          <w:sz w:val="24"/>
-          <w:szCs w:val="24"/>
-        </w:rPr>
-        <w:t>.</w:t>
-      </w:r>
-    </w:p>
-    <w:p>
-      <w:pPr>
-        <w:ind w:left="360"/>
-        <w:rPr>
-          <w:rFonts w:ascii="Aptos" w:hAnsi="Aptos"/>
-          <w:b/>
-          <w:bCs/>
-          <w:sz w:val="24"/>
-          <w:szCs w:val="24"/>
-        </w:rPr>
-      </w:pPr>
-      <w:r>
-        <w:rPr>
-          <w:rFonts w:ascii="Aptos" w:hAnsi="Aptos"/>
-          <w:b/>
-          <w:bCs/>
-          <w:sz w:val="24"/>
-          <w:szCs w:val="24"/>
-        </w:rPr>
-        <w:t>Alleged foreign interference around digital-rights participation</w:t>
+        <w:t xml:space="preserve">With Zambia's 2026 general elections approaching, the cyber-risk environment in June remained exposed to Al-generated content, manipulated images/videos, coordinated online narratives, and digital harassment. These threats can be used to confuse voters, damage reputations, impersonate public figures, and trigger public disorder. Earlier reporting around </w:t>
+      </w:r>
+      <w:proofErr w:type="spellStart"/>
+      <w:r>
+        <w:rPr>
+          <w:rFonts w:ascii="Aptos" w:hAnsi="Aptos"/>
+          <w:sz w:val="24"/>
+          <w:szCs w:val="24"/>
+        </w:rPr>
+        <w:t>RightsCon</w:t>
+      </w:r>
+      <w:proofErr w:type="spellEnd"/>
+      <w:r>
+        <w:rPr>
+          <w:rFonts w:ascii="Aptos" w:hAnsi="Aptos"/>
+          <w:sz w:val="24"/>
+          <w:szCs w:val="24"/>
+        </w:rPr>
+        <w:t xml:space="preserve"> showed that Al, surveillance, online hate, and disinformation were already central risks in Zambia's digital space. -Digital-rights and cyber-governance pressure after </w:t>
+      </w:r>
+      <w:proofErr w:type="spellStart"/>
+      <w:r>
+        <w:rPr>
+          <w:rFonts w:ascii="Aptos" w:hAnsi="Aptos"/>
+          <w:sz w:val="24"/>
+          <w:szCs w:val="24"/>
+        </w:rPr>
+        <w:t>RightsCon</w:t>
+      </w:r>
+      <w:proofErr w:type="spellEnd"/>
+      <w:r>
+        <w:rPr>
+          <w:rFonts w:ascii="Aptos" w:hAnsi="Aptos"/>
+          <w:sz w:val="24"/>
+          <w:szCs w:val="24"/>
+        </w:rPr>
+        <w:t xml:space="preserve"> cancellation</w:t>
       </w:r>
     </w:p>
     <w:p>
@@ -10105,7 +10642,26 @@
           <w:sz w:val="24"/>
           <w:szCs w:val="24"/>
         </w:rPr>
-        <w:t>AP reported on May 2, 2026 that Access Now said the summit was cancelled after alleged pressure from China to exclude Taiwanese civil-society participants. WIRED also reported that Access Now said it was told Chinese diplomatic pressure played a role, and that organizers were asked to moderate specific topics and exclude at-risk communities. This matters as a cyber threat trend because it reflects transnational pressure around digital-rights discourse, especially topics like surveillance, censorship, disinformation, and cyberattacks. (AP News)</w:t>
+        <w:lastRenderedPageBreak/>
+        <w:t xml:space="preserve">The cancellation of </w:t>
+      </w:r>
+      <w:proofErr w:type="spellStart"/>
+      <w:r>
+        <w:rPr>
+          <w:rFonts w:ascii="Aptos" w:hAnsi="Aptos"/>
+          <w:sz w:val="24"/>
+          <w:szCs w:val="24"/>
+        </w:rPr>
+        <w:t>RightsCon</w:t>
+      </w:r>
+      <w:proofErr w:type="spellEnd"/>
+      <w:r>
+        <w:rPr>
+          <w:rFonts w:ascii="Aptos" w:hAnsi="Aptos"/>
+          <w:sz w:val="24"/>
+          <w:szCs w:val="24"/>
+        </w:rPr>
+        <w:t xml:space="preserve"> 2026 continued to shape Zambia's June cyber-governance environment. The summit was expected to cover cybersecurity, Al surveillance, disinformation, online hate, censorship, and digital repression. Its cancellation weakened a major platform for sharing threat knowledge and discussing protective digital policy. AP News</w:t>
       </w:r>
       <w:r>
         <w:rPr>
@@ -10135,7 +10691,7 @@
           <w:sz w:val="24"/>
           <w:szCs w:val="24"/>
         </w:rPr>
-        <w:t>Election-period disinformation and AI-manipulation risks remained central</w:t>
+        <w:t>Foreign influence and digital-policy interference risk</w:t>
       </w:r>
     </w:p>
     <w:p>
@@ -10154,7 +10710,25 @@
           <w:sz w:val="24"/>
           <w:szCs w:val="24"/>
         </w:rPr>
-        <w:t>The cancelled summit was expected to address topics directly relevant to Zambia’s 2026 election environment, including AI, surveillance, disinformation, online hate, and repression of digital speech. The Guardian noted that Zambian civil society connected the cancellation to shrinking civic space ahead of the August 2026 general elections. This reinforces a May threat picture where manipulated narratives, coordinated harassment, and digital censorship were key concerns</w:t>
+        <w:t xml:space="preserve">Reports around the </w:t>
+      </w:r>
+      <w:proofErr w:type="spellStart"/>
+      <w:r>
+        <w:rPr>
+          <w:rFonts w:ascii="Aptos" w:hAnsi="Aptos"/>
+          <w:sz w:val="24"/>
+          <w:szCs w:val="24"/>
+        </w:rPr>
+        <w:t>RightsCon</w:t>
+      </w:r>
+      <w:proofErr w:type="spellEnd"/>
+      <w:r>
+        <w:rPr>
+          <w:rFonts w:ascii="Aptos" w:hAnsi="Aptos"/>
+          <w:sz w:val="24"/>
+          <w:szCs w:val="24"/>
+        </w:rPr>
+        <w:t xml:space="preserve"> cancellation alleged foreign pressure linked to the exclusion of Taiwanese civil-society participants. This matters as a cyber threat trend because digital-rights spaces, cyber policy forums, and election information ecosystems can become targets of geopolitical pressure and influence operations</w:t>
       </w:r>
       <w:r>
         <w:rPr>
@@ -10184,7 +10758,7 @@
           <w:sz w:val="24"/>
           <w:szCs w:val="24"/>
         </w:rPr>
-        <w:t>No widely verified May ransomware or major enterprise breach found</w:t>
+        <w:t>Online fraud and scam infrastructure remained a practical threat</w:t>
       </w:r>
     </w:p>
     <w:p>
@@ -10203,39 +10777,7 @@
           <w:sz w:val="24"/>
           <w:szCs w:val="24"/>
         </w:rPr>
-        <w:t xml:space="preserve">Within May 1–30, 2026, </w:t>
-      </w:r>
-      <w:r>
-        <w:rPr>
-          <w:rFonts w:ascii="Aptos" w:hAnsi="Aptos"/>
-          <w:sz w:val="24"/>
-          <w:szCs w:val="24"/>
-        </w:rPr>
-        <w:t>there were no</w:t>
-      </w:r>
-      <w:r>
-        <w:rPr>
-          <w:rFonts w:ascii="Aptos" w:hAnsi="Aptos"/>
-          <w:sz w:val="24"/>
-          <w:szCs w:val="24"/>
-        </w:rPr>
-        <w:t xml:space="preserve"> reliable public disclosure</w:t>
-      </w:r>
-      <w:r>
-        <w:rPr>
-          <w:rFonts w:ascii="Aptos" w:hAnsi="Aptos"/>
-          <w:sz w:val="24"/>
-          <w:szCs w:val="24"/>
-        </w:rPr>
-        <w:t>s</w:t>
-      </w:r>
-      <w:r>
-        <w:rPr>
-          <w:rFonts w:ascii="Aptos" w:hAnsi="Aptos"/>
-          <w:sz w:val="24"/>
-          <w:szCs w:val="24"/>
-        </w:rPr>
-        <w:t xml:space="preserve"> of a new Zambia-specific ransomware incident, bank breach, or major enterprise data breach. The month’s strongest evidence instead points to digital governance threats, information manipulation risk, and social-engineering exposure, rather than confirmed technical compromise</w:t>
+        <w:t>Zambia's ongoing exposure to scam-linked SIMs, mobile-money fraud, smishing, fake payment messages, and impersonation remained a key June risk. Regional African fraud research also shows that ordinary users remain exposed to fake links, fraudulent phone numbers, scam websites, and social-engineering campaigns</w:t>
       </w:r>
       <w:r>
         <w:rPr>
@@ -10265,7 +10807,7 @@
           <w:sz w:val="24"/>
           <w:szCs w:val="24"/>
         </w:rPr>
-        <w:t>Online fraud remained a regional threat affecting Zambia’s risk environment</w:t>
+        <w:t>Telecom and mobile identity abuse remained a national cyber-risk vector</w:t>
       </w:r>
     </w:p>
     <w:p>
@@ -10284,8 +10826,7 @@
           <w:sz w:val="24"/>
           <w:szCs w:val="24"/>
         </w:rPr>
-        <w:lastRenderedPageBreak/>
-        <w:t>A May 4, 2026 African-context cybersecurity research paper described online fraud in Africa as being at “epidemic scale,” especially where ordinary citizens lack accessible verification tools for suspicious URLs, phone numbers, emails, websites, and business entities. This is relevant to Zambia because its prior 2026 threat pattern already included scam-linked SIMs, fake payment messages, and mobile/social engineering, and May’s regional signal reinforces that fraud remains a practical, high-volume risk</w:t>
+        <w:t>Earlier 2026 reporting showed Zambia deactivated tens of thousands of fraudulent SIM cards. That threat remained relevant into June because fraudulent SIMs enable fake payment alerts, mobile-money theft, phishing, impersonation, SIM-swap- style fraud, and account takeover attempts</w:t>
       </w:r>
       <w:r>
         <w:rPr>
@@ -10295,6 +10836,17 @@
         </w:rPr>
         <w:t>.</w:t>
       </w:r>
+    </w:p>
+    <w:p>
+      <w:pPr>
+        <w:ind w:left="360"/>
+        <w:jc w:val="both"/>
+        <w:rPr>
+          <w:rFonts w:ascii="Aptos" w:hAnsi="Aptos"/>
+          <w:sz w:val="24"/>
+          <w:szCs w:val="24"/>
+        </w:rPr>
+      </w:pPr>
     </w:p>
     <w:p>
       <w:pPr>
@@ -10308,15 +10860,31 @@
           <w:sz w:val="24"/>
         </w:rPr>
       </w:pPr>
-      <w:bookmarkStart w:id="253" w:name="_Toc231514285"/>
-      <w:r>
-        <w:rPr>
-          <w:rFonts w:ascii="Aptos" w:hAnsi="Aptos"/>
-          <w:sz w:val="24"/>
-        </w:rPr>
-        <w:t>Regional Spillover and Infrastructure Risks</w:t>
-      </w:r>
-      <w:bookmarkEnd w:id="253"/>
+      <w:bookmarkStart w:id="267" w:name="_Toc233911318"/>
+      <w:r>
+        <w:rPr>
+          <w:rFonts w:ascii="Aptos" w:hAnsi="Aptos"/>
+          <w:sz w:val="24"/>
+        </w:rPr>
+        <w:t xml:space="preserve">Regional </w:t>
+      </w:r>
+      <w:proofErr w:type="spellStart"/>
+      <w:r>
+        <w:rPr>
+          <w:rFonts w:ascii="Aptos" w:hAnsi="Aptos"/>
+          <w:sz w:val="24"/>
+        </w:rPr>
+        <w:t>Spillover</w:t>
+      </w:r>
+      <w:proofErr w:type="spellEnd"/>
+      <w:r>
+        <w:rPr>
+          <w:rFonts w:ascii="Aptos" w:hAnsi="Aptos"/>
+          <w:sz w:val="24"/>
+        </w:rPr>
+        <w:t xml:space="preserve"> and Infrastructure Risks</w:t>
+      </w:r>
+      <w:bookmarkEnd w:id="267"/>
     </w:p>
     <w:p>
       <w:pPr>
@@ -10338,7 +10906,7 @@
           <w:sz w:val="24"/>
           <w:szCs w:val="24"/>
         </w:rPr>
-        <w:t>Digital-rights suppression can weaken cybersecurity resilience</w:t>
+        <w:t>Mobile-money and SIM fraud can scale quickly across borders</w:t>
       </w:r>
     </w:p>
     <w:p>
@@ -10357,7 +10925,7 @@
           <w:sz w:val="24"/>
           <w:szCs w:val="24"/>
         </w:rPr>
-        <w:t>When conferences and civil-society spaces focused on surveillance, disinformation, online safety, and cyber governance are disrupted, countries lose opportunities for threat sharing, policy debate, and defensive collaboration. In Zambia’s May context, RightsCon cancellation reduced a major platform for discussing risks such as AI-enabled abuse, censorship, online hate, and cyberattacks</w:t>
+        <w:t>Fraudsters can reuse the same scam scripts, phone numbers, fake links, and mule-wallet tactics across countries. Zambia's mobile-first economy makes SIM-linked fraud one of the most practical attack paths</w:t>
       </w:r>
       <w:r>
         <w:rPr>
@@ -10388,7 +10956,7 @@
           <w:sz w:val="24"/>
           <w:szCs w:val="24"/>
         </w:rPr>
-        <w:t>Foreign influence around digital policy creates national-security risk</w:t>
+        <w:t>Election misinformation can blend with cybercrime</w:t>
       </w:r>
     </w:p>
     <w:p>
@@ -10407,7 +10975,7 @@
           <w:sz w:val="24"/>
           <w:szCs w:val="24"/>
         </w:rPr>
-        <w:t>The AP and WIRED reports around alleged Chinese pressure show how digital-rights and cybersecurity spaces can become targets of geopolitical influence. This can affect who participates in digital-policy discussions, which topics are allowed, and whether sensitive issues such as surveillance exports, cyber operations, and disinformation are openly examined. (AP News)</w:t>
+        <w:t>Disinformation campaigns can support phishing, fake donation drives, impersonation of political actors, harassment, and social-engineering attacks. In June, this remained one of Zambia's highest-risk areas because of the approaching August election period</w:t>
       </w:r>
       <w:r>
         <w:rPr>
@@ -10438,7 +11006,7 @@
           <w:sz w:val="24"/>
           <w:szCs w:val="24"/>
         </w:rPr>
-        <w:t>Election-related information operations remain a high-probability threat</w:t>
+        <w:t>Digital-governance disruption weakens resilience</w:t>
       </w:r>
     </w:p>
     <w:p>
@@ -10457,7 +11025,7 @@
           <w:sz w:val="24"/>
           <w:szCs w:val="24"/>
         </w:rPr>
-        <w:t>With Zambia’s general elections approaching in August 2026, May’s reporting points to heightened concern around online narratives, civic space, and information control. The risk is not only fake news; it includes AI-generated political content, targeted harassment, platform manipulation, coordinated reporting, and voter confusion</w:t>
+        <w:t>When digital-rights and cybersecurity spaces are disrupted, civil society, journalists, technologists, and public-interest groups lose opportunities to coordinate against online harms, surveillance abuse, and misinformation</w:t>
       </w:r>
       <w:r>
         <w:rPr>
@@ -10482,49 +11050,10 @@
         <w:jc w:val="both"/>
         <w:rPr>
           <w:rFonts w:ascii="Aptos" w:hAnsi="Aptos"/>
-          <w:b/>
-          <w:bCs/>
           <w:sz w:val="24"/>
           <w:szCs w:val="24"/>
         </w:rPr>
       </w:pPr>
-      <w:r>
-        <w:rPr>
-          <w:rFonts w:ascii="Aptos" w:hAnsi="Aptos"/>
-          <w:b/>
-          <w:bCs/>
-          <w:sz w:val="24"/>
-          <w:szCs w:val="24"/>
-        </w:rPr>
-        <w:t>Fraud and social engineering continue to scale across African digital channels</w:t>
-      </w:r>
-    </w:p>
-    <w:p>
-      <w:pPr>
-        <w:ind w:left="360"/>
-        <w:jc w:val="both"/>
-        <w:rPr>
-          <w:rFonts w:ascii="Aptos" w:hAnsi="Aptos"/>
-          <w:sz w:val="24"/>
-          <w:szCs w:val="24"/>
-        </w:rPr>
-      </w:pPr>
-      <w:r>
-        <w:rPr>
-          <w:rFonts w:ascii="Aptos" w:hAnsi="Aptos"/>
-          <w:sz w:val="24"/>
-          <w:szCs w:val="24"/>
-        </w:rPr>
-        <w:t>The GuardSec paper’s May 2026 findings highlight the same threat family Zambia has been dealing with: suspicious links, fake businesses, malicious phone numbers, phishing emails, and scam websites. For Zambia, this means ordinary users remain exposed to smishing, fake mobile-money alerts, fake government messages, loan scams, and account takeover attempts</w:t>
-      </w:r>
-      <w:r>
-        <w:rPr>
-          <w:rFonts w:ascii="Aptos" w:hAnsi="Aptos"/>
-          <w:sz w:val="24"/>
-          <w:szCs w:val="24"/>
-        </w:rPr>
-        <w:t xml:space="preserve">. </w:t>
-      </w:r>
     </w:p>
     <w:p>
       <w:pPr>
@@ -10538,7 +11067,7 @@
           <w:sz w:val="24"/>
         </w:rPr>
       </w:pPr>
-      <w:bookmarkStart w:id="254" w:name="_Toc231514286"/>
+      <w:bookmarkStart w:id="268" w:name="_Toc233911319"/>
       <w:r>
         <w:rPr>
           <w:rFonts w:ascii="Aptos" w:hAnsi="Aptos"/>
@@ -10560,7 +11089,7 @@
         </w:rPr>
         <w:t xml:space="preserve"> Response</w:t>
       </w:r>
-      <w:bookmarkEnd w:id="254"/>
+      <w:bookmarkEnd w:id="268"/>
       <w:r>
         <w:rPr>
           <w:rFonts w:ascii="Aptos" w:hAnsi="Aptos"/>
@@ -10590,7 +11119,7 @@
           <w:sz w:val="24"/>
           <w:szCs w:val="24"/>
         </w:rPr>
-        <w:t>Government framing of RightsCon postponement/cancellation around security and public-interest concerns</w:t>
+        <w:t>Telecommunications infrastructure treated as critical digital infrastructure</w:t>
       </w:r>
     </w:p>
     <w:p>
@@ -10610,8 +11139,25 @@
           <w:sz w:val="24"/>
           <w:szCs w:val="24"/>
         </w:rPr>
-        <w:lastRenderedPageBreak/>
-        <w:t>Reports noted that the Zambian government initially cited administrative/security clearances, national values, policy priorities, and public-interest considerations as reasons the summit would not proceed as planned. From a cyber-governance perspective, this shows the government treating digital-rights discussions as politically and security-sensitive</w:t>
+        <w:t xml:space="preserve">Zambia's </w:t>
+      </w:r>
+      <w:proofErr w:type="spellStart"/>
+      <w:r>
+        <w:rPr>
+          <w:rFonts w:ascii="Aptos" w:hAnsi="Aptos"/>
+          <w:sz w:val="24"/>
+          <w:szCs w:val="24"/>
+        </w:rPr>
+        <w:t>digitalisation</w:t>
+      </w:r>
+      <w:proofErr w:type="spellEnd"/>
+      <w:r>
+        <w:rPr>
+          <w:rFonts w:ascii="Aptos" w:hAnsi="Aptos"/>
+          <w:sz w:val="24"/>
+          <w:szCs w:val="24"/>
+        </w:rPr>
+        <w:t xml:space="preserve"> agenda placed telecom infrastructure under stronger cybersecurity and critical-infrastructure attention. This is important because telecom systems support communication, mobile money, identity verification, public services, and emergency response</w:t>
       </w:r>
       <w:r>
         <w:rPr>
@@ -10663,7 +11209,7 @@
           <w:sz w:val="24"/>
           <w:szCs w:val="24"/>
         </w:rPr>
-        <w:t>Civil-society and international response emphasized digital freedoms and online safety</w:t>
+        <w:t>SIM-card deactivation remained a key anti-fraud control</w:t>
       </w:r>
       <w:r>
         <w:rPr>
@@ -10693,7 +11239,7 @@
           <w:sz w:val="24"/>
           <w:szCs w:val="24"/>
         </w:rPr>
-        <w:t>Access Now and rights advocates criticized the cancellation as harmful to civic space and digital-rights work. This response matters because civil society is often central to documenting online harm, cyber abuse, surveillance risks, platform censorship, and election-related digital threats</w:t>
+        <w:t>The deactivation of fraudulent SIM cards remained one of the most direct controls against mobile-money fraud, scam calls, smishing, and impersonation</w:t>
       </w:r>
       <w:r>
         <w:rPr>
@@ -10737,7 +11283,7 @@
           <w:sz w:val="24"/>
           <w:szCs w:val="24"/>
         </w:rPr>
-        <w:t>Need for stronger public fraud-verification capability remained clear</w:t>
+        <w:t>Need for stronger public fraud-verification tools</w:t>
       </w:r>
     </w:p>
     <w:p>
@@ -10757,7 +11303,7 @@
           <w:sz w:val="24"/>
           <w:szCs w:val="24"/>
         </w:rPr>
-        <w:t>May’s African-context fraud research points to the need for citizen-facing tools that verify URLs, phone numbers, email addresses, websites, and business identities. For Zambia, this aligns with earlier telecom-layer responses such as SIM deactivation and suggests future defenses should include public scam reporting portals, rapid takedown channels, digital-literacy campaigns, and mobile-money fraud analytics</w:t>
+        <w:t>Zambia's June threat picture shows the need for public scam-reporting portals, trusted verification channels, takedown coordination, and citizen awareness around suspicious links, fake payment messages, and impersonation attempts</w:t>
       </w:r>
       <w:r>
         <w:rPr>
@@ -10783,95 +11329,6 @@
       <w:pPr>
         <w:spacing w:after="0" w:line="240" w:lineRule="auto"/>
         <w:ind w:left="360"/>
-        <w:rPr>
-          <w:rFonts w:ascii="Aptos" w:hAnsi="Aptos"/>
-          <w:sz w:val="24"/>
-          <w:szCs w:val="24"/>
-        </w:rPr>
-      </w:pPr>
-      <w:r>
-        <w:rPr>
-          <w:rFonts w:ascii="Aptos" w:hAnsi="Aptos"/>
-          <w:b/>
-          <w:bCs/>
-          <w:sz w:val="24"/>
-          <w:szCs w:val="24"/>
-        </w:rPr>
-        <w:t>Sources</w:t>
-      </w:r>
-      <w:r>
-        <w:rPr>
-          <w:rFonts w:ascii="Aptos" w:hAnsi="Aptos"/>
-          <w:sz w:val="24"/>
-          <w:szCs w:val="24"/>
-        </w:rPr>
-        <w:t xml:space="preserve">: </w:t>
-      </w:r>
-    </w:p>
-    <w:p>
-      <w:pPr>
-        <w:spacing w:after="0" w:line="240" w:lineRule="auto"/>
-        <w:ind w:left="360"/>
-      </w:pPr>
-      <w:hyperlink r:id="rId20" w:history="1">
-        <w:r>
-          <w:rPr>
-            <w:rStyle w:val="Hyperlink"/>
-          </w:rPr>
-          <w:t>The Guardian – Zambia cancels world’s largest human rights and tech summit days before start</w:t>
-        </w:r>
-      </w:hyperlink>
-    </w:p>
-    <w:p>
-      <w:pPr>
-        <w:spacing w:after="0" w:line="240" w:lineRule="auto"/>
-        <w:ind w:left="360"/>
-      </w:pPr>
-      <w:hyperlink r:id="rId21" w:history="1">
-        <w:r>
-          <w:rPr>
-            <w:rStyle w:val="Hyperlink"/>
-          </w:rPr>
-          <w:t>AP News – Rights summit in Zambia is canceled after Chinese pressure to exclude Taiwanese activists</w:t>
-        </w:r>
-      </w:hyperlink>
-    </w:p>
-    <w:p>
-      <w:pPr>
-        <w:spacing w:after="0" w:line="240" w:lineRule="auto"/>
-        <w:ind w:left="360"/>
-      </w:pPr>
-      <w:hyperlink r:id="rId22" w:history="1">
-        <w:r>
-          <w:rPr>
-            <w:rStyle w:val="Hyperlink"/>
-          </w:rPr>
-          <w:t>WIRED – The Chinese Government Just Got the World’s Largest Digital Rights Conference Canceled</w:t>
-        </w:r>
-      </w:hyperlink>
-    </w:p>
-    <w:p>
-      <w:pPr>
-        <w:spacing w:after="0" w:line="240" w:lineRule="auto"/>
-        <w:ind w:left="360"/>
-        <w:rPr>
-          <w:rFonts w:ascii="Aptos" w:hAnsi="Aptos"/>
-          <w:sz w:val="24"/>
-          <w:szCs w:val="24"/>
-        </w:rPr>
-      </w:pPr>
-      <w:hyperlink r:id="rId23" w:history="1">
-        <w:r>
-          <w:rPr>
-            <w:rStyle w:val="Hyperlink"/>
-          </w:rPr>
-          <w:t>arXiv – GuardSec: Real-Time Digital Fraud Detection in the African Context</w:t>
-        </w:r>
-      </w:hyperlink>
-    </w:p>
-    <w:p>
-      <w:pPr>
-        <w:spacing w:after="0" w:line="240" w:lineRule="auto"/>
         <w:rPr>
           <w:rFonts w:ascii="Aptos" w:eastAsia="MS Gothic" w:hAnsi="Aptos" w:cstheme="majorBidi"/>
           <w:b/>
@@ -10883,6 +11340,76 @@
           <w14:ligatures w14:val="standardContextual"/>
         </w:rPr>
       </w:pPr>
+      <w:r>
+        <w:rPr>
+          <w:rFonts w:ascii="Aptos" w:hAnsi="Aptos"/>
+          <w:b/>
+          <w:bCs/>
+          <w:sz w:val="24"/>
+          <w:szCs w:val="24"/>
+        </w:rPr>
+        <w:t>Sources</w:t>
+      </w:r>
+      <w:r>
+        <w:rPr>
+          <w:rFonts w:ascii="Aptos" w:hAnsi="Aptos"/>
+          <w:sz w:val="24"/>
+          <w:szCs w:val="24"/>
+        </w:rPr>
+        <w:t xml:space="preserve">: </w:t>
+      </w:r>
+      <w:hyperlink r:id="rId21" w:history="1">
+        <w:r>
+          <w:rPr>
+            <w:rStyle w:val="Hyperlink"/>
+          </w:rPr>
+          <w:t>The Guardian</w:t>
+        </w:r>
+      </w:hyperlink>
+      <w:r>
+        <w:t xml:space="preserve">, </w:t>
+      </w:r>
+      <w:hyperlink r:id="rId22" w:history="1">
+        <w:r>
+          <w:rPr>
+            <w:rStyle w:val="Hyperlink"/>
+          </w:rPr>
+          <w:t>AP News</w:t>
+        </w:r>
+      </w:hyperlink>
+      <w:r>
+        <w:t xml:space="preserve">, </w:t>
+      </w:r>
+      <w:hyperlink r:id="rId23" w:history="1">
+        <w:r>
+          <w:rPr>
+            <w:rStyle w:val="Hyperlink"/>
+          </w:rPr>
+          <w:t>Wired</w:t>
+        </w:r>
+      </w:hyperlink>
+      <w:r>
+        <w:t xml:space="preserve">, </w:t>
+      </w:r>
+      <w:hyperlink r:id="rId24" w:history="1">
+        <w:r>
+          <w:rPr>
+            <w:rStyle w:val="Hyperlink"/>
+          </w:rPr>
+          <w:t>Lusaka Times</w:t>
+        </w:r>
+      </w:hyperlink>
+      <w:r>
+        <w:t xml:space="preserve">, </w:t>
+      </w:r>
+      <w:hyperlink r:id="rId25" w:history="1">
+        <w:r>
+          <w:rPr>
+            <w:rStyle w:val="Hyperlink"/>
+          </w:rPr>
+          <w:t>ARXIV</w:t>
+        </w:r>
+      </w:hyperlink>
     </w:p>
     <w:p>
       <w:pPr>
@@ -10910,15 +11437,15 @@
           <w:rFonts w:ascii="Aptos" w:hAnsi="Aptos"/>
         </w:rPr>
       </w:pPr>
-      <w:bookmarkStart w:id="255" w:name="_Toc231514287"/>
+      <w:bookmarkStart w:id="269" w:name="_Toc233911320"/>
       <w:r>
         <w:rPr>
           <w:rFonts w:ascii="Aptos" w:hAnsi="Aptos"/>
         </w:rPr>
         <w:t>Conclusion and Recommendations</w:t>
       </w:r>
-      <w:bookmarkEnd w:id="251"/>
-      <w:bookmarkEnd w:id="255"/>
+      <w:bookmarkEnd w:id="264"/>
+      <w:bookmarkEnd w:id="269"/>
     </w:p>
     <w:p>
       <w:pPr>
@@ -10932,7 +11459,7 @@
           <w:sz w:val="24"/>
         </w:rPr>
       </w:pPr>
-      <w:bookmarkStart w:id="256" w:name="_Toc231514288"/>
+      <w:bookmarkStart w:id="270" w:name="_Toc233911321"/>
       <w:r>
         <w:rPr>
           <w:rFonts w:ascii="Aptos" w:hAnsi="Aptos"/>
@@ -10940,7 +11467,7 @@
         </w:rPr>
         <w:t>Recommendations</w:t>
       </w:r>
-      <w:bookmarkEnd w:id="256"/>
+      <w:bookmarkEnd w:id="270"/>
     </w:p>
     <w:p>
       <w:pPr>
@@ -11084,7 +11611,6 @@
           <w:szCs w:val="24"/>
           <w:lang w:val="en-GB"/>
         </w:rPr>
-        <w:lastRenderedPageBreak/>
         <w:t>Ensure Agent Resilience:</w:t>
       </w:r>
       <w:r>
@@ -11192,6 +11718,7 @@
           <w:szCs w:val="24"/>
           <w:lang w:val="en-GB"/>
         </w:rPr>
+        <w:lastRenderedPageBreak/>
         <w:t>Correct “Heartbeat Missing” Rule Configuration:</w:t>
       </w:r>
       <w:r>
@@ -11459,7 +11986,7 @@
           <w:sz w:val="24"/>
         </w:rPr>
       </w:pPr>
-      <w:bookmarkStart w:id="257" w:name="_Toc231514289"/>
+      <w:bookmarkStart w:id="271" w:name="_Toc233911322"/>
       <w:r>
         <w:rPr>
           <w:rFonts w:ascii="Aptos" w:hAnsi="Aptos"/>
@@ -11467,7 +11994,7 @@
         </w:rPr>
         <w:t>Conclusion</w:t>
       </w:r>
-      <w:bookmarkEnd w:id="257"/>
+      <w:bookmarkEnd w:id="271"/>
     </w:p>
     <w:p>
       <w:pPr>
@@ -11496,7 +12023,7 @@
           <w:szCs w:val="24"/>
           <w:lang w:val="en-GB"/>
         </w:rPr>
-        <w:t>May</w:t>
+        <w:t>June</w:t>
       </w:r>
       <w:r>
         <w:rPr>
@@ -11554,7 +12081,7 @@
           <w:szCs w:val="24"/>
           <w:lang w:val="en-GB"/>
         </w:rPr>
-        <w:t>03</w:t>
+        <w:t>67</w:t>
       </w:r>
       <w:r>
         <w:rPr>
@@ -11706,7 +12233,7 @@
           <w:sz w:val="24"/>
           <w:szCs w:val="24"/>
         </w:rPr>
-        <w:t>Authentication Attempt - Default Account, FortiGate Successful Login, Monitor for keylogging activity,</w:t>
+        <w:t xml:space="preserve">Authentication Attempt - Default Account, FortiGate Successful Login, </w:t>
       </w:r>
       <w:r>
         <w:rPr>
@@ -11716,7 +12243,7 @@
           <w:sz w:val="24"/>
           <w:szCs w:val="24"/>
         </w:rPr>
-        <w:t xml:space="preserve"> Source Stopped Sending Data: Syslog, User Account Modified</w:t>
+        <w:t>FortiGate Configuration Change</w:t>
       </w:r>
       <w:r>
         <w:rPr>
@@ -11726,6 +12253,26 @@
           <w:sz w:val="24"/>
           <w:szCs w:val="24"/>
         </w:rPr>
+        <w:t>,</w:t>
+      </w:r>
+      <w:r>
+        <w:rPr>
+          <w:rFonts w:ascii="Aptos" w:hAnsi="Aptos" w:cstheme="minorHAnsi"/>
+          <w:b/>
+          <w:bCs/>
+          <w:sz w:val="24"/>
+          <w:szCs w:val="24"/>
+        </w:rPr>
+        <w:t xml:space="preserve"> FortiGate UTM Alerts, FortiGate Logon Failure</w:t>
+      </w:r>
+      <w:r>
+        <w:rPr>
+          <w:rFonts w:ascii="Aptos" w:hAnsi="Aptos" w:cstheme="minorHAnsi"/>
+          <w:b/>
+          <w:bCs/>
+          <w:sz w:val="24"/>
+          <w:szCs w:val="24"/>
+        </w:rPr>
         <w:t xml:space="preserve"> </w:t>
       </w:r>
       <w:r>
@@ -11789,7 +12336,7 @@
           <w:szCs w:val="24"/>
           <w:lang w:val="en-GB"/>
         </w:rPr>
-        <w:t xml:space="preserve">operational status of </w:t>
+        <w:t>Firewall Threat Alerts</w:t>
       </w:r>
       <w:r>
         <w:rPr>
@@ -11798,7 +12345,7 @@
           <w:szCs w:val="24"/>
           <w:lang w:val="en-GB"/>
         </w:rPr>
-        <w:t>critical assets.</w:t>
+        <w:t>.</w:t>
       </w:r>
     </w:p>
     <w:p>
@@ -11884,16 +12431,7 @@
           <w:szCs w:val="24"/>
           <w:lang w:val="en-GB"/>
         </w:rPr>
-        <w:t>3</w:t>
-      </w:r>
-      <w:r>
-        <w:rPr>
-          <w:rFonts w:ascii="Aptos" w:hAnsi="Aptos"/>
-          <w:sz w:val="24"/>
-          <w:szCs w:val="24"/>
-          <w:lang w:val="en-GB"/>
-        </w:rPr>
-        <w:t>3</w:t>
+        <w:t>47</w:t>
       </w:r>
       <w:r>
         <w:rPr>
@@ -11931,7 +12469,7 @@
           <w:szCs w:val="24"/>
           <w:lang w:val="en-GB"/>
         </w:rPr>
-        <w:t xml:space="preserve">3 </w:t>
+        <w:t>9</w:t>
       </w:r>
       <w:r>
         <w:rPr>
@@ -11940,6 +12478,15 @@
           <w:szCs w:val="24"/>
           <w:lang w:val="en-GB"/>
         </w:rPr>
+        <w:t xml:space="preserve"> </w:t>
+      </w:r>
+      <w:r>
+        <w:rPr>
+          <w:rFonts w:ascii="Aptos" w:hAnsi="Aptos"/>
+          <w:sz w:val="24"/>
+          <w:szCs w:val="24"/>
+          <w:lang w:val="en-GB"/>
+        </w:rPr>
         <w:t>minutes</w:t>
       </w:r>
       <w:r>
@@ -11949,7 +12496,25 @@
           <w:szCs w:val="24"/>
           <w:lang w:val="en-GB"/>
         </w:rPr>
-        <w:t xml:space="preserve"> 10 Seconds</w:t>
+        <w:t xml:space="preserve"> </w:t>
+      </w:r>
+      <w:r>
+        <w:rPr>
+          <w:rFonts w:ascii="Aptos" w:hAnsi="Aptos"/>
+          <w:sz w:val="24"/>
+          <w:szCs w:val="24"/>
+          <w:lang w:val="en-GB"/>
+        </w:rPr>
+        <w:t>48</w:t>
+      </w:r>
+      <w:r>
+        <w:rPr>
+          <w:rFonts w:ascii="Aptos" w:hAnsi="Aptos"/>
+          <w:sz w:val="24"/>
+          <w:szCs w:val="24"/>
+          <w:lang w:val="en-GB"/>
+        </w:rPr>
+        <w:t xml:space="preserve"> Seconds</w:t>
       </w:r>
     </w:p>
     <w:p>
@@ -12055,7 +12620,7 @@
           <w:szCs w:val="28"/>
           <w:lang w:val="en-GB"/>
         </w:rPr>
-        <w:t>9</w:t>
+        <w:t>1619</w:t>
       </w:r>
       <w:r>
         <w:rPr>
@@ -12066,7 +12631,7 @@
           <w:szCs w:val="28"/>
           <w:lang w:val="en-GB"/>
         </w:rPr>
-        <w:t>7</w:t>
+        <w:t xml:space="preserve"> benign positives, </w:t>
       </w:r>
       <w:r>
         <w:rPr>
@@ -12077,7 +12642,7 @@
           <w:szCs w:val="28"/>
           <w:lang w:val="en-GB"/>
         </w:rPr>
-        <w:t>8</w:t>
+        <w:t>24</w:t>
       </w:r>
       <w:r>
         <w:rPr>
@@ -12088,7 +12653,7 @@
           <w:szCs w:val="28"/>
           <w:lang w:val="en-GB"/>
         </w:rPr>
-        <w:t xml:space="preserve"> benign positives, 1</w:t>
+        <w:t xml:space="preserve"> true positives</w:t>
       </w:r>
       <w:r>
         <w:rPr>
@@ -12099,7 +12664,7 @@
           <w:szCs w:val="28"/>
           <w:lang w:val="en-GB"/>
         </w:rPr>
-        <w:t>7</w:t>
+        <w:t xml:space="preserve"> </w:t>
       </w:r>
       <w:r>
         <w:rPr>
@@ -12110,7 +12675,7 @@
           <w:szCs w:val="28"/>
           <w:lang w:val="en-GB"/>
         </w:rPr>
-        <w:t xml:space="preserve"> true positives, 1 false positive, and 3</w:t>
+        <w:t xml:space="preserve">and </w:t>
       </w:r>
       <w:r>
         <w:rPr>
@@ -12121,7 +12686,7 @@
           <w:szCs w:val="28"/>
           <w:lang w:val="en-GB"/>
         </w:rPr>
-        <w:t>4</w:t>
+        <w:t>21</w:t>
       </w:r>
       <w:r>
         <w:rPr>
@@ -12164,7 +12729,18 @@
           <w:szCs w:val="24"/>
           <w:lang w:val="en-GB"/>
         </w:rPr>
-        <w:t>29</w:t>
+        <w:t>2</w:t>
+      </w:r>
+      <w:r>
+        <w:rPr>
+          <w:rFonts w:ascii="Aptos" w:hAnsi="Aptos"/>
+          <w:b/>
+          <w:bCs/>
+          <w:sz w:val="24"/>
+          <w:szCs w:val="24"/>
+          <w:lang w:val="en-GB"/>
+        </w:rPr>
+        <w:t>8</w:t>
       </w:r>
       <w:r>
         <w:rPr>
@@ -12353,6 +12929,7 @@
           <w:szCs w:val="24"/>
           <w:lang w:val="en-GB"/>
         </w:rPr>
+        <w:lastRenderedPageBreak/>
         <w:t>Strategic improvements to rule coverage and incident handling workflows</w:t>
       </w:r>
     </w:p>
@@ -12391,13 +12968,13 @@
         </w:rPr>
         <w:t>We appreciate the trust placed in TeKnowledge to safeguard AB Bank Zambia’s digital environment and look forward to our continued partnership in building a more secure and resilient infrastructure</w:t>
       </w:r>
-      <w:bookmarkEnd w:id="225"/>
-      <w:bookmarkEnd w:id="226"/>
-      <w:bookmarkEnd w:id="227"/>
-      <w:bookmarkEnd w:id="228"/>
-      <w:bookmarkEnd w:id="229"/>
-      <w:bookmarkEnd w:id="230"/>
-      <w:bookmarkEnd w:id="231"/>
+      <w:bookmarkEnd w:id="236"/>
+      <w:bookmarkEnd w:id="237"/>
+      <w:bookmarkEnd w:id="238"/>
+      <w:bookmarkEnd w:id="239"/>
+      <w:bookmarkEnd w:id="240"/>
+      <w:bookmarkEnd w:id="241"/>
+      <w:bookmarkEnd w:id="242"/>
       <w:r>
         <w:rPr>
           <w:rFonts w:ascii="Aptos" w:hAnsi="Aptos"/>
@@ -12424,10 +13001,10 @@
       </w:pPr>
     </w:p>
     <w:sectPr>
-      <w:headerReference w:type="default" r:id="rId24"/>
-      <w:footerReference w:type="even" r:id="rId25"/>
-      <w:footerReference w:type="default" r:id="rId26"/>
-      <w:footerReference w:type="first" r:id="rId27"/>
+      <w:headerReference w:type="default" r:id="rId26"/>
+      <w:footerReference w:type="even" r:id="rId27"/>
+      <w:footerReference w:type="default" r:id="rId28"/>
+      <w:footerReference w:type="first" r:id="rId29"/>
       <w:pgSz w:w="11906" w:h="16838" w:code="9"/>
       <w:pgMar w:top="2378" w:right="1440" w:bottom="1440" w:left="1440" w:header="1728" w:footer="227" w:gutter="0"/>
       <w:pgNumType w:start="0"/>
@@ -12440,7 +13017,7 @@
 </file>
 
 <file path=word/endnotes.xml><?xml version="1.0" encoding="utf-8"?>
-<w:endnotes xmlns:wpc="http://schemas.microsoft.com/office/word/2010/wordprocessingCanvas" xmlns:cx="http://schemas.microsoft.com/office/drawing/2014/chartex" xmlns:cx1="http://schemas.microsoft.com/office/drawing/2015/9/8/chartex" xmlns:cx2="http://schemas.microsoft.com/office/drawing/2015/10/21/chartex" xmlns:cx3="http://schemas.microsoft.com/office/drawing/2016/5/9/chartex" xmlns:cx4="http://schemas.microsoft.com/office/drawing/2016/5/10/chartex" xmlns:cx5="http://schemas.microsoft.com/office/drawing/2016/5/11/chartex" xmlns:cx6="http://schemas.microsoft.com/office/drawing/2016/5/12/chartex" xmlns:cx7="http://schemas.microsoft.com/office/drawing/2016/5/13/chartex" xmlns:cx8="http://schemas.microsoft.com/office/drawing/2016/5/14/chartex" xmlns:mc="http://schemas.openxmlformats.org/markup-compatibility/2006" xmlns:aink="http://schemas.microsoft.com/office/drawing/2016/ink" xmlns:am3d="http://schemas.microsoft.com/office/drawing/2017/model3d" xmlns:o="urn:schemas-microsoft-com:office:office" xmlns:oel="http://schemas.microsoft.com/office/2019/extlst" xmlns:r="http://schemas.openxmlformats.org/officeDocument/2006/relationships" xmlns:m="http://schemas.openxmlformats.org/officeDocument/2006/math" xmlns:v="urn:schemas-microsoft-com:vml" xmlns:wp14="http://schemas.microsoft.com/office/word/2010/wordprocessingDrawing" xmlns:wp="http://schemas.openxmlformats.org/drawingml/2006/wordprocessingDrawing" xmlns:w10="urn:schemas-microsoft-com:office:word" xmlns:w="http://schemas.openxmlformats.org/wordprocessingml/2006/main" xmlns:w14="http://schemas.microsoft.com/office/word/2010/wordml" xmlns:w15="http://schemas.microsoft.com/office/word/2012/wordml" xmlns:w16cex="http://schemas.microsoft.com/office/word/2018/wordml/cex" xmlns:w16cid="http://schemas.microsoft.com/office/word/2016/wordml/cid" xmlns:w16="http://schemas.microsoft.com/office/word/2018/wordml" xmlns:w16du="http://schemas.microsoft.com/office/word/2023/wordml/word16du" xmlns:w16sdtdh="http://schemas.microsoft.com/office/word/2020/wordml/sdtdatahash" xmlns:w16sdtfl="http://schemas.microsoft.com/office/word/2024/wordml/sdtformatlock" xmlns:w16se="http://schemas.microsoft.com/office/word/2015/wordml/symex" xmlns:wpg="http://schemas.microsoft.com/office/word/2010/wordprocessingGroup" xmlns:wpi="http://schemas.microsoft.com/office/word/2010/wordprocessingInk" xmlns:wne="http://schemas.microsoft.com/office/word/2006/wordml" xmlns:wps="http://schemas.microsoft.com/office/word/2010/wordprocessingShape" mc:Ignorable="w14 w15 w16se w16cid w16 w16cex w16sdtdh w16sdtfl w16du wp14">
+<w:endnotes xmlns:wpc="http://schemas.microsoft.com/office/word/2010/wordprocessingCanvas" xmlns:cx="http://schemas.microsoft.com/office/drawing/2014/chartex" xmlns:cx1="http://schemas.microsoft.com/office/drawing/2015/9/8/chartex" xmlns:cx2="http://schemas.microsoft.com/office/drawing/2015/10/21/chartex" xmlns:cx3="http://schemas.microsoft.com/office/drawing/2016/5/9/chartex" xmlns:cx4="http://schemas.microsoft.com/office/drawing/2016/5/10/chartex" xmlns:cx5="http://schemas.microsoft.com/office/drawing/2016/5/11/chartex" xmlns:cx6="http://schemas.microsoft.com/office/drawing/2016/5/12/chartex" xmlns:cx7="http://schemas.microsoft.com/office/drawing/2016/5/13/chartex" xmlns:cx8="http://schemas.microsoft.com/office/drawing/2016/5/14/chartex" xmlns:mc="http://schemas.openxmlformats.org/markup-compatibility/2006" xmlns:aink="http://schemas.microsoft.com/office/drawing/2016/ink" xmlns:am3d="http://schemas.microsoft.com/office/drawing/2017/model3d" xmlns:o="urn:schemas-microsoft-com:office:office" xmlns:r="http://schemas.openxmlformats.org/officeDocument/2006/relationships" xmlns:m="http://schemas.openxmlformats.org/officeDocument/2006/math" xmlns:v="urn:schemas-microsoft-com:vml" xmlns:wp14="http://schemas.microsoft.com/office/word/2010/wordprocessingDrawing" xmlns:wp="http://schemas.openxmlformats.org/drawingml/2006/wordprocessingDrawing" xmlns:w10="urn:schemas-microsoft-com:office:word" xmlns:w="http://schemas.openxmlformats.org/wordprocessingml/2006/main" xmlns:w14="http://schemas.microsoft.com/office/word/2010/wordml" xmlns:w15="http://schemas.microsoft.com/office/word/2012/wordml" xmlns:w16cex="http://schemas.microsoft.com/office/word/2018/wordml/cex" xmlns:w16cid="http://schemas.microsoft.com/office/word/2016/wordml/cid" xmlns:w16="http://schemas.microsoft.com/office/word/2018/wordml" xmlns:w16sdtdh="http://schemas.microsoft.com/office/word/2020/wordml/sdtdatahash" xmlns:w16se="http://schemas.microsoft.com/office/word/2015/wordml/symex" xmlns:wpg="http://schemas.microsoft.com/office/word/2010/wordprocessingGroup" xmlns:wpi="http://schemas.microsoft.com/office/word/2010/wordprocessingInk" xmlns:wne="http://schemas.microsoft.com/office/word/2006/wordml" xmlns:wps="http://schemas.microsoft.com/office/word/2010/wordprocessingShape" mc:Ignorable="w14 w15 w16se w16cid w16 w16cex w16sdtdh wp14">
   <w:endnote w:type="separator" w:id="-1">
     <w:p>
       <w:pPr>
@@ -12472,7 +13049,7 @@
 </file>
 
 <file path=word/footer1.xml><?xml version="1.0" encoding="utf-8"?>
-<w:ftr xmlns:wpc="http://schemas.microsoft.com/office/word/2010/wordprocessingCanvas" xmlns:cx="http://schemas.microsoft.com/office/drawing/2014/chartex" xmlns:cx1="http://schemas.microsoft.com/office/drawing/2015/9/8/chartex" xmlns:cx2="http://schemas.microsoft.com/office/drawing/2015/10/21/chartex" xmlns:cx3="http://schemas.microsoft.com/office/drawing/2016/5/9/chartex" xmlns:cx4="http://schemas.microsoft.com/office/drawing/2016/5/10/chartex" xmlns:cx5="http://schemas.microsoft.com/office/drawing/2016/5/11/chartex" xmlns:cx6="http://schemas.microsoft.com/office/drawing/2016/5/12/chartex" xmlns:cx7="http://schemas.microsoft.com/office/drawing/2016/5/13/chartex" xmlns:cx8="http://schemas.microsoft.com/office/drawing/2016/5/14/chartex" xmlns:mc="http://schemas.openxmlformats.org/markup-compatibility/2006" xmlns:aink="http://schemas.microsoft.com/office/drawing/2016/ink" xmlns:am3d="http://schemas.microsoft.com/office/drawing/2017/model3d" xmlns:o="urn:schemas-microsoft-com:office:office" xmlns:oel="http://schemas.microsoft.com/office/2019/extlst" xmlns:r="http://schemas.openxmlformats.org/officeDocument/2006/relationships" xmlns:m="http://schemas.openxmlformats.org/officeDocument/2006/math" xmlns:v="urn:schemas-microsoft-com:vml" xmlns:wp14="http://schemas.microsoft.com/office/word/2010/wordprocessingDrawing" xmlns:wp="http://schemas.openxmlformats.org/drawingml/2006/wordprocessingDrawing" xmlns:w10="urn:schemas-microsoft-com:office:word" xmlns:w="http://schemas.openxmlformats.org/wordprocessingml/2006/main" xmlns:w14="http://schemas.microsoft.com/office/word/2010/wordml" xmlns:w15="http://schemas.microsoft.com/office/word/2012/wordml" xmlns:w16cex="http://schemas.microsoft.com/office/word/2018/wordml/cex" xmlns:w16cid="http://schemas.microsoft.com/office/word/2016/wordml/cid" xmlns:w16="http://schemas.microsoft.com/office/word/2018/wordml" xmlns:w16du="http://schemas.microsoft.com/office/word/2023/wordml/word16du" xmlns:w16sdtdh="http://schemas.microsoft.com/office/word/2020/wordml/sdtdatahash" xmlns:w16sdtfl="http://schemas.microsoft.com/office/word/2024/wordml/sdtformatlock" xmlns:w16se="http://schemas.microsoft.com/office/word/2015/wordml/symex" xmlns:wpg="http://schemas.microsoft.com/office/word/2010/wordprocessingGroup" xmlns:wpi="http://schemas.microsoft.com/office/word/2010/wordprocessingInk" xmlns:wne="http://schemas.microsoft.com/office/word/2006/wordml" xmlns:wps="http://schemas.microsoft.com/office/word/2010/wordprocessingShape" mc:Ignorable="w14 w15 w16se w16cid w16 w16cex w16sdtdh w16sdtfl w16du wp14">
+<w:ftr xmlns:wpc="http://schemas.microsoft.com/office/word/2010/wordprocessingCanvas" xmlns:cx="http://schemas.microsoft.com/office/drawing/2014/chartex" xmlns:cx1="http://schemas.microsoft.com/office/drawing/2015/9/8/chartex" xmlns:cx2="http://schemas.microsoft.com/office/drawing/2015/10/21/chartex" xmlns:cx3="http://schemas.microsoft.com/office/drawing/2016/5/9/chartex" xmlns:cx4="http://schemas.microsoft.com/office/drawing/2016/5/10/chartex" xmlns:cx5="http://schemas.microsoft.com/office/drawing/2016/5/11/chartex" xmlns:cx6="http://schemas.microsoft.com/office/drawing/2016/5/12/chartex" xmlns:cx7="http://schemas.microsoft.com/office/drawing/2016/5/13/chartex" xmlns:cx8="http://schemas.microsoft.com/office/drawing/2016/5/14/chartex" xmlns:mc="http://schemas.openxmlformats.org/markup-compatibility/2006" xmlns:aink="http://schemas.microsoft.com/office/drawing/2016/ink" xmlns:am3d="http://schemas.microsoft.com/office/drawing/2017/model3d" xmlns:o="urn:schemas-microsoft-com:office:office" xmlns:r="http://schemas.openxmlformats.org/officeDocument/2006/relationships" xmlns:m="http://schemas.openxmlformats.org/officeDocument/2006/math" xmlns:v="urn:schemas-microsoft-com:vml" xmlns:wp14="http://schemas.microsoft.com/office/word/2010/wordprocessingDrawing" xmlns:wp="http://schemas.openxmlformats.org/drawingml/2006/wordprocessingDrawing" xmlns:w10="urn:schemas-microsoft-com:office:word" xmlns:w="http://schemas.openxmlformats.org/wordprocessingml/2006/main" xmlns:w14="http://schemas.microsoft.com/office/word/2010/wordml" xmlns:w15="http://schemas.microsoft.com/office/word/2012/wordml" xmlns:w16cex="http://schemas.microsoft.com/office/word/2018/wordml/cex" xmlns:w16cid="http://schemas.microsoft.com/office/word/2016/wordml/cid" xmlns:w16="http://schemas.microsoft.com/office/word/2018/wordml" xmlns:w16sdtdh="http://schemas.microsoft.com/office/word/2020/wordml/sdtdatahash" xmlns:w16se="http://schemas.microsoft.com/office/word/2015/wordml/symex" xmlns:wpg="http://schemas.microsoft.com/office/word/2010/wordprocessingGroup" xmlns:wpi="http://schemas.microsoft.com/office/word/2010/wordprocessingInk" xmlns:wne="http://schemas.microsoft.com/office/word/2006/wordml" xmlns:wps="http://schemas.microsoft.com/office/word/2010/wordprocessingShape" mc:Ignorable="w14 w15 w16se w16cid w16 w16cex w16sdtdh wp14">
   <w:p>
     <w:pPr>
       <w:pStyle w:val="Footer"/>
@@ -12565,7 +13142,7 @@
               <v:stroke joinstyle="miter"/>
               <v:path gradientshapeok="t" o:connecttype="rect"/>
             </v:shapetype>
-            <v:shape id="Text Box 5" o:spid="_x0000_s1028" type="#_x0000_t202" alt="Sensitivity : YNV Group Confidential" style="position:absolute;margin-left:113.9pt;margin-top:0;width:165.1pt;height:28.15pt;z-index:251658243;visibility:visible;mso-wrap-style:none;mso-wrap-distance-left:0;mso-wrap-distance-top:0;mso-wrap-distance-right:0;mso-wrap-distance-bottom:0;mso-position-horizontal:right;mso-position-horizontal-relative:page;mso-position-vertical:bottom;mso-position-vertical-relative:page;v-text-anchor:bottom" o:gfxdata="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" filled="f" stroked="f">
+            <v:shape id="Text Box 5" o:spid="_x0000_s1028" type="#_x0000_t202" alt="Sensitivity : YNV Group Confidential" style="position:absolute;margin-left:113.9pt;margin-top:0;width:165.1pt;height:28.15pt;z-index:251658243;visibility:visible;mso-wrap-style:none;mso-wrap-distance-left:0;mso-wrap-distance-top:0;mso-wrap-distance-right:0;mso-wrap-distance-bottom:0;mso-position-horizontal:right;mso-position-horizontal-relative:page;mso-position-vertical:bottom;mso-position-vertical-relative:page;v-text-anchor:bottom" o:gfxdata="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" filled="f" stroked="f">
               <v:textbox style="mso-fit-shape-to-text:t" inset="0,0,20pt,15pt">
                 <w:txbxContent>
                   <w:p>
@@ -12603,7 +13180,7 @@
 </file>
 
 <file path=word/footer2.xml><?xml version="1.0" encoding="utf-8"?>
-<w:ftr xmlns:wpc="http://schemas.microsoft.com/office/word/2010/wordprocessingCanvas" xmlns:cx="http://schemas.microsoft.com/office/drawing/2014/chartex" xmlns:cx1="http://schemas.microsoft.com/office/drawing/2015/9/8/chartex" xmlns:cx2="http://schemas.microsoft.com/office/drawing/2015/10/21/chartex" xmlns:cx3="http://schemas.microsoft.com/office/drawing/2016/5/9/chartex" xmlns:cx4="http://schemas.microsoft.com/office/drawing/2016/5/10/chartex" xmlns:cx5="http://schemas.microsoft.com/office/drawing/2016/5/11/chartex" xmlns:cx6="http://schemas.microsoft.com/office/drawing/2016/5/12/chartex" xmlns:cx7="http://schemas.microsoft.com/office/drawing/2016/5/13/chartex" xmlns:cx8="http://schemas.microsoft.com/office/drawing/2016/5/14/chartex" xmlns:mc="http://schemas.openxmlformats.org/markup-compatibility/2006" xmlns:aink="http://schemas.microsoft.com/office/drawing/2016/ink" xmlns:am3d="http://schemas.microsoft.com/office/drawing/2017/model3d" xmlns:o="urn:schemas-microsoft-com:office:office" xmlns:oel="http://schemas.microsoft.com/office/2019/extlst" xmlns:r="http://schemas.openxmlformats.org/officeDocument/2006/relationships" xmlns:m="http://schemas.openxmlformats.org/officeDocument/2006/math" xmlns:v="urn:schemas-microsoft-com:vml" xmlns:wp14="http://schemas.microsoft.com/office/word/2010/wordprocessingDrawing" xmlns:wp="http://schemas.openxmlformats.org/drawingml/2006/wordprocessingDrawing" xmlns:w10="urn:schemas-microsoft-com:office:word" xmlns:w="http://schemas.openxmlformats.org/wordprocessingml/2006/main" xmlns:w14="http://schemas.microsoft.com/office/word/2010/wordml" xmlns:w15="http://schemas.microsoft.com/office/word/2012/wordml" xmlns:w16cex="http://schemas.microsoft.com/office/word/2018/wordml/cex" xmlns:w16cid="http://schemas.microsoft.com/office/word/2016/wordml/cid" xmlns:w16="http://schemas.microsoft.com/office/word/2018/wordml" xmlns:w16du="http://schemas.microsoft.com/office/word/2023/wordml/word16du" xmlns:w16sdtdh="http://schemas.microsoft.com/office/word/2020/wordml/sdtdatahash" xmlns:w16sdtfl="http://schemas.microsoft.com/office/word/2024/wordml/sdtformatlock" xmlns:w16se="http://schemas.microsoft.com/office/word/2015/wordml/symex" xmlns:wpg="http://schemas.microsoft.com/office/word/2010/wordprocessingGroup" xmlns:wpi="http://schemas.microsoft.com/office/word/2010/wordprocessingInk" xmlns:wne="http://schemas.microsoft.com/office/word/2006/wordml" xmlns:wps="http://schemas.microsoft.com/office/word/2010/wordprocessingShape" mc:Ignorable="w14 w15 w16se w16cid w16 w16cex w16sdtdh w16sdtfl w16du wp14">
+<w:ftr xmlns:wpc="http://schemas.microsoft.com/office/word/2010/wordprocessingCanvas" xmlns:cx="http://schemas.microsoft.com/office/drawing/2014/chartex" xmlns:cx1="http://schemas.microsoft.com/office/drawing/2015/9/8/chartex" xmlns:cx2="http://schemas.microsoft.com/office/drawing/2015/10/21/chartex" xmlns:cx3="http://schemas.microsoft.com/office/drawing/2016/5/9/chartex" xmlns:cx4="http://schemas.microsoft.com/office/drawing/2016/5/10/chartex" xmlns:cx5="http://schemas.microsoft.com/office/drawing/2016/5/11/chartex" xmlns:cx6="http://schemas.microsoft.com/office/drawing/2016/5/12/chartex" xmlns:cx7="http://schemas.microsoft.com/office/drawing/2016/5/13/chartex" xmlns:cx8="http://schemas.microsoft.com/office/drawing/2016/5/14/chartex" xmlns:mc="http://schemas.openxmlformats.org/markup-compatibility/2006" xmlns:aink="http://schemas.microsoft.com/office/drawing/2016/ink" xmlns:am3d="http://schemas.microsoft.com/office/drawing/2017/model3d" xmlns:o="urn:schemas-microsoft-com:office:office" xmlns:r="http://schemas.openxmlformats.org/officeDocument/2006/relationships" xmlns:m="http://schemas.openxmlformats.org/officeDocument/2006/math" xmlns:v="urn:schemas-microsoft-com:vml" xmlns:wp14="http://schemas.microsoft.com/office/word/2010/wordprocessingDrawing" xmlns:wp="http://schemas.openxmlformats.org/drawingml/2006/wordprocessingDrawing" xmlns:w10="urn:schemas-microsoft-com:office:word" xmlns:w="http://schemas.openxmlformats.org/wordprocessingml/2006/main" xmlns:w14="http://schemas.microsoft.com/office/word/2010/wordml" xmlns:w15="http://schemas.microsoft.com/office/word/2012/wordml" xmlns:w16cex="http://schemas.microsoft.com/office/word/2018/wordml/cex" xmlns:w16cid="http://schemas.microsoft.com/office/word/2016/wordml/cid" xmlns:w16="http://schemas.microsoft.com/office/word/2018/wordml" xmlns:w16sdtdh="http://schemas.microsoft.com/office/word/2020/wordml/sdtdatahash" xmlns:w16se="http://schemas.microsoft.com/office/word/2015/wordml/symex" xmlns:wpg="http://schemas.microsoft.com/office/word/2010/wordprocessingGroup" xmlns:wpi="http://schemas.microsoft.com/office/word/2010/wordprocessingInk" xmlns:wne="http://schemas.microsoft.com/office/word/2006/wordml" xmlns:wps="http://schemas.microsoft.com/office/word/2010/wordprocessingShape" mc:Ignorable="w14 w15 w16se w16cid w16 w16cex w16sdtdh wp14">
   <w:tbl>
     <w:tblPr>
       <w:tblStyle w:val="TableGrid"/>
@@ -12873,7 +13450,7 @@
 </file>
 
 <file path=word/footer3.xml><?xml version="1.0" encoding="utf-8"?>
-<w:ftr xmlns:wpc="http://schemas.microsoft.com/office/word/2010/wordprocessingCanvas" xmlns:cx="http://schemas.microsoft.com/office/drawing/2014/chartex" xmlns:cx1="http://schemas.microsoft.com/office/drawing/2015/9/8/chartex" xmlns:cx2="http://schemas.microsoft.com/office/drawing/2015/10/21/chartex" xmlns:cx3="http://schemas.microsoft.com/office/drawing/2016/5/9/chartex" xmlns:cx4="http://schemas.microsoft.com/office/drawing/2016/5/10/chartex" xmlns:cx5="http://schemas.microsoft.com/office/drawing/2016/5/11/chartex" xmlns:cx6="http://schemas.microsoft.com/office/drawing/2016/5/12/chartex" xmlns:cx7="http://schemas.microsoft.com/office/drawing/2016/5/13/chartex" xmlns:cx8="http://schemas.microsoft.com/office/drawing/2016/5/14/chartex" xmlns:mc="http://schemas.openxmlformats.org/markup-compatibility/2006" xmlns:aink="http://schemas.microsoft.com/office/drawing/2016/ink" xmlns:am3d="http://schemas.microsoft.com/office/drawing/2017/model3d" xmlns:o="urn:schemas-microsoft-com:office:office" xmlns:oel="http://schemas.microsoft.com/office/2019/extlst" xmlns:r="http://schemas.openxmlformats.org/officeDocument/2006/relationships" xmlns:m="http://schemas.openxmlformats.org/officeDocument/2006/math" xmlns:v="urn:schemas-microsoft-com:vml" xmlns:wp14="http://schemas.microsoft.com/office/word/2010/wordprocessingDrawing" xmlns:wp="http://schemas.openxmlformats.org/drawingml/2006/wordprocessingDrawing" xmlns:w10="urn:schemas-microsoft-com:office:word" xmlns:w="http://schemas.openxmlformats.org/wordprocessingml/2006/main" xmlns:w14="http://schemas.microsoft.com/office/word/2010/wordml" xmlns:w15="http://schemas.microsoft.com/office/word/2012/wordml" xmlns:w16cex="http://schemas.microsoft.com/office/word/2018/wordml/cex" xmlns:w16cid="http://schemas.microsoft.com/office/word/2016/wordml/cid" xmlns:w16="http://schemas.microsoft.com/office/word/2018/wordml" xmlns:w16du="http://schemas.microsoft.com/office/word/2023/wordml/word16du" xmlns:w16sdtdh="http://schemas.microsoft.com/office/word/2020/wordml/sdtdatahash" xmlns:w16sdtfl="http://schemas.microsoft.com/office/word/2024/wordml/sdtformatlock" xmlns:w16se="http://schemas.microsoft.com/office/word/2015/wordml/symex" xmlns:wpg="http://schemas.microsoft.com/office/word/2010/wordprocessingGroup" xmlns:wpi="http://schemas.microsoft.com/office/word/2010/wordprocessingInk" xmlns:wne="http://schemas.microsoft.com/office/word/2006/wordml" xmlns:wps="http://schemas.microsoft.com/office/word/2010/wordprocessingShape" mc:Ignorable="w14 w15 w16se w16cid w16 w16cex w16sdtdh w16sdtfl w16du wp14">
+<w:ftr xmlns:wpc="http://schemas.microsoft.com/office/word/2010/wordprocessingCanvas" xmlns:cx="http://schemas.microsoft.com/office/drawing/2014/chartex" xmlns:cx1="http://schemas.microsoft.com/office/drawing/2015/9/8/chartex" xmlns:cx2="http://schemas.microsoft.com/office/drawing/2015/10/21/chartex" xmlns:cx3="http://schemas.microsoft.com/office/drawing/2016/5/9/chartex" xmlns:cx4="http://schemas.microsoft.com/office/drawing/2016/5/10/chartex" xmlns:cx5="http://schemas.microsoft.com/office/drawing/2016/5/11/chartex" xmlns:cx6="http://schemas.microsoft.com/office/drawing/2016/5/12/chartex" xmlns:cx7="http://schemas.microsoft.com/office/drawing/2016/5/13/chartex" xmlns:cx8="http://schemas.microsoft.com/office/drawing/2016/5/14/chartex" xmlns:mc="http://schemas.openxmlformats.org/markup-compatibility/2006" xmlns:aink="http://schemas.microsoft.com/office/drawing/2016/ink" xmlns:am3d="http://schemas.microsoft.com/office/drawing/2017/model3d" xmlns:o="urn:schemas-microsoft-com:office:office" xmlns:r="http://schemas.openxmlformats.org/officeDocument/2006/relationships" xmlns:m="http://schemas.openxmlformats.org/officeDocument/2006/math" xmlns:v="urn:schemas-microsoft-com:vml" xmlns:wp14="http://schemas.microsoft.com/office/word/2010/wordprocessingDrawing" xmlns:wp="http://schemas.openxmlformats.org/drawingml/2006/wordprocessingDrawing" xmlns:w10="urn:schemas-microsoft-com:office:word" xmlns:w="http://schemas.openxmlformats.org/wordprocessingml/2006/main" xmlns:w14="http://schemas.microsoft.com/office/word/2010/wordml" xmlns:w15="http://schemas.microsoft.com/office/word/2012/wordml" xmlns:w16cex="http://schemas.microsoft.com/office/word/2018/wordml/cex" xmlns:w16cid="http://schemas.microsoft.com/office/word/2016/wordml/cid" xmlns:w16="http://schemas.microsoft.com/office/word/2018/wordml" xmlns:w16sdtdh="http://schemas.microsoft.com/office/word/2020/wordml/sdtdatahash" xmlns:w16se="http://schemas.microsoft.com/office/word/2015/wordml/symex" xmlns:wpg="http://schemas.microsoft.com/office/word/2010/wordprocessingGroup" xmlns:wpi="http://schemas.microsoft.com/office/word/2010/wordprocessingInk" xmlns:wne="http://schemas.microsoft.com/office/word/2006/wordml" xmlns:wps="http://schemas.microsoft.com/office/word/2010/wordprocessingShape" mc:Ignorable="w14 w15 w16se w16cid w16 w16cex w16sdtdh wp14">
   <w:p>
     <w:pPr>
       <w:pStyle w:val="Footer"/>
@@ -12966,7 +13543,7 @@
               <v:stroke joinstyle="miter"/>
               <v:path gradientshapeok="t" o:connecttype="rect"/>
             </v:shapetype>
-            <v:shape id="Text Box 4" o:spid="_x0000_s1029" type="#_x0000_t202" alt="Sensitivity : YNV Group Confidential" style="position:absolute;margin-left:113.9pt;margin-top:0;width:165.1pt;height:28.15pt;z-index:251658244;visibility:visible;mso-wrap-style:none;mso-wrap-distance-left:0;mso-wrap-distance-top:0;mso-wrap-distance-right:0;mso-wrap-distance-bottom:0;mso-position-horizontal:right;mso-position-horizontal-relative:page;mso-position-vertical:bottom;mso-position-vertical-relative:page;v-text-anchor:bottom" o:gfxdata="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" filled="f" stroked="f">
+            <v:shape id="Text Box 4" o:spid="_x0000_s1029" type="#_x0000_t202" alt="Sensitivity : YNV Group Confidential" style="position:absolute;margin-left:113.9pt;margin-top:0;width:165.1pt;height:28.15pt;z-index:251658244;visibility:visible;mso-wrap-style:none;mso-wrap-distance-left:0;mso-wrap-distance-top:0;mso-wrap-distance-right:0;mso-wrap-distance-bottom:0;mso-position-horizontal:right;mso-position-horizontal-relative:page;mso-position-vertical:bottom;mso-position-vertical-relative:page;v-text-anchor:bottom" o:gfxdata="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" filled="f" stroked="f">
               <v:textbox style="mso-fit-shape-to-text:t" inset="0,0,20pt,15pt">
                 <w:txbxContent>
                   <w:p>
@@ -13004,7 +13581,7 @@
 </file>
 
 <file path=word/footnotes.xml><?xml version="1.0" encoding="utf-8"?>
-<w:footnotes xmlns:wpc="http://schemas.microsoft.com/office/word/2010/wordprocessingCanvas" xmlns:cx="http://schemas.microsoft.com/office/drawing/2014/chartex" xmlns:cx1="http://schemas.microsoft.com/office/drawing/2015/9/8/chartex" xmlns:cx2="http://schemas.microsoft.com/office/drawing/2015/10/21/chartex" xmlns:cx3="http://schemas.microsoft.com/office/drawing/2016/5/9/chartex" xmlns:cx4="http://schemas.microsoft.com/office/drawing/2016/5/10/chartex" xmlns:cx5="http://schemas.microsoft.com/office/drawing/2016/5/11/chartex" xmlns:cx6="http://schemas.microsoft.com/office/drawing/2016/5/12/chartex" xmlns:cx7="http://schemas.microsoft.com/office/drawing/2016/5/13/chartex" xmlns:cx8="http://schemas.microsoft.com/office/drawing/2016/5/14/chartex" xmlns:mc="http://schemas.openxmlformats.org/markup-compatibility/2006" xmlns:aink="http://schemas.microsoft.com/office/drawing/2016/ink" xmlns:am3d="http://schemas.microsoft.com/office/drawing/2017/model3d" xmlns:o="urn:schemas-microsoft-com:office:office" xmlns:oel="http://schemas.microsoft.com/office/2019/extlst" xmlns:r="http://schemas.openxmlformats.org/officeDocument/2006/relationships" xmlns:m="http://schemas.openxmlformats.org/officeDocument/2006/math" xmlns:v="urn:schemas-microsoft-com:vml" xmlns:wp14="http://schemas.microsoft.com/office/word/2010/wordprocessingDrawing" xmlns:wp="http://schemas.openxmlformats.org/drawingml/2006/wordprocessingDrawing" xmlns:w10="urn:schemas-microsoft-com:office:word" xmlns:w="http://schemas.openxmlformats.org/wordprocessingml/2006/main" xmlns:w14="http://schemas.microsoft.com/office/word/2010/wordml" xmlns:w15="http://schemas.microsoft.com/office/word/2012/wordml" xmlns:w16cex="http://schemas.microsoft.com/office/word/2018/wordml/cex" xmlns:w16cid="http://schemas.microsoft.com/office/word/2016/wordml/cid" xmlns:w16="http://schemas.microsoft.com/office/word/2018/wordml" xmlns:w16du="http://schemas.microsoft.com/office/word/2023/wordml/word16du" xmlns:w16sdtdh="http://schemas.microsoft.com/office/word/2020/wordml/sdtdatahash" xmlns:w16sdtfl="http://schemas.microsoft.com/office/word/2024/wordml/sdtformatlock" xmlns:w16se="http://schemas.microsoft.com/office/word/2015/wordml/symex" xmlns:wpg="http://schemas.microsoft.com/office/word/2010/wordprocessingGroup" xmlns:wpi="http://schemas.microsoft.com/office/word/2010/wordprocessingInk" xmlns:wne="http://schemas.microsoft.com/office/word/2006/wordml" xmlns:wps="http://schemas.microsoft.com/office/word/2010/wordprocessingShape" mc:Ignorable="w14 w15 w16se w16cid w16 w16cex w16sdtdh w16sdtfl w16du wp14">
+<w:footnotes xmlns:wpc="http://schemas.microsoft.com/office/word/2010/wordprocessingCanvas" xmlns:cx="http://schemas.microsoft.com/office/drawing/2014/chartex" xmlns:cx1="http://schemas.microsoft.com/office/drawing/2015/9/8/chartex" xmlns:cx2="http://schemas.microsoft.com/office/drawing/2015/10/21/chartex" xmlns:cx3="http://schemas.microsoft.com/office/drawing/2016/5/9/chartex" xmlns:cx4="http://schemas.microsoft.com/office/drawing/2016/5/10/chartex" xmlns:cx5="http://schemas.microsoft.com/office/drawing/2016/5/11/chartex" xmlns:cx6="http://schemas.microsoft.com/office/drawing/2016/5/12/chartex" xmlns:cx7="http://schemas.microsoft.com/office/drawing/2016/5/13/chartex" xmlns:cx8="http://schemas.microsoft.com/office/drawing/2016/5/14/chartex" xmlns:mc="http://schemas.openxmlformats.org/markup-compatibility/2006" xmlns:aink="http://schemas.microsoft.com/office/drawing/2016/ink" xmlns:am3d="http://schemas.microsoft.com/office/drawing/2017/model3d" xmlns:o="urn:schemas-microsoft-com:office:office" xmlns:r="http://schemas.openxmlformats.org/officeDocument/2006/relationships" xmlns:m="http://schemas.openxmlformats.org/officeDocument/2006/math" xmlns:v="urn:schemas-microsoft-com:vml" xmlns:wp14="http://schemas.microsoft.com/office/word/2010/wordprocessingDrawing" xmlns:wp="http://schemas.openxmlformats.org/drawingml/2006/wordprocessingDrawing" xmlns:w10="urn:schemas-microsoft-com:office:word" xmlns:w="http://schemas.openxmlformats.org/wordprocessingml/2006/main" xmlns:w14="http://schemas.microsoft.com/office/word/2010/wordml" xmlns:w15="http://schemas.microsoft.com/office/word/2012/wordml" xmlns:w16cex="http://schemas.microsoft.com/office/word/2018/wordml/cex" xmlns:w16cid="http://schemas.microsoft.com/office/word/2016/wordml/cid" xmlns:w16="http://schemas.microsoft.com/office/word/2018/wordml" xmlns:w16sdtdh="http://schemas.microsoft.com/office/word/2020/wordml/sdtdatahash" xmlns:w16se="http://schemas.microsoft.com/office/word/2015/wordml/symex" xmlns:wpg="http://schemas.microsoft.com/office/word/2010/wordprocessingGroup" xmlns:wpi="http://schemas.microsoft.com/office/word/2010/wordprocessingInk" xmlns:wne="http://schemas.microsoft.com/office/word/2006/wordml" xmlns:wps="http://schemas.microsoft.com/office/word/2010/wordprocessingShape" mc:Ignorable="w14 w15 w16se w16cid w16 w16cex w16sdtdh wp14">
   <w:footnote w:type="separator" w:id="-1">
     <w:p>
       <w:pPr>
@@ -13036,7 +13613,7 @@
 </file>
 
 <file path=word/header1.xml><?xml version="1.0" encoding="utf-8"?>
-<w:hdr xmlns:wpc="http://schemas.microsoft.com/office/word/2010/wordprocessingCanvas" xmlns:cx="http://schemas.microsoft.com/office/drawing/2014/chartex" xmlns:cx1="http://schemas.microsoft.com/office/drawing/2015/9/8/chartex" xmlns:cx2="http://schemas.microsoft.com/office/drawing/2015/10/21/chartex" xmlns:cx3="http://schemas.microsoft.com/office/drawing/2016/5/9/chartex" xmlns:cx4="http://schemas.microsoft.com/office/drawing/2016/5/10/chartex" xmlns:cx5="http://schemas.microsoft.com/office/drawing/2016/5/11/chartex" xmlns:cx6="http://schemas.microsoft.com/office/drawing/2016/5/12/chartex" xmlns:cx7="http://schemas.microsoft.com/office/drawing/2016/5/13/chartex" xmlns:cx8="http://schemas.microsoft.com/office/drawing/2016/5/14/chartex" xmlns:mc="http://schemas.openxmlformats.org/markup-compatibility/2006" xmlns:aink="http://schemas.microsoft.com/office/drawing/2016/ink" xmlns:am3d="http://schemas.microsoft.com/office/drawing/2017/model3d" xmlns:o="urn:schemas-microsoft-com:office:office" xmlns:oel="http://schemas.microsoft.com/office/2019/extlst" xmlns:r="http://schemas.openxmlformats.org/officeDocument/2006/relationships" xmlns:m="http://schemas.openxmlformats.org/officeDocument/2006/math" xmlns:v="urn:schemas-microsoft-com:vml" xmlns:wp14="http://schemas.microsoft.com/office/word/2010/wordprocessingDrawing" xmlns:wp="http://schemas.openxmlformats.org/drawingml/2006/wordprocessingDrawing" xmlns:w10="urn:schemas-microsoft-com:office:word" xmlns:w="http://schemas.openxmlformats.org/wordprocessingml/2006/main" xmlns:w14="http://schemas.microsoft.com/office/word/2010/wordml" xmlns:w15="http://schemas.microsoft.com/office/word/2012/wordml" xmlns:w16cex="http://schemas.microsoft.com/office/word/2018/wordml/cex" xmlns:w16cid="http://schemas.microsoft.com/office/word/2016/wordml/cid" xmlns:w16="http://schemas.microsoft.com/office/word/2018/wordml" xmlns:w16du="http://schemas.microsoft.com/office/word/2023/wordml/word16du" xmlns:w16sdtdh="http://schemas.microsoft.com/office/word/2020/wordml/sdtdatahash" xmlns:w16sdtfl="http://schemas.microsoft.com/office/word/2024/wordml/sdtformatlock" xmlns:w16se="http://schemas.microsoft.com/office/word/2015/wordml/symex" xmlns:wpg="http://schemas.microsoft.com/office/word/2010/wordprocessingGroup" xmlns:wpi="http://schemas.microsoft.com/office/word/2010/wordprocessingInk" xmlns:wne="http://schemas.microsoft.com/office/word/2006/wordml" xmlns:wps="http://schemas.microsoft.com/office/word/2010/wordprocessingShape" mc:Ignorable="w14 w15 w16se w16cid w16 w16cex w16sdtdh w16sdtfl w16du wp14">
+<w:hdr xmlns:wpc="http://schemas.microsoft.com/office/word/2010/wordprocessingCanvas" xmlns:cx="http://schemas.microsoft.com/office/drawing/2014/chartex" xmlns:cx1="http://schemas.microsoft.com/office/drawing/2015/9/8/chartex" xmlns:cx2="http://schemas.microsoft.com/office/drawing/2015/10/21/chartex" xmlns:cx3="http://schemas.microsoft.com/office/drawing/2016/5/9/chartex" xmlns:cx4="http://schemas.microsoft.com/office/drawing/2016/5/10/chartex" xmlns:cx5="http://schemas.microsoft.com/office/drawing/2016/5/11/chartex" xmlns:cx6="http://schemas.microsoft.com/office/drawing/2016/5/12/chartex" xmlns:cx7="http://schemas.microsoft.com/office/drawing/2016/5/13/chartex" xmlns:cx8="http://schemas.microsoft.com/office/drawing/2016/5/14/chartex" xmlns:mc="http://schemas.openxmlformats.org/markup-compatibility/2006" xmlns:aink="http://schemas.microsoft.com/office/drawing/2016/ink" xmlns:am3d="http://schemas.microsoft.com/office/drawing/2017/model3d" xmlns:o="urn:schemas-microsoft-com:office:office" xmlns:r="http://schemas.openxmlformats.org/officeDocument/2006/relationships" xmlns:m="http://schemas.openxmlformats.org/officeDocument/2006/math" xmlns:v="urn:schemas-microsoft-com:vml" xmlns:wp14="http://schemas.microsoft.com/office/word/2010/wordprocessingDrawing" xmlns:wp="http://schemas.openxmlformats.org/drawingml/2006/wordprocessingDrawing" xmlns:w10="urn:schemas-microsoft-com:office:word" xmlns:w="http://schemas.openxmlformats.org/wordprocessingml/2006/main" xmlns:w14="http://schemas.microsoft.com/office/word/2010/wordml" xmlns:w15="http://schemas.microsoft.com/office/word/2012/wordml" xmlns:w16cex="http://schemas.microsoft.com/office/word/2018/wordml/cex" xmlns:w16cid="http://schemas.microsoft.com/office/word/2016/wordml/cid" xmlns:w16="http://schemas.microsoft.com/office/word/2018/wordml" xmlns:w16sdtdh="http://schemas.microsoft.com/office/word/2020/wordml/sdtdatahash" xmlns:w16se="http://schemas.microsoft.com/office/word/2015/wordml/symex" xmlns:wpg="http://schemas.microsoft.com/office/word/2010/wordprocessingGroup" xmlns:wpi="http://schemas.microsoft.com/office/word/2010/wordprocessingInk" xmlns:wne="http://schemas.microsoft.com/office/word/2006/wordml" xmlns:wps="http://schemas.microsoft.com/office/word/2010/wordprocessingShape" mc:Ignorable="w14 w15 w16se w16cid w16 w16cex w16sdtdh wp14">
   <w:p>
     <w:pPr>
       <w:pStyle w:val="Header"/>
@@ -13110,7 +13687,7 @@
 </file>
 
 <file path=word/numbering.xml><?xml version="1.0" encoding="utf-8"?>
-<w:numbering xmlns:wpc="http://schemas.microsoft.com/office/word/2010/wordprocessingCanvas" xmlns:cx="http://schemas.microsoft.com/office/drawing/2014/chartex" xmlns:cx1="http://schemas.microsoft.com/office/drawing/2015/9/8/chartex" xmlns:cx2="http://schemas.microsoft.com/office/drawing/2015/10/21/chartex" xmlns:cx3="http://schemas.microsoft.com/office/drawing/2016/5/9/chartex" xmlns:cx4="http://schemas.microsoft.com/office/drawing/2016/5/10/chartex" xmlns:cx5="http://schemas.microsoft.com/office/drawing/2016/5/11/chartex" xmlns:cx6="http://schemas.microsoft.com/office/drawing/2016/5/12/chartex" xmlns:cx7="http://schemas.microsoft.com/office/drawing/2016/5/13/chartex" xmlns:cx8="http://schemas.microsoft.com/office/drawing/2016/5/14/chartex" xmlns:mc="http://schemas.openxmlformats.org/markup-compatibility/2006" xmlns:aink="http://schemas.microsoft.com/office/drawing/2016/ink" xmlns:am3d="http://schemas.microsoft.com/office/drawing/2017/model3d" xmlns:o="urn:schemas-microsoft-com:office:office" xmlns:oel="http://schemas.microsoft.com/office/2019/extlst" xmlns:r="http://schemas.openxmlformats.org/officeDocument/2006/relationships" xmlns:m="http://schemas.openxmlformats.org/officeDocument/2006/math" xmlns:v="urn:schemas-microsoft-com:vml" xmlns:wp14="http://schemas.microsoft.com/office/word/2010/wordprocessingDrawing" xmlns:wp="http://schemas.openxmlformats.org/drawingml/2006/wordprocessingDrawing" xmlns:w10="urn:schemas-microsoft-com:office:word" xmlns:w="http://schemas.openxmlformats.org/wordprocessingml/2006/main" xmlns:w14="http://schemas.microsoft.com/office/word/2010/wordml" xmlns:w15="http://schemas.microsoft.com/office/word/2012/wordml" xmlns:w16cex="http://schemas.microsoft.com/office/word/2018/wordml/cex" xmlns:w16cid="http://schemas.microsoft.com/office/word/2016/wordml/cid" xmlns:w16="http://schemas.microsoft.com/office/word/2018/wordml" xmlns:w16du="http://schemas.microsoft.com/office/word/2023/wordml/word16du" xmlns:w16sdtdh="http://schemas.microsoft.com/office/word/2020/wordml/sdtdatahash" xmlns:w16sdtfl="http://schemas.microsoft.com/office/word/2024/wordml/sdtformatlock" xmlns:w16se="http://schemas.microsoft.com/office/word/2015/wordml/symex" xmlns:wpg="http://schemas.microsoft.com/office/word/2010/wordprocessingGroup" xmlns:wpi="http://schemas.microsoft.com/office/word/2010/wordprocessingInk" xmlns:wne="http://schemas.microsoft.com/office/word/2006/wordml" xmlns:wps="http://schemas.microsoft.com/office/word/2010/wordprocessingShape" mc:Ignorable="w14 w15 w16se w16cid w16 w16cex w16sdtdh w16sdtfl w16du wp14">
+<w:numbering xmlns:wpc="http://schemas.microsoft.com/office/word/2010/wordprocessingCanvas" xmlns:cx="http://schemas.microsoft.com/office/drawing/2014/chartex" xmlns:cx1="http://schemas.microsoft.com/office/drawing/2015/9/8/chartex" xmlns:cx2="http://schemas.microsoft.com/office/drawing/2015/10/21/chartex" xmlns:cx3="http://schemas.microsoft.com/office/drawing/2016/5/9/chartex" xmlns:cx4="http://schemas.microsoft.com/office/drawing/2016/5/10/chartex" xmlns:cx5="http://schemas.microsoft.com/office/drawing/2016/5/11/chartex" xmlns:cx6="http://schemas.microsoft.com/office/drawing/2016/5/12/chartex" xmlns:cx7="http://schemas.microsoft.com/office/drawing/2016/5/13/chartex" xmlns:cx8="http://schemas.microsoft.com/office/drawing/2016/5/14/chartex" xmlns:mc="http://schemas.openxmlformats.org/markup-compatibility/2006" xmlns:aink="http://schemas.microsoft.com/office/drawing/2016/ink" xmlns:am3d="http://schemas.microsoft.com/office/drawing/2017/model3d" xmlns:o="urn:schemas-microsoft-com:office:office" xmlns:r="http://schemas.openxmlformats.org/officeDocument/2006/relationships" xmlns:m="http://schemas.openxmlformats.org/officeDocument/2006/math" xmlns:v="urn:schemas-microsoft-com:vml" xmlns:wp14="http://schemas.microsoft.com/office/word/2010/wordprocessingDrawing" xmlns:wp="http://schemas.openxmlformats.org/drawingml/2006/wordprocessingDrawing" xmlns:w10="urn:schemas-microsoft-com:office:word" xmlns:w="http://schemas.openxmlformats.org/wordprocessingml/2006/main" xmlns:w14="http://schemas.microsoft.com/office/word/2010/wordml" xmlns:w15="http://schemas.microsoft.com/office/word/2012/wordml" xmlns:w16cex="http://schemas.microsoft.com/office/word/2018/wordml/cex" xmlns:w16cid="http://schemas.microsoft.com/office/word/2016/wordml/cid" xmlns:w16="http://schemas.microsoft.com/office/word/2018/wordml" xmlns:w16sdtdh="http://schemas.microsoft.com/office/word/2020/wordml/sdtdatahash" xmlns:w16se="http://schemas.microsoft.com/office/word/2015/wordml/symex" xmlns:wpg="http://schemas.microsoft.com/office/word/2010/wordprocessingGroup" xmlns:wpi="http://schemas.microsoft.com/office/word/2010/wordprocessingInk" xmlns:wne="http://schemas.microsoft.com/office/word/2006/wordml" xmlns:wps="http://schemas.microsoft.com/office/word/2010/wordprocessingShape" mc:Ignorable="w14 w15 w16se w16cid w16 w16cex w16sdtdh wp14">
   <w:abstractNum w:abstractNumId="0" w15:restartNumberingAfterBreak="0">
     <w:nsid w:val="10694C37"/>
     <w:multiLevelType w:val="multilevel"/>
@@ -14254,34 +14831,34 @@
       </w:rPr>
     </w:lvl>
   </w:abstractNum>
-  <w:num w:numId="1" w16cid:durableId="1028872893">
+  <w:num w:numId="1">
     <w:abstractNumId w:val="8"/>
   </w:num>
-  <w:num w:numId="2" w16cid:durableId="1292594912">
+  <w:num w:numId="2">
     <w:abstractNumId w:val="5"/>
   </w:num>
-  <w:num w:numId="3" w16cid:durableId="916131616">
+  <w:num w:numId="3">
     <w:abstractNumId w:val="6"/>
   </w:num>
-  <w:num w:numId="4" w16cid:durableId="815217906">
+  <w:num w:numId="4">
     <w:abstractNumId w:val="7"/>
   </w:num>
-  <w:num w:numId="5" w16cid:durableId="1599362887">
+  <w:num w:numId="5">
     <w:abstractNumId w:val="2"/>
   </w:num>
-  <w:num w:numId="6" w16cid:durableId="1411393934">
+  <w:num w:numId="6">
     <w:abstractNumId w:val="3"/>
   </w:num>
-  <w:num w:numId="7" w16cid:durableId="1651864364">
+  <w:num w:numId="7">
     <w:abstractNumId w:val="1"/>
   </w:num>
-  <w:num w:numId="8" w16cid:durableId="286857156">
+  <w:num w:numId="8">
     <w:abstractNumId w:val="9"/>
   </w:num>
-  <w:num w:numId="9" w16cid:durableId="2009166663">
+  <w:num w:numId="9">
     <w:abstractNumId w:val="0"/>
   </w:num>
-  <w:num w:numId="10" w16cid:durableId="1454204706">
+  <w:num w:numId="10">
     <w:abstractNumId w:val="0"/>
     <w:lvlOverride w:ilvl="0">
       <w:startOverride w:val="1"/>
@@ -14311,10 +14888,10 @@
       <w:startOverride w:val="1"/>
     </w:lvlOverride>
   </w:num>
-  <w:num w:numId="11" w16cid:durableId="1432630045">
+  <w:num w:numId="11">
     <w:abstractNumId w:val="10"/>
   </w:num>
-  <w:num w:numId="12" w16cid:durableId="563295399">
+  <w:num w:numId="12">
     <w:abstractNumId w:val="4"/>
   </w:num>
   <w:numIdMacAtCleanup w:val="11"/>
@@ -14322,7 +14899,7 @@
 </file>
 
 <file path=word/styles.xml><?xml version="1.0" encoding="utf-8"?>
-<w:styles xmlns:mc="http://schemas.openxmlformats.org/markup-compatibility/2006" xmlns:r="http://schemas.openxmlformats.org/officeDocument/2006/relationships" xmlns:w="http://schemas.openxmlformats.org/wordprocessingml/2006/main" xmlns:w14="http://schemas.microsoft.com/office/word/2010/wordml" xmlns:w15="http://schemas.microsoft.com/office/word/2012/wordml" xmlns:w16cex="http://schemas.microsoft.com/office/word/2018/wordml/cex" xmlns:w16cid="http://schemas.microsoft.com/office/word/2016/wordml/cid" xmlns:w16="http://schemas.microsoft.com/office/word/2018/wordml" xmlns:w16du="http://schemas.microsoft.com/office/word/2023/wordml/word16du" xmlns:w16sdtdh="http://schemas.microsoft.com/office/word/2020/wordml/sdtdatahash" xmlns:w16sdtfl="http://schemas.microsoft.com/office/word/2024/wordml/sdtformatlock" xmlns:w16se="http://schemas.microsoft.com/office/word/2015/wordml/symex" mc:Ignorable="w14 w15 w16se w16cid w16 w16cex w16sdtdh w16sdtfl w16du">
+<w:styles xmlns:mc="http://schemas.openxmlformats.org/markup-compatibility/2006" xmlns:r="http://schemas.openxmlformats.org/officeDocument/2006/relationships" xmlns:w="http://schemas.openxmlformats.org/wordprocessingml/2006/main" xmlns:w14="http://schemas.microsoft.com/office/word/2010/wordml" xmlns:w15="http://schemas.microsoft.com/office/word/2012/wordml" xmlns:w16cex="http://schemas.microsoft.com/office/word/2018/wordml/cex" xmlns:w16cid="http://schemas.microsoft.com/office/word/2016/wordml/cid" xmlns:w16="http://schemas.microsoft.com/office/word/2018/wordml" xmlns:w16sdtdh="http://schemas.microsoft.com/office/word/2020/wordml/sdtdatahash" xmlns:w16se="http://schemas.microsoft.com/office/word/2015/wordml/symex" mc:Ignorable="w14 w15 w16se w16cid w16 w16cex w16sdtdh">
   <w:docDefaults>
     <w:rPrDefault>
       <w:rPr>
@@ -14929,6 +15506,7 @@
   <w:style w:type="character" w:default="1" w:styleId="DefaultParagraphFont">
     <w:name w:val="Default Paragraph Font"/>
     <w:uiPriority w:val="1"/>
+    <w:semiHidden/>
     <w:unhideWhenUsed/>
   </w:style>
   <w:style w:type="table" w:default="1" w:styleId="TableNormal">
@@ -16558,7 +17136,7 @@
     </mc:Fallback>
   </mc:AlternateContent>
   <c:pivotSource>
-    <c:name>[Sentinel Incident Data (ZMB) - May 26.xlsx]Top 10 Incidents!PivotTable17</c:name>
+    <c:name>[Copy of Sentinel Incident Data (ZMB) - Jun 26.xlsx]Top 10 Incidents!PivotTable17</c:name>
     <c:fmtId val="-1"/>
   </c:pivotSource>
   <c:chart>
@@ -17051,28 +17629,28 @@
                   <c:v>FortiGate Successful Login</c:v>
                 </c:pt>
                 <c:pt idx="2">
-                  <c:v>Monitor for keylogging activity</c:v>
+                  <c:v>FortiGate Configuration Change</c:v>
                 </c:pt>
                 <c:pt idx="3">
-                  <c:v>Source Stopped Sending Data: Syslog</c:v>
+                  <c:v>FortiGate UTM Alerts</c:v>
                 </c:pt>
                 <c:pt idx="4">
+                  <c:v>FortiGate Logon Failure</c:v>
+                </c:pt>
+                <c:pt idx="5">
+                  <c:v>User Jignesh added to auth logon FortiClient VPN Connected</c:v>
+                </c:pt>
+                <c:pt idx="6">
                   <c:v>User Account Modified</c:v>
                 </c:pt>
-                <c:pt idx="5">
-                  <c:v>FortiGate Logon Failure</c:v>
-                </c:pt>
-                <c:pt idx="6">
+                <c:pt idx="7">
                   <c:v>Incidents Summary Alert</c:v>
                 </c:pt>
-                <c:pt idx="7">
-                  <c:v>FortiGate Configuration Change</c:v>
-                </c:pt>
                 <c:pt idx="8">
-                  <c:v>FortiGate UTM Alerts</c:v>
+                  <c:v>User Added to Critical Group</c:v>
                 </c:pt>
                 <c:pt idx="9">
-                  <c:v>Non Domain Controller Active Directory Replication</c:v>
+                  <c:v>User RM_Lameck.Kaluba added to auth logon FortiClient VPN Connected</c:v>
                 </c:pt>
               </c:strCache>
             </c:strRef>
@@ -17084,41 +17662,41 @@
                 <c:formatCode>General</c:formatCode>
                 <c:ptCount val="10"/>
                 <c:pt idx="0">
-                  <c:v>236</c:v>
+                  <c:v>459</c:v>
                 </c:pt>
                 <c:pt idx="1">
-                  <c:v>137</c:v>
+                  <c:v>265</c:v>
                 </c:pt>
                 <c:pt idx="2">
-                  <c:v>126</c:v>
+                  <c:v>160</c:v>
                 </c:pt>
                 <c:pt idx="3">
-                  <c:v>68</c:v>
+                  <c:v>97</c:v>
                 </c:pt>
                 <c:pt idx="4">
+                  <c:v>96</c:v>
+                </c:pt>
+                <c:pt idx="5">
+                  <c:v>89</c:v>
+                </c:pt>
+                <c:pt idx="6">
+                  <c:v>73</c:v>
+                </c:pt>
+                <c:pt idx="7">
                   <c:v>59</c:v>
                 </c:pt>
-                <c:pt idx="5">
-                  <c:v>59</c:v>
-                </c:pt>
-                <c:pt idx="6">
-                  <c:v>59</c:v>
-                </c:pt>
-                <c:pt idx="7">
-                  <c:v>47</c:v>
-                </c:pt>
                 <c:pt idx="8">
-                  <c:v>37</c:v>
+                  <c:v>32</c:v>
                 </c:pt>
                 <c:pt idx="9">
-                  <c:v>30</c:v>
+                  <c:v>27</c:v>
                 </c:pt>
               </c:numCache>
             </c:numRef>
           </c:val>
           <c:extLst>
             <c:ext xmlns:c16="http://schemas.microsoft.com/office/drawing/2014/chart" uri="{C3380CC4-5D6E-409C-BE32-E72D297353CC}">
-              <c16:uniqueId val="{00000000-76BE-4B68-9B4C-3FF0B075AB4C}"/>
+              <c16:uniqueId val="{00000000-C702-4D37-A9C1-DE647C0519CC}"/>
             </c:ext>
           </c:extLst>
         </c:ser>
@@ -17282,7 +17860,6 @@
     </c:legend>
     <c:plotVisOnly val="1"/>
     <c:dispBlanksAs val="gap"/>
-    <c:showDLblsOverMax val="0"/>
     <c:extLst>
       <c:ext xmlns:c16r3="http://schemas.microsoft.com/office/drawing/2017/03/chart" uri="{56B9EC1D-385E-4148-901F-78D8002777C0}">
         <c16r3:dataDisplayOptions16>
@@ -17290,6 +17867,7 @@
         </c16r3:dataDisplayOptions16>
       </c:ext>
     </c:extLst>
+    <c:showDLblsOverMax val="0"/>
   </c:chart>
   <c:spPr>
     <a:solidFill>
@@ -17350,9 +17928,8 @@
       <c:style val="2"/>
     </mc:Fallback>
   </mc:AlternateContent>
-  <c:clrMapOvr bg1="lt1" tx1="dk1" bg2="lt2" tx2="dk2" accent1="accent1" accent2="accent2" accent3="accent3" accent4="accent4" accent5="accent5" accent6="accent6" hlink="hlink" folHlink="folHlink"/>
   <c:pivotSource>
-    <c:name>[Sentinel Incident Data (ZMB) - May 26.xlsx]High Severity Spread!PivotTable17</c:name>
+    <c:name>[Copy of Sentinel Incident Data (ZMB) - Jun 26.xlsx]High Severity Spread!PivotTable17</c:name>
     <c:fmtId val="-1"/>
   </c:pivotSource>
   <c:chart>
@@ -18139,67 +18716,6 @@
             </a:outerShdw>
           </a:effectLst>
         </c:spPr>
-        <c:marker>
-          <c:symbol val="none"/>
-        </c:marker>
-        <c:dLbl>
-          <c:idx val="0"/>
-          <c:spPr>
-            <a:pattFill prst="pct75">
-              <a:fgClr>
-                <a:sysClr val="windowText" lastClr="000000">
-                  <a:lumMod val="75000"/>
-                  <a:lumOff val="25000"/>
-                </a:sysClr>
-              </a:fgClr>
-              <a:bgClr>
-                <a:sysClr val="windowText" lastClr="000000">
-                  <a:lumMod val="65000"/>
-                  <a:lumOff val="35000"/>
-                </a:sysClr>
-              </a:bgClr>
-            </a:pattFill>
-            <a:ln>
-              <a:noFill/>
-            </a:ln>
-            <a:effectLst>
-              <a:outerShdw blurRad="50800" dist="38100" dir="2700000" algn="tl" rotWithShape="0">
-                <a:prstClr val="black">
-                  <a:alpha val="40000"/>
-                </a:prstClr>
-              </a:outerShdw>
-            </a:effectLst>
-          </c:spPr>
-          <c:txPr>
-            <a:bodyPr rot="0" spcFirstLastPara="1" vertOverflow="ellipsis" vert="horz" wrap="square" lIns="38100" tIns="19050" rIns="38100" bIns="19050" anchor="ctr" anchorCtr="1">
-              <a:spAutoFit/>
-            </a:bodyPr>
-            <a:lstStyle/>
-            <a:p>
-              <a:pPr>
-                <a:defRPr sz="1000" b="1" i="0" u="none" strike="noStrike" kern="1200" baseline="0">
-                  <a:solidFill>
-                    <a:schemeClr val="lt1"/>
-                  </a:solidFill>
-                  <a:latin typeface="+mn-lt"/>
-                  <a:ea typeface="+mn-ea"/>
-                  <a:cs typeface="+mn-cs"/>
-                </a:defRPr>
-              </a:pPr>
-              <a:endParaRPr lang="en-US"/>
-            </a:p>
-          </c:txPr>
-          <c:dLblPos val="inEnd"/>
-          <c:showLegendKey val="0"/>
-          <c:showVal val="1"/>
-          <c:showCatName val="0"/>
-          <c:showSerName val="0"/>
-          <c:showPercent val="0"/>
-          <c:showBubbleSize val="0"/>
-          <c:extLst>
-            <c:ext xmlns:c15="http://schemas.microsoft.com/office/drawing/2012/chart" uri="{CE6537A1-D6FC-4f65-9D91-7224C49458BB}"/>
-          </c:extLst>
-        </c:dLbl>
       </c:pivotFmt>
       <c:pivotFmt>
         <c:idx val="37"/>
@@ -18221,24 +18737,6 @@
       </c:pivotFmt>
       <c:pivotFmt>
         <c:idx val="38"/>
-        <c:spPr>
-          <a:solidFill>
-            <a:schemeClr val="accent1"/>
-          </a:solidFill>
-          <a:ln>
-            <a:noFill/>
-          </a:ln>
-          <a:effectLst>
-            <a:outerShdw blurRad="254000" sx="102000" sy="102000" algn="ctr" rotWithShape="0">
-              <a:prstClr val="black">
-                <a:alpha val="20000"/>
-              </a:prstClr>
-            </a:outerShdw>
-          </a:effectLst>
-        </c:spPr>
-      </c:pivotFmt>
-      <c:pivotFmt>
-        <c:idx val="39"/>
         <c:spPr>
           <a:solidFill>
             <a:schemeClr val="accent1"/>
@@ -18317,6 +18815,24 @@
         </c:dLbl>
       </c:pivotFmt>
       <c:pivotFmt>
+        <c:idx val="39"/>
+        <c:spPr>
+          <a:solidFill>
+            <a:schemeClr val="accent1"/>
+          </a:solidFill>
+          <a:ln>
+            <a:noFill/>
+          </a:ln>
+          <a:effectLst>
+            <a:outerShdw blurRad="254000" sx="102000" sy="102000" algn="ctr" rotWithShape="0">
+              <a:prstClr val="black">
+                <a:alpha val="20000"/>
+              </a:prstClr>
+            </a:outerShdw>
+          </a:effectLst>
+        </c:spPr>
+      </c:pivotFmt>
+      <c:pivotFmt>
         <c:idx val="40"/>
         <c:spPr>
           <a:solidFill>
@@ -18336,6 +18852,139 @@
       </c:pivotFmt>
       <c:pivotFmt>
         <c:idx val="41"/>
+        <c:spPr>
+          <a:solidFill>
+            <a:schemeClr val="accent1"/>
+          </a:solidFill>
+          <a:ln>
+            <a:noFill/>
+          </a:ln>
+          <a:effectLst>
+            <a:outerShdw blurRad="254000" sx="102000" sy="102000" algn="ctr" rotWithShape="0">
+              <a:prstClr val="black">
+                <a:alpha val="20000"/>
+              </a:prstClr>
+            </a:outerShdw>
+          </a:effectLst>
+        </c:spPr>
+      </c:pivotFmt>
+      <c:pivotFmt>
+        <c:idx val="42"/>
+        <c:spPr>
+          <a:solidFill>
+            <a:schemeClr val="accent1"/>
+          </a:solidFill>
+          <a:ln>
+            <a:noFill/>
+          </a:ln>
+          <a:effectLst>
+            <a:outerShdw blurRad="254000" sx="102000" sy="102000" algn="ctr" rotWithShape="0">
+              <a:prstClr val="black">
+                <a:alpha val="20000"/>
+              </a:prstClr>
+            </a:outerShdw>
+          </a:effectLst>
+        </c:spPr>
+        <c:marker>
+          <c:symbol val="none"/>
+        </c:marker>
+        <c:dLbl>
+          <c:idx val="0"/>
+          <c:spPr>
+            <a:pattFill prst="pct75">
+              <a:fgClr>
+                <a:sysClr val="windowText" lastClr="000000">
+                  <a:lumMod val="75000"/>
+                  <a:lumOff val="25000"/>
+                </a:sysClr>
+              </a:fgClr>
+              <a:bgClr>
+                <a:sysClr val="windowText" lastClr="000000">
+                  <a:lumMod val="65000"/>
+                  <a:lumOff val="35000"/>
+                </a:sysClr>
+              </a:bgClr>
+            </a:pattFill>
+            <a:ln>
+              <a:noFill/>
+            </a:ln>
+            <a:effectLst>
+              <a:outerShdw blurRad="50800" dist="38100" dir="2700000" algn="tl" rotWithShape="0">
+                <a:prstClr val="black">
+                  <a:alpha val="40000"/>
+                </a:prstClr>
+              </a:outerShdw>
+            </a:effectLst>
+          </c:spPr>
+          <c:txPr>
+            <a:bodyPr rot="0" spcFirstLastPara="1" vertOverflow="ellipsis" vert="horz" wrap="square" lIns="38100" tIns="19050" rIns="38100" bIns="19050" anchor="ctr" anchorCtr="1">
+              <a:spAutoFit/>
+            </a:bodyPr>
+            <a:lstStyle/>
+            <a:p>
+              <a:pPr>
+                <a:defRPr sz="1000" b="1" i="0" u="none" strike="noStrike" kern="1200" baseline="0">
+                  <a:solidFill>
+                    <a:schemeClr val="lt1"/>
+                  </a:solidFill>
+                  <a:latin typeface="+mn-lt"/>
+                  <a:ea typeface="+mn-ea"/>
+                  <a:cs typeface="+mn-cs"/>
+                </a:defRPr>
+              </a:pPr>
+              <a:endParaRPr lang="en-US"/>
+            </a:p>
+          </c:txPr>
+          <c:dLblPos val="inEnd"/>
+          <c:showLegendKey val="0"/>
+          <c:showVal val="1"/>
+          <c:showCatName val="0"/>
+          <c:showSerName val="0"/>
+          <c:showPercent val="0"/>
+          <c:showBubbleSize val="0"/>
+          <c:extLst>
+            <c:ext xmlns:c15="http://schemas.microsoft.com/office/drawing/2012/chart" uri="{CE6537A1-D6FC-4f65-9D91-7224C49458BB}"/>
+          </c:extLst>
+        </c:dLbl>
+      </c:pivotFmt>
+      <c:pivotFmt>
+        <c:idx val="43"/>
+        <c:spPr>
+          <a:solidFill>
+            <a:schemeClr val="accent1"/>
+          </a:solidFill>
+          <a:ln>
+            <a:noFill/>
+          </a:ln>
+          <a:effectLst>
+            <a:outerShdw blurRad="254000" sx="102000" sy="102000" algn="ctr" rotWithShape="0">
+              <a:prstClr val="black">
+                <a:alpha val="20000"/>
+              </a:prstClr>
+            </a:outerShdw>
+          </a:effectLst>
+        </c:spPr>
+      </c:pivotFmt>
+      <c:pivotFmt>
+        <c:idx val="44"/>
+        <c:spPr>
+          <a:solidFill>
+            <a:schemeClr val="accent1"/>
+          </a:solidFill>
+          <a:ln>
+            <a:noFill/>
+          </a:ln>
+          <a:effectLst>
+            <a:outerShdw blurRad="254000" sx="102000" sy="102000" algn="ctr" rotWithShape="0">
+              <a:prstClr val="black">
+                <a:alpha val="20000"/>
+              </a:prstClr>
+            </a:outerShdw>
+          </a:effectLst>
+        </c:spPr>
+      </c:pivotFmt>
+      <c:pivotFmt>
+        <c:idx val="45"/>
         <c:spPr>
           <a:solidFill>
             <a:schemeClr val="accent1"/>
@@ -18391,7 +19040,7 @@
             </c:spPr>
             <c:extLst>
               <c:ext xmlns:c16="http://schemas.microsoft.com/office/drawing/2014/chart" uri="{C3380CC4-5D6E-409C-BE32-E72D297353CC}">
-                <c16:uniqueId val="{00000001-219B-45CA-9DC4-429AE59F61C7}"/>
+                <c16:uniqueId val="{00000001-F6B3-45B4-8390-EDE0B11774A0}"/>
               </c:ext>
             </c:extLst>
           </c:dPt>
@@ -18415,7 +19064,7 @@
             </c:spPr>
             <c:extLst>
               <c:ext xmlns:c16="http://schemas.microsoft.com/office/drawing/2014/chart" uri="{C3380CC4-5D6E-409C-BE32-E72D297353CC}">
-                <c16:uniqueId val="{00000003-219B-45CA-9DC4-429AE59F61C7}"/>
+                <c16:uniqueId val="{00000003-F6B3-45B4-8390-EDE0B11774A0}"/>
               </c:ext>
             </c:extLst>
           </c:dPt>
@@ -18439,7 +19088,7 @@
             </c:spPr>
             <c:extLst>
               <c:ext xmlns:c16="http://schemas.microsoft.com/office/drawing/2014/chart" uri="{C3380CC4-5D6E-409C-BE32-E72D297353CC}">
-                <c16:uniqueId val="{00000005-219B-45CA-9DC4-429AE59F61C7}"/>
+                <c16:uniqueId val="{00000005-F6B3-45B4-8390-EDE0B11774A0}"/>
               </c:ext>
             </c:extLst>
           </c:dPt>
@@ -18463,7 +19112,7 @@
             </c:spPr>
             <c:extLst>
               <c:ext xmlns:c16="http://schemas.microsoft.com/office/drawing/2014/chart" uri="{C3380CC4-5D6E-409C-BE32-E72D297353CC}">
-                <c16:uniqueId val="{00000007-219B-45CA-9DC4-429AE59F61C7}"/>
+                <c16:uniqueId val="{00000007-F6B3-45B4-8390-EDE0B11774A0}"/>
               </c:ext>
             </c:extLst>
           </c:dPt>
@@ -18487,7 +19136,7 @@
             </c:spPr>
             <c:extLst>
               <c:ext xmlns:c16="http://schemas.microsoft.com/office/drawing/2014/chart" uri="{C3380CC4-5D6E-409C-BE32-E72D297353CC}">
-                <c16:uniqueId val="{00000009-219B-45CA-9DC4-429AE59F61C7}"/>
+                <c16:uniqueId val="{00000009-F6B3-45B4-8390-EDE0B11774A0}"/>
               </c:ext>
             </c:extLst>
           </c:dPt>
@@ -18511,7 +19160,7 @@
             </c:spPr>
             <c:extLst>
               <c:ext xmlns:c16="http://schemas.microsoft.com/office/drawing/2014/chart" uri="{C3380CC4-5D6E-409C-BE32-E72D297353CC}">
-                <c16:uniqueId val="{0000000B-219B-45CA-9DC4-429AE59F61C7}"/>
+                <c16:uniqueId val="{0000000B-F6B3-45B4-8390-EDE0B11774A0}"/>
               </c:ext>
             </c:extLst>
           </c:dPt>
@@ -18537,7 +19186,7 @@
             </c:spPr>
             <c:extLst>
               <c:ext xmlns:c16="http://schemas.microsoft.com/office/drawing/2014/chart" uri="{C3380CC4-5D6E-409C-BE32-E72D297353CC}">
-                <c16:uniqueId val="{0000000D-219B-45CA-9DC4-429AE59F61C7}"/>
+                <c16:uniqueId val="{0000000D-F6B3-45B4-8390-EDE0B11774A0}"/>
               </c:ext>
             </c:extLst>
           </c:dPt>
@@ -18563,7 +19212,7 @@
             </c:spPr>
             <c:extLst>
               <c:ext xmlns:c16="http://schemas.microsoft.com/office/drawing/2014/chart" uri="{C3380CC4-5D6E-409C-BE32-E72D297353CC}">
-                <c16:uniqueId val="{0000000F-219B-45CA-9DC4-429AE59F61C7}"/>
+                <c16:uniqueId val="{0000000F-F6B3-45B4-8390-EDE0B11774A0}"/>
               </c:ext>
             </c:extLst>
           </c:dPt>
@@ -18589,7 +19238,7 @@
             </c:spPr>
             <c:extLst>
               <c:ext xmlns:c16="http://schemas.microsoft.com/office/drawing/2014/chart" uri="{C3380CC4-5D6E-409C-BE32-E72D297353CC}">
-                <c16:uniqueId val="{00000011-219B-45CA-9DC4-429AE59F61C7}"/>
+                <c16:uniqueId val="{00000011-F6B3-45B4-8390-EDE0B11774A0}"/>
               </c:ext>
             </c:extLst>
           </c:dPt>
@@ -18615,7 +19264,7 @@
             </c:spPr>
             <c:extLst>
               <c:ext xmlns:c16="http://schemas.microsoft.com/office/drawing/2014/chart" uri="{C3380CC4-5D6E-409C-BE32-E72D297353CC}">
-                <c16:uniqueId val="{00000013-219B-45CA-9DC4-429AE59F61C7}"/>
+                <c16:uniqueId val="{00000013-F6B3-45B4-8390-EDE0B11774A0}"/>
               </c:ext>
             </c:extLst>
           </c:dPt>
@@ -18641,7 +19290,7 @@
             </c:spPr>
             <c:extLst>
               <c:ext xmlns:c16="http://schemas.microsoft.com/office/drawing/2014/chart" uri="{C3380CC4-5D6E-409C-BE32-E72D297353CC}">
-                <c16:uniqueId val="{00000015-219B-45CA-9DC4-429AE59F61C7}"/>
+                <c16:uniqueId val="{00000015-F6B3-45B4-8390-EDE0B11774A0}"/>
               </c:ext>
             </c:extLst>
           </c:dPt>
@@ -18667,7 +19316,7 @@
             </c:spPr>
             <c:extLst>
               <c:ext xmlns:c16="http://schemas.microsoft.com/office/drawing/2014/chart" uri="{C3380CC4-5D6E-409C-BE32-E72D297353CC}">
-                <c16:uniqueId val="{00000017-219B-45CA-9DC4-429AE59F61C7}"/>
+                <c16:uniqueId val="{00000017-F6B3-45B4-8390-EDE0B11774A0}"/>
               </c:ext>
             </c:extLst>
           </c:dPt>
@@ -18744,36 +19393,42 @@
           </c:dLbls>
           <c:cat>
             <c:strRef>
-              <c:f>'High Severity Spread'!$A$7:$A$9</c:f>
+              <c:f>'High Severity Spread'!$A$7:$A$10</c:f>
               <c:strCache>
-                <c:ptCount val="2"/>
+                <c:ptCount val="3"/>
                 <c:pt idx="0">
                   <c:v>Non Domain Controller Active Directory Replication</c:v>
                 </c:pt>
                 <c:pt idx="1">
                   <c:v>Preview:  Possible multistage attack activities detected by Fusion</c:v>
                 </c:pt>
+                <c:pt idx="2">
+                  <c:v>[Critical Alert]: Suspicious WithSecure ScanFile  Activity Detected on [Ngoma, Adrew] </c:v>
+                </c:pt>
               </c:strCache>
             </c:strRef>
           </c:cat>
           <c:val>
             <c:numRef>
-              <c:f>'High Severity Spread'!$B$7:$B$9</c:f>
+              <c:f>'High Severity Spread'!$B$7:$B$10</c:f>
               <c:numCache>
                 <c:formatCode>General</c:formatCode>
-                <c:ptCount val="2"/>
+                <c:ptCount val="3"/>
                 <c:pt idx="0">
-                  <c:v>28</c:v>
+                  <c:v>19</c:v>
                 </c:pt>
                 <c:pt idx="1">
-                  <c:v>1</c:v>
+                  <c:v>6</c:v>
+                </c:pt>
+                <c:pt idx="2">
+                  <c:v>3</c:v>
                 </c:pt>
               </c:numCache>
             </c:numRef>
           </c:val>
           <c:extLst>
             <c:ext xmlns:c16="http://schemas.microsoft.com/office/drawing/2014/chart" uri="{C3380CC4-5D6E-409C-BE32-E72D297353CC}">
-              <c16:uniqueId val="{00000018-219B-45CA-9DC4-429AE59F61C7}"/>
+              <c16:uniqueId val="{00000018-F6B3-45B4-8390-EDE0B11774A0}"/>
             </c:ext>
           </c:extLst>
         </c:ser>
@@ -18835,7 +19490,6 @@
     </c:legend>
     <c:plotVisOnly val="1"/>
     <c:dispBlanksAs val="gap"/>
-    <c:showDLblsOverMax val="0"/>
     <c:extLst>
       <c:ext xmlns:c16r3="http://schemas.microsoft.com/office/drawing/2017/03/chart" uri="{56B9EC1D-385E-4148-901F-78D8002777C0}">
         <c16r3:dataDisplayOptions16>
@@ -18843,6 +19497,7 @@
         </c16r3:dataDisplayOptions16>
       </c:ext>
     </c:extLst>
+    <c:showDLblsOverMax val="0"/>
   </c:chart>
   <c:spPr>
     <a:solidFill>
@@ -18869,7 +19524,7 @@
       <a:endParaRPr lang="en-US"/>
     </a:p>
   </c:txPr>
-  <c:externalData r:id="rId4">
+  <c:externalData r:id="rId3">
     <c:autoUpdate val="0"/>
   </c:externalData>
   <c:extLst>
@@ -18904,7 +19559,7 @@
     </mc:Fallback>
   </mc:AlternateContent>
   <c:pivotSource>
-    <c:name>[Sentinel Incident Data (ZMB) - May 26.xlsx]Incidents by Severity!PivotTable11</c:name>
+    <c:name>[Copy of Sentinel Incident Data (ZMB) - Jun 26.xlsx]Incidents by Severity!PivotTable11</c:name>
     <c:fmtId val="-1"/>
   </c:pivotSource>
   <c:chart>
@@ -19573,7 +20228,7 @@
             </c:spPr>
             <c:extLst>
               <c:ext xmlns:c16="http://schemas.microsoft.com/office/drawing/2014/chart" uri="{C3380CC4-5D6E-409C-BE32-E72D297353CC}">
-                <c16:uniqueId val="{00000001-6B16-4DB2-919B-F7B0C6CE5DC1}"/>
+                <c16:uniqueId val="{00000001-F590-4AEB-A32B-3C54BFA7988E}"/>
               </c:ext>
             </c:extLst>
           </c:dPt>
@@ -19592,7 +20247,7 @@
             </c:spPr>
             <c:extLst>
               <c:ext xmlns:c16="http://schemas.microsoft.com/office/drawing/2014/chart" uri="{C3380CC4-5D6E-409C-BE32-E72D297353CC}">
-                <c16:uniqueId val="{00000003-6B16-4DB2-919B-F7B0C6CE5DC1}"/>
+                <c16:uniqueId val="{00000003-F590-4AEB-A32B-3C54BFA7988E}"/>
               </c:ext>
             </c:extLst>
           </c:dPt>
@@ -19611,7 +20266,7 @@
             </c:spPr>
             <c:extLst>
               <c:ext xmlns:c16="http://schemas.microsoft.com/office/drawing/2014/chart" uri="{C3380CC4-5D6E-409C-BE32-E72D297353CC}">
-                <c16:uniqueId val="{00000005-6B16-4DB2-919B-F7B0C6CE5DC1}"/>
+                <c16:uniqueId val="{00000005-F590-4AEB-A32B-3C54BFA7988E}"/>
               </c:ext>
             </c:extLst>
           </c:dPt>
@@ -19630,7 +20285,7 @@
             </c:spPr>
             <c:extLst>
               <c:ext xmlns:c16="http://schemas.microsoft.com/office/drawing/2014/chart" uri="{C3380CC4-5D6E-409C-BE32-E72D297353CC}">
-                <c16:uniqueId val="{00000007-6B16-4DB2-919B-F7B0C6CE5DC1}"/>
+                <c16:uniqueId val="{00000007-F590-4AEB-A32B-3C54BFA7988E}"/>
               </c:ext>
             </c:extLst>
           </c:dPt>
@@ -19718,13 +20373,13 @@
                 <c:formatCode>General</c:formatCode>
                 <c:ptCount val="4"/>
                 <c:pt idx="0">
-                  <c:v>29</c:v>
+                  <c:v>28</c:v>
                 </c:pt>
                 <c:pt idx="1">
-                  <c:v>932</c:v>
+                  <c:v>1574</c:v>
                 </c:pt>
                 <c:pt idx="2">
-                  <c:v>14</c:v>
+                  <c:v>13</c:v>
                 </c:pt>
                 <c:pt idx="3">
                   <c:v>59</c:v>
@@ -19734,7 +20389,7 @@
           </c:val>
           <c:extLst>
             <c:ext xmlns:c16="http://schemas.microsoft.com/office/drawing/2014/chart" uri="{C3380CC4-5D6E-409C-BE32-E72D297353CC}">
-              <c16:uniqueId val="{00000008-6B16-4DB2-919B-F7B0C6CE5DC1}"/>
+              <c16:uniqueId val="{00000008-F590-4AEB-A32B-3C54BFA7988E}"/>
             </c:ext>
           </c:extLst>
         </c:ser>
@@ -19899,7 +20554,6 @@
     </c:legend>
     <c:plotVisOnly val="1"/>
     <c:dispBlanksAs val="gap"/>
-    <c:showDLblsOverMax val="0"/>
     <c:extLst>
       <c:ext xmlns:c16r3="http://schemas.microsoft.com/office/drawing/2017/03/chart" uri="{56B9EC1D-385E-4148-901F-78D8002777C0}">
         <c16r3:dataDisplayOptions16>
@@ -19907,6 +20561,7 @@
         </c16r3:dataDisplayOptions16>
       </c:ext>
     </c:extLst>
+    <c:showDLblsOverMax val="0"/>
   </c:chart>
   <c:spPr>
     <a:solidFill>
@@ -19967,9 +20622,8 @@
       <c:style val="2"/>
     </mc:Fallback>
   </mc:AlternateContent>
-  <c:clrMapOvr bg1="lt1" tx1="dk1" bg2="lt2" tx2="dk2" accent1="accent1" accent2="accent2" accent3="accent3" accent4="accent4" accent5="accent5" accent6="accent6" hlink="hlink" folHlink="folHlink"/>
   <c:pivotSource>
-    <c:name>[Sentinel Incident Data (ZMB) - May 26.xlsx]Classification!PivotTable2</c:name>
+    <c:name>[Copy of Sentinel Incident Data (ZMB) - Jun 26.xlsx]Classification!PivotTable2</c:name>
     <c:fmtId val="-1"/>
   </c:pivotSource>
   <c:chart>
@@ -21740,7 +22394,7 @@
         <c:idx val="122"/>
         <c:spPr>
           <a:solidFill>
-            <a:srgbClr val="00B050"/>
+            <a:schemeClr val="accent1"/>
           </a:solidFill>
           <a:ln>
             <a:noFill/>
@@ -21873,7 +22527,7 @@
         <c:idx val="126"/>
         <c:spPr>
           <a:solidFill>
-            <a:srgbClr val="00B050"/>
+            <a:schemeClr val="accent1"/>
           </a:solidFill>
           <a:ln>
             <a:noFill/>
@@ -21896,7 +22550,7 @@
           <c:yMode val="edge"/>
           <c:x val="0.11576409841194277"/>
           <c:y val="0.17202982164239958"/>
-          <c:w val="0.6099942742759249"/>
+          <c:w val="0.55569526778269029"/>
           <c:h val="0.82797017835760045"/>
         </c:manualLayout>
       </c:layout>
@@ -21955,7 +22609,7 @@
             </c:spPr>
             <c:extLst>
               <c:ext xmlns:c16="http://schemas.microsoft.com/office/drawing/2014/chart" uri="{C3380CC4-5D6E-409C-BE32-E72D297353CC}">
-                <c16:uniqueId val="{00000001-C9AD-4C57-A06A-F90F4434E1D5}"/>
+                <c16:uniqueId val="{00000001-7FBE-46EF-BBE0-20461A546A44}"/>
               </c:ext>
             </c:extLst>
           </c:dPt>
@@ -21980,7 +22634,7 @@
             </c:spPr>
             <c:extLst>
               <c:ext xmlns:c16="http://schemas.microsoft.com/office/drawing/2014/chart" uri="{C3380CC4-5D6E-409C-BE32-E72D297353CC}">
-                <c16:uniqueId val="{00000003-C9AD-4C57-A06A-F90F4434E1D5}"/>
+                <c16:uniqueId val="{00000003-7FBE-46EF-BBE0-20461A546A44}"/>
               </c:ext>
             </c:extLst>
           </c:dPt>
@@ -21990,7 +22644,7 @@
             <c:bubble3D val="0"/>
             <c:spPr>
               <a:solidFill>
-                <a:srgbClr val="00B050"/>
+                <a:schemeClr val="accent1"/>
               </a:solidFill>
               <a:ln>
                 <a:noFill/>
@@ -22005,7 +22659,7 @@
             </c:spPr>
             <c:extLst>
               <c:ext xmlns:c16="http://schemas.microsoft.com/office/drawing/2014/chart" uri="{C3380CC4-5D6E-409C-BE32-E72D297353CC}">
-                <c16:uniqueId val="{00000005-C9AD-4C57-A06A-F90F4434E1D5}"/>
+                <c16:uniqueId val="{00000005-7FBE-46EF-BBE0-20461A546A44}"/>
               </c:ext>
             </c:extLst>
           </c:dPt>
@@ -22084,9 +22738,9 @@
           </c:dLbls>
           <c:cat>
             <c:strRef>
-              <c:f>Classification!$A$6:$A$10</c:f>
+              <c:f>Classification!$A$6:$A$9</c:f>
               <c:strCache>
-                <c:ptCount val="4"/>
+                <c:ptCount val="3"/>
                 <c:pt idx="0">
                   <c:v>TruePositive</c:v>
                 </c:pt>
@@ -22094,9 +22748,6 @@
                   <c:v>BenignPositive</c:v>
                 </c:pt>
                 <c:pt idx="2">
-                  <c:v>FalsePositive</c:v>
-                </c:pt>
-                <c:pt idx="3">
                   <c:v>Undetermined</c:v>
                 </c:pt>
               </c:strCache>
@@ -22104,28 +22755,25 @@
           </c:cat>
           <c:val>
             <c:numRef>
-              <c:f>Classification!$B$6:$B$10</c:f>
+              <c:f>Classification!$B$6:$B$9</c:f>
               <c:numCache>
                 <c:formatCode>General</c:formatCode>
-                <c:ptCount val="4"/>
+                <c:ptCount val="3"/>
                 <c:pt idx="0">
-                  <c:v>17</c:v>
+                  <c:v>24</c:v>
                 </c:pt>
                 <c:pt idx="1">
-                  <c:v>978</c:v>
+                  <c:v>1619</c:v>
                 </c:pt>
                 <c:pt idx="2">
-                  <c:v>1</c:v>
-                </c:pt>
-                <c:pt idx="3">
-                  <c:v>34</c:v>
+                  <c:v>21</c:v>
                 </c:pt>
               </c:numCache>
             </c:numRef>
           </c:val>
           <c:extLst>
             <c:ext xmlns:c16="http://schemas.microsoft.com/office/drawing/2014/chart" uri="{C3380CC4-5D6E-409C-BE32-E72D297353CC}">
-              <c16:uniqueId val="{00000006-C9AD-4C57-A06A-F90F4434E1D5}"/>
+              <c16:uniqueId val="{00000006-7FBE-46EF-BBE0-20461A546A44}"/>
             </c:ext>
           </c:extLst>
         </c:ser>
@@ -22307,7 +22955,6 @@
     </c:legend>
     <c:plotVisOnly val="1"/>
     <c:dispBlanksAs val="gap"/>
-    <c:showDLblsOverMax val="0"/>
     <c:extLst>
       <c:ext xmlns:c16r3="http://schemas.microsoft.com/office/drawing/2017/03/chart" uri="{56B9EC1D-385E-4148-901F-78D8002777C0}">
         <c16r3:dataDisplayOptions16>
@@ -22315,6 +22962,7 @@
         </c16r3:dataDisplayOptions16>
       </c:ext>
     </c:extLst>
+    <c:showDLblsOverMax val="0"/>
   </c:chart>
   <c:spPr>
     <a:solidFill>
@@ -22341,7 +22989,7 @@
       <a:endParaRPr lang="en-US"/>
     </a:p>
   </c:txPr>
-  <c:externalData r:id="rId4">
+  <c:externalData r:id="rId3">
     <c:autoUpdate val="0"/>
   </c:externalData>
   <c:extLst>
@@ -22376,7 +23024,7 @@
     </mc:Fallback>
   </mc:AlternateContent>
   <c:pivotSource>
-    <c:name>[Sentinel Incident Data (ZMB) - May 26.xlsx]MTTD!PivotTable22</c:name>
+    <c:name>[Copy of Sentinel Incident Data (ZMB) - Jun 26.xlsx]MTTD!PivotTable22</c:name>
     <c:fmtId val="-1"/>
   </c:pivotSource>
   <c:chart>
@@ -22792,7 +23440,7 @@
                 </c:lvl>
                 <c:lvl>
                   <c:pt idx="0">
-                    <c:v>May</c:v>
+                    <c:v>Jun</c:v>
                   </c:pt>
                 </c:lvl>
               </c:multiLvlStrCache>
@@ -22805,16 +23453,16 @@
                 <c:formatCode>[h]:mm:ss;@</c:formatCode>
                 <c:ptCount val="4"/>
                 <c:pt idx="0">
-                  <c:v>1.7424968071519794E-3</c:v>
+                  <c:v>6.01273148148148E-3</c:v>
                 </c:pt>
                 <c:pt idx="1">
-                  <c:v>1.7570564516129021E-3</c:v>
+                  <c:v>1.7882202629653219E-3</c:v>
                 </c:pt>
                 <c:pt idx="2">
-                  <c:v>1.2276785714285712E-3</c:v>
+                  <c:v>1.7076210826210826E-3</c:v>
                 </c:pt>
                 <c:pt idx="3">
-                  <c:v>2.170040803515379E-3</c:v>
+                  <c:v>3.9958492975734347E-3</c:v>
                 </c:pt>
               </c:numCache>
             </c:numRef>
@@ -22822,7 +23470,7 @@
           <c:smooth val="0"/>
           <c:extLst>
             <c:ext xmlns:c16="http://schemas.microsoft.com/office/drawing/2014/chart" uri="{C3380CC4-5D6E-409C-BE32-E72D297353CC}">
-              <c16:uniqueId val="{00000000-D860-439A-A4E7-40427EC8CF0B}"/>
+              <c16:uniqueId val="{00000000-876E-4FD7-862E-D989D9BB51D3}"/>
             </c:ext>
           </c:extLst>
         </c:ser>
@@ -22955,7 +23603,6 @@
     </c:plotArea>
     <c:plotVisOnly val="1"/>
     <c:dispBlanksAs val="gap"/>
-    <c:showDLblsOverMax val="0"/>
     <c:extLst>
       <c:ext xmlns:c16r3="http://schemas.microsoft.com/office/drawing/2017/03/chart" uri="{56B9EC1D-385E-4148-901F-78D8002777C0}">
         <c16r3:dataDisplayOptions16>
@@ -22963,6 +23610,7 @@
         </c16r3:dataDisplayOptions16>
       </c:ext>
     </c:extLst>
+    <c:showDLblsOverMax val="0"/>
   </c:chart>
   <c:spPr>
     <a:solidFill>
@@ -26120,589 +26768,18 @@
 </a:theme>
 </file>
 
-<file path=word/theme/themeOverride1.xml><?xml version="1.0" encoding="utf-8"?>
-<a:themeOverride xmlns:a="http://schemas.openxmlformats.org/drawingml/2006/main">
-  <a:clrScheme name="Office 2013 - 2022">
-    <a:dk1>
-      <a:sysClr val="windowText" lastClr="000000"/>
-    </a:dk1>
-    <a:lt1>
-      <a:sysClr val="window" lastClr="FFFFFF"/>
-    </a:lt1>
-    <a:dk2>
-      <a:srgbClr val="44546A"/>
-    </a:dk2>
-    <a:lt2>
-      <a:srgbClr val="E7E6E6"/>
-    </a:lt2>
-    <a:accent1>
-      <a:srgbClr val="4472C4"/>
-    </a:accent1>
-    <a:accent2>
-      <a:srgbClr val="ED7D31"/>
-    </a:accent2>
-    <a:accent3>
-      <a:srgbClr val="A5A5A5"/>
-    </a:accent3>
-    <a:accent4>
-      <a:srgbClr val="FFC000"/>
-    </a:accent4>
-    <a:accent5>
-      <a:srgbClr val="5B9BD5"/>
-    </a:accent5>
-    <a:accent6>
-      <a:srgbClr val="70AD47"/>
-    </a:accent6>
-    <a:hlink>
-      <a:srgbClr val="0563C1"/>
-    </a:hlink>
-    <a:folHlink>
-      <a:srgbClr val="954F72"/>
-    </a:folHlink>
-  </a:clrScheme>
-  <a:fontScheme name="Office 2013 - 2022">
-    <a:majorFont>
-      <a:latin typeface="Calibri Light" panose="020F0302020204030204"/>
-      <a:ea typeface=""/>
-      <a:cs typeface=""/>
-      <a:font script="Jpan" typeface="游ゴシック Light"/>
-      <a:font script="Hang" typeface="맑은 고딕"/>
-      <a:font script="Hans" typeface="等线 Light"/>
-      <a:font script="Hant" typeface="新細明體"/>
-      <a:font script="Arab" typeface="Times New Roman"/>
-      <a:font script="Hebr" typeface="Times New Roman"/>
-      <a:font script="Thai" typeface="Tahoma"/>
-      <a:font script="Ethi" typeface="Nyala"/>
-      <a:font script="Beng" typeface="Vrinda"/>
-      <a:font script="Gujr" typeface="Shruti"/>
-      <a:font script="Khmr" typeface="MoolBoran"/>
-      <a:font script="Knda" typeface="Tunga"/>
-      <a:font script="Guru" typeface="Raavi"/>
-      <a:font script="Cans" typeface="Euphemia"/>
-      <a:font script="Cher" typeface="Plantagenet Cherokee"/>
-      <a:font script="Yiii" typeface="Microsoft Yi Baiti"/>
-      <a:font script="Tibt" typeface="Microsoft Himalaya"/>
-      <a:font script="Thaa" typeface="MV Boli"/>
-      <a:font script="Deva" typeface="Mangal"/>
-      <a:font script="Telu" typeface="Gautami"/>
-      <a:font script="Taml" typeface="Latha"/>
-      <a:font script="Syrc" typeface="Estrangelo Edessa"/>
-      <a:font script="Orya" typeface="Kalinga"/>
-      <a:font script="Mlym" typeface="Kartika"/>
-      <a:font script="Laoo" typeface="DokChampa"/>
-      <a:font script="Sinh" typeface="Iskoola Pota"/>
-      <a:font script="Mong" typeface="Mongolian Baiti"/>
-      <a:font script="Viet" typeface="Times New Roman"/>
-      <a:font script="Uigh" typeface="Microsoft Uighur"/>
-      <a:font script="Geor" typeface="Sylfaen"/>
-      <a:font script="Armn" typeface="Arial"/>
-      <a:font script="Bugi" typeface="Leelawadee UI"/>
-      <a:font script="Bopo" typeface="Microsoft JhengHei"/>
-      <a:font script="Java" typeface="Javanese Text"/>
-      <a:font script="Lisu" typeface="Segoe UI"/>
-      <a:font script="Mymr" typeface="Myanmar Text"/>
-      <a:font script="Nkoo" typeface="Ebrima"/>
-      <a:font script="Olck" typeface="Nirmala UI"/>
-      <a:font script="Osma" typeface="Ebrima"/>
-      <a:font script="Phag" typeface="Phagspa"/>
-      <a:font script="Syrn" typeface="Estrangelo Edessa"/>
-      <a:font script="Syrj" typeface="Estrangelo Edessa"/>
-      <a:font script="Syre" typeface="Estrangelo Edessa"/>
-      <a:font script="Sora" typeface="Nirmala UI"/>
-      <a:font script="Tale" typeface="Microsoft Tai Le"/>
-      <a:font script="Talu" typeface="Microsoft New Tai Lue"/>
-      <a:font script="Tfng" typeface="Ebrima"/>
-    </a:majorFont>
-    <a:minorFont>
-      <a:latin typeface="Calibri" panose="020F0502020204030204"/>
-      <a:ea typeface=""/>
-      <a:cs typeface=""/>
-      <a:font script="Jpan" typeface="游ゴシック"/>
-      <a:font script="Hang" typeface="맑은 고딕"/>
-      <a:font script="Hans" typeface="等线"/>
-      <a:font script="Hant" typeface="新細明體"/>
-      <a:font script="Arab" typeface="Arial"/>
-      <a:font script="Hebr" typeface="Arial"/>
-      <a:font script="Thai" typeface="Tahoma"/>
-      <a:font script="Ethi" typeface="Nyala"/>
-      <a:font script="Beng" typeface="Vrinda"/>
-      <a:font script="Gujr" typeface="Shruti"/>
-      <a:font script="Khmr" typeface="DaunPenh"/>
-      <a:font script="Knda" typeface="Tunga"/>
-      <a:font script="Guru" typeface="Raavi"/>
-      <a:font script="Cans" typeface="Euphemia"/>
-      <a:font script="Cher" typeface="Plantagenet Cherokee"/>
-      <a:font script="Yiii" typeface="Microsoft Yi Baiti"/>
-      <a:font script="Tibt" typeface="Microsoft Himalaya"/>
-      <a:font script="Thaa" typeface="MV Boli"/>
-      <a:font script="Deva" typeface="Mangal"/>
-      <a:font script="Telu" typeface="Gautami"/>
-      <a:font script="Taml" typeface="Latha"/>
-      <a:font script="Syrc" typeface="Estrangelo Edessa"/>
-      <a:font script="Orya" typeface="Kalinga"/>
-      <a:font script="Mlym" typeface="Kartika"/>
-      <a:font script="Laoo" typeface="DokChampa"/>
-      <a:font script="Sinh" typeface="Iskoola Pota"/>
-      <a:font script="Mong" typeface="Mongolian Baiti"/>
-      <a:font script="Viet" typeface="Arial"/>
-      <a:font script="Uigh" typeface="Microsoft Uighur"/>
-      <a:font script="Geor" typeface="Sylfaen"/>
-      <a:font script="Armn" typeface="Arial"/>
-      <a:font script="Bugi" typeface="Leelawadee UI"/>
-      <a:font script="Bopo" typeface="Microsoft JhengHei"/>
-      <a:font script="Java" typeface="Javanese Text"/>
-      <a:font script="Lisu" typeface="Segoe UI"/>
-      <a:font script="Mymr" typeface="Myanmar Text"/>
-      <a:font script="Nkoo" typeface="Ebrima"/>
-      <a:font script="Olck" typeface="Nirmala UI"/>
-      <a:font script="Osma" typeface="Ebrima"/>
-      <a:font script="Phag" typeface="Phagspa"/>
-      <a:font script="Syrn" typeface="Estrangelo Edessa"/>
-      <a:font script="Syrj" typeface="Estrangelo Edessa"/>
-      <a:font script="Syre" typeface="Estrangelo Edessa"/>
-      <a:font script="Sora" typeface="Nirmala UI"/>
-      <a:font script="Tale" typeface="Microsoft Tai Le"/>
-      <a:font script="Talu" typeface="Microsoft New Tai Lue"/>
-      <a:font script="Tfng" typeface="Ebrima"/>
-    </a:minorFont>
-  </a:fontScheme>
-  <a:fmtScheme name="Office 2013 - 2022">
-    <a:fillStyleLst>
-      <a:solidFill>
-        <a:schemeClr val="phClr"/>
-      </a:solidFill>
-      <a:gradFill rotWithShape="1">
-        <a:gsLst>
-          <a:gs pos="0">
-            <a:schemeClr val="phClr">
-              <a:lumMod val="110000"/>
-              <a:satMod val="105000"/>
-              <a:tint val="67000"/>
-            </a:schemeClr>
-          </a:gs>
-          <a:gs pos="50000">
-            <a:schemeClr val="phClr">
-              <a:lumMod val="105000"/>
-              <a:satMod val="103000"/>
-              <a:tint val="73000"/>
-            </a:schemeClr>
-          </a:gs>
-          <a:gs pos="100000">
-            <a:schemeClr val="phClr">
-              <a:lumMod val="105000"/>
-              <a:satMod val="109000"/>
-              <a:tint val="81000"/>
-            </a:schemeClr>
-          </a:gs>
-        </a:gsLst>
-        <a:lin ang="5400000" scaled="0"/>
-      </a:gradFill>
-      <a:gradFill rotWithShape="1">
-        <a:gsLst>
-          <a:gs pos="0">
-            <a:schemeClr val="phClr">
-              <a:satMod val="103000"/>
-              <a:lumMod val="102000"/>
-              <a:tint val="94000"/>
-            </a:schemeClr>
-          </a:gs>
-          <a:gs pos="50000">
-            <a:schemeClr val="phClr">
-              <a:satMod val="110000"/>
-              <a:lumMod val="100000"/>
-              <a:shade val="100000"/>
-            </a:schemeClr>
-          </a:gs>
-          <a:gs pos="100000">
-            <a:schemeClr val="phClr">
-              <a:lumMod val="99000"/>
-              <a:satMod val="120000"/>
-              <a:shade val="78000"/>
-            </a:schemeClr>
-          </a:gs>
-        </a:gsLst>
-        <a:lin ang="5400000" scaled="0"/>
-      </a:gradFill>
-    </a:fillStyleLst>
-    <a:lnStyleLst>
-      <a:ln w="6350" cap="flat" cmpd="sng" algn="ctr">
-        <a:solidFill>
-          <a:schemeClr val="phClr"/>
-        </a:solidFill>
-        <a:prstDash val="solid"/>
-        <a:miter lim="800000"/>
-      </a:ln>
-      <a:ln w="12700" cap="flat" cmpd="sng" algn="ctr">
-        <a:solidFill>
-          <a:schemeClr val="phClr"/>
-        </a:solidFill>
-        <a:prstDash val="solid"/>
-        <a:miter lim="800000"/>
-      </a:ln>
-      <a:ln w="19050" cap="flat" cmpd="sng" algn="ctr">
-        <a:solidFill>
-          <a:schemeClr val="phClr"/>
-        </a:solidFill>
-        <a:prstDash val="solid"/>
-        <a:miter lim="800000"/>
-      </a:ln>
-    </a:lnStyleLst>
-    <a:effectStyleLst>
-      <a:effectStyle>
-        <a:effectLst/>
-      </a:effectStyle>
-      <a:effectStyle>
-        <a:effectLst/>
-      </a:effectStyle>
-      <a:effectStyle>
-        <a:effectLst>
-          <a:outerShdw blurRad="57150" dist="19050" dir="5400000" algn="ctr" rotWithShape="0">
-            <a:srgbClr val="000000">
-              <a:alpha val="63000"/>
-            </a:srgbClr>
-          </a:outerShdw>
-        </a:effectLst>
-      </a:effectStyle>
-    </a:effectStyleLst>
-    <a:bgFillStyleLst>
-      <a:solidFill>
-        <a:schemeClr val="phClr"/>
-      </a:solidFill>
-      <a:solidFill>
-        <a:schemeClr val="phClr">
-          <a:tint val="95000"/>
-          <a:satMod val="170000"/>
-        </a:schemeClr>
-      </a:solidFill>
-      <a:gradFill rotWithShape="1">
-        <a:gsLst>
-          <a:gs pos="0">
-            <a:schemeClr val="phClr">
-              <a:tint val="93000"/>
-              <a:satMod val="150000"/>
-              <a:shade val="98000"/>
-              <a:lumMod val="102000"/>
-            </a:schemeClr>
-          </a:gs>
-          <a:gs pos="50000">
-            <a:schemeClr val="phClr">
-              <a:tint val="98000"/>
-              <a:satMod val="130000"/>
-              <a:shade val="90000"/>
-              <a:lumMod val="103000"/>
-            </a:schemeClr>
-          </a:gs>
-          <a:gs pos="100000">
-            <a:schemeClr val="phClr">
-              <a:shade val="63000"/>
-              <a:satMod val="120000"/>
-            </a:schemeClr>
-          </a:gs>
-        </a:gsLst>
-        <a:lin ang="5400000" scaled="0"/>
-      </a:gradFill>
-    </a:bgFillStyleLst>
-  </a:fmtScheme>
-</a:themeOverride>
-</file>
-
-<file path=word/theme/themeOverride2.xml><?xml version="1.0" encoding="utf-8"?>
-<a:themeOverride xmlns:a="http://schemas.openxmlformats.org/drawingml/2006/main">
-  <a:clrScheme name="Office 2013 - 2022">
-    <a:dk1>
-      <a:sysClr val="windowText" lastClr="000000"/>
-    </a:dk1>
-    <a:lt1>
-      <a:sysClr val="window" lastClr="FFFFFF"/>
-    </a:lt1>
-    <a:dk2>
-      <a:srgbClr val="44546A"/>
-    </a:dk2>
-    <a:lt2>
-      <a:srgbClr val="E7E6E6"/>
-    </a:lt2>
-    <a:accent1>
-      <a:srgbClr val="4472C4"/>
-    </a:accent1>
-    <a:accent2>
-      <a:srgbClr val="ED7D31"/>
-    </a:accent2>
-    <a:accent3>
-      <a:srgbClr val="A5A5A5"/>
-    </a:accent3>
-    <a:accent4>
-      <a:srgbClr val="FFC000"/>
-    </a:accent4>
-    <a:accent5>
-      <a:srgbClr val="5B9BD5"/>
-    </a:accent5>
-    <a:accent6>
-      <a:srgbClr val="70AD47"/>
-    </a:accent6>
-    <a:hlink>
-      <a:srgbClr val="0563C1"/>
-    </a:hlink>
-    <a:folHlink>
-      <a:srgbClr val="954F72"/>
-    </a:folHlink>
-  </a:clrScheme>
-  <a:fontScheme name="Office 2013 - 2022">
-    <a:majorFont>
-      <a:latin typeface="Calibri Light" panose="020F0302020204030204"/>
-      <a:ea typeface=""/>
-      <a:cs typeface=""/>
-      <a:font script="Jpan" typeface="游ゴシック Light"/>
-      <a:font script="Hang" typeface="맑은 고딕"/>
-      <a:font script="Hans" typeface="等线 Light"/>
-      <a:font script="Hant" typeface="新細明體"/>
-      <a:font script="Arab" typeface="Times New Roman"/>
-      <a:font script="Hebr" typeface="Times New Roman"/>
-      <a:font script="Thai" typeface="Tahoma"/>
-      <a:font script="Ethi" typeface="Nyala"/>
-      <a:font script="Beng" typeface="Vrinda"/>
-      <a:font script="Gujr" typeface="Shruti"/>
-      <a:font script="Khmr" typeface="MoolBoran"/>
-      <a:font script="Knda" typeface="Tunga"/>
-      <a:font script="Guru" typeface="Raavi"/>
-      <a:font script="Cans" typeface="Euphemia"/>
-      <a:font script="Cher" typeface="Plantagenet Cherokee"/>
-      <a:font script="Yiii" typeface="Microsoft Yi Baiti"/>
-      <a:font script="Tibt" typeface="Microsoft Himalaya"/>
-      <a:font script="Thaa" typeface="MV Boli"/>
-      <a:font script="Deva" typeface="Mangal"/>
-      <a:font script="Telu" typeface="Gautami"/>
-      <a:font script="Taml" typeface="Latha"/>
-      <a:font script="Syrc" typeface="Estrangelo Edessa"/>
-      <a:font script="Orya" typeface="Kalinga"/>
-      <a:font script="Mlym" typeface="Kartika"/>
-      <a:font script="Laoo" typeface="DokChampa"/>
-      <a:font script="Sinh" typeface="Iskoola Pota"/>
-      <a:font script="Mong" typeface="Mongolian Baiti"/>
-      <a:font script="Viet" typeface="Times New Roman"/>
-      <a:font script="Uigh" typeface="Microsoft Uighur"/>
-      <a:font script="Geor" typeface="Sylfaen"/>
-      <a:font script="Armn" typeface="Arial"/>
-      <a:font script="Bugi" typeface="Leelawadee UI"/>
-      <a:font script="Bopo" typeface="Microsoft JhengHei"/>
-      <a:font script="Java" typeface="Javanese Text"/>
-      <a:font script="Lisu" typeface="Segoe UI"/>
-      <a:font script="Mymr" typeface="Myanmar Text"/>
-      <a:font script="Nkoo" typeface="Ebrima"/>
-      <a:font script="Olck" typeface="Nirmala UI"/>
-      <a:font script="Osma" typeface="Ebrima"/>
-      <a:font script="Phag" typeface="Phagspa"/>
-      <a:font script="Syrn" typeface="Estrangelo Edessa"/>
-      <a:font script="Syrj" typeface="Estrangelo Edessa"/>
-      <a:font script="Syre" typeface="Estrangelo Edessa"/>
-      <a:font script="Sora" typeface="Nirmala UI"/>
-      <a:font script="Tale" typeface="Microsoft Tai Le"/>
-      <a:font script="Talu" typeface="Microsoft New Tai Lue"/>
-      <a:font script="Tfng" typeface="Ebrima"/>
-    </a:majorFont>
-    <a:minorFont>
-      <a:latin typeface="Calibri" panose="020F0502020204030204"/>
-      <a:ea typeface=""/>
-      <a:cs typeface=""/>
-      <a:font script="Jpan" typeface="游ゴシック"/>
-      <a:font script="Hang" typeface="맑은 고딕"/>
-      <a:font script="Hans" typeface="等线"/>
-      <a:font script="Hant" typeface="新細明體"/>
-      <a:font script="Arab" typeface="Arial"/>
-      <a:font script="Hebr" typeface="Arial"/>
-      <a:font script="Thai" typeface="Tahoma"/>
-      <a:font script="Ethi" typeface="Nyala"/>
-      <a:font script="Beng" typeface="Vrinda"/>
-      <a:font script="Gujr" typeface="Shruti"/>
-      <a:font script="Khmr" typeface="DaunPenh"/>
-      <a:font script="Knda" typeface="Tunga"/>
-      <a:font script="Guru" typeface="Raavi"/>
-      <a:font script="Cans" typeface="Euphemia"/>
-      <a:font script="Cher" typeface="Plantagenet Cherokee"/>
-      <a:font script="Yiii" typeface="Microsoft Yi Baiti"/>
-      <a:font script="Tibt" typeface="Microsoft Himalaya"/>
-      <a:font script="Thaa" typeface="MV Boli"/>
-      <a:font script="Deva" typeface="Mangal"/>
-      <a:font script="Telu" typeface="Gautami"/>
-      <a:font script="Taml" typeface="Latha"/>
-      <a:font script="Syrc" typeface="Estrangelo Edessa"/>
-      <a:font script="Orya" typeface="Kalinga"/>
-      <a:font script="Mlym" typeface="Kartika"/>
-      <a:font script="Laoo" typeface="DokChampa"/>
-      <a:font script="Sinh" typeface="Iskoola Pota"/>
-      <a:font script="Mong" typeface="Mongolian Baiti"/>
-      <a:font script="Viet" typeface="Arial"/>
-      <a:font script="Uigh" typeface="Microsoft Uighur"/>
-      <a:font script="Geor" typeface="Sylfaen"/>
-      <a:font script="Armn" typeface="Arial"/>
-      <a:font script="Bugi" typeface="Leelawadee UI"/>
-      <a:font script="Bopo" typeface="Microsoft JhengHei"/>
-      <a:font script="Java" typeface="Javanese Text"/>
-      <a:font script="Lisu" typeface="Segoe UI"/>
-      <a:font script="Mymr" typeface="Myanmar Text"/>
-      <a:font script="Nkoo" typeface="Ebrima"/>
-      <a:font script="Olck" typeface="Nirmala UI"/>
-      <a:font script="Osma" typeface="Ebrima"/>
-      <a:font script="Phag" typeface="Phagspa"/>
-      <a:font script="Syrn" typeface="Estrangelo Edessa"/>
-      <a:font script="Syrj" typeface="Estrangelo Edessa"/>
-      <a:font script="Syre" typeface="Estrangelo Edessa"/>
-      <a:font script="Sora" typeface="Nirmala UI"/>
-      <a:font script="Tale" typeface="Microsoft Tai Le"/>
-      <a:font script="Talu" typeface="Microsoft New Tai Lue"/>
-      <a:font script="Tfng" typeface="Ebrima"/>
-    </a:minorFont>
-  </a:fontScheme>
-  <a:fmtScheme name="Office 2013 - 2022">
-    <a:fillStyleLst>
-      <a:solidFill>
-        <a:schemeClr val="phClr"/>
-      </a:solidFill>
-      <a:gradFill rotWithShape="1">
-        <a:gsLst>
-          <a:gs pos="0">
-            <a:schemeClr val="phClr">
-              <a:lumMod val="110000"/>
-              <a:satMod val="105000"/>
-              <a:tint val="67000"/>
-            </a:schemeClr>
-          </a:gs>
-          <a:gs pos="50000">
-            <a:schemeClr val="phClr">
-              <a:lumMod val="105000"/>
-              <a:satMod val="103000"/>
-              <a:tint val="73000"/>
-            </a:schemeClr>
-          </a:gs>
-          <a:gs pos="100000">
-            <a:schemeClr val="phClr">
-              <a:lumMod val="105000"/>
-              <a:satMod val="109000"/>
-              <a:tint val="81000"/>
-            </a:schemeClr>
-          </a:gs>
-        </a:gsLst>
-        <a:lin ang="5400000" scaled="0"/>
-      </a:gradFill>
-      <a:gradFill rotWithShape="1">
-        <a:gsLst>
-          <a:gs pos="0">
-            <a:schemeClr val="phClr">
-              <a:satMod val="103000"/>
-              <a:lumMod val="102000"/>
-              <a:tint val="94000"/>
-            </a:schemeClr>
-          </a:gs>
-          <a:gs pos="50000">
-            <a:schemeClr val="phClr">
-              <a:satMod val="110000"/>
-              <a:lumMod val="100000"/>
-              <a:shade val="100000"/>
-            </a:schemeClr>
-          </a:gs>
-          <a:gs pos="100000">
-            <a:schemeClr val="phClr">
-              <a:lumMod val="99000"/>
-              <a:satMod val="120000"/>
-              <a:shade val="78000"/>
-            </a:schemeClr>
-          </a:gs>
-        </a:gsLst>
-        <a:lin ang="5400000" scaled="0"/>
-      </a:gradFill>
-    </a:fillStyleLst>
-    <a:lnStyleLst>
-      <a:ln w="6350" cap="flat" cmpd="sng" algn="ctr">
-        <a:solidFill>
-          <a:schemeClr val="phClr"/>
-        </a:solidFill>
-        <a:prstDash val="solid"/>
-        <a:miter lim="800000"/>
-      </a:ln>
-      <a:ln w="12700" cap="flat" cmpd="sng" algn="ctr">
-        <a:solidFill>
-          <a:schemeClr val="phClr"/>
-        </a:solidFill>
-        <a:prstDash val="solid"/>
-        <a:miter lim="800000"/>
-      </a:ln>
-      <a:ln w="19050" cap="flat" cmpd="sng" algn="ctr">
-        <a:solidFill>
-          <a:schemeClr val="phClr"/>
-        </a:solidFill>
-        <a:prstDash val="solid"/>
-        <a:miter lim="800000"/>
-      </a:ln>
-    </a:lnStyleLst>
-    <a:effectStyleLst>
-      <a:effectStyle>
-        <a:effectLst/>
-      </a:effectStyle>
-      <a:effectStyle>
-        <a:effectLst/>
-      </a:effectStyle>
-      <a:effectStyle>
-        <a:effectLst>
-          <a:outerShdw blurRad="57150" dist="19050" dir="5400000" algn="ctr" rotWithShape="0">
-            <a:srgbClr val="000000">
-              <a:alpha val="63000"/>
-            </a:srgbClr>
-          </a:outerShdw>
-        </a:effectLst>
-      </a:effectStyle>
-    </a:effectStyleLst>
-    <a:bgFillStyleLst>
-      <a:solidFill>
-        <a:schemeClr val="phClr"/>
-      </a:solidFill>
-      <a:solidFill>
-        <a:schemeClr val="phClr">
-          <a:tint val="95000"/>
-          <a:satMod val="170000"/>
-        </a:schemeClr>
-      </a:solidFill>
-      <a:gradFill rotWithShape="1">
-        <a:gsLst>
-          <a:gs pos="0">
-            <a:schemeClr val="phClr">
-              <a:tint val="93000"/>
-              <a:satMod val="150000"/>
-              <a:shade val="98000"/>
-              <a:lumMod val="102000"/>
-            </a:schemeClr>
-          </a:gs>
-          <a:gs pos="50000">
-            <a:schemeClr val="phClr">
-              <a:tint val="98000"/>
-              <a:satMod val="130000"/>
-              <a:shade val="90000"/>
-              <a:lumMod val="103000"/>
-            </a:schemeClr>
-          </a:gs>
-          <a:gs pos="100000">
-            <a:schemeClr val="phClr">
-              <a:shade val="63000"/>
-              <a:satMod val="120000"/>
-            </a:schemeClr>
-          </a:gs>
-        </a:gsLst>
-        <a:lin ang="5400000" scaled="0"/>
-      </a:gradFill>
-    </a:bgFillStyleLst>
-  </a:fmtScheme>
-</a:themeOverride>
-</file>
-
 <file path=customXml/item1.xml><?xml version="1.0" encoding="utf-8"?>
 <b:Sources xmlns:b="http://schemas.openxmlformats.org/officeDocument/2006/bibliography" xmlns="http://schemas.openxmlformats.org/officeDocument/2006/bibliography" SelectedStyle="\APASixthEditionOfficeOnline.xsl" StyleName="APA" Version="6"/>
 </file>
 
 <file path=customXml/item2.xml><?xml version="1.0" encoding="utf-8"?>
-<?mso-contentType ?>
-<FormTemplates xmlns="http://schemas.microsoft.com/sharepoint/v3/contenttype/forms">
-  <Display>DocumentLibraryForm</Display>
-  <Edit>DocumentLibraryForm</Edit>
-  <New>DocumentLibraryForm</New>
-</FormTemplates>
+<p:properties xmlns:p="http://schemas.microsoft.com/office/2006/metadata/properties" xmlns:xsi="http://www.w3.org/2001/XMLSchema-instance" xmlns:pc="http://schemas.microsoft.com/office/infopath/2007/PartnerControls">
+  <documentManagement>
+    <lcf76f155ced4ddcb4097134ff3c332f xmlns="0d91a3e8-d642-437b-a229-e2bce59964d8">
+      <Terms xmlns="http://schemas.microsoft.com/office/infopath/2007/PartnerControls"/>
+    </lcf76f155ced4ddcb4097134ff3c332f>
+  </documentManagement>
+</p:properties>
 </file>
 
 <file path=customXml/item3.xml><?xml version="1.0" encoding="utf-8"?>
@@ -26917,13 +26994,12 @@
 </file>
 
 <file path=customXml/item4.xml><?xml version="1.0" encoding="utf-8"?>
-<p:properties xmlns:p="http://schemas.microsoft.com/office/2006/metadata/properties" xmlns:xsi="http://www.w3.org/2001/XMLSchema-instance" xmlns:pc="http://schemas.microsoft.com/office/infopath/2007/PartnerControls">
-  <documentManagement>
-    <lcf76f155ced4ddcb4097134ff3c332f xmlns="0d91a3e8-d642-437b-a229-e2bce59964d8">
-      <Terms xmlns="http://schemas.microsoft.com/office/infopath/2007/PartnerControls"/>
-    </lcf76f155ced4ddcb4097134ff3c332f>
-  </documentManagement>
-</p:properties>
+<?mso-contentType ?>
+<FormTemplates xmlns="http://schemas.microsoft.com/sharepoint/v3/contenttype/forms">
+  <Display>DocumentLibraryForm</Display>
+  <Edit>DocumentLibraryForm</Edit>
+  <New>DocumentLibraryForm</New>
+</FormTemplates>
 </file>
 
 <file path=customXml/itemProps1.xml><?xml version="1.0" encoding="utf-8"?>
@@ -26935,9 +27011,11 @@
 </file>
 
 <file path=customXml/itemProps2.xml><?xml version="1.0" encoding="utf-8"?>
-<ds:datastoreItem xmlns:ds="http://schemas.openxmlformats.org/officeDocument/2006/customXml" ds:itemID="{0CEB08E7-84EA-4B94-9979-010045FFBB06}">
+<ds:datastoreItem xmlns:ds="http://schemas.openxmlformats.org/officeDocument/2006/customXml" ds:itemID="{3EA55498-A03B-46CF-83BB-624BDFF496A4}">
   <ds:schemaRefs>
-    <ds:schemaRef ds:uri="http://schemas.microsoft.com/sharepoint/v3/contenttype/forms"/>
+    <ds:schemaRef ds:uri="http://schemas.microsoft.com/office/2006/metadata/properties"/>
+    <ds:schemaRef ds:uri="http://schemas.microsoft.com/office/infopath/2007/PartnerControls"/>
+    <ds:schemaRef ds:uri="0d91a3e8-d642-437b-a229-e2bce59964d8"/>
   </ds:schemaRefs>
 </ds:datastoreItem>
 </file>
@@ -26962,11 +27040,9 @@
 </file>
 
 <file path=customXml/itemProps4.xml><?xml version="1.0" encoding="utf-8"?>
-<ds:datastoreItem xmlns:ds="http://schemas.openxmlformats.org/officeDocument/2006/customXml" ds:itemID="{3EA55498-A03B-46CF-83BB-624BDFF496A4}">
+<ds:datastoreItem xmlns:ds="http://schemas.openxmlformats.org/officeDocument/2006/customXml" ds:itemID="{0CEB08E7-84EA-4B94-9979-010045FFBB06}">
   <ds:schemaRefs>
-    <ds:schemaRef ds:uri="http://schemas.microsoft.com/office/2006/metadata/properties"/>
-    <ds:schemaRef ds:uri="http://schemas.microsoft.com/office/infopath/2007/PartnerControls"/>
-    <ds:schemaRef ds:uri="0d91a3e8-d642-437b-a229-e2bce59964d8"/>
+    <ds:schemaRef ds:uri="http://schemas.microsoft.com/sharepoint/v3/contenttype/forms"/>
   </ds:schemaRefs>
 </ds:datastoreItem>
 </file>
